--- a/Documentation/Frontend Dokumentáció.docx
+++ b/Documentation/Frontend Dokumentáció.docx
@@ -55,7 +55,7 @@
           <w:r>
             <w:fldChar w:fldCharType="separate"/>
           </w:r>
-          <w:hyperlink w:anchor="_Toc195893440" w:history="1">
+          <w:hyperlink w:anchor="_Toc196231136" w:history="1">
             <w:r>
               <w:rPr>
                 <w:rStyle w:val="Hiperhivatkozs"/>
@@ -82,7 +82,7 @@
                 <w:noProof/>
                 <w:webHidden/>
               </w:rPr>
-              <w:instrText xml:space="preserve"> PAGEREF _Toc195893440 \h </w:instrText>
+              <w:instrText xml:space="preserve"> PAGEREF _Toc196231136 \h </w:instrText>
             </w:r>
             <w:r>
               <w:rPr>
@@ -126,7 +126,7 @@
               <w:lang w:eastAsia="hu-HU"/>
             </w:rPr>
           </w:pPr>
-          <w:hyperlink w:anchor="_Toc195893441" w:history="1">
+          <w:hyperlink w:anchor="_Toc196231137" w:history="1">
             <w:r>
               <w:rPr>
                 <w:rStyle w:val="Hiperhivatkozs"/>
@@ -153,7 +153,7 @@
                 <w:noProof/>
                 <w:webHidden/>
               </w:rPr>
-              <w:instrText xml:space="preserve"> PAGEREF _Toc195893441 \h </w:instrText>
+              <w:instrText xml:space="preserve"> PAGEREF _Toc196231137 \h </w:instrText>
             </w:r>
             <w:r>
               <w:rPr>
@@ -173,7 +173,7 @@
                 <w:noProof/>
                 <w:webHidden/>
               </w:rPr>
-              <w:t>1</w:t>
+              <w:t>2</w:t>
             </w:r>
             <w:r>
               <w:rPr>
@@ -197,7 +197,7 @@
               <w:lang w:eastAsia="hu-HU"/>
             </w:rPr>
           </w:pPr>
-          <w:hyperlink w:anchor="_Toc195893442" w:history="1">
+          <w:hyperlink w:anchor="_Toc196231138" w:history="1">
             <w:r>
               <w:rPr>
                 <w:rStyle w:val="Hiperhivatkozs"/>
@@ -224,7 +224,7 @@
                 <w:noProof/>
                 <w:webHidden/>
               </w:rPr>
-              <w:instrText xml:space="preserve"> PAGEREF _Toc195893442 \h </w:instrText>
+              <w:instrText xml:space="preserve"> PAGEREF _Toc196231138 \h </w:instrText>
             </w:r>
             <w:r>
               <w:rPr>
@@ -244,7 +244,7 @@
                 <w:noProof/>
                 <w:webHidden/>
               </w:rPr>
-              <w:t>1</w:t>
+              <w:t>2</w:t>
             </w:r>
             <w:r>
               <w:rPr>
@@ -268,7 +268,7 @@
               <w:lang w:eastAsia="hu-HU"/>
             </w:rPr>
           </w:pPr>
-          <w:hyperlink w:anchor="_Toc195893443" w:history="1">
+          <w:hyperlink w:anchor="_Toc196231139" w:history="1">
             <w:r>
               <w:rPr>
                 <w:rStyle w:val="Hiperhivatkozs"/>
@@ -295,7 +295,7 @@
                 <w:noProof/>
                 <w:webHidden/>
               </w:rPr>
-              <w:instrText xml:space="preserve"> PAGEREF _Toc195893443 \h </w:instrText>
+              <w:instrText xml:space="preserve"> PAGEREF _Toc196231139 \h </w:instrText>
             </w:r>
             <w:r>
               <w:rPr>
@@ -336,7 +336,7 @@
               <w:lang w:eastAsia="hu-HU"/>
             </w:rPr>
           </w:pPr>
-          <w:hyperlink w:anchor="_Toc195893444" w:history="1">
+          <w:hyperlink w:anchor="_Toc196231140" w:history="1">
             <w:r>
               <w:rPr>
                 <w:rStyle w:val="Hiperhivatkozs"/>
@@ -379,7 +379,7 @@
                 <w:noProof/>
                 <w:webHidden/>
               </w:rPr>
-              <w:instrText xml:space="preserve"> PAGEREF _Toc195893444 \h </w:instrText>
+              <w:instrText xml:space="preserve"> PAGEREF _Toc196231140 \h </w:instrText>
             </w:r>
             <w:r>
               <w:rPr>
@@ -420,7 +420,7 @@
               <w:lang w:eastAsia="hu-HU"/>
             </w:rPr>
           </w:pPr>
-          <w:hyperlink w:anchor="_Toc195893445" w:history="1">
+          <w:hyperlink w:anchor="_Toc196231141" w:history="1">
             <w:r>
               <w:rPr>
                 <w:rStyle w:val="Hiperhivatkozs"/>
@@ -463,7 +463,7 @@
                 <w:noProof/>
                 <w:webHidden/>
               </w:rPr>
-              <w:instrText xml:space="preserve"> PAGEREF _Toc195893445 \h </w:instrText>
+              <w:instrText xml:space="preserve"> PAGEREF _Toc196231141 \h </w:instrText>
             </w:r>
             <w:r>
               <w:rPr>
@@ -504,7 +504,7 @@
               <w:lang w:eastAsia="hu-HU"/>
             </w:rPr>
           </w:pPr>
-          <w:hyperlink w:anchor="_Toc195893446" w:history="1">
+          <w:hyperlink w:anchor="_Toc196231142" w:history="1">
             <w:r>
               <w:rPr>
                 <w:rStyle w:val="Hiperhivatkozs"/>
@@ -547,7 +547,7 @@
                 <w:noProof/>
                 <w:webHidden/>
               </w:rPr>
-              <w:instrText xml:space="preserve"> PAGEREF _Toc195893446 \h </w:instrText>
+              <w:instrText xml:space="preserve"> PAGEREF _Toc196231142 \h </w:instrText>
             </w:r>
             <w:r>
               <w:rPr>
@@ -567,7 +567,7 @@
                 <w:noProof/>
                 <w:webHidden/>
               </w:rPr>
-              <w:t>2</w:t>
+              <w:t>3</w:t>
             </w:r>
             <w:r>
               <w:rPr>
@@ -588,7 +588,7 @@
               <w:lang w:eastAsia="hu-HU"/>
             </w:rPr>
           </w:pPr>
-          <w:hyperlink w:anchor="_Toc195893447" w:history="1">
+          <w:hyperlink w:anchor="_Toc196231143" w:history="1">
             <w:r>
               <w:rPr>
                 <w:rStyle w:val="Hiperhivatkozs"/>
@@ -631,7 +631,7 @@
                 <w:noProof/>
                 <w:webHidden/>
               </w:rPr>
-              <w:instrText xml:space="preserve"> PAGEREF _Toc195893447 \h </w:instrText>
+              <w:instrText xml:space="preserve"> PAGEREF _Toc196231143 \h </w:instrText>
             </w:r>
             <w:r>
               <w:rPr>
@@ -651,7 +651,942 @@
                 <w:noProof/>
                 <w:webHidden/>
               </w:rPr>
-              <w:t>3</w:t>
+              <w:t>4</w:t>
+            </w:r>
+            <w:r>
+              <w:rPr>
+                <w:noProof/>
+                <w:webHidden/>
+              </w:rPr>
+              <w:fldChar w:fldCharType="end"/>
+            </w:r>
+          </w:hyperlink>
+        </w:p>
+        <w:p>
+          <w:pPr>
+            <w:pStyle w:val="TJ1"/>
+            <w:rPr>
+              <w:rFonts w:asciiTheme="minorHAnsi" w:eastAsiaTheme="minorEastAsia" w:hAnsiTheme="minorHAnsi" w:cstheme="minorBidi"/>
+              <w:noProof/>
+              <w:szCs w:val="24"/>
+              <w:lang w:eastAsia="hu-HU"/>
+            </w:rPr>
+          </w:pPr>
+          <w:hyperlink w:anchor="_Toc196231144" w:history="1">
+            <w:r>
+              <w:rPr>
+                <w:rStyle w:val="Hiperhivatkozs"/>
+                <w:noProof/>
+              </w:rPr>
+              <w:t>5.</w:t>
+            </w:r>
+            <w:r>
+              <w:rPr>
+                <w:rFonts w:asciiTheme="minorHAnsi" w:eastAsiaTheme="minorEastAsia" w:hAnsiTheme="minorHAnsi" w:cstheme="minorBidi"/>
+                <w:noProof/>
+                <w:szCs w:val="24"/>
+                <w:lang w:eastAsia="hu-HU"/>
+              </w:rPr>
+              <w:tab/>
+            </w:r>
+            <w:r>
+              <w:rPr>
+                <w:rStyle w:val="Hiperhivatkozs"/>
+                <w:noProof/>
+              </w:rPr>
+              <w:t>Hibakezelés</w:t>
+            </w:r>
+            <w:r>
+              <w:rPr>
+                <w:noProof/>
+                <w:webHidden/>
+              </w:rPr>
+              <w:tab/>
+            </w:r>
+            <w:r>
+              <w:rPr>
+                <w:noProof/>
+                <w:webHidden/>
+              </w:rPr>
+              <w:fldChar w:fldCharType="begin"/>
+            </w:r>
+            <w:r>
+              <w:rPr>
+                <w:noProof/>
+                <w:webHidden/>
+              </w:rPr>
+              <w:instrText xml:space="preserve"> PAGEREF _Toc196231144 \h </w:instrText>
+            </w:r>
+            <w:r>
+              <w:rPr>
+                <w:noProof/>
+                <w:webHidden/>
+              </w:rPr>
+            </w:r>
+            <w:r>
+              <w:rPr>
+                <w:noProof/>
+                <w:webHidden/>
+              </w:rPr>
+              <w:fldChar w:fldCharType="separate"/>
+            </w:r>
+            <w:r>
+              <w:rPr>
+                <w:noProof/>
+                <w:webHidden/>
+              </w:rPr>
+              <w:t>4</w:t>
+            </w:r>
+            <w:r>
+              <w:rPr>
+                <w:noProof/>
+                <w:webHidden/>
+              </w:rPr>
+              <w:fldChar w:fldCharType="end"/>
+            </w:r>
+          </w:hyperlink>
+        </w:p>
+        <w:p>
+          <w:pPr>
+            <w:pStyle w:val="TJ2"/>
+            <w:tabs>
+              <w:tab w:val="right" w:leader="dot" w:pos="9062"/>
+            </w:tabs>
+            <w:rPr>
+              <w:rFonts w:asciiTheme="minorHAnsi" w:eastAsiaTheme="minorEastAsia" w:hAnsiTheme="minorHAnsi" w:cstheme="minorBidi"/>
+              <w:noProof/>
+              <w:szCs w:val="24"/>
+              <w:lang w:eastAsia="hu-HU"/>
+            </w:rPr>
+          </w:pPr>
+          <w:hyperlink w:anchor="_Toc196231145" w:history="1">
+            <w:r>
+              <w:rPr>
+                <w:rStyle w:val="Hiperhivatkozs"/>
+                <w:noProof/>
+              </w:rPr>
+              <w:t>Fejlesztői:</w:t>
+            </w:r>
+            <w:r>
+              <w:rPr>
+                <w:noProof/>
+                <w:webHidden/>
+              </w:rPr>
+              <w:tab/>
+            </w:r>
+            <w:r>
+              <w:rPr>
+                <w:noProof/>
+                <w:webHidden/>
+              </w:rPr>
+              <w:fldChar w:fldCharType="begin"/>
+            </w:r>
+            <w:r>
+              <w:rPr>
+                <w:noProof/>
+                <w:webHidden/>
+              </w:rPr>
+              <w:instrText xml:space="preserve"> PAGEREF _Toc196231145 \h </w:instrText>
+            </w:r>
+            <w:r>
+              <w:rPr>
+                <w:noProof/>
+                <w:webHidden/>
+              </w:rPr>
+            </w:r>
+            <w:r>
+              <w:rPr>
+                <w:noProof/>
+                <w:webHidden/>
+              </w:rPr>
+              <w:fldChar w:fldCharType="separate"/>
+            </w:r>
+            <w:r>
+              <w:rPr>
+                <w:noProof/>
+                <w:webHidden/>
+              </w:rPr>
+              <w:t>4</w:t>
+            </w:r>
+            <w:r>
+              <w:rPr>
+                <w:noProof/>
+                <w:webHidden/>
+              </w:rPr>
+              <w:fldChar w:fldCharType="end"/>
+            </w:r>
+          </w:hyperlink>
+        </w:p>
+        <w:p>
+          <w:pPr>
+            <w:pStyle w:val="TJ2"/>
+            <w:tabs>
+              <w:tab w:val="left" w:pos="720"/>
+              <w:tab w:val="right" w:leader="dot" w:pos="9062"/>
+            </w:tabs>
+            <w:rPr>
+              <w:rFonts w:asciiTheme="minorHAnsi" w:eastAsiaTheme="minorEastAsia" w:hAnsiTheme="minorHAnsi" w:cstheme="minorBidi"/>
+              <w:noProof/>
+              <w:szCs w:val="24"/>
+              <w:lang w:eastAsia="hu-HU"/>
+            </w:rPr>
+          </w:pPr>
+          <w:hyperlink w:anchor="_Toc196231146" w:history="1">
+            <w:r>
+              <w:rPr>
+                <w:rStyle w:val="Hiperhivatkozs"/>
+                <w:noProof/>
+              </w:rPr>
+              <w:t>1.</w:t>
+            </w:r>
+            <w:r>
+              <w:rPr>
+                <w:rFonts w:asciiTheme="minorHAnsi" w:eastAsiaTheme="minorEastAsia" w:hAnsiTheme="minorHAnsi" w:cstheme="minorBidi"/>
+                <w:noProof/>
+                <w:szCs w:val="24"/>
+                <w:lang w:eastAsia="hu-HU"/>
+              </w:rPr>
+              <w:tab/>
+            </w:r>
+            <w:r>
+              <w:rPr>
+                <w:rStyle w:val="Hiperhivatkozs"/>
+                <w:noProof/>
+              </w:rPr>
+              <w:t>App.jsx:</w:t>
+            </w:r>
+            <w:r>
+              <w:rPr>
+                <w:noProof/>
+                <w:webHidden/>
+              </w:rPr>
+              <w:tab/>
+            </w:r>
+            <w:r>
+              <w:rPr>
+                <w:noProof/>
+                <w:webHidden/>
+              </w:rPr>
+              <w:fldChar w:fldCharType="begin"/>
+            </w:r>
+            <w:r>
+              <w:rPr>
+                <w:noProof/>
+                <w:webHidden/>
+              </w:rPr>
+              <w:instrText xml:space="preserve"> PAGEREF _Toc196231146 \h </w:instrText>
+            </w:r>
+            <w:r>
+              <w:rPr>
+                <w:noProof/>
+                <w:webHidden/>
+              </w:rPr>
+            </w:r>
+            <w:r>
+              <w:rPr>
+                <w:noProof/>
+                <w:webHidden/>
+              </w:rPr>
+              <w:fldChar w:fldCharType="separate"/>
+            </w:r>
+            <w:r>
+              <w:rPr>
+                <w:noProof/>
+                <w:webHidden/>
+              </w:rPr>
+              <w:t>4</w:t>
+            </w:r>
+            <w:r>
+              <w:rPr>
+                <w:noProof/>
+                <w:webHidden/>
+              </w:rPr>
+              <w:fldChar w:fldCharType="end"/>
+            </w:r>
+          </w:hyperlink>
+        </w:p>
+        <w:p>
+          <w:pPr>
+            <w:pStyle w:val="TJ1"/>
+            <w:rPr>
+              <w:rFonts w:asciiTheme="minorHAnsi" w:eastAsiaTheme="minorEastAsia" w:hAnsiTheme="minorHAnsi" w:cstheme="minorBidi"/>
+              <w:noProof/>
+              <w:szCs w:val="24"/>
+              <w:lang w:eastAsia="hu-HU"/>
+            </w:rPr>
+          </w:pPr>
+          <w:hyperlink w:anchor="_Toc196231147" w:history="1">
+            <w:r>
+              <w:rPr>
+                <w:rStyle w:val="Hiperhivatkozs"/>
+                <w:noProof/>
+              </w:rPr>
+              <w:t>Állapotkezelés (useState):</w:t>
+            </w:r>
+            <w:r>
+              <w:rPr>
+                <w:noProof/>
+                <w:webHidden/>
+              </w:rPr>
+              <w:tab/>
+            </w:r>
+            <w:r>
+              <w:rPr>
+                <w:noProof/>
+                <w:webHidden/>
+              </w:rPr>
+              <w:fldChar w:fldCharType="begin"/>
+            </w:r>
+            <w:r>
+              <w:rPr>
+                <w:noProof/>
+                <w:webHidden/>
+              </w:rPr>
+              <w:instrText xml:space="preserve"> PAGEREF _Toc196231147 \h </w:instrText>
+            </w:r>
+            <w:r>
+              <w:rPr>
+                <w:noProof/>
+                <w:webHidden/>
+              </w:rPr>
+            </w:r>
+            <w:r>
+              <w:rPr>
+                <w:noProof/>
+                <w:webHidden/>
+              </w:rPr>
+              <w:fldChar w:fldCharType="separate"/>
+            </w:r>
+            <w:r>
+              <w:rPr>
+                <w:noProof/>
+                <w:webHidden/>
+              </w:rPr>
+              <w:t>5</w:t>
+            </w:r>
+            <w:r>
+              <w:rPr>
+                <w:noProof/>
+                <w:webHidden/>
+              </w:rPr>
+              <w:fldChar w:fldCharType="end"/>
+            </w:r>
+          </w:hyperlink>
+        </w:p>
+        <w:p>
+          <w:pPr>
+            <w:pStyle w:val="TJ1"/>
+            <w:rPr>
+              <w:rFonts w:asciiTheme="minorHAnsi" w:eastAsiaTheme="minorEastAsia" w:hAnsiTheme="minorHAnsi" w:cstheme="minorBidi"/>
+              <w:noProof/>
+              <w:szCs w:val="24"/>
+              <w:lang w:eastAsia="hu-HU"/>
+            </w:rPr>
+          </w:pPr>
+          <w:hyperlink w:anchor="_Toc196231148" w:history="1">
+            <w:r>
+              <w:rPr>
+                <w:rStyle w:val="Hiperhivatkozs"/>
+                <w:noProof/>
+              </w:rPr>
+              <w:t>Autentikáció és Biztonság:</w:t>
+            </w:r>
+            <w:r>
+              <w:rPr>
+                <w:noProof/>
+                <w:webHidden/>
+              </w:rPr>
+              <w:tab/>
+            </w:r>
+            <w:r>
+              <w:rPr>
+                <w:noProof/>
+                <w:webHidden/>
+              </w:rPr>
+              <w:fldChar w:fldCharType="begin"/>
+            </w:r>
+            <w:r>
+              <w:rPr>
+                <w:noProof/>
+                <w:webHidden/>
+              </w:rPr>
+              <w:instrText xml:space="preserve"> PAGEREF _Toc196231148 \h </w:instrText>
+            </w:r>
+            <w:r>
+              <w:rPr>
+                <w:noProof/>
+                <w:webHidden/>
+              </w:rPr>
+            </w:r>
+            <w:r>
+              <w:rPr>
+                <w:noProof/>
+                <w:webHidden/>
+              </w:rPr>
+              <w:fldChar w:fldCharType="separate"/>
+            </w:r>
+            <w:r>
+              <w:rPr>
+                <w:noProof/>
+                <w:webHidden/>
+              </w:rPr>
+              <w:t>5</w:t>
+            </w:r>
+            <w:r>
+              <w:rPr>
+                <w:noProof/>
+                <w:webHidden/>
+              </w:rPr>
+              <w:fldChar w:fldCharType="end"/>
+            </w:r>
+          </w:hyperlink>
+        </w:p>
+        <w:p>
+          <w:pPr>
+            <w:pStyle w:val="TJ2"/>
+            <w:tabs>
+              <w:tab w:val="left" w:pos="720"/>
+              <w:tab w:val="right" w:leader="dot" w:pos="9062"/>
+            </w:tabs>
+            <w:rPr>
+              <w:rFonts w:asciiTheme="minorHAnsi" w:eastAsiaTheme="minorEastAsia" w:hAnsiTheme="minorHAnsi" w:cstheme="minorBidi"/>
+              <w:noProof/>
+              <w:szCs w:val="24"/>
+              <w:lang w:eastAsia="hu-HU"/>
+            </w:rPr>
+          </w:pPr>
+          <w:hyperlink w:anchor="_Toc196231149" w:history="1">
+            <w:r>
+              <w:rPr>
+                <w:rStyle w:val="Hiperhivatkozs"/>
+                <w:noProof/>
+              </w:rPr>
+              <w:t>2.</w:t>
+            </w:r>
+            <w:r>
+              <w:rPr>
+                <w:rFonts w:asciiTheme="minorHAnsi" w:eastAsiaTheme="minorEastAsia" w:hAnsiTheme="minorHAnsi" w:cstheme="minorBidi"/>
+                <w:noProof/>
+                <w:szCs w:val="24"/>
+                <w:lang w:eastAsia="hu-HU"/>
+              </w:rPr>
+              <w:tab/>
+            </w:r>
+            <w:r>
+              <w:rPr>
+                <w:rStyle w:val="Hiperhivatkozs"/>
+                <w:noProof/>
+              </w:rPr>
+              <w:t>AuthProvider.jsx</w:t>
+            </w:r>
+            <w:r>
+              <w:rPr>
+                <w:noProof/>
+                <w:webHidden/>
+              </w:rPr>
+              <w:tab/>
+            </w:r>
+            <w:r>
+              <w:rPr>
+                <w:noProof/>
+                <w:webHidden/>
+              </w:rPr>
+              <w:fldChar w:fldCharType="begin"/>
+            </w:r>
+            <w:r>
+              <w:rPr>
+                <w:noProof/>
+                <w:webHidden/>
+              </w:rPr>
+              <w:instrText xml:space="preserve"> PAGEREF _Toc196231149 \h </w:instrText>
+            </w:r>
+            <w:r>
+              <w:rPr>
+                <w:noProof/>
+                <w:webHidden/>
+              </w:rPr>
+            </w:r>
+            <w:r>
+              <w:rPr>
+                <w:noProof/>
+                <w:webHidden/>
+              </w:rPr>
+              <w:fldChar w:fldCharType="separate"/>
+            </w:r>
+            <w:r>
+              <w:rPr>
+                <w:noProof/>
+                <w:webHidden/>
+              </w:rPr>
+              <w:t>6</w:t>
+            </w:r>
+            <w:r>
+              <w:rPr>
+                <w:noProof/>
+                <w:webHidden/>
+              </w:rPr>
+              <w:fldChar w:fldCharType="end"/>
+            </w:r>
+          </w:hyperlink>
+        </w:p>
+        <w:p>
+          <w:pPr>
+            <w:pStyle w:val="TJ1"/>
+            <w:rPr>
+              <w:rFonts w:asciiTheme="minorHAnsi" w:eastAsiaTheme="minorEastAsia" w:hAnsiTheme="minorHAnsi" w:cstheme="minorBidi"/>
+              <w:noProof/>
+              <w:szCs w:val="24"/>
+              <w:lang w:eastAsia="hu-HU"/>
+            </w:rPr>
+          </w:pPr>
+          <w:hyperlink w:anchor="_Toc196231150" w:history="1">
+            <w:r>
+              <w:rPr>
+                <w:rStyle w:val="Hiperhivatkozs"/>
+                <w:noProof/>
+              </w:rPr>
+              <w:t>Állapotkezelés (useState):</w:t>
+            </w:r>
+            <w:r>
+              <w:rPr>
+                <w:noProof/>
+                <w:webHidden/>
+              </w:rPr>
+              <w:tab/>
+            </w:r>
+            <w:r>
+              <w:rPr>
+                <w:noProof/>
+                <w:webHidden/>
+              </w:rPr>
+              <w:fldChar w:fldCharType="begin"/>
+            </w:r>
+            <w:r>
+              <w:rPr>
+                <w:noProof/>
+                <w:webHidden/>
+              </w:rPr>
+              <w:instrText xml:space="preserve"> PAGEREF _Toc196231150 \h </w:instrText>
+            </w:r>
+            <w:r>
+              <w:rPr>
+                <w:noProof/>
+                <w:webHidden/>
+              </w:rPr>
+            </w:r>
+            <w:r>
+              <w:rPr>
+                <w:noProof/>
+                <w:webHidden/>
+              </w:rPr>
+              <w:fldChar w:fldCharType="separate"/>
+            </w:r>
+            <w:r>
+              <w:rPr>
+                <w:noProof/>
+                <w:webHidden/>
+              </w:rPr>
+              <w:t>6</w:t>
+            </w:r>
+            <w:r>
+              <w:rPr>
+                <w:noProof/>
+                <w:webHidden/>
+              </w:rPr>
+              <w:fldChar w:fldCharType="end"/>
+            </w:r>
+          </w:hyperlink>
+        </w:p>
+        <w:p>
+          <w:pPr>
+            <w:pStyle w:val="TJ1"/>
+            <w:rPr>
+              <w:rFonts w:asciiTheme="minorHAnsi" w:eastAsiaTheme="minorEastAsia" w:hAnsiTheme="minorHAnsi" w:cstheme="minorBidi"/>
+              <w:noProof/>
+              <w:szCs w:val="24"/>
+              <w:lang w:eastAsia="hu-HU"/>
+            </w:rPr>
+          </w:pPr>
+          <w:hyperlink w:anchor="_Toc196231151" w:history="1">
+            <w:r>
+              <w:rPr>
+                <w:rStyle w:val="Hiperhivatkozs"/>
+                <w:noProof/>
+              </w:rPr>
+              <w:t>Metódusok:</w:t>
+            </w:r>
+            <w:r>
+              <w:rPr>
+                <w:noProof/>
+                <w:webHidden/>
+              </w:rPr>
+              <w:tab/>
+            </w:r>
+            <w:r>
+              <w:rPr>
+                <w:noProof/>
+                <w:webHidden/>
+              </w:rPr>
+              <w:fldChar w:fldCharType="begin"/>
+            </w:r>
+            <w:r>
+              <w:rPr>
+                <w:noProof/>
+                <w:webHidden/>
+              </w:rPr>
+              <w:instrText xml:space="preserve"> PAGEREF _Toc196231151 \h </w:instrText>
+            </w:r>
+            <w:r>
+              <w:rPr>
+                <w:noProof/>
+                <w:webHidden/>
+              </w:rPr>
+            </w:r>
+            <w:r>
+              <w:rPr>
+                <w:noProof/>
+                <w:webHidden/>
+              </w:rPr>
+              <w:fldChar w:fldCharType="separate"/>
+            </w:r>
+            <w:r>
+              <w:rPr>
+                <w:noProof/>
+                <w:webHidden/>
+              </w:rPr>
+              <w:t>6</w:t>
+            </w:r>
+            <w:r>
+              <w:rPr>
+                <w:noProof/>
+                <w:webHidden/>
+              </w:rPr>
+              <w:fldChar w:fldCharType="end"/>
+            </w:r>
+          </w:hyperlink>
+        </w:p>
+        <w:p>
+          <w:pPr>
+            <w:pStyle w:val="TJ2"/>
+            <w:tabs>
+              <w:tab w:val="left" w:pos="720"/>
+              <w:tab w:val="right" w:leader="dot" w:pos="9062"/>
+            </w:tabs>
+            <w:rPr>
+              <w:rFonts w:asciiTheme="minorHAnsi" w:eastAsiaTheme="minorEastAsia" w:hAnsiTheme="minorHAnsi" w:cstheme="minorBidi"/>
+              <w:noProof/>
+              <w:szCs w:val="24"/>
+              <w:lang w:eastAsia="hu-HU"/>
+            </w:rPr>
+          </w:pPr>
+          <w:hyperlink w:anchor="_Toc196231152" w:history="1">
+            <w:r>
+              <w:rPr>
+                <w:rStyle w:val="Hiperhivatkozs"/>
+                <w:noProof/>
+              </w:rPr>
+              <w:t>3.</w:t>
+            </w:r>
+            <w:r>
+              <w:rPr>
+                <w:rFonts w:asciiTheme="minorHAnsi" w:eastAsiaTheme="minorEastAsia" w:hAnsiTheme="minorHAnsi" w:cstheme="minorBidi"/>
+                <w:noProof/>
+                <w:szCs w:val="24"/>
+                <w:lang w:eastAsia="hu-HU"/>
+              </w:rPr>
+              <w:tab/>
+            </w:r>
+            <w:r>
+              <w:rPr>
+                <w:rStyle w:val="Hiperhivatkozs"/>
+                <w:noProof/>
+              </w:rPr>
+              <w:t>setAuthToken.jsx</w:t>
+            </w:r>
+            <w:r>
+              <w:rPr>
+                <w:noProof/>
+                <w:webHidden/>
+              </w:rPr>
+              <w:tab/>
+            </w:r>
+            <w:r>
+              <w:rPr>
+                <w:noProof/>
+                <w:webHidden/>
+              </w:rPr>
+              <w:fldChar w:fldCharType="begin"/>
+            </w:r>
+            <w:r>
+              <w:rPr>
+                <w:noProof/>
+                <w:webHidden/>
+              </w:rPr>
+              <w:instrText xml:space="preserve"> PAGEREF _Toc196231152 \h </w:instrText>
+            </w:r>
+            <w:r>
+              <w:rPr>
+                <w:noProof/>
+                <w:webHidden/>
+              </w:rPr>
+            </w:r>
+            <w:r>
+              <w:rPr>
+                <w:noProof/>
+                <w:webHidden/>
+              </w:rPr>
+              <w:fldChar w:fldCharType="separate"/>
+            </w:r>
+            <w:r>
+              <w:rPr>
+                <w:noProof/>
+                <w:webHidden/>
+              </w:rPr>
+              <w:t>8</w:t>
+            </w:r>
+            <w:r>
+              <w:rPr>
+                <w:noProof/>
+                <w:webHidden/>
+              </w:rPr>
+              <w:fldChar w:fldCharType="end"/>
+            </w:r>
+          </w:hyperlink>
+        </w:p>
+        <w:p>
+          <w:pPr>
+            <w:pStyle w:val="TJ2"/>
+            <w:tabs>
+              <w:tab w:val="left" w:pos="720"/>
+              <w:tab w:val="right" w:leader="dot" w:pos="9062"/>
+            </w:tabs>
+            <w:rPr>
+              <w:rFonts w:asciiTheme="minorHAnsi" w:eastAsiaTheme="minorEastAsia" w:hAnsiTheme="minorHAnsi" w:cstheme="minorBidi"/>
+              <w:noProof/>
+              <w:szCs w:val="24"/>
+              <w:lang w:eastAsia="hu-HU"/>
+            </w:rPr>
+          </w:pPr>
+          <w:hyperlink w:anchor="_Toc196231153" w:history="1">
+            <w:r>
+              <w:rPr>
+                <w:rStyle w:val="Hiperhivatkozs"/>
+                <w:noProof/>
+              </w:rPr>
+              <w:t>4.</w:t>
+            </w:r>
+            <w:r>
+              <w:rPr>
+                <w:rFonts w:asciiTheme="minorHAnsi" w:eastAsiaTheme="minorEastAsia" w:hAnsiTheme="minorHAnsi" w:cstheme="minorBidi"/>
+                <w:noProof/>
+                <w:szCs w:val="24"/>
+                <w:lang w:eastAsia="hu-HU"/>
+              </w:rPr>
+              <w:tab/>
+            </w:r>
+            <w:r>
+              <w:rPr>
+                <w:rStyle w:val="Hiperhivatkozs"/>
+                <w:noProof/>
+              </w:rPr>
+              <w:t>PrivateRoute.jsx</w:t>
+            </w:r>
+            <w:r>
+              <w:rPr>
+                <w:noProof/>
+                <w:webHidden/>
+              </w:rPr>
+              <w:tab/>
+            </w:r>
+            <w:r>
+              <w:rPr>
+                <w:noProof/>
+                <w:webHidden/>
+              </w:rPr>
+              <w:fldChar w:fldCharType="begin"/>
+            </w:r>
+            <w:r>
+              <w:rPr>
+                <w:noProof/>
+                <w:webHidden/>
+              </w:rPr>
+              <w:instrText xml:space="preserve"> PAGEREF _Toc196231153 \h </w:instrText>
+            </w:r>
+            <w:r>
+              <w:rPr>
+                <w:noProof/>
+                <w:webHidden/>
+              </w:rPr>
+            </w:r>
+            <w:r>
+              <w:rPr>
+                <w:noProof/>
+                <w:webHidden/>
+              </w:rPr>
+              <w:fldChar w:fldCharType="separate"/>
+            </w:r>
+            <w:r>
+              <w:rPr>
+                <w:noProof/>
+                <w:webHidden/>
+              </w:rPr>
+              <w:t>8</w:t>
+            </w:r>
+            <w:r>
+              <w:rPr>
+                <w:noProof/>
+                <w:webHidden/>
+              </w:rPr>
+              <w:fldChar w:fldCharType="end"/>
+            </w:r>
+          </w:hyperlink>
+        </w:p>
+        <w:p>
+          <w:pPr>
+            <w:pStyle w:val="TJ2"/>
+            <w:tabs>
+              <w:tab w:val="left" w:pos="720"/>
+              <w:tab w:val="right" w:leader="dot" w:pos="9062"/>
+            </w:tabs>
+            <w:rPr>
+              <w:rFonts w:asciiTheme="minorHAnsi" w:eastAsiaTheme="minorEastAsia" w:hAnsiTheme="minorHAnsi" w:cstheme="minorBidi"/>
+              <w:noProof/>
+              <w:szCs w:val="24"/>
+              <w:lang w:eastAsia="hu-HU"/>
+            </w:rPr>
+          </w:pPr>
+          <w:hyperlink w:anchor="_Toc196231154" w:history="1">
+            <w:r>
+              <w:rPr>
+                <w:rStyle w:val="Hiperhivatkozs"/>
+                <w:noProof/>
+              </w:rPr>
+              <w:t>5.</w:t>
+            </w:r>
+            <w:r>
+              <w:rPr>
+                <w:rFonts w:asciiTheme="minorHAnsi" w:eastAsiaTheme="minorEastAsia" w:hAnsiTheme="minorHAnsi" w:cstheme="minorBidi"/>
+                <w:noProof/>
+                <w:szCs w:val="24"/>
+                <w:lang w:eastAsia="hu-HU"/>
+              </w:rPr>
+              <w:tab/>
+            </w:r>
+            <w:r>
+              <w:rPr>
+                <w:rStyle w:val="Hiperhivatkozs"/>
+                <w:noProof/>
+              </w:rPr>
+              <w:t>Header.jsx</w:t>
+            </w:r>
+            <w:r>
+              <w:rPr>
+                <w:noProof/>
+                <w:webHidden/>
+              </w:rPr>
+              <w:tab/>
+            </w:r>
+            <w:r>
+              <w:rPr>
+                <w:noProof/>
+                <w:webHidden/>
+              </w:rPr>
+              <w:fldChar w:fldCharType="begin"/>
+            </w:r>
+            <w:r>
+              <w:rPr>
+                <w:noProof/>
+                <w:webHidden/>
+              </w:rPr>
+              <w:instrText xml:space="preserve"> PAGEREF _Toc196231154 \h </w:instrText>
+            </w:r>
+            <w:r>
+              <w:rPr>
+                <w:noProof/>
+                <w:webHidden/>
+              </w:rPr>
+            </w:r>
+            <w:r>
+              <w:rPr>
+                <w:noProof/>
+                <w:webHidden/>
+              </w:rPr>
+              <w:fldChar w:fldCharType="separate"/>
+            </w:r>
+            <w:r>
+              <w:rPr>
+                <w:noProof/>
+                <w:webHidden/>
+              </w:rPr>
+              <w:t>8</w:t>
+            </w:r>
+            <w:r>
+              <w:rPr>
+                <w:noProof/>
+                <w:webHidden/>
+              </w:rPr>
+              <w:fldChar w:fldCharType="end"/>
+            </w:r>
+          </w:hyperlink>
+        </w:p>
+        <w:p>
+          <w:pPr>
+            <w:pStyle w:val="TJ1"/>
+            <w:rPr>
+              <w:rFonts w:asciiTheme="minorHAnsi" w:eastAsiaTheme="minorEastAsia" w:hAnsiTheme="minorHAnsi" w:cstheme="minorBidi"/>
+              <w:noProof/>
+              <w:szCs w:val="24"/>
+              <w:lang w:eastAsia="hu-HU"/>
+            </w:rPr>
+          </w:pPr>
+          <w:hyperlink w:anchor="_Toc196231155" w:history="1">
+            <w:r>
+              <w:rPr>
+                <w:rStyle w:val="Hiperhivatkozs"/>
+                <w:noProof/>
+              </w:rPr>
+              <w:t>Főbb funkciók</w:t>
+            </w:r>
+            <w:r>
+              <w:rPr>
+                <w:noProof/>
+                <w:webHidden/>
+              </w:rPr>
+              <w:tab/>
+            </w:r>
+            <w:r>
+              <w:rPr>
+                <w:noProof/>
+                <w:webHidden/>
+              </w:rPr>
+              <w:fldChar w:fldCharType="begin"/>
+            </w:r>
+            <w:r>
+              <w:rPr>
+                <w:noProof/>
+                <w:webHidden/>
+              </w:rPr>
+              <w:instrText xml:space="preserve"> PAGEREF _Toc196231155 \h </w:instrText>
+            </w:r>
+            <w:r>
+              <w:rPr>
+                <w:noProof/>
+                <w:webHidden/>
+              </w:rPr>
+            </w:r>
+            <w:r>
+              <w:rPr>
+                <w:noProof/>
+                <w:webHidden/>
+              </w:rPr>
+              <w:fldChar w:fldCharType="separate"/>
+            </w:r>
+            <w:r>
+              <w:rPr>
+                <w:noProof/>
+                <w:webHidden/>
+              </w:rPr>
+              <w:t>9</w:t>
             </w:r>
             <w:r>
               <w:rPr>
@@ -685,7 +1620,7 @@
       <w:pPr>
         <w:pStyle w:val="Cmsor2"/>
       </w:pPr>
-      <w:bookmarkStart w:id="0" w:name="_Toc195893440"/>
+      <w:bookmarkStart w:id="0" w:name="_Toc196231136"/>
       <w:r>
         <w:t>Weboldal célja:</w:t>
       </w:r>
@@ -705,12 +1640,21 @@
       <w:r>
         <w:t xml:space="preserve"> (</w:t>
       </w:r>
+      <w:proofErr w:type="spellStart"/>
       <w:r>
         <w:rPr>
           <w:i/>
           <w:iCs/>
         </w:rPr>
-        <w:t>Library Management System</w:t>
+        <w:t>Library</w:t>
+      </w:r>
+      <w:proofErr w:type="spellEnd"/>
+      <w:r>
+        <w:rPr>
+          <w:i/>
+          <w:iCs/>
+        </w:rPr>
+        <w:t xml:space="preserve"> Management System</w:t>
       </w:r>
       <w:r>
         <w:t>) nevű webes könyvtári kölcsönzéseik megtekintésére és könyvek lefoglalására nyújt lehetőséget a felhasználók számára.</w:t>
@@ -720,8 +1664,9 @@
       <w:pPr>
         <w:pStyle w:val="Cmsor2"/>
       </w:pPr>
-      <w:bookmarkStart w:id="1" w:name="_Toc195893441"/>
-      <w:r>
+      <w:bookmarkStart w:id="1" w:name="_Toc196231137"/>
+      <w:r>
+        <w:lastRenderedPageBreak/>
         <w:t>Rendszerkövetelmények:</w:t>
       </w:r>
       <w:bookmarkEnd w:id="1"/>
@@ -735,8 +1680,21 @@
         </w:numPr>
       </w:pPr>
       <w:r>
-        <w:t>Modern webböngészők: Google Chrome, Mozilla Firefox, Brave, Opera, Microsoft Edge, Safari</w:t>
-      </w:r>
+        <w:t xml:space="preserve">Modern webböngészők: Google Chrome, Mozilla Firefox, </w:t>
+      </w:r>
+      <w:proofErr w:type="spellStart"/>
+      <w:r>
+        <w:t>Brave</w:t>
+      </w:r>
+      <w:proofErr w:type="spellEnd"/>
+      <w:r>
+        <w:t xml:space="preserve">, Opera, Microsoft Edge, </w:t>
+      </w:r>
+      <w:proofErr w:type="spellStart"/>
+      <w:r>
+        <w:t>Safari</w:t>
+      </w:r>
+      <w:proofErr w:type="spellEnd"/>
     </w:p>
     <w:p>
       <w:pPr>
@@ -754,7 +1712,7 @@
       <w:pPr>
         <w:pStyle w:val="Cmsor2"/>
       </w:pPr>
-      <w:bookmarkStart w:id="2" w:name="_Toc195893442"/>
+      <w:bookmarkStart w:id="2" w:name="_Toc196231138"/>
       <w:r>
         <w:t>Weboldal futtatása:</w:t>
       </w:r>
@@ -767,25 +1725,52 @@
       <w:r>
         <w:t xml:space="preserve">futtatásának első lépése az </w:t>
       </w:r>
+      <w:proofErr w:type="spellStart"/>
       <w:r>
         <w:rPr>
           <w:i/>
           <w:iCs/>
         </w:rPr>
-        <w:t>npm install</w:t>
-      </w:r>
-      <w:r>
-        <w:t xml:space="preserve">-t, a szükséges node module-ok telepítéséhez, majd ezt követően a </w:t>
-      </w:r>
+        <w:t>npm</w:t>
+      </w:r>
+      <w:proofErr w:type="spellEnd"/>
       <w:r>
         <w:rPr>
           <w:i/>
           <w:iCs/>
         </w:rPr>
-        <w:t>%/LMS/Website/React</w:t>
-      </w:r>
-      <w:r>
-        <w:t xml:space="preserve"> mappában kiadni az npm run dev parancsot vagy mindezek helyett használható </w:t>
+        <w:t xml:space="preserve"> </w:t>
+      </w:r>
+      <w:proofErr w:type="spellStart"/>
+      <w:r>
+        <w:rPr>
+          <w:i/>
+          <w:iCs/>
+        </w:rPr>
+        <w:t>install</w:t>
+      </w:r>
+      <w:proofErr w:type="spellEnd"/>
+      <w:r>
+        <w:t>,</w:t>
+      </w:r>
+      <w:r>
+        <w:t xml:space="preserve"> a szükséges </w:t>
+      </w:r>
+      <w:proofErr w:type="spellStart"/>
+      <w:r>
+        <w:t>node</w:t>
+      </w:r>
+      <w:proofErr w:type="spellEnd"/>
+      <w:r>
+        <w:t xml:space="preserve"> </w:t>
+      </w:r>
+      <w:proofErr w:type="spellStart"/>
+      <w:r>
+        <w:t>module</w:t>
+      </w:r>
+      <w:proofErr w:type="spellEnd"/>
+      <w:r>
+        <w:t xml:space="preserve">-ok telepítéséhez, majd ezt követően a </w:t>
       </w:r>
       <w:r>
         <w:rPr>
@@ -794,6 +1779,49 @@
         </w:rPr>
         <w:t>%/LMS/Website/</w:t>
       </w:r>
+      <w:proofErr w:type="spellStart"/>
+      <w:r>
+        <w:rPr>
+          <w:i/>
+          <w:iCs/>
+        </w:rPr>
+        <w:t>React</w:t>
+      </w:r>
+      <w:proofErr w:type="spellEnd"/>
+      <w:r>
+        <w:t xml:space="preserve"> mappában kiadni az </w:t>
+      </w:r>
+      <w:proofErr w:type="spellStart"/>
+      <w:r>
+        <w:t>npm</w:t>
+      </w:r>
+      <w:proofErr w:type="spellEnd"/>
+      <w:r>
+        <w:t xml:space="preserve"> </w:t>
+      </w:r>
+      <w:proofErr w:type="spellStart"/>
+      <w:r>
+        <w:t>run</w:t>
+      </w:r>
+      <w:proofErr w:type="spellEnd"/>
+      <w:r>
+        <w:t xml:space="preserve"> </w:t>
+      </w:r>
+      <w:proofErr w:type="spellStart"/>
+      <w:r>
+        <w:t>dev</w:t>
+      </w:r>
+      <w:proofErr w:type="spellEnd"/>
+      <w:r>
+        <w:t xml:space="preserve"> parancsot vagy mindezek helyett használható </w:t>
+      </w:r>
+      <w:r>
+        <w:rPr>
+          <w:i/>
+          <w:iCs/>
+        </w:rPr>
+        <w:t>%/LMS/Website/</w:t>
+      </w:r>
       <w:r>
         <w:rPr>
           <w:i/>
@@ -819,9 +1847,8 @@
       <w:pPr>
         <w:pStyle w:val="Cmsor2"/>
       </w:pPr>
-      <w:bookmarkStart w:id="3" w:name="_Toc195893443"/>
-      <w:r>
-        <w:lastRenderedPageBreak/>
+      <w:bookmarkStart w:id="3" w:name="_Toc196231139"/>
+      <w:r>
         <w:t>Felhasználói:</w:t>
       </w:r>
       <w:bookmarkEnd w:id="3"/>
@@ -835,11 +1862,76 @@
         </w:numPr>
         <w:ind w:left="426" w:hanging="426"/>
       </w:pPr>
-      <w:bookmarkStart w:id="4" w:name="_Toc195893444"/>
+      <w:bookmarkStart w:id="4" w:name="_Toc196231140"/>
       <w:r>
         <w:t>Kezdőlap (Home)</w:t>
       </w:r>
       <w:bookmarkEnd w:id="4"/>
+    </w:p>
+    <w:p>
+      <w:r>
+        <w:t>A kezdőlap a weboldal belépési pontja, ahol a felhasználók áttekinthetik:</w:t>
+      </w:r>
+    </w:p>
+    <w:p>
+      <w:pPr>
+        <w:pStyle w:val="Listaszerbekezds"/>
+        <w:numPr>
+          <w:ilvl w:val="0"/>
+          <w:numId w:val="11"/>
+        </w:numPr>
+      </w:pPr>
+      <w:r>
+        <w:t>Az adatbázisban lévő könyvek számát</w:t>
+      </w:r>
+      <w:r>
+        <w:t>,</w:t>
+      </w:r>
+    </w:p>
+    <w:p>
+      <w:pPr>
+        <w:pStyle w:val="Listaszerbekezds"/>
+        <w:numPr>
+          <w:ilvl w:val="0"/>
+          <w:numId w:val="11"/>
+        </w:numPr>
+      </w:pPr>
+      <w:r>
+        <w:t>A regisztrált felhasználók számát</w:t>
+      </w:r>
+      <w:r>
+        <w:t>,</w:t>
+      </w:r>
+    </w:p>
+    <w:p>
+      <w:pPr>
+        <w:pStyle w:val="Listaszerbekezds"/>
+        <w:numPr>
+          <w:ilvl w:val="0"/>
+          <w:numId w:val="11"/>
+        </w:numPr>
+      </w:pPr>
+      <w:r>
+        <w:t>Az összes kölcsönzés számát</w:t>
+      </w:r>
+      <w:r>
+        <w:t>,</w:t>
+      </w:r>
+    </w:p>
+    <w:p>
+      <w:pPr>
+        <w:pStyle w:val="Listaszerbekezds"/>
+        <w:numPr>
+          <w:ilvl w:val="0"/>
+          <w:numId w:val="11"/>
+        </w:numPr>
+      </w:pPr>
+      <w:r>
+        <w:t>Az 5 legtöbbet kikölcsönzött könyv</w:t>
+      </w:r>
+      <w:r>
+        <w:t>,</w:t>
+      </w:r>
     </w:p>
     <w:p>
       <w:pPr>
@@ -850,25 +1942,12 @@
         </w:numPr>
       </w:pPr>
       <w:r>
-        <w:t>A kezdőlap a weboldal belépési pontja, ahol a felhasználók áttekinthetik, hogy hány könyv van az adatbázisban, hány felhasználó regisztrált és hány kölcsönzés történt összesen</w:t>
-      </w:r>
-      <w:r>
-        <w:t>, továbbá a legtöbb 5 kikölcsönzött könyvet</w:t>
-      </w:r>
-      <w:r>
-        <w:t>.</w:t>
-      </w:r>
-    </w:p>
-    <w:p>
-      <w:pPr>
-        <w:pStyle w:val="Listaszerbekezds"/>
-        <w:numPr>
-          <w:ilvl w:val="0"/>
-          <w:numId w:val="6"/>
-        </w:numPr>
-      </w:pPr>
-      <w:r>
         <w:t>Innen érhetők el a fejlécen található bejelentkezési, regisztrációs és könyvböngészési oldalak.</w:t>
+      </w:r>
+    </w:p>
+    <w:p>
+      <w:r>
+        <w:t>A statisztikák nem valós időben frissülnek, azaz cache elérés van.</w:t>
       </w:r>
     </w:p>
     <w:p>
@@ -880,7 +1959,7 @@
         </w:numPr>
         <w:ind w:left="426" w:hanging="426"/>
       </w:pPr>
-      <w:bookmarkStart w:id="5" w:name="_Toc195893445"/>
+      <w:bookmarkStart w:id="5" w:name="_Toc196231141"/>
       <w:r>
         <w:t>Felhasználói hitelesítés</w:t>
       </w:r>
@@ -919,21 +1998,85 @@
       <w:pPr>
         <w:pStyle w:val="Listaszerbekezds"/>
         <w:numPr>
-          <w:ilvl w:val="0"/>
+          <w:ilvl w:val="1"/>
           <w:numId w:val="5"/>
         </w:numPr>
       </w:pPr>
       <w:r>
-        <w:t>Regisztráció véglegesítése (Finalize</w:t>
-      </w:r>
-      <w:r>
-        <w:t xml:space="preserve"> </w:t>
-      </w:r>
-      <w:r>
-        <w:t xml:space="preserve">Registration): </w:t>
-      </w:r>
-      <w:r>
-        <w:t>Előregisztrált felhasználók véglegesítése.</w:t>
+        <w:t>Követelmények:</w:t>
+      </w:r>
+    </w:p>
+    <w:p>
+      <w:pPr>
+        <w:pStyle w:val="Listaszerbekezds"/>
+        <w:numPr>
+          <w:ilvl w:val="2"/>
+          <w:numId w:val="5"/>
+        </w:numPr>
+      </w:pPr>
+      <w:r>
+        <w:t>Vezetéknév és Keresztnév (Firstname and Lastname): Az első betűnek nagynak kell lennie.</w:t>
+      </w:r>
+    </w:p>
+    <w:p>
+      <w:pPr>
+        <w:pStyle w:val="Listaszerbekezds"/>
+        <w:numPr>
+          <w:ilvl w:val="2"/>
+          <w:numId w:val="5"/>
+        </w:numPr>
+      </w:pPr>
+      <w:r>
+        <w:t>Email: Email cím formátum.</w:t>
+      </w:r>
+    </w:p>
+    <w:p>
+      <w:pPr>
+        <w:pStyle w:val="Listaszerbekezds"/>
+        <w:numPr>
+          <w:ilvl w:val="2"/>
+          <w:numId w:val="5"/>
+        </w:numPr>
+      </w:pPr>
+      <w:r>
+        <w:lastRenderedPageBreak/>
+        <w:t>Felhasználónév (Username): Egyedi, nem egyezhet más felhasználónevével.</w:t>
+      </w:r>
+    </w:p>
+    <w:p>
+      <w:pPr>
+        <w:pStyle w:val="Listaszerbekezds"/>
+        <w:numPr>
+          <w:ilvl w:val="2"/>
+          <w:numId w:val="5"/>
+        </w:numPr>
+      </w:pPr>
+      <w:r>
+        <w:t>Jelszó (Password): Minimum 8 karakter, tartalmaznia kell számokat és betűket.</w:t>
+      </w:r>
+    </w:p>
+    <w:p>
+      <w:pPr>
+        <w:pStyle w:val="Listaszerbekezds"/>
+        <w:numPr>
+          <w:ilvl w:val="2"/>
+          <w:numId w:val="5"/>
+        </w:numPr>
+      </w:pPr>
+      <w:r>
+        <w:t xml:space="preserve">Születési dátum (Date of Birth): </w:t>
+      </w:r>
+    </w:p>
+    <w:p>
+      <w:pPr>
+        <w:pStyle w:val="Listaszerbekezds"/>
+        <w:numPr>
+          <w:ilvl w:val="2"/>
+          <w:numId w:val="5"/>
+        </w:numPr>
+      </w:pPr>
+      <w:r>
+        <w:t>Cím (Address): Házszám + Utca név + Utca típusa + , + Város</w:t>
       </w:r>
     </w:p>
     <w:p>
@@ -945,7 +2088,16 @@
         </w:numPr>
       </w:pPr>
       <w:r>
-        <w:t>Email megerősítés (Verify): A két fajta regisztráció során a felhasználók email címének megerősítése szükséges.</w:t>
+        <w:t>Regisztráció véglegesítése (Finalize</w:t>
+      </w:r>
+      <w:r>
+        <w:t xml:space="preserve"> </w:t>
+      </w:r>
+      <w:r>
+        <w:t xml:space="preserve">Registration): </w:t>
+      </w:r>
+      <w:r>
+        <w:t>Előregisztrált felhasználók véglegesítése.</w:t>
       </w:r>
     </w:p>
     <w:p>
@@ -957,6 +2109,18 @@
         </w:numPr>
       </w:pPr>
       <w:r>
+        <w:t>Email megerősítés (Verify): A két fajta regisztráció során a felhasználók email címének megerősítése szükséges.</w:t>
+      </w:r>
+    </w:p>
+    <w:p>
+      <w:pPr>
+        <w:pStyle w:val="Listaszerbekezds"/>
+        <w:numPr>
+          <w:ilvl w:val="0"/>
+          <w:numId w:val="5"/>
+        </w:numPr>
+      </w:pPr>
+      <w:r>
         <w:t xml:space="preserve">Jelszókezelés: </w:t>
       </w:r>
     </w:p>
@@ -976,12 +2140,36 @@
       <w:pPr>
         <w:pStyle w:val="Listaszerbekezds"/>
         <w:numPr>
+          <w:ilvl w:val="2"/>
+          <w:numId w:val="5"/>
+        </w:numPr>
+      </w:pPr>
+      <w:r>
+        <w:t>A link 15 percig érvényes.</w:t>
+      </w:r>
+    </w:p>
+    <w:p>
+      <w:pPr>
+        <w:pStyle w:val="Listaszerbekezds"/>
+        <w:numPr>
           <w:ilvl w:val="1"/>
           <w:numId w:val="5"/>
         </w:numPr>
       </w:pPr>
       <w:r>
         <w:t>Jelszó módosítása (Change Password): Az emailben kapott linken keresztül a felhasználó megváltoztathatja a jelszavát.</w:t>
+      </w:r>
+    </w:p>
+    <w:p>
+      <w:pPr>
+        <w:pStyle w:val="Listaszerbekezds"/>
+        <w:numPr>
+          <w:ilvl w:val="2"/>
+          <w:numId w:val="5"/>
+        </w:numPr>
+      </w:pPr>
+      <w:r>
+        <w:t>A profil oldalon vagy az emailben kapott linken keresztül lehetséges.</w:t>
       </w:r>
     </w:p>
     <w:p>
@@ -993,7 +2181,7 @@
         </w:numPr>
         <w:ind w:left="426" w:hanging="426"/>
       </w:pPr>
-      <w:bookmarkStart w:id="6" w:name="_Toc195893446"/>
+      <w:bookmarkStart w:id="6" w:name="_Toc196231142"/>
       <w:r>
         <w:t>Könyvek böngészése és szűrése (Books)</w:t>
       </w:r>
@@ -1089,7 +2277,6 @@
         </w:numPr>
       </w:pPr>
       <w:r>
-        <w:lastRenderedPageBreak/>
         <w:t xml:space="preserve">A találatok kártyák formájában jelennek meg, amelyek tartalmazzák a könyvcímét, szerzőjét és kategóriáját, ezen felül egy </w:t>
       </w:r>
       <w:r>
@@ -1101,6 +2288,30 @@
       </w:r>
       <w:r>
         <w:t xml:space="preserve"> gombot, amelyre rákattintva a felhasználó letudja foglalni a könyvet.</w:t>
+      </w:r>
+    </w:p>
+    <w:p>
+      <w:pPr>
+        <w:pStyle w:val="Listaszerbekezds"/>
+        <w:numPr>
+          <w:ilvl w:val="1"/>
+          <w:numId w:val="7"/>
+        </w:numPr>
+      </w:pPr>
+      <w:r>
+        <w:t>A foglalás 7 napig érvényes.</w:t>
+      </w:r>
+    </w:p>
+    <w:p>
+      <w:pPr>
+        <w:pStyle w:val="Listaszerbekezds"/>
+        <w:numPr>
+          <w:ilvl w:val="1"/>
+          <w:numId w:val="7"/>
+        </w:numPr>
+      </w:pPr>
+      <w:r>
+        <w:t>Foglalás meghosszabbítása esetén a könyvtárost kell felkeresni.</w:t>
       </w:r>
     </w:p>
     <w:p>
@@ -1112,8 +2323,9 @@
         </w:numPr>
         <w:ind w:left="426" w:hanging="426"/>
       </w:pPr>
-      <w:bookmarkStart w:id="7" w:name="_Toc195893447"/>
-      <w:r>
+      <w:bookmarkStart w:id="7" w:name="_Toc196231143"/>
+      <w:r>
+        <w:lastRenderedPageBreak/>
         <w:t>Felhasználói irányítópult (Dashboard)</w:t>
       </w:r>
       <w:bookmarkEnd w:id="7"/>
@@ -1132,7 +2344,13 @@
         </w:numPr>
       </w:pPr>
       <w:r>
-        <w:t>Kölcsönzések (Borrowings): A felhasználó által kölcsönzött könyvek listája.</w:t>
+        <w:t>Kölcsönzések (Borrowings): A felhasználó által kölcsönzött könyvek listája</w:t>
+      </w:r>
+      <w:r>
+        <w:t>, visszahozatali határidővel</w:t>
+      </w:r>
+      <w:r>
+        <w:t>.</w:t>
       </w:r>
     </w:p>
     <w:p>
@@ -1145,6 +2363,28 @@
       </w:pPr>
       <w:r>
         <w:t>Foglalások (Reservations): A felhasználó által lefoglalt könyvek listája.</w:t>
+      </w:r>
+    </w:p>
+    <w:p>
+      <w:pPr>
+        <w:pStyle w:val="Listaszerbekezds"/>
+        <w:numPr>
+          <w:ilvl w:val="1"/>
+          <w:numId w:val="8"/>
+        </w:numPr>
+      </w:pPr>
+      <w:r>
+        <w:t xml:space="preserve">Lemondás: </w:t>
+      </w:r>
+      <w:r>
+        <w:rPr>
+          <w:i/>
+          <w:iCs/>
+        </w:rPr>
+        <w:t>Cancel</w:t>
+      </w:r>
+      <w:r>
+        <w:t xml:space="preserve"> (Mégse) gomra kattintva.</w:t>
       </w:r>
     </w:p>
     <w:p>
@@ -1190,9 +2430,11 @@
         </w:numPr>
         <w:ind w:left="426" w:hanging="426"/>
       </w:pPr>
+      <w:bookmarkStart w:id="8" w:name="_Toc196231144"/>
       <w:r>
         <w:t>Hibakezelés</w:t>
       </w:r>
+      <w:bookmarkEnd w:id="8"/>
     </w:p>
     <w:p>
       <w:pPr>
@@ -1206,7 +2448,2857 @@
         <w:t>404-es hibaoldal (NotFound): Ha a felhasználó olyan oldalra navigál, amely nem létezik, egy 404-es hibaoldal jelenik meg.</w:t>
       </w:r>
     </w:p>
+    <w:p>
+      <w:pPr>
+        <w:pStyle w:val="Cmsor2"/>
+      </w:pPr>
+      <w:bookmarkStart w:id="9" w:name="_Toc196231145"/>
+      <w:r>
+        <w:t>Fejlesztői</w:t>
+      </w:r>
+      <w:r>
+        <w:t>:</w:t>
+      </w:r>
+      <w:bookmarkEnd w:id="9"/>
+    </w:p>
+    <w:p>
+      <w:pPr>
+        <w:pStyle w:val="Cmsor2"/>
+        <w:numPr>
+          <w:ilvl w:val="0"/>
+          <w:numId w:val="14"/>
+        </w:numPr>
+        <w:ind w:left="426" w:hanging="426"/>
+      </w:pPr>
+      <w:bookmarkStart w:id="10" w:name="_Toc196231146"/>
+      <w:proofErr w:type="spellStart"/>
+      <w:r>
+        <w:t>App.jsx</w:t>
+      </w:r>
+      <w:proofErr w:type="spellEnd"/>
+      <w:r>
+        <w:t>:</w:t>
+      </w:r>
+      <w:bookmarkEnd w:id="10"/>
+    </w:p>
+    <w:p>
+      <w:r>
+        <w:t xml:space="preserve">Az </w:t>
+      </w:r>
+      <w:proofErr w:type="spellStart"/>
+      <w:r>
+        <w:rPr>
+          <w:b/>
+          <w:bCs/>
+          <w:i/>
+          <w:iCs/>
+        </w:rPr>
+        <w:t>App.jsx</w:t>
+      </w:r>
+      <w:proofErr w:type="spellEnd"/>
+      <w:r>
+        <w:t xml:space="preserve"> az alkalmazás fő </w:t>
+      </w:r>
+      <w:proofErr w:type="spellStart"/>
+      <w:r>
+        <w:t>komponnense</w:t>
+      </w:r>
+      <w:proofErr w:type="spellEnd"/>
+      <w:r>
+        <w:t>, amely kezeli az útválasztást (</w:t>
+      </w:r>
+      <w:proofErr w:type="spellStart"/>
+      <w:r>
+        <w:rPr>
+          <w:i/>
+          <w:iCs/>
+        </w:rPr>
+        <w:t>react</w:t>
+      </w:r>
+      <w:proofErr w:type="spellEnd"/>
+      <w:r>
+        <w:rPr>
+          <w:i/>
+          <w:iCs/>
+        </w:rPr>
+        <w:t>-router-</w:t>
+      </w:r>
+      <w:proofErr w:type="spellStart"/>
+      <w:r>
+        <w:rPr>
+          <w:i/>
+          <w:iCs/>
+        </w:rPr>
+        <w:t>dom</w:t>
+      </w:r>
+      <w:proofErr w:type="spellEnd"/>
+      <w:r>
+        <w:t>), az állapotkezelést (</w:t>
+      </w:r>
+      <w:proofErr w:type="spellStart"/>
+      <w:r>
+        <w:rPr>
+          <w:i/>
+          <w:iCs/>
+        </w:rPr>
+        <w:t>useState</w:t>
+      </w:r>
+      <w:proofErr w:type="spellEnd"/>
+      <w:r>
+        <w:t>) és az autentikációt (</w:t>
+      </w:r>
+      <w:proofErr w:type="spellStart"/>
+      <w:r>
+        <w:rPr>
+          <w:b/>
+          <w:bCs/>
+        </w:rPr>
+        <w:t>AuthProvider</w:t>
+      </w:r>
+      <w:proofErr w:type="spellEnd"/>
+      <w:r>
+        <w:t>).</w:t>
+      </w:r>
+    </w:p>
+    <w:p>
+      <w:r>
+        <w:t xml:space="preserve">Az alkalmazás a </w:t>
+      </w:r>
+      <w:proofErr w:type="spellStart"/>
+      <w:r>
+        <w:rPr>
+          <w:i/>
+          <w:iCs/>
+        </w:rPr>
+        <w:t>react</w:t>
+      </w:r>
+      <w:proofErr w:type="spellEnd"/>
+      <w:r>
+        <w:rPr>
+          <w:i/>
+          <w:iCs/>
+        </w:rPr>
+        <w:t>-router-</w:t>
+      </w:r>
+      <w:proofErr w:type="spellStart"/>
+      <w:r>
+        <w:rPr>
+          <w:i/>
+          <w:iCs/>
+        </w:rPr>
+        <w:t>dom</w:t>
+      </w:r>
+      <w:proofErr w:type="spellEnd"/>
+      <w:r>
+        <w:rPr>
+          <w:i/>
+          <w:iCs/>
+        </w:rPr>
+        <w:t xml:space="preserve"> </w:t>
+      </w:r>
+      <w:proofErr w:type="spellStart"/>
+      <w:r>
+        <w:rPr>
+          <w:b/>
+          <w:bCs/>
+        </w:rPr>
+        <w:t>BrowserRouter</w:t>
+      </w:r>
+      <w:proofErr w:type="spellEnd"/>
+      <w:r>
+        <w:rPr>
+          <w:b/>
+          <w:bCs/>
+        </w:rPr>
+        <w:t xml:space="preserve">, </w:t>
+      </w:r>
+      <w:proofErr w:type="spellStart"/>
+      <w:r>
+        <w:rPr>
+          <w:b/>
+          <w:bCs/>
+        </w:rPr>
+        <w:t>Routes</w:t>
+      </w:r>
+      <w:proofErr w:type="spellEnd"/>
+      <w:r>
+        <w:rPr>
+          <w:b/>
+          <w:bCs/>
+        </w:rPr>
+        <w:t xml:space="preserve"> </w:t>
+      </w:r>
+      <w:r>
+        <w:t>és</w:t>
+      </w:r>
+      <w:r>
+        <w:rPr>
+          <w:b/>
+          <w:bCs/>
+        </w:rPr>
+        <w:t xml:space="preserve"> </w:t>
+      </w:r>
+      <w:proofErr w:type="spellStart"/>
+      <w:r>
+        <w:rPr>
+          <w:b/>
+          <w:bCs/>
+        </w:rPr>
+        <w:t>Route</w:t>
+      </w:r>
+      <w:proofErr w:type="spellEnd"/>
+      <w:r>
+        <w:rPr>
+          <w:b/>
+          <w:bCs/>
+        </w:rPr>
+        <w:t xml:space="preserve"> </w:t>
+      </w:r>
+      <w:r>
+        <w:t xml:space="preserve">komponenseit használja az </w:t>
+      </w:r>
+      <w:r>
+        <w:t>alábbi útvonalak kezelésére:</w:t>
+      </w:r>
+    </w:p>
+    <w:tbl>
+      <w:tblPr>
+        <w:tblStyle w:val="Listatblzat3"/>
+        <w:tblW w:w="0" w:type="auto"/>
+        <w:tblLook w:val="04A0" w:firstRow="1" w:lastRow="0" w:firstColumn="1" w:lastColumn="0" w:noHBand="0" w:noVBand="1"/>
+      </w:tblPr>
+      <w:tblGrid>
+        <w:gridCol w:w="3020"/>
+        <w:gridCol w:w="3021"/>
+        <w:gridCol w:w="3021"/>
+      </w:tblGrid>
+      <w:tr>
+        <w:trPr>
+          <w:cnfStyle w:val="100000000000" w:firstRow="1" w:lastRow="0" w:firstColumn="0" w:lastColumn="0" w:oddVBand="0" w:evenVBand="0" w:oddHBand="0" w:evenHBand="0" w:firstRowFirstColumn="0" w:firstRowLastColumn="0" w:lastRowFirstColumn="0" w:lastRowLastColumn="0"/>
+        </w:trPr>
+        <w:tc>
+          <w:tcPr>
+            <w:cnfStyle w:val="001000000100" w:firstRow="0" w:lastRow="0" w:firstColumn="1" w:lastColumn="0" w:oddVBand="0" w:evenVBand="0" w:oddHBand="0" w:evenHBand="0" w:firstRowFirstColumn="1" w:firstRowLastColumn="0" w:lastRowFirstColumn="0" w:lastRowLastColumn="0"/>
+            <w:tcW w:w="3020" w:type="dxa"/>
+          </w:tcPr>
+          <w:p>
+            <w:r>
+              <w:t>Útvonal (</w:t>
+            </w:r>
+            <w:proofErr w:type="spellStart"/>
+            <w:r>
+              <w:t>Route</w:t>
+            </w:r>
+            <w:proofErr w:type="spellEnd"/>
+            <w:r>
+              <w:t>)</w:t>
+            </w:r>
+          </w:p>
+        </w:tc>
+        <w:tc>
+          <w:tcPr>
+            <w:tcW w:w="3021" w:type="dxa"/>
+          </w:tcPr>
+          <w:p>
+            <w:pPr>
+              <w:cnfStyle w:val="100000000000" w:firstRow="1" w:lastRow="0" w:firstColumn="0" w:lastColumn="0" w:oddVBand="0" w:evenVBand="0" w:oddHBand="0" w:evenHBand="0" w:firstRowFirstColumn="0" w:firstRowLastColumn="0" w:lastRowFirstColumn="0" w:lastRowLastColumn="0"/>
+            </w:pPr>
+            <w:r>
+              <w:t>Komponens</w:t>
+            </w:r>
+          </w:p>
+        </w:tc>
+        <w:tc>
+          <w:tcPr>
+            <w:tcW w:w="3021" w:type="dxa"/>
+          </w:tcPr>
+          <w:p>
+            <w:pPr>
+              <w:cnfStyle w:val="100000000000" w:firstRow="1" w:lastRow="0" w:firstColumn="0" w:lastColumn="0" w:oddVBand="0" w:evenVBand="0" w:oddHBand="0" w:evenHBand="0" w:firstRowFirstColumn="0" w:firstRowLastColumn="0" w:lastRowFirstColumn="0" w:lastRowLastColumn="0"/>
+            </w:pPr>
+            <w:r>
+              <w:t>Leírás</w:t>
+            </w:r>
+          </w:p>
+        </w:tc>
+      </w:tr>
+      <w:tr>
+        <w:trPr>
+          <w:cnfStyle w:val="000000100000" w:firstRow="0" w:lastRow="0" w:firstColumn="0" w:lastColumn="0" w:oddVBand="0" w:evenVBand="0" w:oddHBand="1" w:evenHBand="0" w:firstRowFirstColumn="0" w:firstRowLastColumn="0" w:lastRowFirstColumn="0" w:lastRowLastColumn="0"/>
+        </w:trPr>
+        <w:tc>
+          <w:tcPr>
+            <w:cnfStyle w:val="001000000000" w:firstRow="0" w:lastRow="0" w:firstColumn="1" w:lastColumn="0" w:oddVBand="0" w:evenVBand="0" w:oddHBand="0" w:evenHBand="0" w:firstRowFirstColumn="0" w:firstRowLastColumn="0" w:lastRowFirstColumn="0" w:lastRowLastColumn="0"/>
+            <w:tcW w:w="3020" w:type="dxa"/>
+          </w:tcPr>
+          <w:p>
+            <w:pPr>
+              <w:rPr>
+                <w:b w:val="0"/>
+                <w:bCs w:val="0"/>
+                <w:i/>
+                <w:iCs/>
+              </w:rPr>
+            </w:pPr>
+            <w:r>
+              <w:rPr>
+                <w:b w:val="0"/>
+                <w:bCs w:val="0"/>
+                <w:i/>
+                <w:iCs/>
+              </w:rPr>
+              <w:t>/</w:t>
+            </w:r>
+          </w:p>
+        </w:tc>
+        <w:tc>
+          <w:tcPr>
+            <w:tcW w:w="3021" w:type="dxa"/>
+          </w:tcPr>
+          <w:p>
+            <w:pPr>
+              <w:cnfStyle w:val="000000100000" w:firstRow="0" w:lastRow="0" w:firstColumn="0" w:lastColumn="0" w:oddVBand="0" w:evenVBand="0" w:oddHBand="1" w:evenHBand="0" w:firstRowFirstColumn="0" w:firstRowLastColumn="0" w:lastRowFirstColumn="0" w:lastRowLastColumn="0"/>
+              <w:rPr>
+                <w:b/>
+                <w:bCs/>
+              </w:rPr>
+            </w:pPr>
+            <w:r>
+              <w:rPr>
+                <w:b/>
+                <w:bCs/>
+              </w:rPr>
+              <w:t>Home</w:t>
+            </w:r>
+          </w:p>
+        </w:tc>
+        <w:tc>
+          <w:tcPr>
+            <w:tcW w:w="3021" w:type="dxa"/>
+          </w:tcPr>
+          <w:p>
+            <w:pPr>
+              <w:cnfStyle w:val="000000100000" w:firstRow="0" w:lastRow="0" w:firstColumn="0" w:lastColumn="0" w:oddVBand="0" w:evenVBand="0" w:oddHBand="1" w:evenHBand="0" w:firstRowFirstColumn="0" w:firstRowLastColumn="0" w:lastRowFirstColumn="0" w:lastRowLastColumn="0"/>
+            </w:pPr>
+            <w:r>
+              <w:t>Kezdőlap, statisztikák</w:t>
+            </w:r>
+          </w:p>
+        </w:tc>
+      </w:tr>
+      <w:tr>
+        <w:tc>
+          <w:tcPr>
+            <w:cnfStyle w:val="001000000000" w:firstRow="0" w:lastRow="0" w:firstColumn="1" w:lastColumn="0" w:oddVBand="0" w:evenVBand="0" w:oddHBand="0" w:evenHBand="0" w:firstRowFirstColumn="0" w:firstRowLastColumn="0" w:lastRowFirstColumn="0" w:lastRowLastColumn="0"/>
+            <w:tcW w:w="3020" w:type="dxa"/>
+          </w:tcPr>
+          <w:p>
+            <w:pPr>
+              <w:rPr>
+                <w:b w:val="0"/>
+                <w:bCs w:val="0"/>
+                <w:i/>
+                <w:iCs/>
+              </w:rPr>
+            </w:pPr>
+            <w:r>
+              <w:rPr>
+                <w:b w:val="0"/>
+                <w:bCs w:val="0"/>
+                <w:i/>
+                <w:iCs/>
+              </w:rPr>
+              <w:t>/login</w:t>
+            </w:r>
+          </w:p>
+        </w:tc>
+        <w:tc>
+          <w:tcPr>
+            <w:tcW w:w="3021" w:type="dxa"/>
+          </w:tcPr>
+          <w:p>
+            <w:pPr>
+              <w:cnfStyle w:val="000000000000" w:firstRow="0" w:lastRow="0" w:firstColumn="0" w:lastColumn="0" w:oddVBand="0" w:evenVBand="0" w:oddHBand="0" w:evenHBand="0" w:firstRowFirstColumn="0" w:firstRowLastColumn="0" w:lastRowFirstColumn="0" w:lastRowLastColumn="0"/>
+              <w:rPr>
+                <w:b/>
+                <w:bCs/>
+              </w:rPr>
+            </w:pPr>
+            <w:r>
+              <w:rPr>
+                <w:b/>
+                <w:bCs/>
+              </w:rPr>
+              <w:t>Login</w:t>
+            </w:r>
+          </w:p>
+        </w:tc>
+        <w:tc>
+          <w:tcPr>
+            <w:tcW w:w="3021" w:type="dxa"/>
+          </w:tcPr>
+          <w:p>
+            <w:pPr>
+              <w:cnfStyle w:val="000000000000" w:firstRow="0" w:lastRow="0" w:firstColumn="0" w:lastColumn="0" w:oddVBand="0" w:evenVBand="0" w:oddHBand="0" w:evenHBand="0" w:firstRowFirstColumn="0" w:firstRowLastColumn="0" w:lastRowFirstColumn="0" w:lastRowLastColumn="0"/>
+            </w:pPr>
+            <w:r>
+              <w:t>Bejelentkezési felület</w:t>
+            </w:r>
+          </w:p>
+        </w:tc>
+      </w:tr>
+      <w:tr>
+        <w:trPr>
+          <w:cnfStyle w:val="000000100000" w:firstRow="0" w:lastRow="0" w:firstColumn="0" w:lastColumn="0" w:oddVBand="0" w:evenVBand="0" w:oddHBand="1" w:evenHBand="0" w:firstRowFirstColumn="0" w:firstRowLastColumn="0" w:lastRowFirstColumn="0" w:lastRowLastColumn="0"/>
+        </w:trPr>
+        <w:tc>
+          <w:tcPr>
+            <w:cnfStyle w:val="001000000000" w:firstRow="0" w:lastRow="0" w:firstColumn="1" w:lastColumn="0" w:oddVBand="0" w:evenVBand="0" w:oddHBand="0" w:evenHBand="0" w:firstRowFirstColumn="0" w:firstRowLastColumn="0" w:lastRowFirstColumn="0" w:lastRowLastColumn="0"/>
+            <w:tcW w:w="3020" w:type="dxa"/>
+          </w:tcPr>
+          <w:p>
+            <w:pPr>
+              <w:rPr>
+                <w:b w:val="0"/>
+                <w:bCs w:val="0"/>
+                <w:i/>
+                <w:iCs/>
+              </w:rPr>
+            </w:pPr>
+            <w:r>
+              <w:rPr>
+                <w:b w:val="0"/>
+                <w:bCs w:val="0"/>
+                <w:i/>
+                <w:iCs/>
+              </w:rPr>
+              <w:t>/</w:t>
+            </w:r>
+            <w:proofErr w:type="spellStart"/>
+            <w:r>
+              <w:rPr>
+                <w:b w:val="0"/>
+                <w:bCs w:val="0"/>
+                <w:i/>
+                <w:iCs/>
+              </w:rPr>
+              <w:t>forgot-password</w:t>
+            </w:r>
+            <w:proofErr w:type="spellEnd"/>
+          </w:p>
+        </w:tc>
+        <w:tc>
+          <w:tcPr>
+            <w:tcW w:w="3021" w:type="dxa"/>
+          </w:tcPr>
+          <w:p>
+            <w:pPr>
+              <w:cnfStyle w:val="000000100000" w:firstRow="0" w:lastRow="0" w:firstColumn="0" w:lastColumn="0" w:oddVBand="0" w:evenVBand="0" w:oddHBand="1" w:evenHBand="0" w:firstRowFirstColumn="0" w:firstRowLastColumn="0" w:lastRowFirstColumn="0" w:lastRowLastColumn="0"/>
+              <w:rPr>
+                <w:b/>
+                <w:bCs/>
+              </w:rPr>
+            </w:pPr>
+            <w:proofErr w:type="spellStart"/>
+            <w:r>
+              <w:rPr>
+                <w:b/>
+                <w:bCs/>
+              </w:rPr>
+              <w:t>ForgotPassword</w:t>
+            </w:r>
+            <w:proofErr w:type="spellEnd"/>
+          </w:p>
+        </w:tc>
+        <w:tc>
+          <w:tcPr>
+            <w:tcW w:w="3021" w:type="dxa"/>
+          </w:tcPr>
+          <w:p>
+            <w:pPr>
+              <w:cnfStyle w:val="000000100000" w:firstRow="0" w:lastRow="0" w:firstColumn="0" w:lastColumn="0" w:oddVBand="0" w:evenVBand="0" w:oddHBand="1" w:evenHBand="0" w:firstRowFirstColumn="0" w:firstRowLastColumn="0" w:lastRowFirstColumn="0" w:lastRowLastColumn="0"/>
+            </w:pPr>
+            <w:r>
+              <w:t>Elfelejtett jelszó kezelése</w:t>
+            </w:r>
+          </w:p>
+        </w:tc>
+      </w:tr>
+      <w:tr>
+        <w:tc>
+          <w:tcPr>
+            <w:cnfStyle w:val="001000000000" w:firstRow="0" w:lastRow="0" w:firstColumn="1" w:lastColumn="0" w:oddVBand="0" w:evenVBand="0" w:oddHBand="0" w:evenHBand="0" w:firstRowFirstColumn="0" w:firstRowLastColumn="0" w:lastRowFirstColumn="0" w:lastRowLastColumn="0"/>
+            <w:tcW w:w="3020" w:type="dxa"/>
+          </w:tcPr>
+          <w:p>
+            <w:pPr>
+              <w:rPr>
+                <w:b w:val="0"/>
+                <w:bCs w:val="0"/>
+                <w:i/>
+                <w:iCs/>
+              </w:rPr>
+            </w:pPr>
+            <w:r>
+              <w:rPr>
+                <w:b w:val="0"/>
+                <w:bCs w:val="0"/>
+                <w:i/>
+                <w:iCs/>
+              </w:rPr>
+              <w:t>/</w:t>
+            </w:r>
+            <w:proofErr w:type="spellStart"/>
+            <w:r>
+              <w:rPr>
+                <w:b w:val="0"/>
+                <w:bCs w:val="0"/>
+                <w:i/>
+                <w:iCs/>
+              </w:rPr>
+              <w:t>change-password</w:t>
+            </w:r>
+            <w:proofErr w:type="spellEnd"/>
+            <w:r>
+              <w:rPr>
+                <w:b w:val="0"/>
+                <w:bCs w:val="0"/>
+                <w:i/>
+                <w:iCs/>
+              </w:rPr>
+              <w:t>/*</w:t>
+            </w:r>
+          </w:p>
+        </w:tc>
+        <w:tc>
+          <w:tcPr>
+            <w:tcW w:w="3021" w:type="dxa"/>
+          </w:tcPr>
+          <w:p>
+            <w:pPr>
+              <w:cnfStyle w:val="000000000000" w:firstRow="0" w:lastRow="0" w:firstColumn="0" w:lastColumn="0" w:oddVBand="0" w:evenVBand="0" w:oddHBand="0" w:evenHBand="0" w:firstRowFirstColumn="0" w:firstRowLastColumn="0" w:lastRowFirstColumn="0" w:lastRowLastColumn="0"/>
+              <w:rPr>
+                <w:b/>
+                <w:bCs/>
+              </w:rPr>
+            </w:pPr>
+            <w:proofErr w:type="spellStart"/>
+            <w:r>
+              <w:rPr>
+                <w:b/>
+                <w:bCs/>
+              </w:rPr>
+              <w:t>ChangePassword</w:t>
+            </w:r>
+            <w:proofErr w:type="spellEnd"/>
+          </w:p>
+        </w:tc>
+        <w:tc>
+          <w:tcPr>
+            <w:tcW w:w="3021" w:type="dxa"/>
+          </w:tcPr>
+          <w:p>
+            <w:pPr>
+              <w:cnfStyle w:val="000000000000" w:firstRow="0" w:lastRow="0" w:firstColumn="0" w:lastColumn="0" w:oddVBand="0" w:evenVBand="0" w:oddHBand="0" w:evenHBand="0" w:firstRowFirstColumn="0" w:firstRowLastColumn="0" w:lastRowFirstColumn="0" w:lastRowLastColumn="0"/>
+            </w:pPr>
+            <w:r>
+              <w:t>Jelszó módosítása emailben kapott linkkel</w:t>
+            </w:r>
+          </w:p>
+        </w:tc>
+      </w:tr>
+      <w:tr>
+        <w:trPr>
+          <w:cnfStyle w:val="000000100000" w:firstRow="0" w:lastRow="0" w:firstColumn="0" w:lastColumn="0" w:oddVBand="0" w:evenVBand="0" w:oddHBand="1" w:evenHBand="0" w:firstRowFirstColumn="0" w:firstRowLastColumn="0" w:lastRowFirstColumn="0" w:lastRowLastColumn="0"/>
+        </w:trPr>
+        <w:tc>
+          <w:tcPr>
+            <w:cnfStyle w:val="001000000000" w:firstRow="0" w:lastRow="0" w:firstColumn="1" w:lastColumn="0" w:oddVBand="0" w:evenVBand="0" w:oddHBand="0" w:evenHBand="0" w:firstRowFirstColumn="0" w:firstRowLastColumn="0" w:lastRowFirstColumn="0" w:lastRowLastColumn="0"/>
+            <w:tcW w:w="3020" w:type="dxa"/>
+          </w:tcPr>
+          <w:p>
+            <w:pPr>
+              <w:rPr>
+                <w:b w:val="0"/>
+                <w:bCs w:val="0"/>
+                <w:i/>
+                <w:iCs/>
+              </w:rPr>
+            </w:pPr>
+            <w:r>
+              <w:rPr>
+                <w:b w:val="0"/>
+                <w:bCs w:val="0"/>
+                <w:i/>
+                <w:iCs/>
+              </w:rPr>
+              <w:t>/</w:t>
+            </w:r>
+            <w:proofErr w:type="spellStart"/>
+            <w:r>
+              <w:rPr>
+                <w:b w:val="0"/>
+                <w:bCs w:val="0"/>
+                <w:i/>
+                <w:iCs/>
+              </w:rPr>
+              <w:t>register</w:t>
+            </w:r>
+            <w:proofErr w:type="spellEnd"/>
+          </w:p>
+        </w:tc>
+        <w:tc>
+          <w:tcPr>
+            <w:tcW w:w="3021" w:type="dxa"/>
+          </w:tcPr>
+          <w:p>
+            <w:pPr>
+              <w:cnfStyle w:val="000000100000" w:firstRow="0" w:lastRow="0" w:firstColumn="0" w:lastColumn="0" w:oddVBand="0" w:evenVBand="0" w:oddHBand="1" w:evenHBand="0" w:firstRowFirstColumn="0" w:firstRowLastColumn="0" w:lastRowFirstColumn="0" w:lastRowLastColumn="0"/>
+              <w:rPr>
+                <w:b/>
+                <w:bCs/>
+              </w:rPr>
+            </w:pPr>
+            <w:r>
+              <w:rPr>
+                <w:b/>
+                <w:bCs/>
+              </w:rPr>
+              <w:t>Register</w:t>
+            </w:r>
+          </w:p>
+        </w:tc>
+        <w:tc>
+          <w:tcPr>
+            <w:tcW w:w="3021" w:type="dxa"/>
+          </w:tcPr>
+          <w:p>
+            <w:pPr>
+              <w:cnfStyle w:val="000000100000" w:firstRow="0" w:lastRow="0" w:firstColumn="0" w:lastColumn="0" w:oddVBand="0" w:evenVBand="0" w:oddHBand="1" w:evenHBand="0" w:firstRowFirstColumn="0" w:firstRowLastColumn="0" w:lastRowFirstColumn="0" w:lastRowLastColumn="0"/>
+            </w:pPr>
+            <w:r>
+              <w:t>Regisztrációs felület</w:t>
+            </w:r>
+          </w:p>
+        </w:tc>
+      </w:tr>
+      <w:tr>
+        <w:tc>
+          <w:tcPr>
+            <w:cnfStyle w:val="001000000000" w:firstRow="0" w:lastRow="0" w:firstColumn="1" w:lastColumn="0" w:oddVBand="0" w:evenVBand="0" w:oddHBand="0" w:evenHBand="0" w:firstRowFirstColumn="0" w:firstRowLastColumn="0" w:lastRowFirstColumn="0" w:lastRowLastColumn="0"/>
+            <w:tcW w:w="3020" w:type="dxa"/>
+          </w:tcPr>
+          <w:p>
+            <w:pPr>
+              <w:rPr>
+                <w:b w:val="0"/>
+                <w:bCs w:val="0"/>
+                <w:i/>
+                <w:iCs/>
+              </w:rPr>
+            </w:pPr>
+            <w:r>
+              <w:rPr>
+                <w:b w:val="0"/>
+                <w:bCs w:val="0"/>
+                <w:i/>
+                <w:iCs/>
+              </w:rPr>
+              <w:t>/</w:t>
+            </w:r>
+            <w:proofErr w:type="spellStart"/>
+            <w:r>
+              <w:rPr>
+                <w:b w:val="0"/>
+                <w:bCs w:val="0"/>
+                <w:i/>
+                <w:iCs/>
+              </w:rPr>
+              <w:t>books</w:t>
+            </w:r>
+            <w:proofErr w:type="spellEnd"/>
+          </w:p>
+        </w:tc>
+        <w:tc>
+          <w:tcPr>
+            <w:tcW w:w="3021" w:type="dxa"/>
+          </w:tcPr>
+          <w:p>
+            <w:pPr>
+              <w:cnfStyle w:val="000000000000" w:firstRow="0" w:lastRow="0" w:firstColumn="0" w:lastColumn="0" w:oddVBand="0" w:evenVBand="0" w:oddHBand="0" w:evenHBand="0" w:firstRowFirstColumn="0" w:firstRowLastColumn="0" w:lastRowFirstColumn="0" w:lastRowLastColumn="0"/>
+              <w:rPr>
+                <w:b/>
+                <w:bCs/>
+              </w:rPr>
+            </w:pPr>
+            <w:r>
+              <w:rPr>
+                <w:b/>
+                <w:bCs/>
+              </w:rPr>
+              <w:t>Books</w:t>
+            </w:r>
+          </w:p>
+        </w:tc>
+        <w:tc>
+          <w:tcPr>
+            <w:tcW w:w="3021" w:type="dxa"/>
+          </w:tcPr>
+          <w:p>
+            <w:pPr>
+              <w:cnfStyle w:val="000000000000" w:firstRow="0" w:lastRow="0" w:firstColumn="0" w:lastColumn="0" w:oddVBand="0" w:evenVBand="0" w:oddHBand="0" w:evenHBand="0" w:firstRowFirstColumn="0" w:firstRowLastColumn="0" w:lastRowFirstColumn="0" w:lastRowLastColumn="0"/>
+            </w:pPr>
+            <w:proofErr w:type="spellStart"/>
+            <w:r>
+              <w:t>Könvyek</w:t>
+            </w:r>
+            <w:proofErr w:type="spellEnd"/>
+            <w:r>
+              <w:t xml:space="preserve"> böngészése és szűrése</w:t>
+            </w:r>
+          </w:p>
+        </w:tc>
+      </w:tr>
+      <w:tr>
+        <w:trPr>
+          <w:cnfStyle w:val="000000100000" w:firstRow="0" w:lastRow="0" w:firstColumn="0" w:lastColumn="0" w:oddVBand="0" w:evenVBand="0" w:oddHBand="1" w:evenHBand="0" w:firstRowFirstColumn="0" w:firstRowLastColumn="0" w:lastRowFirstColumn="0" w:lastRowLastColumn="0"/>
+        </w:trPr>
+        <w:tc>
+          <w:tcPr>
+            <w:cnfStyle w:val="001000000000" w:firstRow="0" w:lastRow="0" w:firstColumn="1" w:lastColumn="0" w:oddVBand="0" w:evenVBand="0" w:oddHBand="0" w:evenHBand="0" w:firstRowFirstColumn="0" w:firstRowLastColumn="0" w:lastRowFirstColumn="0" w:lastRowLastColumn="0"/>
+            <w:tcW w:w="3020" w:type="dxa"/>
+          </w:tcPr>
+          <w:p>
+            <w:pPr>
+              <w:rPr>
+                <w:b w:val="0"/>
+                <w:bCs w:val="0"/>
+                <w:i/>
+                <w:iCs/>
+              </w:rPr>
+            </w:pPr>
+            <w:r>
+              <w:rPr>
+                <w:b w:val="0"/>
+                <w:bCs w:val="0"/>
+                <w:i/>
+                <w:iCs/>
+              </w:rPr>
+              <w:t>/</w:t>
+            </w:r>
+            <w:proofErr w:type="spellStart"/>
+            <w:r>
+              <w:rPr>
+                <w:b w:val="0"/>
+                <w:bCs w:val="0"/>
+                <w:i/>
+                <w:iCs/>
+              </w:rPr>
+              <w:t>finalize-registration</w:t>
+            </w:r>
+            <w:proofErr w:type="spellEnd"/>
+          </w:p>
+        </w:tc>
+        <w:tc>
+          <w:tcPr>
+            <w:tcW w:w="3021" w:type="dxa"/>
+          </w:tcPr>
+          <w:p>
+            <w:pPr>
+              <w:cnfStyle w:val="000000100000" w:firstRow="0" w:lastRow="0" w:firstColumn="0" w:lastColumn="0" w:oddVBand="0" w:evenVBand="0" w:oddHBand="1" w:evenHBand="0" w:firstRowFirstColumn="0" w:firstRowLastColumn="0" w:lastRowFirstColumn="0" w:lastRowLastColumn="0"/>
+              <w:rPr>
+                <w:b/>
+                <w:bCs/>
+              </w:rPr>
+            </w:pPr>
+            <w:proofErr w:type="spellStart"/>
+            <w:r>
+              <w:rPr>
+                <w:b/>
+                <w:bCs/>
+              </w:rPr>
+              <w:t>FinalizeRegistration</w:t>
+            </w:r>
+            <w:proofErr w:type="spellEnd"/>
+          </w:p>
+        </w:tc>
+        <w:tc>
+          <w:tcPr>
+            <w:tcW w:w="3021" w:type="dxa"/>
+          </w:tcPr>
+          <w:p>
+            <w:pPr>
+              <w:cnfStyle w:val="000000100000" w:firstRow="0" w:lastRow="0" w:firstColumn="0" w:lastColumn="0" w:oddVBand="0" w:evenVBand="0" w:oddHBand="1" w:evenHBand="0" w:firstRowFirstColumn="0" w:firstRowLastColumn="0" w:lastRowFirstColumn="0" w:lastRowLastColumn="0"/>
+            </w:pPr>
+            <w:r>
+              <w:t>Előregisztrált felhasználók véglegesítése</w:t>
+            </w:r>
+          </w:p>
+        </w:tc>
+      </w:tr>
+      <w:tr>
+        <w:tc>
+          <w:tcPr>
+            <w:cnfStyle w:val="001000000000" w:firstRow="0" w:lastRow="0" w:firstColumn="1" w:lastColumn="0" w:oddVBand="0" w:evenVBand="0" w:oddHBand="0" w:evenHBand="0" w:firstRowFirstColumn="0" w:firstRowLastColumn="0" w:lastRowFirstColumn="0" w:lastRowLastColumn="0"/>
+            <w:tcW w:w="3020" w:type="dxa"/>
+          </w:tcPr>
+          <w:p>
+            <w:pPr>
+              <w:rPr>
+                <w:b w:val="0"/>
+                <w:bCs w:val="0"/>
+                <w:i/>
+                <w:iCs/>
+              </w:rPr>
+            </w:pPr>
+            <w:r>
+              <w:rPr>
+                <w:b w:val="0"/>
+                <w:bCs w:val="0"/>
+                <w:i/>
+                <w:iCs/>
+              </w:rPr>
+              <w:t>/</w:t>
+            </w:r>
+            <w:proofErr w:type="spellStart"/>
+            <w:r>
+              <w:rPr>
+                <w:b w:val="0"/>
+                <w:bCs w:val="0"/>
+                <w:i/>
+                <w:iCs/>
+              </w:rPr>
+              <w:t>verify</w:t>
+            </w:r>
+            <w:proofErr w:type="spellEnd"/>
+          </w:p>
+        </w:tc>
+        <w:tc>
+          <w:tcPr>
+            <w:tcW w:w="3021" w:type="dxa"/>
+          </w:tcPr>
+          <w:p>
+            <w:pPr>
+              <w:cnfStyle w:val="000000000000" w:firstRow="0" w:lastRow="0" w:firstColumn="0" w:lastColumn="0" w:oddVBand="0" w:evenVBand="0" w:oddHBand="0" w:evenHBand="0" w:firstRowFirstColumn="0" w:firstRowLastColumn="0" w:lastRowFirstColumn="0" w:lastRowLastColumn="0"/>
+              <w:rPr>
+                <w:b/>
+                <w:bCs/>
+              </w:rPr>
+            </w:pPr>
+            <w:r>
+              <w:rPr>
+                <w:b/>
+                <w:bCs/>
+              </w:rPr>
+              <w:t>Verify</w:t>
+            </w:r>
+          </w:p>
+        </w:tc>
+        <w:tc>
+          <w:tcPr>
+            <w:tcW w:w="3021" w:type="dxa"/>
+          </w:tcPr>
+          <w:p>
+            <w:pPr>
+              <w:cnfStyle w:val="000000000000" w:firstRow="0" w:lastRow="0" w:firstColumn="0" w:lastColumn="0" w:oddVBand="0" w:evenVBand="0" w:oddHBand="0" w:evenHBand="0" w:firstRowFirstColumn="0" w:firstRowLastColumn="0" w:lastRowFirstColumn="0" w:lastRowLastColumn="0"/>
+            </w:pPr>
+            <w:r>
+              <w:t>Email cím megerősítése</w:t>
+            </w:r>
+          </w:p>
+        </w:tc>
+      </w:tr>
+      <w:tr>
+        <w:trPr>
+          <w:cnfStyle w:val="000000100000" w:firstRow="0" w:lastRow="0" w:firstColumn="0" w:lastColumn="0" w:oddVBand="0" w:evenVBand="0" w:oddHBand="1" w:evenHBand="0" w:firstRowFirstColumn="0" w:firstRowLastColumn="0" w:lastRowFirstColumn="0" w:lastRowLastColumn="0"/>
+        </w:trPr>
+        <w:tc>
+          <w:tcPr>
+            <w:cnfStyle w:val="001000000000" w:firstRow="0" w:lastRow="0" w:firstColumn="1" w:lastColumn="0" w:oddVBand="0" w:evenVBand="0" w:oddHBand="0" w:evenHBand="0" w:firstRowFirstColumn="0" w:firstRowLastColumn="0" w:lastRowFirstColumn="0" w:lastRowLastColumn="0"/>
+            <w:tcW w:w="3020" w:type="dxa"/>
+          </w:tcPr>
+          <w:p>
+            <w:pPr>
+              <w:rPr>
+                <w:b w:val="0"/>
+                <w:bCs w:val="0"/>
+                <w:i/>
+                <w:iCs/>
+              </w:rPr>
+            </w:pPr>
+            <w:r>
+              <w:rPr>
+                <w:b w:val="0"/>
+                <w:bCs w:val="0"/>
+                <w:i/>
+                <w:iCs/>
+              </w:rPr>
+              <w:lastRenderedPageBreak/>
+              <w:t>/</w:t>
+            </w:r>
+            <w:proofErr w:type="spellStart"/>
+            <w:r>
+              <w:rPr>
+                <w:b w:val="0"/>
+                <w:bCs w:val="0"/>
+                <w:i/>
+                <w:iCs/>
+              </w:rPr>
+              <w:t>dashboard</w:t>
+            </w:r>
+            <w:proofErr w:type="spellEnd"/>
+          </w:p>
+        </w:tc>
+        <w:tc>
+          <w:tcPr>
+            <w:tcW w:w="3021" w:type="dxa"/>
+          </w:tcPr>
+          <w:p>
+            <w:pPr>
+              <w:cnfStyle w:val="000000100000" w:firstRow="0" w:lastRow="0" w:firstColumn="0" w:lastColumn="0" w:oddVBand="0" w:evenVBand="0" w:oddHBand="1" w:evenHBand="0" w:firstRowFirstColumn="0" w:firstRowLastColumn="0" w:lastRowFirstColumn="0" w:lastRowLastColumn="0"/>
+              <w:rPr>
+                <w:b/>
+                <w:bCs/>
+              </w:rPr>
+            </w:pPr>
+            <w:r>
+              <w:rPr>
+                <w:b/>
+                <w:bCs/>
+              </w:rPr>
+              <w:t>Dashboard (PrivateRoute)</w:t>
+            </w:r>
+          </w:p>
+        </w:tc>
+        <w:tc>
+          <w:tcPr>
+            <w:tcW w:w="3021" w:type="dxa"/>
+          </w:tcPr>
+          <w:p>
+            <w:pPr>
+              <w:cnfStyle w:val="000000100000" w:firstRow="0" w:lastRow="0" w:firstColumn="0" w:lastColumn="0" w:oddVBand="0" w:evenVBand="0" w:oddHBand="1" w:evenHBand="0" w:firstRowFirstColumn="0" w:firstRowLastColumn="0" w:lastRowFirstColumn="0" w:lastRowLastColumn="0"/>
+            </w:pPr>
+            <w:r>
+              <w:t>Felhasználói irányítópult, csak bejelentkezett felhasználóknak</w:t>
+            </w:r>
+          </w:p>
+        </w:tc>
+      </w:tr>
+      <w:tr>
+        <w:tc>
+          <w:tcPr>
+            <w:cnfStyle w:val="001000000000" w:firstRow="0" w:lastRow="0" w:firstColumn="1" w:lastColumn="0" w:oddVBand="0" w:evenVBand="0" w:oddHBand="0" w:evenHBand="0" w:firstRowFirstColumn="0" w:firstRowLastColumn="0" w:lastRowFirstColumn="0" w:lastRowLastColumn="0"/>
+            <w:tcW w:w="3020" w:type="dxa"/>
+          </w:tcPr>
+          <w:p>
+            <w:pPr>
+              <w:rPr>
+                <w:b w:val="0"/>
+                <w:bCs w:val="0"/>
+                <w:i/>
+                <w:iCs/>
+              </w:rPr>
+            </w:pPr>
+            <w:r>
+              <w:rPr>
+                <w:b w:val="0"/>
+                <w:bCs w:val="0"/>
+                <w:i/>
+                <w:iCs/>
+              </w:rPr>
+              <w:t>/</w:t>
+            </w:r>
+            <w:proofErr w:type="spellStart"/>
+            <w:r>
+              <w:rPr>
+                <w:b w:val="0"/>
+                <w:bCs w:val="0"/>
+                <w:i/>
+                <w:iCs/>
+              </w:rPr>
+              <w:t>dashboard</w:t>
+            </w:r>
+            <w:proofErr w:type="spellEnd"/>
+            <w:r>
+              <w:rPr>
+                <w:b w:val="0"/>
+                <w:bCs w:val="0"/>
+                <w:i/>
+                <w:iCs/>
+              </w:rPr>
+              <w:t>/</w:t>
+            </w:r>
+            <w:proofErr w:type="spellStart"/>
+            <w:r>
+              <w:rPr>
+                <w:b w:val="0"/>
+                <w:bCs w:val="0"/>
+                <w:i/>
+                <w:iCs/>
+              </w:rPr>
+              <w:t>borrowings</w:t>
+            </w:r>
+            <w:proofErr w:type="spellEnd"/>
+          </w:p>
+        </w:tc>
+        <w:tc>
+          <w:tcPr>
+            <w:tcW w:w="3021" w:type="dxa"/>
+          </w:tcPr>
+          <w:p>
+            <w:pPr>
+              <w:cnfStyle w:val="000000000000" w:firstRow="0" w:lastRow="0" w:firstColumn="0" w:lastColumn="0" w:oddVBand="0" w:evenVBand="0" w:oddHBand="0" w:evenHBand="0" w:firstRowFirstColumn="0" w:firstRowLastColumn="0" w:lastRowFirstColumn="0" w:lastRowLastColumn="0"/>
+              <w:rPr>
+                <w:b/>
+                <w:bCs/>
+              </w:rPr>
+            </w:pPr>
+            <w:r>
+              <w:rPr>
+                <w:b/>
+                <w:bCs/>
+              </w:rPr>
+              <w:t>Borrowings</w:t>
+            </w:r>
+          </w:p>
+        </w:tc>
+        <w:tc>
+          <w:tcPr>
+            <w:tcW w:w="3021" w:type="dxa"/>
+          </w:tcPr>
+          <w:p>
+            <w:pPr>
+              <w:cnfStyle w:val="000000000000" w:firstRow="0" w:lastRow="0" w:firstColumn="0" w:lastColumn="0" w:oddVBand="0" w:evenVBand="0" w:oddHBand="0" w:evenHBand="0" w:firstRowFirstColumn="0" w:firstRowLastColumn="0" w:lastRowFirstColumn="0" w:lastRowLastColumn="0"/>
+            </w:pPr>
+            <w:r>
+              <w:t>Felhasználó kölcsönzéseinek listája</w:t>
+            </w:r>
+          </w:p>
+        </w:tc>
+      </w:tr>
+      <w:tr>
+        <w:trPr>
+          <w:cnfStyle w:val="000000100000" w:firstRow="0" w:lastRow="0" w:firstColumn="0" w:lastColumn="0" w:oddVBand="0" w:evenVBand="0" w:oddHBand="1" w:evenHBand="0" w:firstRowFirstColumn="0" w:firstRowLastColumn="0" w:lastRowFirstColumn="0" w:lastRowLastColumn="0"/>
+        </w:trPr>
+        <w:tc>
+          <w:tcPr>
+            <w:cnfStyle w:val="001000000000" w:firstRow="0" w:lastRow="0" w:firstColumn="1" w:lastColumn="0" w:oddVBand="0" w:evenVBand="0" w:oddHBand="0" w:evenHBand="0" w:firstRowFirstColumn="0" w:firstRowLastColumn="0" w:lastRowFirstColumn="0" w:lastRowLastColumn="0"/>
+            <w:tcW w:w="3020" w:type="dxa"/>
+          </w:tcPr>
+          <w:p>
+            <w:pPr>
+              <w:rPr>
+                <w:b w:val="0"/>
+                <w:bCs w:val="0"/>
+                <w:i/>
+                <w:iCs/>
+              </w:rPr>
+            </w:pPr>
+            <w:r>
+              <w:rPr>
+                <w:b w:val="0"/>
+                <w:bCs w:val="0"/>
+                <w:i/>
+                <w:iCs/>
+              </w:rPr>
+              <w:t>/</w:t>
+            </w:r>
+            <w:proofErr w:type="spellStart"/>
+            <w:r>
+              <w:rPr>
+                <w:b w:val="0"/>
+                <w:bCs w:val="0"/>
+                <w:i/>
+                <w:iCs/>
+              </w:rPr>
+              <w:t>dashboard</w:t>
+            </w:r>
+            <w:proofErr w:type="spellEnd"/>
+            <w:r>
+              <w:rPr>
+                <w:b w:val="0"/>
+                <w:bCs w:val="0"/>
+                <w:i/>
+                <w:iCs/>
+              </w:rPr>
+              <w:t>/</w:t>
+            </w:r>
+            <w:proofErr w:type="spellStart"/>
+            <w:r>
+              <w:rPr>
+                <w:b w:val="0"/>
+                <w:bCs w:val="0"/>
+                <w:i/>
+                <w:iCs/>
+              </w:rPr>
+              <w:t>reservations</w:t>
+            </w:r>
+            <w:proofErr w:type="spellEnd"/>
+          </w:p>
+        </w:tc>
+        <w:tc>
+          <w:tcPr>
+            <w:tcW w:w="3021" w:type="dxa"/>
+          </w:tcPr>
+          <w:p>
+            <w:pPr>
+              <w:cnfStyle w:val="000000100000" w:firstRow="0" w:lastRow="0" w:firstColumn="0" w:lastColumn="0" w:oddVBand="0" w:evenVBand="0" w:oddHBand="1" w:evenHBand="0" w:firstRowFirstColumn="0" w:firstRowLastColumn="0" w:lastRowFirstColumn="0" w:lastRowLastColumn="0"/>
+              <w:rPr>
+                <w:b/>
+                <w:bCs/>
+              </w:rPr>
+            </w:pPr>
+            <w:r>
+              <w:rPr>
+                <w:b/>
+                <w:bCs/>
+              </w:rPr>
+              <w:t>Reservations</w:t>
+            </w:r>
+          </w:p>
+        </w:tc>
+        <w:tc>
+          <w:tcPr>
+            <w:tcW w:w="3021" w:type="dxa"/>
+          </w:tcPr>
+          <w:p>
+            <w:pPr>
+              <w:cnfStyle w:val="000000100000" w:firstRow="0" w:lastRow="0" w:firstColumn="0" w:lastColumn="0" w:oddVBand="0" w:evenVBand="0" w:oddHBand="1" w:evenHBand="0" w:firstRowFirstColumn="0" w:firstRowLastColumn="0" w:lastRowFirstColumn="0" w:lastRowLastColumn="0"/>
+            </w:pPr>
+            <w:r>
+              <w:t>Foglalások listája, kezelése</w:t>
+            </w:r>
+          </w:p>
+        </w:tc>
+      </w:tr>
+      <w:tr>
+        <w:tc>
+          <w:tcPr>
+            <w:cnfStyle w:val="001000000000" w:firstRow="0" w:lastRow="0" w:firstColumn="1" w:lastColumn="0" w:oddVBand="0" w:evenVBand="0" w:oddHBand="0" w:evenHBand="0" w:firstRowFirstColumn="0" w:firstRowLastColumn="0" w:lastRowFirstColumn="0" w:lastRowLastColumn="0"/>
+            <w:tcW w:w="3020" w:type="dxa"/>
+          </w:tcPr>
+          <w:p>
+            <w:pPr>
+              <w:rPr>
+                <w:b w:val="0"/>
+                <w:bCs w:val="0"/>
+                <w:i/>
+                <w:iCs/>
+              </w:rPr>
+            </w:pPr>
+            <w:r>
+              <w:rPr>
+                <w:b w:val="0"/>
+                <w:bCs w:val="0"/>
+                <w:i/>
+                <w:iCs/>
+              </w:rPr>
+              <w:t>/*</w:t>
+            </w:r>
+          </w:p>
+        </w:tc>
+        <w:tc>
+          <w:tcPr>
+            <w:tcW w:w="3021" w:type="dxa"/>
+          </w:tcPr>
+          <w:p>
+            <w:pPr>
+              <w:cnfStyle w:val="000000000000" w:firstRow="0" w:lastRow="0" w:firstColumn="0" w:lastColumn="0" w:oddVBand="0" w:evenVBand="0" w:oddHBand="0" w:evenHBand="0" w:firstRowFirstColumn="0" w:firstRowLastColumn="0" w:lastRowFirstColumn="0" w:lastRowLastColumn="0"/>
+              <w:rPr>
+                <w:b/>
+                <w:bCs/>
+              </w:rPr>
+            </w:pPr>
+            <w:r>
+              <w:rPr>
+                <w:b/>
+                <w:bCs/>
+              </w:rPr>
+              <w:t>NotFound</w:t>
+            </w:r>
+          </w:p>
+        </w:tc>
+        <w:tc>
+          <w:tcPr>
+            <w:tcW w:w="3021" w:type="dxa"/>
+          </w:tcPr>
+          <w:p>
+            <w:pPr>
+              <w:cnfStyle w:val="000000000000" w:firstRow="0" w:lastRow="0" w:firstColumn="0" w:lastColumn="0" w:oddVBand="0" w:evenVBand="0" w:oddHBand="0" w:evenHBand="0" w:firstRowFirstColumn="0" w:firstRowLastColumn="0" w:lastRowFirstColumn="0" w:lastRowLastColumn="0"/>
+            </w:pPr>
+            <w:r>
+              <w:t>404-es hibaoldal nem létező útvonalnál</w:t>
+            </w:r>
+          </w:p>
+        </w:tc>
+      </w:tr>
+    </w:tbl>
     <w:p/>
+    <w:p>
+      <w:pPr>
+        <w:pStyle w:val="Cmsor1"/>
+      </w:pPr>
+      <w:bookmarkStart w:id="11" w:name="_Toc196231147"/>
+      <w:r>
+        <w:t>Állapotkezelés</w:t>
+      </w:r>
+      <w:r>
+        <w:t xml:space="preserve"> (</w:t>
+      </w:r>
+      <w:proofErr w:type="spellStart"/>
+      <w:r>
+        <w:t>useState</w:t>
+      </w:r>
+      <w:proofErr w:type="spellEnd"/>
+      <w:r>
+        <w:t>)</w:t>
+      </w:r>
+      <w:r>
+        <w:t>:</w:t>
+      </w:r>
+      <w:bookmarkEnd w:id="11"/>
+    </w:p>
+    <w:p>
+      <w:proofErr w:type="spellStart"/>
+      <w:r>
+        <w:rPr>
+          <w:i/>
+        </w:rPr>
+        <w:t>searchQuery</w:t>
+      </w:r>
+      <w:proofErr w:type="spellEnd"/>
+      <w:r>
+        <w:t xml:space="preserve"> állapot: A </w:t>
+      </w:r>
+      <w:r>
+        <w:rPr>
+          <w:b/>
+          <w:bCs/>
+        </w:rPr>
+        <w:t>Books</w:t>
+      </w:r>
+      <w:r>
+        <w:t xml:space="preserve"> komponensben használt keresési kulcsszó, amely a fejlécben (</w:t>
+      </w:r>
+      <w:proofErr w:type="spellStart"/>
+      <w:r>
+        <w:rPr>
+          <w:b/>
+          <w:iCs/>
+        </w:rPr>
+        <w:t>Header</w:t>
+      </w:r>
+      <w:proofErr w:type="spellEnd"/>
+      <w:r>
+        <w:t>) megadott keresősáv származik.</w:t>
+      </w:r>
+    </w:p>
+    <w:p>
+      <w:pPr>
+        <w:pStyle w:val="Listaszerbekezds"/>
+        <w:numPr>
+          <w:ilvl w:val="2"/>
+          <w:numId w:val="7"/>
+        </w:numPr>
+        <w:ind w:left="1134"/>
+      </w:pPr>
+      <w:r>
+        <w:t xml:space="preserve">Kezelőfüggvény: </w:t>
+      </w:r>
+      <w:proofErr w:type="spellStart"/>
+      <w:r>
+        <w:rPr>
+          <w:i/>
+          <w:iCs/>
+        </w:rPr>
+        <w:t>handleSearch</w:t>
+      </w:r>
+      <w:proofErr w:type="spellEnd"/>
+      <w:r>
+        <w:rPr>
+          <w:i/>
+          <w:iCs/>
+        </w:rPr>
+        <w:t>(e)</w:t>
+      </w:r>
+      <w:r>
+        <w:t xml:space="preserve"> frissíti az állapotot a beviteli mező (</w:t>
+      </w:r>
+      <w:r>
+        <w:rPr>
+          <w:i/>
+          <w:iCs/>
+        </w:rPr>
+        <w:t>input</w:t>
+      </w:r>
+      <w:r>
+        <w:t>)</w:t>
+      </w:r>
+      <w:r>
+        <w:t xml:space="preserve"> értékével.</w:t>
+      </w:r>
+    </w:p>
+    <w:p>
+      <w:r>
+        <w:rPr>
+          <w:noProof/>
+        </w:rPr>
+        <w:drawing>
+          <wp:inline distT="0" distB="0" distL="0" distR="0" wp14:anchorId="53118274" wp14:editId="314BE0BC">
+            <wp:extent cx="3791479" cy="914528"/>
+            <wp:effectExtent l="190500" t="190500" r="190500" b="190500"/>
+            <wp:docPr id="808814872" name="Kép 1"/>
+            <wp:cNvGraphicFramePr>
+              <a:graphicFrameLocks xmlns:a="http://schemas.openxmlformats.org/drawingml/2006/main" noChangeAspect="1"/>
+            </wp:cNvGraphicFramePr>
+            <a:graphic xmlns:a="http://schemas.openxmlformats.org/drawingml/2006/main">
+              <a:graphicData uri="http://schemas.openxmlformats.org/drawingml/2006/picture">
+                <pic:pic xmlns:pic="http://schemas.openxmlformats.org/drawingml/2006/picture">
+                  <pic:nvPicPr>
+                    <pic:cNvPr id="808814872" name=""/>
+                    <pic:cNvPicPr/>
+                  </pic:nvPicPr>
+                  <pic:blipFill>
+                    <a:blip r:embed="rId6"/>
+                    <a:stretch>
+                      <a:fillRect/>
+                    </a:stretch>
+                  </pic:blipFill>
+                  <pic:spPr>
+                    <a:xfrm>
+                      <a:off x="0" y="0"/>
+                      <a:ext cx="3791479" cy="914528"/>
+                    </a:xfrm>
+                    <a:prstGeom prst="rect">
+                      <a:avLst/>
+                    </a:prstGeom>
+                    <a:ln>
+                      <a:noFill/>
+                    </a:ln>
+                    <a:effectLst>
+                      <a:outerShdw blurRad="190500" algn="tl" rotWithShape="0">
+                        <a:srgbClr val="000000">
+                          <a:alpha val="70000"/>
+                        </a:srgbClr>
+                      </a:outerShdw>
+                    </a:effectLst>
+                  </pic:spPr>
+                </pic:pic>
+              </a:graphicData>
+            </a:graphic>
+          </wp:inline>
+        </w:drawing>
+      </w:r>
+    </w:p>
+    <w:p>
+      <w:pPr>
+        <w:pStyle w:val="Cmsor1"/>
+      </w:pPr>
+      <w:bookmarkStart w:id="12" w:name="_Toc196231148"/>
+      <w:r>
+        <w:t>Autentikáció és Biztonság:</w:t>
+      </w:r>
+      <w:bookmarkEnd w:id="12"/>
+    </w:p>
+    <w:p>
+      <w:pPr>
+        <w:pStyle w:val="Listaszerbekezds"/>
+        <w:numPr>
+          <w:ilvl w:val="0"/>
+          <w:numId w:val="13"/>
+        </w:numPr>
+        <w:ind w:left="426" w:hanging="426"/>
+      </w:pPr>
+      <w:proofErr w:type="spellStart"/>
+      <w:r>
+        <w:rPr>
+          <w:b/>
+          <w:bCs/>
+        </w:rPr>
+        <w:t>AuthProvider</w:t>
+      </w:r>
+      <w:proofErr w:type="spellEnd"/>
+      <w:r>
+        <w:t xml:space="preserve">: Egyedi kontextus, amely kezeli a felhasználói hitelesítését (pl.: </w:t>
+      </w:r>
+      <w:proofErr w:type="spellStart"/>
+      <w:r>
+        <w:t>token</w:t>
+      </w:r>
+      <w:proofErr w:type="spellEnd"/>
+      <w:r>
+        <w:t xml:space="preserve"> ellenőrzés, bejelentkezési állapot).</w:t>
+      </w:r>
+    </w:p>
+    <w:p>
+      <w:pPr>
+        <w:pStyle w:val="Listaszerbekezds"/>
+        <w:numPr>
+          <w:ilvl w:val="0"/>
+          <w:numId w:val="13"/>
+        </w:numPr>
+        <w:ind w:left="426" w:hanging="426"/>
+      </w:pPr>
+      <w:r>
+        <w:rPr>
+          <w:b/>
+          <w:bCs/>
+        </w:rPr>
+        <w:t>PrivateRoute</w:t>
+      </w:r>
+      <w:r>
+        <w:t>:</w:t>
+      </w:r>
+      <w:r>
+        <w:t xml:space="preserve"> Magasabb rendű komponens, amely védett útvonalakat biztosít, Ha a felhasználó nincs bejelentkezve, átirányít a bejelentkezési oldalra.</w:t>
+      </w:r>
+    </w:p>
+    <w:p>
+      <w:r>
+        <w:rPr>
+          <w:noProof/>
+        </w:rPr>
+        <w:drawing>
+          <wp:inline distT="0" distB="0" distL="0" distR="0" wp14:anchorId="3D7D3335" wp14:editId="420CA6A3">
+            <wp:extent cx="5760720" cy="1054100"/>
+            <wp:effectExtent l="190500" t="190500" r="182880" b="184150"/>
+            <wp:docPr id="2108130995" name="Kép 1"/>
+            <wp:cNvGraphicFramePr>
+              <a:graphicFrameLocks xmlns:a="http://schemas.openxmlformats.org/drawingml/2006/main" noChangeAspect="1"/>
+            </wp:cNvGraphicFramePr>
+            <a:graphic xmlns:a="http://schemas.openxmlformats.org/drawingml/2006/main">
+              <a:graphicData uri="http://schemas.openxmlformats.org/drawingml/2006/picture">
+                <pic:pic xmlns:pic="http://schemas.openxmlformats.org/drawingml/2006/picture">
+                  <pic:nvPicPr>
+                    <pic:cNvPr id="2108130995" name=""/>
+                    <pic:cNvPicPr/>
+                  </pic:nvPicPr>
+                  <pic:blipFill>
+                    <a:blip r:embed="rId7"/>
+                    <a:stretch>
+                      <a:fillRect/>
+                    </a:stretch>
+                  </pic:blipFill>
+                  <pic:spPr>
+                    <a:xfrm>
+                      <a:off x="0" y="0"/>
+                      <a:ext cx="5760720" cy="1054100"/>
+                    </a:xfrm>
+                    <a:prstGeom prst="rect">
+                      <a:avLst/>
+                    </a:prstGeom>
+                    <a:ln>
+                      <a:noFill/>
+                    </a:ln>
+                    <a:effectLst>
+                      <a:outerShdw blurRad="190500" algn="tl" rotWithShape="0">
+                        <a:srgbClr val="000000">
+                          <a:alpha val="70000"/>
+                        </a:srgbClr>
+                      </a:outerShdw>
+                    </a:effectLst>
+                  </pic:spPr>
+                </pic:pic>
+              </a:graphicData>
+            </a:graphic>
+          </wp:inline>
+        </w:drawing>
+      </w:r>
+    </w:p>
+    <w:p>
+      <w:pPr>
+        <w:pStyle w:val="Cmsor2"/>
+        <w:numPr>
+          <w:ilvl w:val="0"/>
+          <w:numId w:val="14"/>
+        </w:numPr>
+        <w:ind w:left="426" w:hanging="426"/>
+      </w:pPr>
+      <w:bookmarkStart w:id="13" w:name="_Toc196231149"/>
+      <w:proofErr w:type="spellStart"/>
+      <w:r>
+        <w:lastRenderedPageBreak/>
+        <w:t>AuthProvider.jsx</w:t>
+      </w:r>
+      <w:bookmarkEnd w:id="13"/>
+      <w:proofErr w:type="spellEnd"/>
+    </w:p>
+    <w:p>
+      <w:r>
+        <w:t xml:space="preserve">Az </w:t>
+      </w:r>
+      <w:proofErr w:type="spellStart"/>
+      <w:r>
+        <w:rPr>
+          <w:b/>
+          <w:bCs/>
+        </w:rPr>
+        <w:t>AuthProvider.jsx</w:t>
+      </w:r>
+      <w:proofErr w:type="spellEnd"/>
+      <w:r>
+        <w:t xml:space="preserve"> egy kontextus komponens, amely globálisan kezeli a felhasználói autentikációt és munkamenetet.</w:t>
+      </w:r>
+    </w:p>
+    <w:p>
+      <w:pPr>
+        <w:pStyle w:val="Listaszerbekezds"/>
+        <w:numPr>
+          <w:ilvl w:val="3"/>
+          <w:numId w:val="5"/>
+        </w:numPr>
+        <w:ind w:left="1134" w:hanging="425"/>
+      </w:pPr>
+      <w:proofErr w:type="spellStart"/>
+      <w:r>
+        <w:t>Token</w:t>
+      </w:r>
+      <w:proofErr w:type="spellEnd"/>
+      <w:r>
+        <w:t xml:space="preserve"> alapú hitelesítés (JWT – JSON Web </w:t>
+      </w:r>
+      <w:proofErr w:type="spellStart"/>
+      <w:r>
+        <w:t>Token</w:t>
+      </w:r>
+      <w:proofErr w:type="spellEnd"/>
+      <w:r>
+        <w:t>)</w:t>
+      </w:r>
+      <w:r>
+        <w:t>.</w:t>
+      </w:r>
+    </w:p>
+    <w:p>
+      <w:pPr>
+        <w:pStyle w:val="Listaszerbekezds"/>
+        <w:numPr>
+          <w:ilvl w:val="3"/>
+          <w:numId w:val="5"/>
+        </w:numPr>
+        <w:ind w:left="1134" w:hanging="425"/>
+      </w:pPr>
+      <w:r>
+        <w:t>Felhasználói állapot kezelése (bejelentkezés, kijelentkezés, session lejárta)</w:t>
+      </w:r>
+      <w:r>
+        <w:t>.</w:t>
+      </w:r>
+    </w:p>
+    <w:p>
+      <w:pPr>
+        <w:pStyle w:val="Listaszerbekezds"/>
+        <w:numPr>
+          <w:ilvl w:val="3"/>
+          <w:numId w:val="5"/>
+        </w:numPr>
+        <w:ind w:left="1134" w:hanging="425"/>
+      </w:pPr>
+      <w:r>
+        <w:t xml:space="preserve">Automatikus </w:t>
+      </w:r>
+      <w:proofErr w:type="spellStart"/>
+      <w:r>
+        <w:t>token</w:t>
+      </w:r>
+      <w:proofErr w:type="spellEnd"/>
+      <w:r>
+        <w:t xml:space="preserve"> érvényesség ellenőrzése oldalfrissítésekor</w:t>
+      </w:r>
+      <w:r>
+        <w:t>.</w:t>
+      </w:r>
+    </w:p>
+    <w:p>
+      <w:pPr>
+        <w:pStyle w:val="Cmsor1"/>
+      </w:pPr>
+      <w:bookmarkStart w:id="14" w:name="_Toc196231150"/>
+      <w:r>
+        <w:t>Állapotkezelés (</w:t>
+      </w:r>
+      <w:proofErr w:type="spellStart"/>
+      <w:r>
+        <w:t>useState</w:t>
+      </w:r>
+      <w:proofErr w:type="spellEnd"/>
+      <w:r>
+        <w:t>):</w:t>
+      </w:r>
+      <w:bookmarkEnd w:id="14"/>
+    </w:p>
+    <w:p>
+      <w:proofErr w:type="spellStart"/>
+      <w:r>
+        <w:rPr>
+          <w:i/>
+          <w:iCs/>
+        </w:rPr>
+        <w:t>user</w:t>
+      </w:r>
+      <w:proofErr w:type="spellEnd"/>
+      <w:r>
+        <w:t xml:space="preserve"> állapot: Típusa </w:t>
+      </w:r>
+      <w:proofErr w:type="spellStart"/>
+      <w:r>
+        <w:rPr>
+          <w:b/>
+          <w:bCs/>
+        </w:rPr>
+        <w:t>object</w:t>
+      </w:r>
+      <w:proofErr w:type="spellEnd"/>
+      <w:r>
+        <w:t xml:space="preserve">, a bejelentkezett felhasználó dekódolt JWT adatait tárolja (pl.: </w:t>
+      </w:r>
+      <w:proofErr w:type="spellStart"/>
+      <w:r>
+        <w:t>userId</w:t>
+      </w:r>
+      <w:proofErr w:type="spellEnd"/>
+      <w:r>
+        <w:t xml:space="preserve">, email). Ha </w:t>
+      </w:r>
+      <w:r>
+        <w:rPr>
+          <w:b/>
+          <w:bCs/>
+        </w:rPr>
+        <w:t>null</w:t>
+      </w:r>
+      <w:r>
+        <w:t>,</w:t>
+      </w:r>
+      <w:r>
+        <w:t xml:space="preserve"> a felhasználó nincsen bejelentkezve.</w:t>
+      </w:r>
+    </w:p>
+    <w:p>
+      <w:pPr>
+        <w:pStyle w:val="Cmsor1"/>
+      </w:pPr>
+      <w:bookmarkStart w:id="15" w:name="_Toc196231151"/>
+      <w:r>
+        <w:t>Metódusok:</w:t>
+      </w:r>
+      <w:bookmarkEnd w:id="15"/>
+    </w:p>
+    <w:p>
+      <w:pPr>
+        <w:pStyle w:val="Listaszerbekezds"/>
+        <w:numPr>
+          <w:ilvl w:val="0"/>
+          <w:numId w:val="15"/>
+        </w:numPr>
+        <w:ind w:left="426" w:hanging="426"/>
+      </w:pPr>
+      <w:proofErr w:type="spellStart"/>
+      <w:r>
+        <w:t>useEffect</w:t>
+      </w:r>
+      <w:proofErr w:type="spellEnd"/>
+      <w:r>
+        <w:t xml:space="preserve"> – </w:t>
+      </w:r>
+      <w:proofErr w:type="spellStart"/>
+      <w:r>
+        <w:t>Token</w:t>
+      </w:r>
+      <w:proofErr w:type="spellEnd"/>
+      <w:r>
+        <w:t xml:space="preserve"> ellenőrzés</w:t>
+      </w:r>
+    </w:p>
+    <w:p>
+      <w:pPr>
+        <w:pStyle w:val="Listaszerbekezds"/>
+        <w:numPr>
+          <w:ilvl w:val="0"/>
+          <w:numId w:val="16"/>
+        </w:numPr>
+        <w:ind w:left="1134" w:hanging="425"/>
+      </w:pPr>
+      <w:r>
+        <w:t xml:space="preserve">Az oldal betöltésekor </w:t>
+      </w:r>
+      <w:proofErr w:type="spellStart"/>
+      <w:r>
+        <w:t>ellenőrzni</w:t>
+      </w:r>
+      <w:proofErr w:type="spellEnd"/>
+      <w:r>
+        <w:t xml:space="preserve"> a </w:t>
+      </w:r>
+      <w:proofErr w:type="spellStart"/>
+      <w:r>
+        <w:rPr>
+          <w:b/>
+          <w:bCs/>
+        </w:rPr>
+        <w:t>sessionStorage</w:t>
+      </w:r>
+      <w:proofErr w:type="spellEnd"/>
+      <w:r>
+        <w:t xml:space="preserve">-ban tárolt </w:t>
+      </w:r>
+      <w:r>
+        <w:t xml:space="preserve">JSON Web </w:t>
+      </w:r>
+      <w:proofErr w:type="spellStart"/>
+      <w:r>
+        <w:t>Token</w:t>
+      </w:r>
+      <w:proofErr w:type="spellEnd"/>
+      <w:r>
+        <w:t xml:space="preserve"> érvényességét.</w:t>
+      </w:r>
+    </w:p>
+    <w:p>
+      <w:pPr>
+        <w:pStyle w:val="Listaszerbekezds"/>
+        <w:numPr>
+          <w:ilvl w:val="0"/>
+          <w:numId w:val="16"/>
+        </w:numPr>
+        <w:ind w:left="1134" w:hanging="425"/>
+      </w:pPr>
+      <w:r>
+        <w:t xml:space="preserve">Ha </w:t>
+      </w:r>
+      <w:proofErr w:type="spellStart"/>
+      <w:r>
+        <w:t>token</w:t>
+      </w:r>
+      <w:proofErr w:type="spellEnd"/>
+      <w:r>
+        <w:t xml:space="preserve"> lejárt, törli a tárolt </w:t>
+      </w:r>
+      <w:proofErr w:type="spellStart"/>
+      <w:r>
+        <w:t>tokent</w:t>
+      </w:r>
+      <w:proofErr w:type="spellEnd"/>
+      <w:r>
+        <w:t xml:space="preserve"> és</w:t>
+      </w:r>
+      <w:r>
+        <w:t xml:space="preserve"> </w:t>
+      </w:r>
+      <w:r>
+        <w:t>frissíti az oldalt.</w:t>
+      </w:r>
+    </w:p>
+    <w:p>
+      <w:pPr>
+        <w:pStyle w:val="Listaszerbekezds"/>
+        <w:numPr>
+          <w:ilvl w:val="0"/>
+          <w:numId w:val="16"/>
+        </w:numPr>
+        <w:ind w:left="1134" w:hanging="425"/>
+      </w:pPr>
+      <w:r>
+        <w:t xml:space="preserve">Hibás </w:t>
+      </w:r>
+      <w:proofErr w:type="spellStart"/>
+      <w:r>
+        <w:t>token</w:t>
+      </w:r>
+      <w:proofErr w:type="spellEnd"/>
+      <w:r>
+        <w:t xml:space="preserve"> esetén törli a tárolt adatot.</w:t>
+      </w:r>
+    </w:p>
+    <w:p>
+      <w:r>
+        <w:rPr>
+          <w:noProof/>
+        </w:rPr>
+        <w:lastRenderedPageBreak/>
+        <w:drawing>
+          <wp:inline distT="0" distB="0" distL="0" distR="0" wp14:anchorId="1ECFC31C" wp14:editId="2686F760">
+            <wp:extent cx="4677428" cy="3705742"/>
+            <wp:effectExtent l="152400" t="152400" r="370840" b="371475"/>
+            <wp:docPr id="2046308891" name="Kép 1"/>
+            <wp:cNvGraphicFramePr>
+              <a:graphicFrameLocks xmlns:a="http://schemas.openxmlformats.org/drawingml/2006/main" noChangeAspect="1"/>
+            </wp:cNvGraphicFramePr>
+            <a:graphic xmlns:a="http://schemas.openxmlformats.org/drawingml/2006/main">
+              <a:graphicData uri="http://schemas.openxmlformats.org/drawingml/2006/picture">
+                <pic:pic xmlns:pic="http://schemas.openxmlformats.org/drawingml/2006/picture">
+                  <pic:nvPicPr>
+                    <pic:cNvPr id="2046308891" name=""/>
+                    <pic:cNvPicPr/>
+                  </pic:nvPicPr>
+                  <pic:blipFill>
+                    <a:blip r:embed="rId8"/>
+                    <a:stretch>
+                      <a:fillRect/>
+                    </a:stretch>
+                  </pic:blipFill>
+                  <pic:spPr>
+                    <a:xfrm>
+                      <a:off x="0" y="0"/>
+                      <a:ext cx="4677428" cy="3705742"/>
+                    </a:xfrm>
+                    <a:prstGeom prst="rect">
+                      <a:avLst/>
+                    </a:prstGeom>
+                    <a:ln>
+                      <a:noFill/>
+                    </a:ln>
+                    <a:effectLst>
+                      <a:outerShdw blurRad="292100" dist="139700" dir="2700000" algn="tl" rotWithShape="0">
+                        <a:srgbClr val="333333">
+                          <a:alpha val="65000"/>
+                        </a:srgbClr>
+                      </a:outerShdw>
+                    </a:effectLst>
+                  </pic:spPr>
+                </pic:pic>
+              </a:graphicData>
+            </a:graphic>
+          </wp:inline>
+        </w:drawing>
+      </w:r>
+    </w:p>
+    <w:p>
+      <w:pPr>
+        <w:pStyle w:val="Listaszerbekezds"/>
+        <w:numPr>
+          <w:ilvl w:val="0"/>
+          <w:numId w:val="15"/>
+        </w:numPr>
+        <w:ind w:left="426" w:hanging="426"/>
+      </w:pPr>
+      <w:r>
+        <w:t>login(</w:t>
+      </w:r>
+      <w:proofErr w:type="spellStart"/>
+      <w:r>
+        <w:t>token</w:t>
+      </w:r>
+      <w:proofErr w:type="spellEnd"/>
+      <w:r>
+        <w:t>) – Bejelentkezés</w:t>
+      </w:r>
+    </w:p>
+    <w:p>
+      <w:pPr>
+        <w:pStyle w:val="Listaszerbekezds"/>
+        <w:numPr>
+          <w:ilvl w:val="0"/>
+          <w:numId w:val="17"/>
+        </w:numPr>
+        <w:ind w:left="1134"/>
+      </w:pPr>
+      <w:r>
+        <w:t xml:space="preserve">Paraméter: JSON web </w:t>
+      </w:r>
+      <w:proofErr w:type="spellStart"/>
+      <w:r>
+        <w:t>token</w:t>
+      </w:r>
+      <w:proofErr w:type="spellEnd"/>
+      <w:r>
+        <w:t>.</w:t>
+      </w:r>
+    </w:p>
+    <w:p>
+      <w:pPr>
+        <w:pStyle w:val="Listaszerbekezds"/>
+        <w:numPr>
+          <w:ilvl w:val="0"/>
+          <w:numId w:val="17"/>
+        </w:numPr>
+        <w:ind w:left="1134"/>
+      </w:pPr>
+      <w:r>
+        <w:t xml:space="preserve">Elmenti a </w:t>
+      </w:r>
+      <w:proofErr w:type="spellStart"/>
+      <w:r>
+        <w:t>tokent</w:t>
+      </w:r>
+      <w:proofErr w:type="spellEnd"/>
+      <w:r>
+        <w:t xml:space="preserve"> a </w:t>
+      </w:r>
+      <w:proofErr w:type="spellStart"/>
+      <w:r>
+        <w:rPr>
+          <w:b/>
+          <w:bCs/>
+        </w:rPr>
+        <w:t>sessionStorage</w:t>
+      </w:r>
+      <w:r>
+        <w:t>-ba</w:t>
+      </w:r>
+      <w:proofErr w:type="spellEnd"/>
+      <w:r>
+        <w:t>.</w:t>
+      </w:r>
+    </w:p>
+    <w:p>
+      <w:pPr>
+        <w:pStyle w:val="Listaszerbekezds"/>
+        <w:numPr>
+          <w:ilvl w:val="0"/>
+          <w:numId w:val="17"/>
+        </w:numPr>
+        <w:ind w:left="1134"/>
+      </w:pPr>
+      <w:r>
+        <w:t xml:space="preserve">Dekódolja a </w:t>
+      </w:r>
+      <w:proofErr w:type="spellStart"/>
+      <w:r>
+        <w:t>tokent</w:t>
+      </w:r>
+      <w:proofErr w:type="spellEnd"/>
+      <w:r>
+        <w:t xml:space="preserve"> (</w:t>
+      </w:r>
+      <w:proofErr w:type="spellStart"/>
+      <w:r>
+        <w:rPr>
+          <w:b/>
+          <w:bCs/>
+        </w:rPr>
+        <w:t>jwtDecode</w:t>
+      </w:r>
+      <w:proofErr w:type="spellEnd"/>
+      <w:r>
+        <w:t xml:space="preserve">) és beállítja a </w:t>
+      </w:r>
+      <w:proofErr w:type="spellStart"/>
+      <w:r>
+        <w:rPr>
+          <w:i/>
+          <w:iCs/>
+        </w:rPr>
+        <w:t>user</w:t>
+      </w:r>
+      <w:proofErr w:type="spellEnd"/>
+      <w:r>
+        <w:t xml:space="preserve"> állapotát.</w:t>
+      </w:r>
+    </w:p>
+    <w:p>
+      <w:r>
+        <w:rPr>
+          <w:noProof/>
+        </w:rPr>
+        <w:drawing>
+          <wp:inline distT="0" distB="0" distL="0" distR="0" wp14:anchorId="5BEC4015" wp14:editId="2FB0FF9E">
+            <wp:extent cx="3296110" cy="971686"/>
+            <wp:effectExtent l="152400" t="152400" r="361950" b="361950"/>
+            <wp:docPr id="1144723025" name="Kép 1"/>
+            <wp:cNvGraphicFramePr>
+              <a:graphicFrameLocks xmlns:a="http://schemas.openxmlformats.org/drawingml/2006/main" noChangeAspect="1"/>
+            </wp:cNvGraphicFramePr>
+            <a:graphic xmlns:a="http://schemas.openxmlformats.org/drawingml/2006/main">
+              <a:graphicData uri="http://schemas.openxmlformats.org/drawingml/2006/picture">
+                <pic:pic xmlns:pic="http://schemas.openxmlformats.org/drawingml/2006/picture">
+                  <pic:nvPicPr>
+                    <pic:cNvPr id="1144723025" name=""/>
+                    <pic:cNvPicPr/>
+                  </pic:nvPicPr>
+                  <pic:blipFill>
+                    <a:blip r:embed="rId9"/>
+                    <a:stretch>
+                      <a:fillRect/>
+                    </a:stretch>
+                  </pic:blipFill>
+                  <pic:spPr>
+                    <a:xfrm>
+                      <a:off x="0" y="0"/>
+                      <a:ext cx="3296110" cy="971686"/>
+                    </a:xfrm>
+                    <a:prstGeom prst="rect">
+                      <a:avLst/>
+                    </a:prstGeom>
+                    <a:ln>
+                      <a:noFill/>
+                    </a:ln>
+                    <a:effectLst>
+                      <a:outerShdw blurRad="292100" dist="139700" dir="2700000" algn="tl" rotWithShape="0">
+                        <a:srgbClr val="333333">
+                          <a:alpha val="65000"/>
+                        </a:srgbClr>
+                      </a:outerShdw>
+                    </a:effectLst>
+                  </pic:spPr>
+                </pic:pic>
+              </a:graphicData>
+            </a:graphic>
+          </wp:inline>
+        </w:drawing>
+      </w:r>
+    </w:p>
+    <w:p>
+      <w:pPr>
+        <w:pStyle w:val="Listaszerbekezds"/>
+        <w:numPr>
+          <w:ilvl w:val="0"/>
+          <w:numId w:val="15"/>
+        </w:numPr>
+        <w:ind w:left="426" w:hanging="426"/>
+      </w:pPr>
+      <w:r>
+        <w:t>logout() – Kijelentkezés</w:t>
+      </w:r>
+    </w:p>
+    <w:p>
+      <w:pPr>
+        <w:pStyle w:val="Listaszerbekezds"/>
+        <w:numPr>
+          <w:ilvl w:val="0"/>
+          <w:numId w:val="18"/>
+        </w:numPr>
+        <w:ind w:left="1134"/>
+      </w:pPr>
+      <w:r>
+        <w:t xml:space="preserve">Törli a </w:t>
+      </w:r>
+      <w:proofErr w:type="spellStart"/>
+      <w:r>
+        <w:t>tokent</w:t>
+      </w:r>
+      <w:proofErr w:type="spellEnd"/>
+      <w:r>
+        <w:t xml:space="preserve"> </w:t>
+      </w:r>
+      <w:proofErr w:type="spellStart"/>
+      <w:r>
+        <w:rPr>
+          <w:b/>
+          <w:bCs/>
+        </w:rPr>
+        <w:t>sessionStorage</w:t>
+      </w:r>
+      <w:r>
+        <w:t>-ból</w:t>
+      </w:r>
+      <w:proofErr w:type="spellEnd"/>
+      <w:r>
+        <w:t>.</w:t>
+      </w:r>
+    </w:p>
+    <w:p>
+      <w:pPr>
+        <w:pStyle w:val="Listaszerbekezds"/>
+        <w:numPr>
+          <w:ilvl w:val="0"/>
+          <w:numId w:val="18"/>
+        </w:numPr>
+        <w:ind w:left="1134"/>
+      </w:pPr>
+      <w:r>
+        <w:t>Frissíti az oldalt, hogy törölje a cache memóriában maradt állapotokat.</w:t>
+      </w:r>
+    </w:p>
+    <w:p>
+      <w:pPr>
+        <w:pStyle w:val="Listaszerbekezds"/>
+        <w:numPr>
+          <w:ilvl w:val="0"/>
+          <w:numId w:val="18"/>
+        </w:numPr>
+        <w:ind w:left="1134"/>
+      </w:pPr>
+      <w:r>
+        <w:t xml:space="preserve">A </w:t>
+      </w:r>
+      <w:proofErr w:type="spellStart"/>
+      <w:r>
+        <w:rPr>
+          <w:b/>
+          <w:bCs/>
+        </w:rPr>
+        <w:t>user</w:t>
+      </w:r>
+      <w:proofErr w:type="spellEnd"/>
+      <w:r>
+        <w:t xml:space="preserve"> állapot </w:t>
+      </w:r>
+      <w:r>
+        <w:rPr>
+          <w:b/>
+          <w:bCs/>
+        </w:rPr>
+        <w:t>null</w:t>
+      </w:r>
+      <w:r>
+        <w:t>-</w:t>
+      </w:r>
+      <w:proofErr w:type="spellStart"/>
+      <w:r>
+        <w:t>ra</w:t>
+      </w:r>
+      <w:proofErr w:type="spellEnd"/>
+      <w:r>
+        <w:t xml:space="preserve"> állítja.</w:t>
+      </w:r>
+    </w:p>
+    <w:p>
+      <w:r>
+        <w:lastRenderedPageBreak/>
+        <w:drawing>
+          <wp:inline distT="0" distB="0" distL="0" distR="0" wp14:anchorId="45DB769C" wp14:editId="327F4275">
+            <wp:extent cx="3057952" cy="952633"/>
+            <wp:effectExtent l="152400" t="152400" r="371475" b="361950"/>
+            <wp:docPr id="43784832" name="Kép 1"/>
+            <wp:cNvGraphicFramePr>
+              <a:graphicFrameLocks xmlns:a="http://schemas.openxmlformats.org/drawingml/2006/main" noChangeAspect="1"/>
+            </wp:cNvGraphicFramePr>
+            <a:graphic xmlns:a="http://schemas.openxmlformats.org/drawingml/2006/main">
+              <a:graphicData uri="http://schemas.openxmlformats.org/drawingml/2006/picture">
+                <pic:pic xmlns:pic="http://schemas.openxmlformats.org/drawingml/2006/picture">
+                  <pic:nvPicPr>
+                    <pic:cNvPr id="43784832" name=""/>
+                    <pic:cNvPicPr/>
+                  </pic:nvPicPr>
+                  <pic:blipFill>
+                    <a:blip r:embed="rId10"/>
+                    <a:stretch>
+                      <a:fillRect/>
+                    </a:stretch>
+                  </pic:blipFill>
+                  <pic:spPr>
+                    <a:xfrm>
+                      <a:off x="0" y="0"/>
+                      <a:ext cx="3057952" cy="952633"/>
+                    </a:xfrm>
+                    <a:prstGeom prst="rect">
+                      <a:avLst/>
+                    </a:prstGeom>
+                    <a:ln>
+                      <a:noFill/>
+                    </a:ln>
+                    <a:effectLst>
+                      <a:outerShdw blurRad="292100" dist="139700" dir="2700000" algn="tl" rotWithShape="0">
+                        <a:srgbClr val="333333">
+                          <a:alpha val="65000"/>
+                        </a:srgbClr>
+                      </a:outerShdw>
+                    </a:effectLst>
+                  </pic:spPr>
+                </pic:pic>
+              </a:graphicData>
+            </a:graphic>
+          </wp:inline>
+        </w:drawing>
+      </w:r>
+    </w:p>
+    <w:p>
+      <w:pPr>
+        <w:pStyle w:val="Cmsor2"/>
+        <w:numPr>
+          <w:ilvl w:val="0"/>
+          <w:numId w:val="14"/>
+        </w:numPr>
+        <w:ind w:left="426" w:hanging="426"/>
+      </w:pPr>
+      <w:bookmarkStart w:id="16" w:name="_Toc196231152"/>
+      <w:proofErr w:type="spellStart"/>
+      <w:r>
+        <w:t>setAuthToken.jsx</w:t>
+      </w:r>
+      <w:bookmarkEnd w:id="16"/>
+      <w:proofErr w:type="spellEnd"/>
+    </w:p>
+    <w:p>
+      <w:r>
+        <w:t xml:space="preserve">A </w:t>
+      </w:r>
+      <w:proofErr w:type="spellStart"/>
+      <w:r>
+        <w:rPr>
+          <w:b/>
+          <w:bCs/>
+        </w:rPr>
+        <w:t>setAuthToken.jsx</w:t>
+      </w:r>
+      <w:proofErr w:type="spellEnd"/>
+      <w:r>
+        <w:t xml:space="preserve"> egy olyan modul, amely az </w:t>
+      </w:r>
+      <w:proofErr w:type="spellStart"/>
+      <w:r>
+        <w:rPr>
+          <w:i/>
+          <w:iCs/>
+        </w:rPr>
+        <w:t>Axios</w:t>
+      </w:r>
+      <w:proofErr w:type="spellEnd"/>
+      <w:r>
+        <w:rPr>
+          <w:i/>
+          <w:iCs/>
+        </w:rPr>
+        <w:t xml:space="preserve"> HTTP kliens</w:t>
+      </w:r>
+      <w:r>
+        <w:t xml:space="preserve"> globális konfigurációját kezeli a JSON Web </w:t>
+      </w:r>
+      <w:proofErr w:type="spellStart"/>
+      <w:r>
+        <w:t>Token</w:t>
+      </w:r>
+      <w:proofErr w:type="spellEnd"/>
+      <w:r>
+        <w:t xml:space="preserve"> alapú hitelesítéshez.</w:t>
+      </w:r>
+    </w:p>
+    <w:p>
+      <w:pPr>
+        <w:pStyle w:val="Listaszerbekezds"/>
+        <w:numPr>
+          <w:ilvl w:val="0"/>
+          <w:numId w:val="19"/>
+        </w:numPr>
+        <w:ind w:left="1134"/>
+      </w:pPr>
+      <w:r>
+        <w:t xml:space="preserve">Beállítja az </w:t>
+      </w:r>
+      <w:proofErr w:type="spellStart"/>
+      <w:r>
+        <w:rPr>
+          <w:b/>
+          <w:bCs/>
+        </w:rPr>
+        <w:t>Authorization</w:t>
+      </w:r>
+      <w:proofErr w:type="spellEnd"/>
+      <w:r>
+        <w:t xml:space="preserve"> fejlécét minden </w:t>
+      </w:r>
+      <w:proofErr w:type="spellStart"/>
+      <w:r>
+        <w:rPr>
+          <w:i/>
+          <w:iCs/>
+        </w:rPr>
+        <w:t>Axios</w:t>
+      </w:r>
+      <w:proofErr w:type="spellEnd"/>
+      <w:r>
+        <w:t xml:space="preserve"> kéréshez, ha a felhasználó be van jelentkezve.</w:t>
+      </w:r>
+    </w:p>
+    <w:p>
+      <w:pPr>
+        <w:pStyle w:val="Listaszerbekezds"/>
+        <w:numPr>
+          <w:ilvl w:val="0"/>
+          <w:numId w:val="19"/>
+        </w:numPr>
+        <w:ind w:left="1134"/>
+      </w:pPr>
+      <w:r>
+        <w:t xml:space="preserve">Törli a fejlécet, ha nincs érvényes </w:t>
+      </w:r>
+      <w:proofErr w:type="spellStart"/>
+      <w:r>
+        <w:t>token</w:t>
+      </w:r>
+      <w:proofErr w:type="spellEnd"/>
+      <w:r>
+        <w:t>.</w:t>
+      </w:r>
+    </w:p>
+    <w:p>
+      <w:pPr>
+        <w:pStyle w:val="Cmsor2"/>
+        <w:numPr>
+          <w:ilvl w:val="0"/>
+          <w:numId w:val="14"/>
+        </w:numPr>
+        <w:ind w:left="426" w:hanging="426"/>
+      </w:pPr>
+      <w:bookmarkStart w:id="17" w:name="_Toc196231153"/>
+      <w:proofErr w:type="spellStart"/>
+      <w:r>
+        <w:t>PrivateRoute.jsx</w:t>
+      </w:r>
+      <w:bookmarkEnd w:id="17"/>
+      <w:proofErr w:type="spellEnd"/>
+    </w:p>
+    <w:p>
+      <w:pPr>
+        <w:rPr>
+          <w:b/>
+          <w:bCs/>
+        </w:rPr>
+      </w:pPr>
+      <w:r>
+        <w:t xml:space="preserve">A </w:t>
+      </w:r>
+      <w:proofErr w:type="spellStart"/>
+      <w:r>
+        <w:rPr>
+          <w:b/>
+          <w:bCs/>
+        </w:rPr>
+        <w:t>PrivateRoute.jsx</w:t>
+      </w:r>
+      <w:proofErr w:type="spellEnd"/>
+      <w:r>
+        <w:t xml:space="preserve"> egy olyan komponens, amely védett útvonalakat valósit meg. </w:t>
+      </w:r>
+      <w:r>
+        <w:rPr>
+          <w:b/>
+          <w:bCs/>
+        </w:rPr>
+        <w:t>Csak bejelentkezett felhasználók számára engedélyezi az elérést.</w:t>
+      </w:r>
+    </w:p>
+    <w:p>
+      <w:pPr>
+        <w:pStyle w:val="Listaszerbekezds"/>
+        <w:numPr>
+          <w:ilvl w:val="0"/>
+          <w:numId w:val="20"/>
+        </w:numPr>
+        <w:ind w:left="1134"/>
+      </w:pPr>
+      <w:r>
+        <w:t xml:space="preserve">Ha a felhasználónak van érvényes JSON Web </w:t>
+      </w:r>
+      <w:proofErr w:type="spellStart"/>
+      <w:r>
+        <w:t>Token</w:t>
+      </w:r>
+      <w:proofErr w:type="spellEnd"/>
+      <w:r>
+        <w:t xml:space="preserve">-je a </w:t>
+      </w:r>
+      <w:proofErr w:type="spellStart"/>
+      <w:r>
+        <w:rPr>
+          <w:b/>
+          <w:bCs/>
+        </w:rPr>
+        <w:t>sessionStorage</w:t>
+      </w:r>
+      <w:proofErr w:type="spellEnd"/>
+      <w:r>
+        <w:t xml:space="preserve">-ban, akkor megjeleníti a gyermek komponenst (jelen esetben a </w:t>
+      </w:r>
+      <w:r>
+        <w:rPr>
+          <w:i/>
+          <w:iCs/>
+        </w:rPr>
+        <w:t>/</w:t>
+      </w:r>
+      <w:proofErr w:type="spellStart"/>
+      <w:r>
+        <w:rPr>
+          <w:i/>
+          <w:iCs/>
+        </w:rPr>
+        <w:t>dashboard</w:t>
+      </w:r>
+      <w:proofErr w:type="spellEnd"/>
+      <w:r>
+        <w:t>-ot).</w:t>
+      </w:r>
+    </w:p>
+    <w:p>
+      <w:pPr>
+        <w:pStyle w:val="Listaszerbekezds"/>
+        <w:numPr>
+          <w:ilvl w:val="0"/>
+          <w:numId w:val="20"/>
+        </w:numPr>
+        <w:ind w:left="1134"/>
+      </w:pPr>
+      <w:r>
+        <w:t xml:space="preserve">Ha nincs </w:t>
+      </w:r>
+      <w:proofErr w:type="spellStart"/>
+      <w:r>
+        <w:t>token</w:t>
+      </w:r>
+      <w:proofErr w:type="spellEnd"/>
+      <w:r>
+        <w:t xml:space="preserve">, átirányítja a </w:t>
+      </w:r>
+      <w:r>
+        <w:rPr>
+          <w:i/>
+          <w:iCs/>
+        </w:rPr>
+        <w:t>/login</w:t>
+      </w:r>
+      <w:r>
+        <w:t xml:space="preserve"> oldalra</w:t>
+      </w:r>
+      <w:r>
+        <w:t>.</w:t>
+      </w:r>
+    </w:p>
+    <w:p>
+      <w:r>
+        <w:drawing>
+          <wp:inline distT="0" distB="0" distL="0" distR="0" wp14:anchorId="05AF8407" wp14:editId="34B2ADC5">
+            <wp:extent cx="4715533" cy="1028844"/>
+            <wp:effectExtent l="152400" t="152400" r="351790" b="361950"/>
+            <wp:docPr id="492474711" name="Kép 1"/>
+            <wp:cNvGraphicFramePr>
+              <a:graphicFrameLocks xmlns:a="http://schemas.openxmlformats.org/drawingml/2006/main" noChangeAspect="1"/>
+            </wp:cNvGraphicFramePr>
+            <a:graphic xmlns:a="http://schemas.openxmlformats.org/drawingml/2006/main">
+              <a:graphicData uri="http://schemas.openxmlformats.org/drawingml/2006/picture">
+                <pic:pic xmlns:pic="http://schemas.openxmlformats.org/drawingml/2006/picture">
+                  <pic:nvPicPr>
+                    <pic:cNvPr id="492474711" name=""/>
+                    <pic:cNvPicPr/>
+                  </pic:nvPicPr>
+                  <pic:blipFill>
+                    <a:blip r:embed="rId11"/>
+                    <a:stretch>
+                      <a:fillRect/>
+                    </a:stretch>
+                  </pic:blipFill>
+                  <pic:spPr>
+                    <a:xfrm>
+                      <a:off x="0" y="0"/>
+                      <a:ext cx="4715533" cy="1028844"/>
+                    </a:xfrm>
+                    <a:prstGeom prst="rect">
+                      <a:avLst/>
+                    </a:prstGeom>
+                    <a:ln>
+                      <a:noFill/>
+                    </a:ln>
+                    <a:effectLst>
+                      <a:outerShdw blurRad="292100" dist="139700" dir="2700000" algn="tl" rotWithShape="0">
+                        <a:srgbClr val="333333">
+                          <a:alpha val="65000"/>
+                        </a:srgbClr>
+                      </a:outerShdw>
+                    </a:effectLst>
+                  </pic:spPr>
+                </pic:pic>
+              </a:graphicData>
+            </a:graphic>
+          </wp:inline>
+        </w:drawing>
+      </w:r>
+    </w:p>
+    <w:p>
+      <w:pPr>
+        <w:pStyle w:val="Cmsor2"/>
+        <w:numPr>
+          <w:ilvl w:val="0"/>
+          <w:numId w:val="14"/>
+        </w:numPr>
+        <w:ind w:left="426" w:hanging="426"/>
+      </w:pPr>
+      <w:bookmarkStart w:id="18" w:name="_Toc196231154"/>
+      <w:proofErr w:type="spellStart"/>
+      <w:r>
+        <w:t>Header.jsx</w:t>
+      </w:r>
+      <w:bookmarkEnd w:id="18"/>
+      <w:proofErr w:type="spellEnd"/>
+    </w:p>
+    <w:p>
+      <w:r>
+        <w:t xml:space="preserve">A </w:t>
+      </w:r>
+      <w:proofErr w:type="spellStart"/>
+      <w:r>
+        <w:rPr>
+          <w:b/>
+          <w:bCs/>
+        </w:rPr>
+        <w:t>Header.jsx</w:t>
+      </w:r>
+      <w:proofErr w:type="spellEnd"/>
+      <w:r>
+        <w:t xml:space="preserve"> egy dinamikus fejléc komponens, amely a következőket biztosítja:</w:t>
+      </w:r>
+    </w:p>
+    <w:p>
+      <w:pPr>
+        <w:pStyle w:val="Listaszerbekezds"/>
+        <w:numPr>
+          <w:ilvl w:val="0"/>
+          <w:numId w:val="21"/>
+        </w:numPr>
+        <w:ind w:left="1134"/>
+      </w:pPr>
+      <w:r>
+        <w:t>Navigációs menü a főbb oldalak között (kezdőlap, könyvek, bejelentkezés, regisztráció, irányítópult).</w:t>
+      </w:r>
+    </w:p>
+    <w:p>
+      <w:pPr>
+        <w:pStyle w:val="Listaszerbekezds"/>
+        <w:numPr>
+          <w:ilvl w:val="0"/>
+          <w:numId w:val="21"/>
+        </w:numPr>
+        <w:ind w:left="1134"/>
+      </w:pPr>
+      <w:r>
+        <w:t xml:space="preserve">Keresési sáv a könyvek szűréséhez (csak a </w:t>
+      </w:r>
+      <w:r>
+        <w:rPr>
+          <w:b/>
+          <w:bCs/>
+        </w:rPr>
+        <w:t>/</w:t>
+      </w:r>
+      <w:r>
+        <w:t xml:space="preserve"> és </w:t>
+      </w:r>
+      <w:r>
+        <w:rPr>
+          <w:b/>
+          <w:bCs/>
+        </w:rPr>
+        <w:t>/</w:t>
+      </w:r>
+      <w:proofErr w:type="spellStart"/>
+      <w:r>
+        <w:rPr>
+          <w:b/>
+          <w:bCs/>
+        </w:rPr>
+        <w:t>books</w:t>
+      </w:r>
+      <w:proofErr w:type="spellEnd"/>
+      <w:r>
+        <w:rPr>
+          <w:b/>
+          <w:bCs/>
+        </w:rPr>
+        <w:t xml:space="preserve"> </w:t>
+      </w:r>
+      <w:r>
+        <w:t>útvonalakon jelenik meg).</w:t>
+      </w:r>
+    </w:p>
+    <w:p>
+      <w:pPr>
+        <w:pStyle w:val="Listaszerbekezds"/>
+        <w:numPr>
+          <w:ilvl w:val="0"/>
+          <w:numId w:val="21"/>
+        </w:numPr>
+        <w:ind w:left="1134"/>
+      </w:pPr>
+      <w:r>
+        <w:lastRenderedPageBreak/>
+        <w:t>Autentikáció-érzékeny elemek (bejelentkezés/kijelentkezés, irányítópult elérés).</w:t>
+      </w:r>
+    </w:p>
+    <w:p>
+      <w:pPr>
+        <w:pStyle w:val="Listaszerbekezds"/>
+        <w:numPr>
+          <w:ilvl w:val="0"/>
+          <w:numId w:val="21"/>
+        </w:numPr>
+        <w:ind w:left="1134"/>
+      </w:pPr>
+      <w:r>
+        <w:t>Reszponzív viselkedés</w:t>
+      </w:r>
+    </w:p>
+    <w:p>
+      <w:pPr>
+        <w:pStyle w:val="Cmsor1"/>
+      </w:pPr>
+      <w:bookmarkStart w:id="19" w:name="_Toc196231155"/>
+      <w:r>
+        <w:t>Főbb funkciók</w:t>
+      </w:r>
+      <w:bookmarkEnd w:id="19"/>
+    </w:p>
+    <w:p>
+      <w:r>
+        <w:t>Keresési sáv: Egy keresési mező, amely alapján lehet szűrni a könyvek között.</w:t>
+      </w:r>
+    </w:p>
+    <w:p>
+      <w:pPr>
+        <w:pStyle w:val="Listaszerbekezds"/>
+        <w:numPr>
+          <w:ilvl w:val="0"/>
+          <w:numId w:val="23"/>
+        </w:numPr>
+        <w:ind w:left="1134"/>
+      </w:pPr>
+      <w:r>
+        <w:t xml:space="preserve">Csak </w:t>
+      </w:r>
+      <w:r>
+        <w:rPr>
+          <w:b/>
+          <w:bCs/>
+        </w:rPr>
+        <w:t>/</w:t>
+      </w:r>
+      <w:proofErr w:type="spellStart"/>
+      <w:r>
+        <w:rPr>
+          <w:b/>
+          <w:bCs/>
+        </w:rPr>
+        <w:t>books</w:t>
+      </w:r>
+      <w:proofErr w:type="spellEnd"/>
+      <w:r>
+        <w:t xml:space="preserve"> útvonalon látható.</w:t>
+      </w:r>
+    </w:p>
+    <w:p>
+      <w:pPr>
+        <w:pStyle w:val="Listaszerbekezds"/>
+        <w:numPr>
+          <w:ilvl w:val="0"/>
+          <w:numId w:val="23"/>
+        </w:numPr>
+        <w:ind w:left="1134"/>
+      </w:pPr>
+      <w:r>
+        <w:t xml:space="preserve">A </w:t>
+      </w:r>
+      <w:proofErr w:type="spellStart"/>
+      <w:r>
+        <w:rPr>
+          <w:b/>
+          <w:bCs/>
+        </w:rPr>
+        <w:t>hiddenSearc</w:t>
+      </w:r>
+      <w:r>
+        <w:rPr>
+          <w:b/>
+          <w:bCs/>
+        </w:rPr>
+        <w:t>h</w:t>
+      </w:r>
+      <w:proofErr w:type="spellEnd"/>
+      <w:r>
+        <w:t xml:space="preserve"> osztályt</w:t>
+      </w:r>
+      <w:r>
+        <w:t xml:space="preserve"> a </w:t>
+      </w:r>
+      <w:proofErr w:type="spellStart"/>
+      <w:r>
+        <w:t>location.pathname</w:t>
+      </w:r>
+      <w:proofErr w:type="spellEnd"/>
+      <w:r>
+        <w:t xml:space="preserve"> alapján</w:t>
+      </w:r>
+      <w:r>
+        <w:t xml:space="preserve"> állapítja meg</w:t>
+      </w:r>
+      <w:r>
+        <w:t>.</w:t>
+      </w:r>
+    </w:p>
+    <w:p>
+      <w:r>
+        <w:drawing>
+          <wp:inline distT="0" distB="0" distL="0" distR="0" wp14:anchorId="138E5D8E" wp14:editId="64AD329D">
+            <wp:extent cx="2781688" cy="1047896"/>
+            <wp:effectExtent l="152400" t="152400" r="361950" b="361950"/>
+            <wp:docPr id="1198829085" name="Kép 1"/>
+            <wp:cNvGraphicFramePr>
+              <a:graphicFrameLocks xmlns:a="http://schemas.openxmlformats.org/drawingml/2006/main" noChangeAspect="1"/>
+            </wp:cNvGraphicFramePr>
+            <a:graphic xmlns:a="http://schemas.openxmlformats.org/drawingml/2006/main">
+              <a:graphicData uri="http://schemas.openxmlformats.org/drawingml/2006/picture">
+                <pic:pic xmlns:pic="http://schemas.openxmlformats.org/drawingml/2006/picture">
+                  <pic:nvPicPr>
+                    <pic:cNvPr id="1198829085" name=""/>
+                    <pic:cNvPicPr/>
+                  </pic:nvPicPr>
+                  <pic:blipFill>
+                    <a:blip r:embed="rId12"/>
+                    <a:stretch>
+                      <a:fillRect/>
+                    </a:stretch>
+                  </pic:blipFill>
+                  <pic:spPr>
+                    <a:xfrm>
+                      <a:off x="0" y="0"/>
+                      <a:ext cx="2781688" cy="1047896"/>
+                    </a:xfrm>
+                    <a:prstGeom prst="rect">
+                      <a:avLst/>
+                    </a:prstGeom>
+                    <a:ln>
+                      <a:noFill/>
+                    </a:ln>
+                    <a:effectLst>
+                      <a:outerShdw blurRad="292100" dist="139700" dir="2700000" algn="tl" rotWithShape="0">
+                        <a:srgbClr val="333333">
+                          <a:alpha val="65000"/>
+                        </a:srgbClr>
+                      </a:outerShdw>
+                    </a:effectLst>
+                  </pic:spPr>
+                </pic:pic>
+              </a:graphicData>
+            </a:graphic>
+          </wp:inline>
+        </w:drawing>
+      </w:r>
+      <w:r>
+        <w:t xml:space="preserve"> </w:t>
+      </w:r>
+    </w:p>
+    <w:p>
+      <w:r>
+        <w:t>Navigációs linkek: Kezeli a ki- és bejelentkezett felhasználó láthatóságát</w:t>
+      </w:r>
+    </w:p>
+    <w:p>
+      <w:pPr>
+        <w:pStyle w:val="Listaszerbekezds"/>
+        <w:numPr>
+          <w:ilvl w:val="0"/>
+          <w:numId w:val="24"/>
+        </w:numPr>
+        <w:ind w:left="1134"/>
+      </w:pPr>
+      <w:r>
+        <w:t>Kijelentkezett felhasználóknak:</w:t>
+      </w:r>
+    </w:p>
+    <w:p>
+      <w:r>
+        <w:drawing>
+          <wp:inline distT="0" distB="0" distL="0" distR="0" wp14:anchorId="5C81ABB8" wp14:editId="030FAD96">
+            <wp:extent cx="5468113" cy="381053"/>
+            <wp:effectExtent l="152400" t="152400" r="361315" b="361950"/>
+            <wp:docPr id="1903594677" name="Kép 1"/>
+            <wp:cNvGraphicFramePr>
+              <a:graphicFrameLocks xmlns:a="http://schemas.openxmlformats.org/drawingml/2006/main" noChangeAspect="1"/>
+            </wp:cNvGraphicFramePr>
+            <a:graphic xmlns:a="http://schemas.openxmlformats.org/drawingml/2006/main">
+              <a:graphicData uri="http://schemas.openxmlformats.org/drawingml/2006/picture">
+                <pic:pic xmlns:pic="http://schemas.openxmlformats.org/drawingml/2006/picture">
+                  <pic:nvPicPr>
+                    <pic:cNvPr id="1903594677" name=""/>
+                    <pic:cNvPicPr/>
+                  </pic:nvPicPr>
+                  <pic:blipFill>
+                    <a:blip r:embed="rId13"/>
+                    <a:stretch>
+                      <a:fillRect/>
+                    </a:stretch>
+                  </pic:blipFill>
+                  <pic:spPr>
+                    <a:xfrm>
+                      <a:off x="0" y="0"/>
+                      <a:ext cx="5468113" cy="381053"/>
+                    </a:xfrm>
+                    <a:prstGeom prst="rect">
+                      <a:avLst/>
+                    </a:prstGeom>
+                    <a:ln>
+                      <a:noFill/>
+                    </a:ln>
+                    <a:effectLst>
+                      <a:outerShdw blurRad="292100" dist="139700" dir="2700000" algn="tl" rotWithShape="0">
+                        <a:srgbClr val="333333">
+                          <a:alpha val="65000"/>
+                        </a:srgbClr>
+                      </a:outerShdw>
+                    </a:effectLst>
+                  </pic:spPr>
+                </pic:pic>
+              </a:graphicData>
+            </a:graphic>
+          </wp:inline>
+        </w:drawing>
+      </w:r>
+    </w:p>
+    <w:p>
+      <w:pPr>
+        <w:pStyle w:val="Listaszerbekezds"/>
+        <w:numPr>
+          <w:ilvl w:val="0"/>
+          <w:numId w:val="25"/>
+        </w:numPr>
+        <w:ind w:left="1134"/>
+      </w:pPr>
+      <w:r>
+        <w:t>Bejelentkezett felhasználóknak:</w:t>
+      </w:r>
+    </w:p>
+    <w:p>
+      <w:r>
+        <w:drawing>
+          <wp:inline distT="0" distB="0" distL="0" distR="0" wp14:anchorId="6C5FE925" wp14:editId="36C25A94">
+            <wp:extent cx="5760720" cy="356870"/>
+            <wp:effectExtent l="152400" t="152400" r="354330" b="367030"/>
+            <wp:docPr id="567176320" name="Kép 1"/>
+            <wp:cNvGraphicFramePr>
+              <a:graphicFrameLocks xmlns:a="http://schemas.openxmlformats.org/drawingml/2006/main" noChangeAspect="1"/>
+            </wp:cNvGraphicFramePr>
+            <a:graphic xmlns:a="http://schemas.openxmlformats.org/drawingml/2006/main">
+              <a:graphicData uri="http://schemas.openxmlformats.org/drawingml/2006/picture">
+                <pic:pic xmlns:pic="http://schemas.openxmlformats.org/drawingml/2006/picture">
+                  <pic:nvPicPr>
+                    <pic:cNvPr id="567176320" name=""/>
+                    <pic:cNvPicPr/>
+                  </pic:nvPicPr>
+                  <pic:blipFill>
+                    <a:blip r:embed="rId14"/>
+                    <a:stretch>
+                      <a:fillRect/>
+                    </a:stretch>
+                  </pic:blipFill>
+                  <pic:spPr>
+                    <a:xfrm>
+                      <a:off x="0" y="0"/>
+                      <a:ext cx="5760720" cy="356870"/>
+                    </a:xfrm>
+                    <a:prstGeom prst="rect">
+                      <a:avLst/>
+                    </a:prstGeom>
+                    <a:ln>
+                      <a:noFill/>
+                    </a:ln>
+                    <a:effectLst>
+                      <a:outerShdw blurRad="292100" dist="139700" dir="2700000" algn="tl" rotWithShape="0">
+                        <a:srgbClr val="333333">
+                          <a:alpha val="65000"/>
+                        </a:srgbClr>
+                      </a:outerShdw>
+                    </a:effectLst>
+                  </pic:spPr>
+                </pic:pic>
+              </a:graphicData>
+            </a:graphic>
+          </wp:inline>
+        </w:drawing>
+      </w:r>
+    </w:p>
+    <w:p>
+      <w:r>
+        <w:t>Autentikáció kezelése</w:t>
+      </w:r>
+    </w:p>
     <w:sectPr>
       <w:pgSz w:w="11906" w:h="16838"/>
       <w:pgMar w:top="1417" w:right="1417" w:bottom="1417" w:left="1417" w:header="708" w:footer="708" w:gutter="0"/>
@@ -1220,6 +5312,571 @@
 <file path=word/numbering.xml><?xml version="1.0" encoding="utf-8"?>
 <w:numbering xmlns:wpc="http://schemas.microsoft.com/office/word/2010/wordprocessingCanvas" xmlns:cx="http://schemas.microsoft.com/office/drawing/2014/chartex" xmlns:cx1="http://schemas.microsoft.com/office/drawing/2015/9/8/chartex" xmlns:cx2="http://schemas.microsoft.com/office/drawing/2015/10/21/chartex" xmlns:cx3="http://schemas.microsoft.com/office/drawing/2016/5/9/chartex" xmlns:cx4="http://schemas.microsoft.com/office/drawing/2016/5/10/chartex" xmlns:cx5="http://schemas.microsoft.com/office/drawing/2016/5/11/chartex" xmlns:cx6="http://schemas.microsoft.com/office/drawing/2016/5/12/chartex" xmlns:cx7="http://schemas.microsoft.com/office/drawing/2016/5/13/chartex" xmlns:cx8="http://schemas.microsoft.com/office/drawing/2016/5/14/chartex" xmlns:mc="http://schemas.openxmlformats.org/markup-compatibility/2006" xmlns:aink="http://schemas.microsoft.com/office/drawing/2016/ink" xmlns:am3d="http://schemas.microsoft.com/office/drawing/2017/model3d" xmlns:o="urn:schemas-microsoft-com:office:office" xmlns:oel="http://schemas.microsoft.com/office/2019/extlst" xmlns:r="http://schemas.openxmlformats.org/officeDocument/2006/relationships" xmlns:m="http://schemas.openxmlformats.org/officeDocument/2006/math" xmlns:v="urn:schemas-microsoft-com:vml" xmlns:wp14="http://schemas.microsoft.com/office/word/2010/wordprocessingDrawing" xmlns:wp="http://schemas.openxmlformats.org/drawingml/2006/wordprocessingDrawing" xmlns:w10="urn:schemas-microsoft-com:office:word" xmlns:w="http://schemas.openxmlformats.org/wordprocessingml/2006/main" xmlns:w14="http://schemas.microsoft.com/office/word/2010/wordml" xmlns:w15="http://schemas.microsoft.com/office/word/2012/wordml" xmlns:w16cex="http://schemas.microsoft.com/office/word/2018/wordml/cex" xmlns:w16cid="http://schemas.microsoft.com/office/word/2016/wordml/cid" xmlns:w16="http://schemas.microsoft.com/office/word/2018/wordml" xmlns:w16du="http://schemas.microsoft.com/office/word/2023/wordml/word16du" xmlns:w16sdtdh="http://schemas.microsoft.com/office/word/2020/wordml/sdtdatahash" xmlns:w16sdtfl="http://schemas.microsoft.com/office/word/2024/wordml/sdtformatlock" xmlns:w16se="http://schemas.microsoft.com/office/word/2015/wordml/symex" xmlns:wpg="http://schemas.microsoft.com/office/word/2010/wordprocessingGroup" xmlns:wpi="http://schemas.microsoft.com/office/word/2010/wordprocessingInk" xmlns:wne="http://schemas.microsoft.com/office/word/2006/wordml" xmlns:wps="http://schemas.microsoft.com/office/word/2010/wordprocessingShape" mc:Ignorable="w14 w15 w16se w16cid w16 w16cex w16sdtdh w16sdtfl w16du wp14">
   <w:abstractNum w:abstractNumId="0" w15:restartNumberingAfterBreak="0">
+    <w:nsid w:val="01097517"/>
+    <w:multiLevelType w:val="hybridMultilevel"/>
+    <w:tmpl w:val="1854CFCA"/>
+    <w:lvl w:ilvl="0" w:tplc="A406ECC6">
+      <w:start w:val="5"/>
+      <w:numFmt w:val="bullet"/>
+      <w:lvlText w:val="-"/>
+      <w:lvlJc w:val="left"/>
+      <w:pPr>
+        <w:ind w:left="720" w:hanging="360"/>
+      </w:pPr>
+      <w:rPr>
+        <w:rFonts w:ascii="Times New Roman" w:eastAsiaTheme="minorHAnsi" w:hAnsi="Times New Roman" w:cs="Times New Roman" w:hint="default"/>
+      </w:rPr>
+    </w:lvl>
+    <w:lvl w:ilvl="1" w:tplc="040E0003" w:tentative="1">
+      <w:start w:val="1"/>
+      <w:numFmt w:val="bullet"/>
+      <w:lvlText w:val="o"/>
+      <w:lvlJc w:val="left"/>
+      <w:pPr>
+        <w:ind w:left="1440" w:hanging="360"/>
+      </w:pPr>
+      <w:rPr>
+        <w:rFonts w:ascii="Courier New" w:hAnsi="Courier New" w:cs="Courier New" w:hint="default"/>
+      </w:rPr>
+    </w:lvl>
+    <w:lvl w:ilvl="2" w:tplc="040E0005" w:tentative="1">
+      <w:start w:val="1"/>
+      <w:numFmt w:val="bullet"/>
+      <w:lvlText w:val=""/>
+      <w:lvlJc w:val="left"/>
+      <w:pPr>
+        <w:ind w:left="2160" w:hanging="360"/>
+      </w:pPr>
+      <w:rPr>
+        <w:rFonts w:ascii="Wingdings" w:hAnsi="Wingdings" w:hint="default"/>
+      </w:rPr>
+    </w:lvl>
+    <w:lvl w:ilvl="3" w:tplc="040E0001" w:tentative="1">
+      <w:start w:val="1"/>
+      <w:numFmt w:val="bullet"/>
+      <w:lvlText w:val=""/>
+      <w:lvlJc w:val="left"/>
+      <w:pPr>
+        <w:ind w:left="2880" w:hanging="360"/>
+      </w:pPr>
+      <w:rPr>
+        <w:rFonts w:ascii="Symbol" w:hAnsi="Symbol" w:hint="default"/>
+      </w:rPr>
+    </w:lvl>
+    <w:lvl w:ilvl="4" w:tplc="040E0003" w:tentative="1">
+      <w:start w:val="1"/>
+      <w:numFmt w:val="bullet"/>
+      <w:lvlText w:val="o"/>
+      <w:lvlJc w:val="left"/>
+      <w:pPr>
+        <w:ind w:left="3600" w:hanging="360"/>
+      </w:pPr>
+      <w:rPr>
+        <w:rFonts w:ascii="Courier New" w:hAnsi="Courier New" w:cs="Courier New" w:hint="default"/>
+      </w:rPr>
+    </w:lvl>
+    <w:lvl w:ilvl="5" w:tplc="040E0005" w:tentative="1">
+      <w:start w:val="1"/>
+      <w:numFmt w:val="bullet"/>
+      <w:lvlText w:val=""/>
+      <w:lvlJc w:val="left"/>
+      <w:pPr>
+        <w:ind w:left="4320" w:hanging="360"/>
+      </w:pPr>
+      <w:rPr>
+        <w:rFonts w:ascii="Wingdings" w:hAnsi="Wingdings" w:hint="default"/>
+      </w:rPr>
+    </w:lvl>
+    <w:lvl w:ilvl="6" w:tplc="040E0001" w:tentative="1">
+      <w:start w:val="1"/>
+      <w:numFmt w:val="bullet"/>
+      <w:lvlText w:val=""/>
+      <w:lvlJc w:val="left"/>
+      <w:pPr>
+        <w:ind w:left="5040" w:hanging="360"/>
+      </w:pPr>
+      <w:rPr>
+        <w:rFonts w:ascii="Symbol" w:hAnsi="Symbol" w:hint="default"/>
+      </w:rPr>
+    </w:lvl>
+    <w:lvl w:ilvl="7" w:tplc="040E0003" w:tentative="1">
+      <w:start w:val="1"/>
+      <w:numFmt w:val="bullet"/>
+      <w:lvlText w:val="o"/>
+      <w:lvlJc w:val="left"/>
+      <w:pPr>
+        <w:ind w:left="5760" w:hanging="360"/>
+      </w:pPr>
+      <w:rPr>
+        <w:rFonts w:ascii="Courier New" w:hAnsi="Courier New" w:cs="Courier New" w:hint="default"/>
+      </w:rPr>
+    </w:lvl>
+    <w:lvl w:ilvl="8" w:tplc="040E0005" w:tentative="1">
+      <w:start w:val="1"/>
+      <w:numFmt w:val="bullet"/>
+      <w:lvlText w:val=""/>
+      <w:lvlJc w:val="left"/>
+      <w:pPr>
+        <w:ind w:left="6480" w:hanging="360"/>
+      </w:pPr>
+      <w:rPr>
+        <w:rFonts w:ascii="Wingdings" w:hAnsi="Wingdings" w:hint="default"/>
+      </w:rPr>
+    </w:lvl>
+  </w:abstractNum>
+  <w:abstractNum w:abstractNumId="1" w15:restartNumberingAfterBreak="0">
+    <w:nsid w:val="05996129"/>
+    <w:multiLevelType w:val="hybridMultilevel"/>
+    <w:tmpl w:val="E5441288"/>
+    <w:lvl w:ilvl="0" w:tplc="040E0001">
+      <w:start w:val="1"/>
+      <w:numFmt w:val="bullet"/>
+      <w:lvlText w:val=""/>
+      <w:lvlJc w:val="left"/>
+      <w:pPr>
+        <w:ind w:left="720" w:hanging="360"/>
+      </w:pPr>
+      <w:rPr>
+        <w:rFonts w:ascii="Symbol" w:hAnsi="Symbol" w:hint="default"/>
+      </w:rPr>
+    </w:lvl>
+    <w:lvl w:ilvl="1" w:tplc="040E0003" w:tentative="1">
+      <w:start w:val="1"/>
+      <w:numFmt w:val="bullet"/>
+      <w:lvlText w:val="o"/>
+      <w:lvlJc w:val="left"/>
+      <w:pPr>
+        <w:ind w:left="1440" w:hanging="360"/>
+      </w:pPr>
+      <w:rPr>
+        <w:rFonts w:ascii="Courier New" w:hAnsi="Courier New" w:cs="Courier New" w:hint="default"/>
+      </w:rPr>
+    </w:lvl>
+    <w:lvl w:ilvl="2" w:tplc="040E0005" w:tentative="1">
+      <w:start w:val="1"/>
+      <w:numFmt w:val="bullet"/>
+      <w:lvlText w:val=""/>
+      <w:lvlJc w:val="left"/>
+      <w:pPr>
+        <w:ind w:left="2160" w:hanging="360"/>
+      </w:pPr>
+      <w:rPr>
+        <w:rFonts w:ascii="Wingdings" w:hAnsi="Wingdings" w:hint="default"/>
+      </w:rPr>
+    </w:lvl>
+    <w:lvl w:ilvl="3" w:tplc="040E0001" w:tentative="1">
+      <w:start w:val="1"/>
+      <w:numFmt w:val="bullet"/>
+      <w:lvlText w:val=""/>
+      <w:lvlJc w:val="left"/>
+      <w:pPr>
+        <w:ind w:left="2880" w:hanging="360"/>
+      </w:pPr>
+      <w:rPr>
+        <w:rFonts w:ascii="Symbol" w:hAnsi="Symbol" w:hint="default"/>
+      </w:rPr>
+    </w:lvl>
+    <w:lvl w:ilvl="4" w:tplc="040E0003" w:tentative="1">
+      <w:start w:val="1"/>
+      <w:numFmt w:val="bullet"/>
+      <w:lvlText w:val="o"/>
+      <w:lvlJc w:val="left"/>
+      <w:pPr>
+        <w:ind w:left="3600" w:hanging="360"/>
+      </w:pPr>
+      <w:rPr>
+        <w:rFonts w:ascii="Courier New" w:hAnsi="Courier New" w:cs="Courier New" w:hint="default"/>
+      </w:rPr>
+    </w:lvl>
+    <w:lvl w:ilvl="5" w:tplc="040E0005" w:tentative="1">
+      <w:start w:val="1"/>
+      <w:numFmt w:val="bullet"/>
+      <w:lvlText w:val=""/>
+      <w:lvlJc w:val="left"/>
+      <w:pPr>
+        <w:ind w:left="4320" w:hanging="360"/>
+      </w:pPr>
+      <w:rPr>
+        <w:rFonts w:ascii="Wingdings" w:hAnsi="Wingdings" w:hint="default"/>
+      </w:rPr>
+    </w:lvl>
+    <w:lvl w:ilvl="6" w:tplc="040E0001" w:tentative="1">
+      <w:start w:val="1"/>
+      <w:numFmt w:val="bullet"/>
+      <w:lvlText w:val=""/>
+      <w:lvlJc w:val="left"/>
+      <w:pPr>
+        <w:ind w:left="5040" w:hanging="360"/>
+      </w:pPr>
+      <w:rPr>
+        <w:rFonts w:ascii="Symbol" w:hAnsi="Symbol" w:hint="default"/>
+      </w:rPr>
+    </w:lvl>
+    <w:lvl w:ilvl="7" w:tplc="040E0003" w:tentative="1">
+      <w:start w:val="1"/>
+      <w:numFmt w:val="bullet"/>
+      <w:lvlText w:val="o"/>
+      <w:lvlJc w:val="left"/>
+      <w:pPr>
+        <w:ind w:left="5760" w:hanging="360"/>
+      </w:pPr>
+      <w:rPr>
+        <w:rFonts w:ascii="Courier New" w:hAnsi="Courier New" w:cs="Courier New" w:hint="default"/>
+      </w:rPr>
+    </w:lvl>
+    <w:lvl w:ilvl="8" w:tplc="040E0005" w:tentative="1">
+      <w:start w:val="1"/>
+      <w:numFmt w:val="bullet"/>
+      <w:lvlText w:val=""/>
+      <w:lvlJc w:val="left"/>
+      <w:pPr>
+        <w:ind w:left="6480" w:hanging="360"/>
+      </w:pPr>
+      <w:rPr>
+        <w:rFonts w:ascii="Wingdings" w:hAnsi="Wingdings" w:hint="default"/>
+      </w:rPr>
+    </w:lvl>
+  </w:abstractNum>
+  <w:abstractNum w:abstractNumId="2" w15:restartNumberingAfterBreak="0">
+    <w:nsid w:val="06715F9B"/>
+    <w:multiLevelType w:val="hybridMultilevel"/>
+    <w:tmpl w:val="F8C2CA2E"/>
+    <w:lvl w:ilvl="0" w:tplc="040E0001">
+      <w:start w:val="1"/>
+      <w:numFmt w:val="bullet"/>
+      <w:lvlText w:val=""/>
+      <w:lvlJc w:val="left"/>
+      <w:pPr>
+        <w:ind w:left="1080" w:hanging="360"/>
+      </w:pPr>
+      <w:rPr>
+        <w:rFonts w:ascii="Symbol" w:hAnsi="Symbol" w:hint="default"/>
+      </w:rPr>
+    </w:lvl>
+    <w:lvl w:ilvl="1" w:tplc="040E0003" w:tentative="1">
+      <w:start w:val="1"/>
+      <w:numFmt w:val="bullet"/>
+      <w:lvlText w:val="o"/>
+      <w:lvlJc w:val="left"/>
+      <w:pPr>
+        <w:ind w:left="1800" w:hanging="360"/>
+      </w:pPr>
+      <w:rPr>
+        <w:rFonts w:ascii="Courier New" w:hAnsi="Courier New" w:cs="Courier New" w:hint="default"/>
+      </w:rPr>
+    </w:lvl>
+    <w:lvl w:ilvl="2" w:tplc="040E0005" w:tentative="1">
+      <w:start w:val="1"/>
+      <w:numFmt w:val="bullet"/>
+      <w:lvlText w:val=""/>
+      <w:lvlJc w:val="left"/>
+      <w:pPr>
+        <w:ind w:left="2520" w:hanging="360"/>
+      </w:pPr>
+      <w:rPr>
+        <w:rFonts w:ascii="Wingdings" w:hAnsi="Wingdings" w:hint="default"/>
+      </w:rPr>
+    </w:lvl>
+    <w:lvl w:ilvl="3" w:tplc="040E0001" w:tentative="1">
+      <w:start w:val="1"/>
+      <w:numFmt w:val="bullet"/>
+      <w:lvlText w:val=""/>
+      <w:lvlJc w:val="left"/>
+      <w:pPr>
+        <w:ind w:left="3240" w:hanging="360"/>
+      </w:pPr>
+      <w:rPr>
+        <w:rFonts w:ascii="Symbol" w:hAnsi="Symbol" w:hint="default"/>
+      </w:rPr>
+    </w:lvl>
+    <w:lvl w:ilvl="4" w:tplc="040E0003" w:tentative="1">
+      <w:start w:val="1"/>
+      <w:numFmt w:val="bullet"/>
+      <w:lvlText w:val="o"/>
+      <w:lvlJc w:val="left"/>
+      <w:pPr>
+        <w:ind w:left="3960" w:hanging="360"/>
+      </w:pPr>
+      <w:rPr>
+        <w:rFonts w:ascii="Courier New" w:hAnsi="Courier New" w:cs="Courier New" w:hint="default"/>
+      </w:rPr>
+    </w:lvl>
+    <w:lvl w:ilvl="5" w:tplc="040E0005" w:tentative="1">
+      <w:start w:val="1"/>
+      <w:numFmt w:val="bullet"/>
+      <w:lvlText w:val=""/>
+      <w:lvlJc w:val="left"/>
+      <w:pPr>
+        <w:ind w:left="4680" w:hanging="360"/>
+      </w:pPr>
+      <w:rPr>
+        <w:rFonts w:ascii="Wingdings" w:hAnsi="Wingdings" w:hint="default"/>
+      </w:rPr>
+    </w:lvl>
+    <w:lvl w:ilvl="6" w:tplc="040E0001" w:tentative="1">
+      <w:start w:val="1"/>
+      <w:numFmt w:val="bullet"/>
+      <w:lvlText w:val=""/>
+      <w:lvlJc w:val="left"/>
+      <w:pPr>
+        <w:ind w:left="5400" w:hanging="360"/>
+      </w:pPr>
+      <w:rPr>
+        <w:rFonts w:ascii="Symbol" w:hAnsi="Symbol" w:hint="default"/>
+      </w:rPr>
+    </w:lvl>
+    <w:lvl w:ilvl="7" w:tplc="040E0003" w:tentative="1">
+      <w:start w:val="1"/>
+      <w:numFmt w:val="bullet"/>
+      <w:lvlText w:val="o"/>
+      <w:lvlJc w:val="left"/>
+      <w:pPr>
+        <w:ind w:left="6120" w:hanging="360"/>
+      </w:pPr>
+      <w:rPr>
+        <w:rFonts w:ascii="Courier New" w:hAnsi="Courier New" w:cs="Courier New" w:hint="default"/>
+      </w:rPr>
+    </w:lvl>
+    <w:lvl w:ilvl="8" w:tplc="040E0005" w:tentative="1">
+      <w:start w:val="1"/>
+      <w:numFmt w:val="bullet"/>
+      <w:lvlText w:val=""/>
+      <w:lvlJc w:val="left"/>
+      <w:pPr>
+        <w:ind w:left="6840" w:hanging="360"/>
+      </w:pPr>
+      <w:rPr>
+        <w:rFonts w:ascii="Wingdings" w:hAnsi="Wingdings" w:hint="default"/>
+      </w:rPr>
+    </w:lvl>
+  </w:abstractNum>
+  <w:abstractNum w:abstractNumId="3" w15:restartNumberingAfterBreak="0">
+    <w:nsid w:val="08CC27E2"/>
+    <w:multiLevelType w:val="hybridMultilevel"/>
+    <w:tmpl w:val="DE589A74"/>
+    <w:lvl w:ilvl="0" w:tplc="040E0001">
+      <w:start w:val="1"/>
+      <w:numFmt w:val="bullet"/>
+      <w:lvlText w:val=""/>
+      <w:lvlJc w:val="left"/>
+      <w:pPr>
+        <w:ind w:left="720" w:hanging="360"/>
+      </w:pPr>
+      <w:rPr>
+        <w:rFonts w:ascii="Symbol" w:hAnsi="Symbol" w:hint="default"/>
+      </w:rPr>
+    </w:lvl>
+    <w:lvl w:ilvl="1" w:tplc="040E0003" w:tentative="1">
+      <w:start w:val="1"/>
+      <w:numFmt w:val="bullet"/>
+      <w:lvlText w:val="o"/>
+      <w:lvlJc w:val="left"/>
+      <w:pPr>
+        <w:ind w:left="1440" w:hanging="360"/>
+      </w:pPr>
+      <w:rPr>
+        <w:rFonts w:ascii="Courier New" w:hAnsi="Courier New" w:cs="Courier New" w:hint="default"/>
+      </w:rPr>
+    </w:lvl>
+    <w:lvl w:ilvl="2" w:tplc="040E0005" w:tentative="1">
+      <w:start w:val="1"/>
+      <w:numFmt w:val="bullet"/>
+      <w:lvlText w:val=""/>
+      <w:lvlJc w:val="left"/>
+      <w:pPr>
+        <w:ind w:left="2160" w:hanging="360"/>
+      </w:pPr>
+      <w:rPr>
+        <w:rFonts w:ascii="Wingdings" w:hAnsi="Wingdings" w:hint="default"/>
+      </w:rPr>
+    </w:lvl>
+    <w:lvl w:ilvl="3" w:tplc="040E0001" w:tentative="1">
+      <w:start w:val="1"/>
+      <w:numFmt w:val="bullet"/>
+      <w:lvlText w:val=""/>
+      <w:lvlJc w:val="left"/>
+      <w:pPr>
+        <w:ind w:left="2880" w:hanging="360"/>
+      </w:pPr>
+      <w:rPr>
+        <w:rFonts w:ascii="Symbol" w:hAnsi="Symbol" w:hint="default"/>
+      </w:rPr>
+    </w:lvl>
+    <w:lvl w:ilvl="4" w:tplc="040E0003" w:tentative="1">
+      <w:start w:val="1"/>
+      <w:numFmt w:val="bullet"/>
+      <w:lvlText w:val="o"/>
+      <w:lvlJc w:val="left"/>
+      <w:pPr>
+        <w:ind w:left="3600" w:hanging="360"/>
+      </w:pPr>
+      <w:rPr>
+        <w:rFonts w:ascii="Courier New" w:hAnsi="Courier New" w:cs="Courier New" w:hint="default"/>
+      </w:rPr>
+    </w:lvl>
+    <w:lvl w:ilvl="5" w:tplc="040E0005" w:tentative="1">
+      <w:start w:val="1"/>
+      <w:numFmt w:val="bullet"/>
+      <w:lvlText w:val=""/>
+      <w:lvlJc w:val="left"/>
+      <w:pPr>
+        <w:ind w:left="4320" w:hanging="360"/>
+      </w:pPr>
+      <w:rPr>
+        <w:rFonts w:ascii="Wingdings" w:hAnsi="Wingdings" w:hint="default"/>
+      </w:rPr>
+    </w:lvl>
+    <w:lvl w:ilvl="6" w:tplc="040E0001" w:tentative="1">
+      <w:start w:val="1"/>
+      <w:numFmt w:val="bullet"/>
+      <w:lvlText w:val=""/>
+      <w:lvlJc w:val="left"/>
+      <w:pPr>
+        <w:ind w:left="5040" w:hanging="360"/>
+      </w:pPr>
+      <w:rPr>
+        <w:rFonts w:ascii="Symbol" w:hAnsi="Symbol" w:hint="default"/>
+      </w:rPr>
+    </w:lvl>
+    <w:lvl w:ilvl="7" w:tplc="040E0003" w:tentative="1">
+      <w:start w:val="1"/>
+      <w:numFmt w:val="bullet"/>
+      <w:lvlText w:val="o"/>
+      <w:lvlJc w:val="left"/>
+      <w:pPr>
+        <w:ind w:left="5760" w:hanging="360"/>
+      </w:pPr>
+      <w:rPr>
+        <w:rFonts w:ascii="Courier New" w:hAnsi="Courier New" w:cs="Courier New" w:hint="default"/>
+      </w:rPr>
+    </w:lvl>
+    <w:lvl w:ilvl="8" w:tplc="040E0005" w:tentative="1">
+      <w:start w:val="1"/>
+      <w:numFmt w:val="bullet"/>
+      <w:lvlText w:val=""/>
+      <w:lvlJc w:val="left"/>
+      <w:pPr>
+        <w:ind w:left="6480" w:hanging="360"/>
+      </w:pPr>
+      <w:rPr>
+        <w:rFonts w:ascii="Wingdings" w:hAnsi="Wingdings" w:hint="default"/>
+      </w:rPr>
+    </w:lvl>
+  </w:abstractNum>
+  <w:abstractNum w:abstractNumId="4" w15:restartNumberingAfterBreak="0">
+    <w:nsid w:val="1763594C"/>
+    <w:multiLevelType w:val="hybridMultilevel"/>
+    <w:tmpl w:val="59DEECBE"/>
+    <w:lvl w:ilvl="0" w:tplc="040E0001">
+      <w:start w:val="1"/>
+      <w:numFmt w:val="bullet"/>
+      <w:lvlText w:val=""/>
+      <w:lvlJc w:val="left"/>
+      <w:pPr>
+        <w:ind w:left="1080" w:hanging="360"/>
+      </w:pPr>
+      <w:rPr>
+        <w:rFonts w:ascii="Symbol" w:hAnsi="Symbol" w:hint="default"/>
+      </w:rPr>
+    </w:lvl>
+    <w:lvl w:ilvl="1" w:tplc="040E0003" w:tentative="1">
+      <w:start w:val="1"/>
+      <w:numFmt w:val="bullet"/>
+      <w:lvlText w:val="o"/>
+      <w:lvlJc w:val="left"/>
+      <w:pPr>
+        <w:ind w:left="1800" w:hanging="360"/>
+      </w:pPr>
+      <w:rPr>
+        <w:rFonts w:ascii="Courier New" w:hAnsi="Courier New" w:cs="Courier New" w:hint="default"/>
+      </w:rPr>
+    </w:lvl>
+    <w:lvl w:ilvl="2" w:tplc="040E0005" w:tentative="1">
+      <w:start w:val="1"/>
+      <w:numFmt w:val="bullet"/>
+      <w:lvlText w:val=""/>
+      <w:lvlJc w:val="left"/>
+      <w:pPr>
+        <w:ind w:left="2520" w:hanging="360"/>
+      </w:pPr>
+      <w:rPr>
+        <w:rFonts w:ascii="Wingdings" w:hAnsi="Wingdings" w:hint="default"/>
+      </w:rPr>
+    </w:lvl>
+    <w:lvl w:ilvl="3" w:tplc="040E0001" w:tentative="1">
+      <w:start w:val="1"/>
+      <w:numFmt w:val="bullet"/>
+      <w:lvlText w:val=""/>
+      <w:lvlJc w:val="left"/>
+      <w:pPr>
+        <w:ind w:left="3240" w:hanging="360"/>
+      </w:pPr>
+      <w:rPr>
+        <w:rFonts w:ascii="Symbol" w:hAnsi="Symbol" w:hint="default"/>
+      </w:rPr>
+    </w:lvl>
+    <w:lvl w:ilvl="4" w:tplc="040E0003" w:tentative="1">
+      <w:start w:val="1"/>
+      <w:numFmt w:val="bullet"/>
+      <w:lvlText w:val="o"/>
+      <w:lvlJc w:val="left"/>
+      <w:pPr>
+        <w:ind w:left="3960" w:hanging="360"/>
+      </w:pPr>
+      <w:rPr>
+        <w:rFonts w:ascii="Courier New" w:hAnsi="Courier New" w:cs="Courier New" w:hint="default"/>
+      </w:rPr>
+    </w:lvl>
+    <w:lvl w:ilvl="5" w:tplc="040E0005" w:tentative="1">
+      <w:start w:val="1"/>
+      <w:numFmt w:val="bullet"/>
+      <w:lvlText w:val=""/>
+      <w:lvlJc w:val="left"/>
+      <w:pPr>
+        <w:ind w:left="4680" w:hanging="360"/>
+      </w:pPr>
+      <w:rPr>
+        <w:rFonts w:ascii="Wingdings" w:hAnsi="Wingdings" w:hint="default"/>
+      </w:rPr>
+    </w:lvl>
+    <w:lvl w:ilvl="6" w:tplc="040E0001" w:tentative="1">
+      <w:start w:val="1"/>
+      <w:numFmt w:val="bullet"/>
+      <w:lvlText w:val=""/>
+      <w:lvlJc w:val="left"/>
+      <w:pPr>
+        <w:ind w:left="5400" w:hanging="360"/>
+      </w:pPr>
+      <w:rPr>
+        <w:rFonts w:ascii="Symbol" w:hAnsi="Symbol" w:hint="default"/>
+      </w:rPr>
+    </w:lvl>
+    <w:lvl w:ilvl="7" w:tplc="040E0003" w:tentative="1">
+      <w:start w:val="1"/>
+      <w:numFmt w:val="bullet"/>
+      <w:lvlText w:val="o"/>
+      <w:lvlJc w:val="left"/>
+      <w:pPr>
+        <w:ind w:left="6120" w:hanging="360"/>
+      </w:pPr>
+      <w:rPr>
+        <w:rFonts w:ascii="Courier New" w:hAnsi="Courier New" w:cs="Courier New" w:hint="default"/>
+      </w:rPr>
+    </w:lvl>
+    <w:lvl w:ilvl="8" w:tplc="040E0005" w:tentative="1">
+      <w:start w:val="1"/>
+      <w:numFmt w:val="bullet"/>
+      <w:lvlText w:val=""/>
+      <w:lvlJc w:val="left"/>
+      <w:pPr>
+        <w:ind w:left="6840" w:hanging="360"/>
+      </w:pPr>
+      <w:rPr>
+        <w:rFonts w:ascii="Wingdings" w:hAnsi="Wingdings" w:hint="default"/>
+      </w:rPr>
+    </w:lvl>
+  </w:abstractNum>
+  <w:abstractNum w:abstractNumId="5" w15:restartNumberingAfterBreak="0">
     <w:nsid w:val="17DC13D2"/>
     <w:multiLevelType w:val="hybridMultilevel"/>
     <w:tmpl w:val="18723E2C"/>
@@ -1235,7 +5892,7 @@
         <w:rFonts w:ascii="Symbol" w:hAnsi="Symbol" w:hint="default"/>
       </w:rPr>
     </w:lvl>
-    <w:lvl w:ilvl="1" w:tplc="040E0003" w:tentative="1">
+    <w:lvl w:ilvl="1" w:tplc="040E0003">
       <w:start w:val="1"/>
       <w:numFmt w:val="bullet"/>
       <w:lvlText w:val="o"/>
@@ -1332,10 +5989,10 @@
       </w:rPr>
     </w:lvl>
   </w:abstractNum>
-  <w:abstractNum w:abstractNumId="1" w15:restartNumberingAfterBreak="0">
+  <w:abstractNum w:abstractNumId="6" w15:restartNumberingAfterBreak="0">
     <w:nsid w:val="182F7254"/>
     <w:multiLevelType w:val="hybridMultilevel"/>
-    <w:tmpl w:val="170A44A0"/>
+    <w:tmpl w:val="4AD681E2"/>
     <w:lvl w:ilvl="0" w:tplc="040E000F">
       <w:start w:val="1"/>
       <w:numFmt w:val="decimal"/>
@@ -1418,7 +6075,119 @@
       </w:pPr>
     </w:lvl>
   </w:abstractNum>
-  <w:abstractNum w:abstractNumId="2" w15:restartNumberingAfterBreak="0">
+  <w:abstractNum w:abstractNumId="7" w15:restartNumberingAfterBreak="0">
+    <w:nsid w:val="1D061542"/>
+    <w:multiLevelType w:val="hybridMultilevel"/>
+    <w:tmpl w:val="1ADA875C"/>
+    <w:lvl w:ilvl="0" w:tplc="C7989218">
+      <w:numFmt w:val="bullet"/>
+      <w:lvlText w:val="-"/>
+      <w:lvlJc w:val="left"/>
+      <w:pPr>
+        <w:ind w:left="720" w:hanging="360"/>
+      </w:pPr>
+      <w:rPr>
+        <w:rFonts w:ascii="Times New Roman" w:eastAsiaTheme="minorHAnsi" w:hAnsi="Times New Roman" w:cs="Times New Roman" w:hint="default"/>
+      </w:rPr>
+    </w:lvl>
+    <w:lvl w:ilvl="1" w:tplc="040E0003" w:tentative="1">
+      <w:start w:val="1"/>
+      <w:numFmt w:val="bullet"/>
+      <w:lvlText w:val="o"/>
+      <w:lvlJc w:val="left"/>
+      <w:pPr>
+        <w:ind w:left="1440" w:hanging="360"/>
+      </w:pPr>
+      <w:rPr>
+        <w:rFonts w:ascii="Courier New" w:hAnsi="Courier New" w:cs="Courier New" w:hint="default"/>
+      </w:rPr>
+    </w:lvl>
+    <w:lvl w:ilvl="2" w:tplc="040E0005" w:tentative="1">
+      <w:start w:val="1"/>
+      <w:numFmt w:val="bullet"/>
+      <w:lvlText w:val=""/>
+      <w:lvlJc w:val="left"/>
+      <w:pPr>
+        <w:ind w:left="2160" w:hanging="360"/>
+      </w:pPr>
+      <w:rPr>
+        <w:rFonts w:ascii="Wingdings" w:hAnsi="Wingdings" w:hint="default"/>
+      </w:rPr>
+    </w:lvl>
+    <w:lvl w:ilvl="3" w:tplc="040E0001" w:tentative="1">
+      <w:start w:val="1"/>
+      <w:numFmt w:val="bullet"/>
+      <w:lvlText w:val=""/>
+      <w:lvlJc w:val="left"/>
+      <w:pPr>
+        <w:ind w:left="2880" w:hanging="360"/>
+      </w:pPr>
+      <w:rPr>
+        <w:rFonts w:ascii="Symbol" w:hAnsi="Symbol" w:hint="default"/>
+      </w:rPr>
+    </w:lvl>
+    <w:lvl w:ilvl="4" w:tplc="040E0003" w:tentative="1">
+      <w:start w:val="1"/>
+      <w:numFmt w:val="bullet"/>
+      <w:lvlText w:val="o"/>
+      <w:lvlJc w:val="left"/>
+      <w:pPr>
+        <w:ind w:left="3600" w:hanging="360"/>
+      </w:pPr>
+      <w:rPr>
+        <w:rFonts w:ascii="Courier New" w:hAnsi="Courier New" w:cs="Courier New" w:hint="default"/>
+      </w:rPr>
+    </w:lvl>
+    <w:lvl w:ilvl="5" w:tplc="040E0005" w:tentative="1">
+      <w:start w:val="1"/>
+      <w:numFmt w:val="bullet"/>
+      <w:lvlText w:val=""/>
+      <w:lvlJc w:val="left"/>
+      <w:pPr>
+        <w:ind w:left="4320" w:hanging="360"/>
+      </w:pPr>
+      <w:rPr>
+        <w:rFonts w:ascii="Wingdings" w:hAnsi="Wingdings" w:hint="default"/>
+      </w:rPr>
+    </w:lvl>
+    <w:lvl w:ilvl="6" w:tplc="040E0001" w:tentative="1">
+      <w:start w:val="1"/>
+      <w:numFmt w:val="bullet"/>
+      <w:lvlText w:val=""/>
+      <w:lvlJc w:val="left"/>
+      <w:pPr>
+        <w:ind w:left="5040" w:hanging="360"/>
+      </w:pPr>
+      <w:rPr>
+        <w:rFonts w:ascii="Symbol" w:hAnsi="Symbol" w:hint="default"/>
+      </w:rPr>
+    </w:lvl>
+    <w:lvl w:ilvl="7" w:tplc="040E0003" w:tentative="1">
+      <w:start w:val="1"/>
+      <w:numFmt w:val="bullet"/>
+      <w:lvlText w:val="o"/>
+      <w:lvlJc w:val="left"/>
+      <w:pPr>
+        <w:ind w:left="5760" w:hanging="360"/>
+      </w:pPr>
+      <w:rPr>
+        <w:rFonts w:ascii="Courier New" w:hAnsi="Courier New" w:cs="Courier New" w:hint="default"/>
+      </w:rPr>
+    </w:lvl>
+    <w:lvl w:ilvl="8" w:tplc="040E0005" w:tentative="1">
+      <w:start w:val="1"/>
+      <w:numFmt w:val="bullet"/>
+      <w:lvlText w:val=""/>
+      <w:lvlJc w:val="left"/>
+      <w:pPr>
+        <w:ind w:left="6480" w:hanging="360"/>
+      </w:pPr>
+      <w:rPr>
+        <w:rFonts w:ascii="Wingdings" w:hAnsi="Wingdings" w:hint="default"/>
+      </w:rPr>
+    </w:lvl>
+  </w:abstractNum>
+  <w:abstractNum w:abstractNumId="8" w15:restartNumberingAfterBreak="0">
     <w:nsid w:val="2855053F"/>
     <w:multiLevelType w:val="hybridMultilevel"/>
     <w:tmpl w:val="42C26346"/>
@@ -1531,7 +6300,346 @@
       </w:rPr>
     </w:lvl>
   </w:abstractNum>
-  <w:abstractNum w:abstractNumId="3" w15:restartNumberingAfterBreak="0">
+  <w:abstractNum w:abstractNumId="9" w15:restartNumberingAfterBreak="0">
+    <w:nsid w:val="2C2C47F3"/>
+    <w:multiLevelType w:val="hybridMultilevel"/>
+    <w:tmpl w:val="2EACF628"/>
+    <w:lvl w:ilvl="0" w:tplc="040E0001">
+      <w:start w:val="1"/>
+      <w:numFmt w:val="bullet"/>
+      <w:lvlText w:val=""/>
+      <w:lvlJc w:val="left"/>
+      <w:pPr>
+        <w:ind w:left="720" w:hanging="360"/>
+      </w:pPr>
+      <w:rPr>
+        <w:rFonts w:ascii="Symbol" w:hAnsi="Symbol" w:hint="default"/>
+      </w:rPr>
+    </w:lvl>
+    <w:lvl w:ilvl="1" w:tplc="040E0003" w:tentative="1">
+      <w:start w:val="1"/>
+      <w:numFmt w:val="bullet"/>
+      <w:lvlText w:val="o"/>
+      <w:lvlJc w:val="left"/>
+      <w:pPr>
+        <w:ind w:left="1440" w:hanging="360"/>
+      </w:pPr>
+      <w:rPr>
+        <w:rFonts w:ascii="Courier New" w:hAnsi="Courier New" w:cs="Courier New" w:hint="default"/>
+      </w:rPr>
+    </w:lvl>
+    <w:lvl w:ilvl="2" w:tplc="040E0005" w:tentative="1">
+      <w:start w:val="1"/>
+      <w:numFmt w:val="bullet"/>
+      <w:lvlText w:val=""/>
+      <w:lvlJc w:val="left"/>
+      <w:pPr>
+        <w:ind w:left="2160" w:hanging="360"/>
+      </w:pPr>
+      <w:rPr>
+        <w:rFonts w:ascii="Wingdings" w:hAnsi="Wingdings" w:hint="default"/>
+      </w:rPr>
+    </w:lvl>
+    <w:lvl w:ilvl="3" w:tplc="040E0001" w:tentative="1">
+      <w:start w:val="1"/>
+      <w:numFmt w:val="bullet"/>
+      <w:lvlText w:val=""/>
+      <w:lvlJc w:val="left"/>
+      <w:pPr>
+        <w:ind w:left="2880" w:hanging="360"/>
+      </w:pPr>
+      <w:rPr>
+        <w:rFonts w:ascii="Symbol" w:hAnsi="Symbol" w:hint="default"/>
+      </w:rPr>
+    </w:lvl>
+    <w:lvl w:ilvl="4" w:tplc="040E0003" w:tentative="1">
+      <w:start w:val="1"/>
+      <w:numFmt w:val="bullet"/>
+      <w:lvlText w:val="o"/>
+      <w:lvlJc w:val="left"/>
+      <w:pPr>
+        <w:ind w:left="3600" w:hanging="360"/>
+      </w:pPr>
+      <w:rPr>
+        <w:rFonts w:ascii="Courier New" w:hAnsi="Courier New" w:cs="Courier New" w:hint="default"/>
+      </w:rPr>
+    </w:lvl>
+    <w:lvl w:ilvl="5" w:tplc="040E0005" w:tentative="1">
+      <w:start w:val="1"/>
+      <w:numFmt w:val="bullet"/>
+      <w:lvlText w:val=""/>
+      <w:lvlJc w:val="left"/>
+      <w:pPr>
+        <w:ind w:left="4320" w:hanging="360"/>
+      </w:pPr>
+      <w:rPr>
+        <w:rFonts w:ascii="Wingdings" w:hAnsi="Wingdings" w:hint="default"/>
+      </w:rPr>
+    </w:lvl>
+    <w:lvl w:ilvl="6" w:tplc="040E0001" w:tentative="1">
+      <w:start w:val="1"/>
+      <w:numFmt w:val="bullet"/>
+      <w:lvlText w:val=""/>
+      <w:lvlJc w:val="left"/>
+      <w:pPr>
+        <w:ind w:left="5040" w:hanging="360"/>
+      </w:pPr>
+      <w:rPr>
+        <w:rFonts w:ascii="Symbol" w:hAnsi="Symbol" w:hint="default"/>
+      </w:rPr>
+    </w:lvl>
+    <w:lvl w:ilvl="7" w:tplc="040E0003" w:tentative="1">
+      <w:start w:val="1"/>
+      <w:numFmt w:val="bullet"/>
+      <w:lvlText w:val="o"/>
+      <w:lvlJc w:val="left"/>
+      <w:pPr>
+        <w:ind w:left="5760" w:hanging="360"/>
+      </w:pPr>
+      <w:rPr>
+        <w:rFonts w:ascii="Courier New" w:hAnsi="Courier New" w:cs="Courier New" w:hint="default"/>
+      </w:rPr>
+    </w:lvl>
+    <w:lvl w:ilvl="8" w:tplc="040E0005" w:tentative="1">
+      <w:start w:val="1"/>
+      <w:numFmt w:val="bullet"/>
+      <w:lvlText w:val=""/>
+      <w:lvlJc w:val="left"/>
+      <w:pPr>
+        <w:ind w:left="6480" w:hanging="360"/>
+      </w:pPr>
+      <w:rPr>
+        <w:rFonts w:ascii="Wingdings" w:hAnsi="Wingdings" w:hint="default"/>
+      </w:rPr>
+    </w:lvl>
+  </w:abstractNum>
+  <w:abstractNum w:abstractNumId="10" w15:restartNumberingAfterBreak="0">
+    <w:nsid w:val="304A306C"/>
+    <w:multiLevelType w:val="hybridMultilevel"/>
+    <w:tmpl w:val="B5785E38"/>
+    <w:lvl w:ilvl="0" w:tplc="040E0001">
+      <w:start w:val="1"/>
+      <w:numFmt w:val="bullet"/>
+      <w:lvlText w:val=""/>
+      <w:lvlJc w:val="left"/>
+      <w:pPr>
+        <w:ind w:left="720" w:hanging="360"/>
+      </w:pPr>
+      <w:rPr>
+        <w:rFonts w:ascii="Symbol" w:hAnsi="Symbol" w:hint="default"/>
+      </w:rPr>
+    </w:lvl>
+    <w:lvl w:ilvl="1" w:tplc="040E0003" w:tentative="1">
+      <w:start w:val="1"/>
+      <w:numFmt w:val="bullet"/>
+      <w:lvlText w:val="o"/>
+      <w:lvlJc w:val="left"/>
+      <w:pPr>
+        <w:ind w:left="1440" w:hanging="360"/>
+      </w:pPr>
+      <w:rPr>
+        <w:rFonts w:ascii="Courier New" w:hAnsi="Courier New" w:cs="Courier New" w:hint="default"/>
+      </w:rPr>
+    </w:lvl>
+    <w:lvl w:ilvl="2" w:tplc="040E0005" w:tentative="1">
+      <w:start w:val="1"/>
+      <w:numFmt w:val="bullet"/>
+      <w:lvlText w:val=""/>
+      <w:lvlJc w:val="left"/>
+      <w:pPr>
+        <w:ind w:left="2160" w:hanging="360"/>
+      </w:pPr>
+      <w:rPr>
+        <w:rFonts w:ascii="Wingdings" w:hAnsi="Wingdings" w:hint="default"/>
+      </w:rPr>
+    </w:lvl>
+    <w:lvl w:ilvl="3" w:tplc="040E0001" w:tentative="1">
+      <w:start w:val="1"/>
+      <w:numFmt w:val="bullet"/>
+      <w:lvlText w:val=""/>
+      <w:lvlJc w:val="left"/>
+      <w:pPr>
+        <w:ind w:left="2880" w:hanging="360"/>
+      </w:pPr>
+      <w:rPr>
+        <w:rFonts w:ascii="Symbol" w:hAnsi="Symbol" w:hint="default"/>
+      </w:rPr>
+    </w:lvl>
+    <w:lvl w:ilvl="4" w:tplc="040E0003" w:tentative="1">
+      <w:start w:val="1"/>
+      <w:numFmt w:val="bullet"/>
+      <w:lvlText w:val="o"/>
+      <w:lvlJc w:val="left"/>
+      <w:pPr>
+        <w:ind w:left="3600" w:hanging="360"/>
+      </w:pPr>
+      <w:rPr>
+        <w:rFonts w:ascii="Courier New" w:hAnsi="Courier New" w:cs="Courier New" w:hint="default"/>
+      </w:rPr>
+    </w:lvl>
+    <w:lvl w:ilvl="5" w:tplc="040E0005" w:tentative="1">
+      <w:start w:val="1"/>
+      <w:numFmt w:val="bullet"/>
+      <w:lvlText w:val=""/>
+      <w:lvlJc w:val="left"/>
+      <w:pPr>
+        <w:ind w:left="4320" w:hanging="360"/>
+      </w:pPr>
+      <w:rPr>
+        <w:rFonts w:ascii="Wingdings" w:hAnsi="Wingdings" w:hint="default"/>
+      </w:rPr>
+    </w:lvl>
+    <w:lvl w:ilvl="6" w:tplc="040E0001" w:tentative="1">
+      <w:start w:val="1"/>
+      <w:numFmt w:val="bullet"/>
+      <w:lvlText w:val=""/>
+      <w:lvlJc w:val="left"/>
+      <w:pPr>
+        <w:ind w:left="5040" w:hanging="360"/>
+      </w:pPr>
+      <w:rPr>
+        <w:rFonts w:ascii="Symbol" w:hAnsi="Symbol" w:hint="default"/>
+      </w:rPr>
+    </w:lvl>
+    <w:lvl w:ilvl="7" w:tplc="040E0003" w:tentative="1">
+      <w:start w:val="1"/>
+      <w:numFmt w:val="bullet"/>
+      <w:lvlText w:val="o"/>
+      <w:lvlJc w:val="left"/>
+      <w:pPr>
+        <w:ind w:left="5760" w:hanging="360"/>
+      </w:pPr>
+      <w:rPr>
+        <w:rFonts w:ascii="Courier New" w:hAnsi="Courier New" w:cs="Courier New" w:hint="default"/>
+      </w:rPr>
+    </w:lvl>
+    <w:lvl w:ilvl="8" w:tplc="040E0005" w:tentative="1">
+      <w:start w:val="1"/>
+      <w:numFmt w:val="bullet"/>
+      <w:lvlText w:val=""/>
+      <w:lvlJc w:val="left"/>
+      <w:pPr>
+        <w:ind w:left="6480" w:hanging="360"/>
+      </w:pPr>
+      <w:rPr>
+        <w:rFonts w:ascii="Wingdings" w:hAnsi="Wingdings" w:hint="default"/>
+      </w:rPr>
+    </w:lvl>
+  </w:abstractNum>
+  <w:abstractNum w:abstractNumId="11" w15:restartNumberingAfterBreak="0">
+    <w:nsid w:val="36AC1D7C"/>
+    <w:multiLevelType w:val="hybridMultilevel"/>
+    <w:tmpl w:val="7CEAAD1E"/>
+    <w:lvl w:ilvl="0" w:tplc="040E0001">
+      <w:start w:val="1"/>
+      <w:numFmt w:val="bullet"/>
+      <w:lvlText w:val=""/>
+      <w:lvlJc w:val="left"/>
+      <w:pPr>
+        <w:ind w:left="720" w:hanging="360"/>
+      </w:pPr>
+      <w:rPr>
+        <w:rFonts w:ascii="Symbol" w:hAnsi="Symbol" w:hint="default"/>
+      </w:rPr>
+    </w:lvl>
+    <w:lvl w:ilvl="1" w:tplc="040E0003" w:tentative="1">
+      <w:start w:val="1"/>
+      <w:numFmt w:val="bullet"/>
+      <w:lvlText w:val="o"/>
+      <w:lvlJc w:val="left"/>
+      <w:pPr>
+        <w:ind w:left="1440" w:hanging="360"/>
+      </w:pPr>
+      <w:rPr>
+        <w:rFonts w:ascii="Courier New" w:hAnsi="Courier New" w:cs="Courier New" w:hint="default"/>
+      </w:rPr>
+    </w:lvl>
+    <w:lvl w:ilvl="2" w:tplc="040E0005" w:tentative="1">
+      <w:start w:val="1"/>
+      <w:numFmt w:val="bullet"/>
+      <w:lvlText w:val=""/>
+      <w:lvlJc w:val="left"/>
+      <w:pPr>
+        <w:ind w:left="2160" w:hanging="360"/>
+      </w:pPr>
+      <w:rPr>
+        <w:rFonts w:ascii="Wingdings" w:hAnsi="Wingdings" w:hint="default"/>
+      </w:rPr>
+    </w:lvl>
+    <w:lvl w:ilvl="3" w:tplc="040E0001" w:tentative="1">
+      <w:start w:val="1"/>
+      <w:numFmt w:val="bullet"/>
+      <w:lvlText w:val=""/>
+      <w:lvlJc w:val="left"/>
+      <w:pPr>
+        <w:ind w:left="2880" w:hanging="360"/>
+      </w:pPr>
+      <w:rPr>
+        <w:rFonts w:ascii="Symbol" w:hAnsi="Symbol" w:hint="default"/>
+      </w:rPr>
+    </w:lvl>
+    <w:lvl w:ilvl="4" w:tplc="040E0003" w:tentative="1">
+      <w:start w:val="1"/>
+      <w:numFmt w:val="bullet"/>
+      <w:lvlText w:val="o"/>
+      <w:lvlJc w:val="left"/>
+      <w:pPr>
+        <w:ind w:left="3600" w:hanging="360"/>
+      </w:pPr>
+      <w:rPr>
+        <w:rFonts w:ascii="Courier New" w:hAnsi="Courier New" w:cs="Courier New" w:hint="default"/>
+      </w:rPr>
+    </w:lvl>
+    <w:lvl w:ilvl="5" w:tplc="040E0005" w:tentative="1">
+      <w:start w:val="1"/>
+      <w:numFmt w:val="bullet"/>
+      <w:lvlText w:val=""/>
+      <w:lvlJc w:val="left"/>
+      <w:pPr>
+        <w:ind w:left="4320" w:hanging="360"/>
+      </w:pPr>
+      <w:rPr>
+        <w:rFonts w:ascii="Wingdings" w:hAnsi="Wingdings" w:hint="default"/>
+      </w:rPr>
+    </w:lvl>
+    <w:lvl w:ilvl="6" w:tplc="040E0001" w:tentative="1">
+      <w:start w:val="1"/>
+      <w:numFmt w:val="bullet"/>
+      <w:lvlText w:val=""/>
+      <w:lvlJc w:val="left"/>
+      <w:pPr>
+        <w:ind w:left="5040" w:hanging="360"/>
+      </w:pPr>
+      <w:rPr>
+        <w:rFonts w:ascii="Symbol" w:hAnsi="Symbol" w:hint="default"/>
+      </w:rPr>
+    </w:lvl>
+    <w:lvl w:ilvl="7" w:tplc="040E0003" w:tentative="1">
+      <w:start w:val="1"/>
+      <w:numFmt w:val="bullet"/>
+      <w:lvlText w:val="o"/>
+      <w:lvlJc w:val="left"/>
+      <w:pPr>
+        <w:ind w:left="5760" w:hanging="360"/>
+      </w:pPr>
+      <w:rPr>
+        <w:rFonts w:ascii="Courier New" w:hAnsi="Courier New" w:cs="Courier New" w:hint="default"/>
+      </w:rPr>
+    </w:lvl>
+    <w:lvl w:ilvl="8" w:tplc="040E0005" w:tentative="1">
+      <w:start w:val="1"/>
+      <w:numFmt w:val="bullet"/>
+      <w:lvlText w:val=""/>
+      <w:lvlJc w:val="left"/>
+      <w:pPr>
+        <w:ind w:left="6480" w:hanging="360"/>
+      </w:pPr>
+      <w:rPr>
+        <w:rFonts w:ascii="Wingdings" w:hAnsi="Wingdings" w:hint="default"/>
+      </w:rPr>
+    </w:lvl>
+  </w:abstractNum>
+  <w:abstractNum w:abstractNumId="12" w15:restartNumberingAfterBreak="0">
     <w:nsid w:val="3AAE5533"/>
     <w:multiLevelType w:val="hybridMultilevel"/>
     <w:tmpl w:val="7B26F4C0"/>
@@ -1644,10 +6752,325 @@
       </w:rPr>
     </w:lvl>
   </w:abstractNum>
-  <w:abstractNum w:abstractNumId="4" w15:restartNumberingAfterBreak="0">
+  <w:abstractNum w:abstractNumId="13" w15:restartNumberingAfterBreak="0">
+    <w:nsid w:val="485D635C"/>
+    <w:multiLevelType w:val="hybridMultilevel"/>
+    <w:tmpl w:val="E39C536E"/>
+    <w:lvl w:ilvl="0" w:tplc="040E0001">
+      <w:start w:val="1"/>
+      <w:numFmt w:val="bullet"/>
+      <w:lvlText w:val=""/>
+      <w:lvlJc w:val="left"/>
+      <w:pPr>
+        <w:ind w:left="720" w:hanging="360"/>
+      </w:pPr>
+      <w:rPr>
+        <w:rFonts w:ascii="Symbol" w:hAnsi="Symbol" w:hint="default"/>
+      </w:rPr>
+    </w:lvl>
+    <w:lvl w:ilvl="1" w:tplc="040E0003" w:tentative="1">
+      <w:start w:val="1"/>
+      <w:numFmt w:val="bullet"/>
+      <w:lvlText w:val="o"/>
+      <w:lvlJc w:val="left"/>
+      <w:pPr>
+        <w:ind w:left="1440" w:hanging="360"/>
+      </w:pPr>
+      <w:rPr>
+        <w:rFonts w:ascii="Courier New" w:hAnsi="Courier New" w:cs="Courier New" w:hint="default"/>
+      </w:rPr>
+    </w:lvl>
+    <w:lvl w:ilvl="2" w:tplc="040E0005" w:tentative="1">
+      <w:start w:val="1"/>
+      <w:numFmt w:val="bullet"/>
+      <w:lvlText w:val=""/>
+      <w:lvlJc w:val="left"/>
+      <w:pPr>
+        <w:ind w:left="2160" w:hanging="360"/>
+      </w:pPr>
+      <w:rPr>
+        <w:rFonts w:ascii="Wingdings" w:hAnsi="Wingdings" w:hint="default"/>
+      </w:rPr>
+    </w:lvl>
+    <w:lvl w:ilvl="3" w:tplc="040E0001" w:tentative="1">
+      <w:start w:val="1"/>
+      <w:numFmt w:val="bullet"/>
+      <w:lvlText w:val=""/>
+      <w:lvlJc w:val="left"/>
+      <w:pPr>
+        <w:ind w:left="2880" w:hanging="360"/>
+      </w:pPr>
+      <w:rPr>
+        <w:rFonts w:ascii="Symbol" w:hAnsi="Symbol" w:hint="default"/>
+      </w:rPr>
+    </w:lvl>
+    <w:lvl w:ilvl="4" w:tplc="040E0003" w:tentative="1">
+      <w:start w:val="1"/>
+      <w:numFmt w:val="bullet"/>
+      <w:lvlText w:val="o"/>
+      <w:lvlJc w:val="left"/>
+      <w:pPr>
+        <w:ind w:left="3600" w:hanging="360"/>
+      </w:pPr>
+      <w:rPr>
+        <w:rFonts w:ascii="Courier New" w:hAnsi="Courier New" w:cs="Courier New" w:hint="default"/>
+      </w:rPr>
+    </w:lvl>
+    <w:lvl w:ilvl="5" w:tplc="040E0005" w:tentative="1">
+      <w:start w:val="1"/>
+      <w:numFmt w:val="bullet"/>
+      <w:lvlText w:val=""/>
+      <w:lvlJc w:val="left"/>
+      <w:pPr>
+        <w:ind w:left="4320" w:hanging="360"/>
+      </w:pPr>
+      <w:rPr>
+        <w:rFonts w:ascii="Wingdings" w:hAnsi="Wingdings" w:hint="default"/>
+      </w:rPr>
+    </w:lvl>
+    <w:lvl w:ilvl="6" w:tplc="040E0001" w:tentative="1">
+      <w:start w:val="1"/>
+      <w:numFmt w:val="bullet"/>
+      <w:lvlText w:val=""/>
+      <w:lvlJc w:val="left"/>
+      <w:pPr>
+        <w:ind w:left="5040" w:hanging="360"/>
+      </w:pPr>
+      <w:rPr>
+        <w:rFonts w:ascii="Symbol" w:hAnsi="Symbol" w:hint="default"/>
+      </w:rPr>
+    </w:lvl>
+    <w:lvl w:ilvl="7" w:tplc="040E0003" w:tentative="1">
+      <w:start w:val="1"/>
+      <w:numFmt w:val="bullet"/>
+      <w:lvlText w:val="o"/>
+      <w:lvlJc w:val="left"/>
+      <w:pPr>
+        <w:ind w:left="5760" w:hanging="360"/>
+      </w:pPr>
+      <w:rPr>
+        <w:rFonts w:ascii="Courier New" w:hAnsi="Courier New" w:cs="Courier New" w:hint="default"/>
+      </w:rPr>
+    </w:lvl>
+    <w:lvl w:ilvl="8" w:tplc="040E0005" w:tentative="1">
+      <w:start w:val="1"/>
+      <w:numFmt w:val="bullet"/>
+      <w:lvlText w:val=""/>
+      <w:lvlJc w:val="left"/>
+      <w:pPr>
+        <w:ind w:left="6480" w:hanging="360"/>
+      </w:pPr>
+      <w:rPr>
+        <w:rFonts w:ascii="Wingdings" w:hAnsi="Wingdings" w:hint="default"/>
+      </w:rPr>
+    </w:lvl>
+  </w:abstractNum>
+  <w:abstractNum w:abstractNumId="14" w15:restartNumberingAfterBreak="0">
+    <w:nsid w:val="4A8879E7"/>
+    <w:multiLevelType w:val="hybridMultilevel"/>
+    <w:tmpl w:val="A586B560"/>
+    <w:lvl w:ilvl="0" w:tplc="040E000F">
+      <w:start w:val="1"/>
+      <w:numFmt w:val="decimal"/>
+      <w:lvlText w:val="%1."/>
+      <w:lvlJc w:val="left"/>
+      <w:pPr>
+        <w:ind w:left="720" w:hanging="360"/>
+      </w:pPr>
+      <w:rPr>
+        <w:rFonts w:hint="default"/>
+      </w:rPr>
+    </w:lvl>
+    <w:lvl w:ilvl="1" w:tplc="040E0019">
+      <w:start w:val="1"/>
+      <w:numFmt w:val="lowerLetter"/>
+      <w:lvlText w:val="%2."/>
+      <w:lvlJc w:val="left"/>
+      <w:pPr>
+        <w:ind w:left="1440" w:hanging="360"/>
+      </w:pPr>
+    </w:lvl>
+    <w:lvl w:ilvl="2" w:tplc="040E001B" w:tentative="1">
+      <w:start w:val="1"/>
+      <w:numFmt w:val="lowerRoman"/>
+      <w:lvlText w:val="%3."/>
+      <w:lvlJc w:val="right"/>
+      <w:pPr>
+        <w:ind w:left="2160" w:hanging="180"/>
+      </w:pPr>
+    </w:lvl>
+    <w:lvl w:ilvl="3" w:tplc="040E000F" w:tentative="1">
+      <w:start w:val="1"/>
+      <w:numFmt w:val="decimal"/>
+      <w:lvlText w:val="%4."/>
+      <w:lvlJc w:val="left"/>
+      <w:pPr>
+        <w:ind w:left="2880" w:hanging="360"/>
+      </w:pPr>
+    </w:lvl>
+    <w:lvl w:ilvl="4" w:tplc="040E0019" w:tentative="1">
+      <w:start w:val="1"/>
+      <w:numFmt w:val="lowerLetter"/>
+      <w:lvlText w:val="%5."/>
+      <w:lvlJc w:val="left"/>
+      <w:pPr>
+        <w:ind w:left="3600" w:hanging="360"/>
+      </w:pPr>
+    </w:lvl>
+    <w:lvl w:ilvl="5" w:tplc="040E001B" w:tentative="1">
+      <w:start w:val="1"/>
+      <w:numFmt w:val="lowerRoman"/>
+      <w:lvlText w:val="%6."/>
+      <w:lvlJc w:val="right"/>
+      <w:pPr>
+        <w:ind w:left="4320" w:hanging="180"/>
+      </w:pPr>
+    </w:lvl>
+    <w:lvl w:ilvl="6" w:tplc="040E000F" w:tentative="1">
+      <w:start w:val="1"/>
+      <w:numFmt w:val="decimal"/>
+      <w:lvlText w:val="%7."/>
+      <w:lvlJc w:val="left"/>
+      <w:pPr>
+        <w:ind w:left="5040" w:hanging="360"/>
+      </w:pPr>
+    </w:lvl>
+    <w:lvl w:ilvl="7" w:tplc="040E0019" w:tentative="1">
+      <w:start w:val="1"/>
+      <w:numFmt w:val="lowerLetter"/>
+      <w:lvlText w:val="%8."/>
+      <w:lvlJc w:val="left"/>
+      <w:pPr>
+        <w:ind w:left="5760" w:hanging="360"/>
+      </w:pPr>
+    </w:lvl>
+    <w:lvl w:ilvl="8" w:tplc="040E001B" w:tentative="1">
+      <w:start w:val="1"/>
+      <w:numFmt w:val="lowerRoman"/>
+      <w:lvlText w:val="%9."/>
+      <w:lvlJc w:val="right"/>
+      <w:pPr>
+        <w:ind w:left="6480" w:hanging="180"/>
+      </w:pPr>
+    </w:lvl>
+  </w:abstractNum>
+  <w:abstractNum w:abstractNumId="15" w15:restartNumberingAfterBreak="0">
+    <w:nsid w:val="4C580A66"/>
+    <w:multiLevelType w:val="hybridMultilevel"/>
+    <w:tmpl w:val="D6CCF6FE"/>
+    <w:lvl w:ilvl="0" w:tplc="040E0001">
+      <w:start w:val="1"/>
+      <w:numFmt w:val="bullet"/>
+      <w:lvlText w:val=""/>
+      <w:lvlJc w:val="left"/>
+      <w:pPr>
+        <w:ind w:left="720" w:hanging="360"/>
+      </w:pPr>
+      <w:rPr>
+        <w:rFonts w:ascii="Symbol" w:hAnsi="Symbol" w:hint="default"/>
+      </w:rPr>
+    </w:lvl>
+    <w:lvl w:ilvl="1" w:tplc="040E0003" w:tentative="1">
+      <w:start w:val="1"/>
+      <w:numFmt w:val="bullet"/>
+      <w:lvlText w:val="o"/>
+      <w:lvlJc w:val="left"/>
+      <w:pPr>
+        <w:ind w:left="1440" w:hanging="360"/>
+      </w:pPr>
+      <w:rPr>
+        <w:rFonts w:ascii="Courier New" w:hAnsi="Courier New" w:cs="Courier New" w:hint="default"/>
+      </w:rPr>
+    </w:lvl>
+    <w:lvl w:ilvl="2" w:tplc="040E0005" w:tentative="1">
+      <w:start w:val="1"/>
+      <w:numFmt w:val="bullet"/>
+      <w:lvlText w:val=""/>
+      <w:lvlJc w:val="left"/>
+      <w:pPr>
+        <w:ind w:left="2160" w:hanging="360"/>
+      </w:pPr>
+      <w:rPr>
+        <w:rFonts w:ascii="Wingdings" w:hAnsi="Wingdings" w:hint="default"/>
+      </w:rPr>
+    </w:lvl>
+    <w:lvl w:ilvl="3" w:tplc="040E0001" w:tentative="1">
+      <w:start w:val="1"/>
+      <w:numFmt w:val="bullet"/>
+      <w:lvlText w:val=""/>
+      <w:lvlJc w:val="left"/>
+      <w:pPr>
+        <w:ind w:left="2880" w:hanging="360"/>
+      </w:pPr>
+      <w:rPr>
+        <w:rFonts w:ascii="Symbol" w:hAnsi="Symbol" w:hint="default"/>
+      </w:rPr>
+    </w:lvl>
+    <w:lvl w:ilvl="4" w:tplc="040E0003" w:tentative="1">
+      <w:start w:val="1"/>
+      <w:numFmt w:val="bullet"/>
+      <w:lvlText w:val="o"/>
+      <w:lvlJc w:val="left"/>
+      <w:pPr>
+        <w:ind w:left="3600" w:hanging="360"/>
+      </w:pPr>
+      <w:rPr>
+        <w:rFonts w:ascii="Courier New" w:hAnsi="Courier New" w:cs="Courier New" w:hint="default"/>
+      </w:rPr>
+    </w:lvl>
+    <w:lvl w:ilvl="5" w:tplc="040E0005" w:tentative="1">
+      <w:start w:val="1"/>
+      <w:numFmt w:val="bullet"/>
+      <w:lvlText w:val=""/>
+      <w:lvlJc w:val="left"/>
+      <w:pPr>
+        <w:ind w:left="4320" w:hanging="360"/>
+      </w:pPr>
+      <w:rPr>
+        <w:rFonts w:ascii="Wingdings" w:hAnsi="Wingdings" w:hint="default"/>
+      </w:rPr>
+    </w:lvl>
+    <w:lvl w:ilvl="6" w:tplc="040E0001" w:tentative="1">
+      <w:start w:val="1"/>
+      <w:numFmt w:val="bullet"/>
+      <w:lvlText w:val=""/>
+      <w:lvlJc w:val="left"/>
+      <w:pPr>
+        <w:ind w:left="5040" w:hanging="360"/>
+      </w:pPr>
+      <w:rPr>
+        <w:rFonts w:ascii="Symbol" w:hAnsi="Symbol" w:hint="default"/>
+      </w:rPr>
+    </w:lvl>
+    <w:lvl w:ilvl="7" w:tplc="040E0003" w:tentative="1">
+      <w:start w:val="1"/>
+      <w:numFmt w:val="bullet"/>
+      <w:lvlText w:val="o"/>
+      <w:lvlJc w:val="left"/>
+      <w:pPr>
+        <w:ind w:left="5760" w:hanging="360"/>
+      </w:pPr>
+      <w:rPr>
+        <w:rFonts w:ascii="Courier New" w:hAnsi="Courier New" w:cs="Courier New" w:hint="default"/>
+      </w:rPr>
+    </w:lvl>
+    <w:lvl w:ilvl="8" w:tplc="040E0005" w:tentative="1">
+      <w:start w:val="1"/>
+      <w:numFmt w:val="bullet"/>
+      <w:lvlText w:val=""/>
+      <w:lvlJc w:val="left"/>
+      <w:pPr>
+        <w:ind w:left="6480" w:hanging="360"/>
+      </w:pPr>
+      <w:rPr>
+        <w:rFonts w:ascii="Wingdings" w:hAnsi="Wingdings" w:hint="default"/>
+      </w:rPr>
+    </w:lvl>
+  </w:abstractNum>
+  <w:abstractNum w:abstractNumId="16" w15:restartNumberingAfterBreak="0">
     <w:nsid w:val="4E7D530A"/>
     <w:multiLevelType w:val="hybridMultilevel"/>
-    <w:tmpl w:val="C0AE63BE"/>
+    <w:tmpl w:val="2EE2E190"/>
     <w:lvl w:ilvl="0" w:tplc="040E0001">
       <w:start w:val="1"/>
       <w:numFmt w:val="bullet"/>
@@ -1672,92 +7095,181 @@
         <w:rFonts w:ascii="Courier New" w:hAnsi="Courier New" w:cs="Courier New" w:hint="default"/>
       </w:rPr>
     </w:lvl>
-    <w:lvl w:ilvl="2" w:tplc="040E0005" w:tentative="1">
+    <w:lvl w:ilvl="2" w:tplc="040E0001">
+      <w:start w:val="1"/>
+      <w:numFmt w:val="bullet"/>
+      <w:lvlText w:val=""/>
+      <w:lvlJc w:val="left"/>
+      <w:pPr>
+        <w:ind w:left="720" w:hanging="360"/>
+      </w:pPr>
+      <w:rPr>
+        <w:rFonts w:ascii="Symbol" w:hAnsi="Symbol" w:hint="default"/>
+      </w:rPr>
+    </w:lvl>
+    <w:lvl w:ilvl="3" w:tplc="040E0001" w:tentative="1">
+      <w:start w:val="1"/>
+      <w:numFmt w:val="bullet"/>
+      <w:lvlText w:val=""/>
+      <w:lvlJc w:val="left"/>
+      <w:pPr>
+        <w:ind w:left="2880" w:hanging="360"/>
+      </w:pPr>
+      <w:rPr>
+        <w:rFonts w:ascii="Symbol" w:hAnsi="Symbol" w:hint="default"/>
+      </w:rPr>
+    </w:lvl>
+    <w:lvl w:ilvl="4" w:tplc="040E0003" w:tentative="1">
+      <w:start w:val="1"/>
+      <w:numFmt w:val="bullet"/>
+      <w:lvlText w:val="o"/>
+      <w:lvlJc w:val="left"/>
+      <w:pPr>
+        <w:ind w:left="3600" w:hanging="360"/>
+      </w:pPr>
+      <w:rPr>
+        <w:rFonts w:ascii="Courier New" w:hAnsi="Courier New" w:cs="Courier New" w:hint="default"/>
+      </w:rPr>
+    </w:lvl>
+    <w:lvl w:ilvl="5" w:tplc="040E0005" w:tentative="1">
       <w:start w:val="1"/>
       <w:numFmt w:val="bullet"/>
       <w:lvlText w:val=""/>
       <w:lvlJc w:val="left"/>
       <w:pPr>
-        <w:ind w:left="2160" w:hanging="360"/>
+        <w:ind w:left="4320" w:hanging="360"/>
       </w:pPr>
       <w:rPr>
         <w:rFonts w:ascii="Wingdings" w:hAnsi="Wingdings" w:hint="default"/>
       </w:rPr>
     </w:lvl>
-    <w:lvl w:ilvl="3" w:tplc="040E0001" w:tentative="1">
+    <w:lvl w:ilvl="6" w:tplc="040E0001" w:tentative="1">
       <w:start w:val="1"/>
       <w:numFmt w:val="bullet"/>
       <w:lvlText w:val=""/>
       <w:lvlJc w:val="left"/>
       <w:pPr>
+        <w:ind w:left="5040" w:hanging="360"/>
+      </w:pPr>
+      <w:rPr>
+        <w:rFonts w:ascii="Symbol" w:hAnsi="Symbol" w:hint="default"/>
+      </w:rPr>
+    </w:lvl>
+    <w:lvl w:ilvl="7" w:tplc="040E0003" w:tentative="1">
+      <w:start w:val="1"/>
+      <w:numFmt w:val="bullet"/>
+      <w:lvlText w:val="o"/>
+      <w:lvlJc w:val="left"/>
+      <w:pPr>
+        <w:ind w:left="5760" w:hanging="360"/>
+      </w:pPr>
+      <w:rPr>
+        <w:rFonts w:ascii="Courier New" w:hAnsi="Courier New" w:cs="Courier New" w:hint="default"/>
+      </w:rPr>
+    </w:lvl>
+    <w:lvl w:ilvl="8" w:tplc="040E0005" w:tentative="1">
+      <w:start w:val="1"/>
+      <w:numFmt w:val="bullet"/>
+      <w:lvlText w:val=""/>
+      <w:lvlJc w:val="left"/>
+      <w:pPr>
+        <w:ind w:left="6480" w:hanging="360"/>
+      </w:pPr>
+      <w:rPr>
+        <w:rFonts w:ascii="Wingdings" w:hAnsi="Wingdings" w:hint="default"/>
+      </w:rPr>
+    </w:lvl>
+  </w:abstractNum>
+  <w:abstractNum w:abstractNumId="17" w15:restartNumberingAfterBreak="0">
+    <w:nsid w:val="54AE4EAF"/>
+    <w:multiLevelType w:val="hybridMultilevel"/>
+    <w:tmpl w:val="77766424"/>
+    <w:lvl w:ilvl="0" w:tplc="040E000F">
+      <w:start w:val="1"/>
+      <w:numFmt w:val="decimal"/>
+      <w:lvlText w:val="%1."/>
+      <w:lvlJc w:val="left"/>
+      <w:pPr>
+        <w:ind w:left="720" w:hanging="360"/>
+      </w:pPr>
+      <w:rPr>
+        <w:rFonts w:hint="default"/>
+      </w:rPr>
+    </w:lvl>
+    <w:lvl w:ilvl="1" w:tplc="040E0019" w:tentative="1">
+      <w:start w:val="1"/>
+      <w:numFmt w:val="lowerLetter"/>
+      <w:lvlText w:val="%2."/>
+      <w:lvlJc w:val="left"/>
+      <w:pPr>
+        <w:ind w:left="1440" w:hanging="360"/>
+      </w:pPr>
+    </w:lvl>
+    <w:lvl w:ilvl="2" w:tplc="040E001B" w:tentative="1">
+      <w:start w:val="1"/>
+      <w:numFmt w:val="lowerRoman"/>
+      <w:lvlText w:val="%3."/>
+      <w:lvlJc w:val="right"/>
+      <w:pPr>
+        <w:ind w:left="2160" w:hanging="180"/>
+      </w:pPr>
+    </w:lvl>
+    <w:lvl w:ilvl="3" w:tplc="040E000F" w:tentative="1">
+      <w:start w:val="1"/>
+      <w:numFmt w:val="decimal"/>
+      <w:lvlText w:val="%4."/>
+      <w:lvlJc w:val="left"/>
+      <w:pPr>
         <w:ind w:left="2880" w:hanging="360"/>
       </w:pPr>
-      <w:rPr>
-        <w:rFonts w:ascii="Symbol" w:hAnsi="Symbol" w:hint="default"/>
-      </w:rPr>
-    </w:lvl>
-    <w:lvl w:ilvl="4" w:tplc="040E0003" w:tentative="1">
-      <w:start w:val="1"/>
-      <w:numFmt w:val="bullet"/>
-      <w:lvlText w:val="o"/>
+    </w:lvl>
+    <w:lvl w:ilvl="4" w:tplc="040E0019" w:tentative="1">
+      <w:start w:val="1"/>
+      <w:numFmt w:val="lowerLetter"/>
+      <w:lvlText w:val="%5."/>
       <w:lvlJc w:val="left"/>
       <w:pPr>
         <w:ind w:left="3600" w:hanging="360"/>
       </w:pPr>
-      <w:rPr>
-        <w:rFonts w:ascii="Courier New" w:hAnsi="Courier New" w:cs="Courier New" w:hint="default"/>
-      </w:rPr>
-    </w:lvl>
-    <w:lvl w:ilvl="5" w:tplc="040E0005" w:tentative="1">
-      <w:start w:val="1"/>
-      <w:numFmt w:val="bullet"/>
-      <w:lvlText w:val=""/>
-      <w:lvlJc w:val="left"/>
-      <w:pPr>
-        <w:ind w:left="4320" w:hanging="360"/>
-      </w:pPr>
-      <w:rPr>
-        <w:rFonts w:ascii="Wingdings" w:hAnsi="Wingdings" w:hint="default"/>
-      </w:rPr>
-    </w:lvl>
-    <w:lvl w:ilvl="6" w:tplc="040E0001" w:tentative="1">
-      <w:start w:val="1"/>
-      <w:numFmt w:val="bullet"/>
-      <w:lvlText w:val=""/>
+    </w:lvl>
+    <w:lvl w:ilvl="5" w:tplc="040E001B" w:tentative="1">
+      <w:start w:val="1"/>
+      <w:numFmt w:val="lowerRoman"/>
+      <w:lvlText w:val="%6."/>
+      <w:lvlJc w:val="right"/>
+      <w:pPr>
+        <w:ind w:left="4320" w:hanging="180"/>
+      </w:pPr>
+    </w:lvl>
+    <w:lvl w:ilvl="6" w:tplc="040E000F" w:tentative="1">
+      <w:start w:val="1"/>
+      <w:numFmt w:val="decimal"/>
+      <w:lvlText w:val="%7."/>
       <w:lvlJc w:val="left"/>
       <w:pPr>
         <w:ind w:left="5040" w:hanging="360"/>
       </w:pPr>
-      <w:rPr>
-        <w:rFonts w:ascii="Symbol" w:hAnsi="Symbol" w:hint="default"/>
-      </w:rPr>
-    </w:lvl>
-    <w:lvl w:ilvl="7" w:tplc="040E0003" w:tentative="1">
-      <w:start w:val="1"/>
-      <w:numFmt w:val="bullet"/>
-      <w:lvlText w:val="o"/>
+    </w:lvl>
+    <w:lvl w:ilvl="7" w:tplc="040E0019" w:tentative="1">
+      <w:start w:val="1"/>
+      <w:numFmt w:val="lowerLetter"/>
+      <w:lvlText w:val="%8."/>
       <w:lvlJc w:val="left"/>
       <w:pPr>
         <w:ind w:left="5760" w:hanging="360"/>
       </w:pPr>
-      <w:rPr>
-        <w:rFonts w:ascii="Courier New" w:hAnsi="Courier New" w:cs="Courier New" w:hint="default"/>
-      </w:rPr>
-    </w:lvl>
-    <w:lvl w:ilvl="8" w:tplc="040E0005" w:tentative="1">
-      <w:start w:val="1"/>
-      <w:numFmt w:val="bullet"/>
-      <w:lvlText w:val=""/>
-      <w:lvlJc w:val="left"/>
-      <w:pPr>
-        <w:ind w:left="6480" w:hanging="360"/>
-      </w:pPr>
-      <w:rPr>
-        <w:rFonts w:ascii="Wingdings" w:hAnsi="Wingdings" w:hint="default"/>
-      </w:rPr>
+    </w:lvl>
+    <w:lvl w:ilvl="8" w:tplc="040E001B" w:tentative="1">
+      <w:start w:val="1"/>
+      <w:numFmt w:val="lowerRoman"/>
+      <w:lvlText w:val="%9."/>
+      <w:lvlJc w:val="right"/>
+      <w:pPr>
+        <w:ind w:left="6480" w:hanging="180"/>
+      </w:pPr>
     </w:lvl>
   </w:abstractNum>
-  <w:abstractNum w:abstractNumId="5" w15:restartNumberingAfterBreak="0">
+  <w:abstractNum w:abstractNumId="18" w15:restartNumberingAfterBreak="0">
     <w:nsid w:val="564D0DF9"/>
     <w:multiLevelType w:val="hybridMultilevel"/>
     <w:tmpl w:val="673014F2"/>
@@ -1870,7 +7382,7 @@
       </w:rPr>
     </w:lvl>
   </w:abstractNum>
-  <w:abstractNum w:abstractNumId="6" w15:restartNumberingAfterBreak="0">
+  <w:abstractNum w:abstractNumId="19" w15:restartNumberingAfterBreak="0">
     <w:nsid w:val="5A4F494B"/>
     <w:multiLevelType w:val="hybridMultilevel"/>
     <w:tmpl w:val="0ADE4456"/>
@@ -1983,10 +7495,10 @@
       </w:rPr>
     </w:lvl>
   </w:abstractNum>
-  <w:abstractNum w:abstractNumId="7" w15:restartNumberingAfterBreak="0">
+  <w:abstractNum w:abstractNumId="20" w15:restartNumberingAfterBreak="0">
     <w:nsid w:val="5F895F06"/>
     <w:multiLevelType w:val="hybridMultilevel"/>
-    <w:tmpl w:val="5A9C6890"/>
+    <w:tmpl w:val="54CCB0F4"/>
     <w:lvl w:ilvl="0" w:tplc="040E0001">
       <w:start w:val="1"/>
       <w:numFmt w:val="bullet"/>
@@ -2011,7 +7523,7 @@
         <w:rFonts w:ascii="Courier New" w:hAnsi="Courier New" w:cs="Courier New" w:hint="default"/>
       </w:rPr>
     </w:lvl>
-    <w:lvl w:ilvl="2" w:tplc="040E0005" w:tentative="1">
+    <w:lvl w:ilvl="2" w:tplc="040E0005">
       <w:start w:val="1"/>
       <w:numFmt w:val="bullet"/>
       <w:lvlText w:val=""/>
@@ -2023,80 +7535,169 @@
         <w:rFonts w:ascii="Wingdings" w:hAnsi="Wingdings" w:hint="default"/>
       </w:rPr>
     </w:lvl>
-    <w:lvl w:ilvl="3" w:tplc="040E0001" w:tentative="1">
+    <w:lvl w:ilvl="3" w:tplc="040E0001">
       <w:start w:val="1"/>
       <w:numFmt w:val="bullet"/>
       <w:lvlText w:val=""/>
       <w:lvlJc w:val="left"/>
       <w:pPr>
+        <w:ind w:left="720" w:hanging="360"/>
+      </w:pPr>
+      <w:rPr>
+        <w:rFonts w:ascii="Symbol" w:hAnsi="Symbol" w:hint="default"/>
+      </w:rPr>
+    </w:lvl>
+    <w:lvl w:ilvl="4" w:tplc="040E0003" w:tentative="1">
+      <w:start w:val="1"/>
+      <w:numFmt w:val="bullet"/>
+      <w:lvlText w:val="o"/>
+      <w:lvlJc w:val="left"/>
+      <w:pPr>
+        <w:ind w:left="3600" w:hanging="360"/>
+      </w:pPr>
+      <w:rPr>
+        <w:rFonts w:ascii="Courier New" w:hAnsi="Courier New" w:cs="Courier New" w:hint="default"/>
+      </w:rPr>
+    </w:lvl>
+    <w:lvl w:ilvl="5" w:tplc="040E0005" w:tentative="1">
+      <w:start w:val="1"/>
+      <w:numFmt w:val="bullet"/>
+      <w:lvlText w:val=""/>
+      <w:lvlJc w:val="left"/>
+      <w:pPr>
+        <w:ind w:left="4320" w:hanging="360"/>
+      </w:pPr>
+      <w:rPr>
+        <w:rFonts w:ascii="Wingdings" w:hAnsi="Wingdings" w:hint="default"/>
+      </w:rPr>
+    </w:lvl>
+    <w:lvl w:ilvl="6" w:tplc="040E0001" w:tentative="1">
+      <w:start w:val="1"/>
+      <w:numFmt w:val="bullet"/>
+      <w:lvlText w:val=""/>
+      <w:lvlJc w:val="left"/>
+      <w:pPr>
+        <w:ind w:left="5040" w:hanging="360"/>
+      </w:pPr>
+      <w:rPr>
+        <w:rFonts w:ascii="Symbol" w:hAnsi="Symbol" w:hint="default"/>
+      </w:rPr>
+    </w:lvl>
+    <w:lvl w:ilvl="7" w:tplc="040E0003" w:tentative="1">
+      <w:start w:val="1"/>
+      <w:numFmt w:val="bullet"/>
+      <w:lvlText w:val="o"/>
+      <w:lvlJc w:val="left"/>
+      <w:pPr>
+        <w:ind w:left="5760" w:hanging="360"/>
+      </w:pPr>
+      <w:rPr>
+        <w:rFonts w:ascii="Courier New" w:hAnsi="Courier New" w:cs="Courier New" w:hint="default"/>
+      </w:rPr>
+    </w:lvl>
+    <w:lvl w:ilvl="8" w:tplc="040E0005" w:tentative="1">
+      <w:start w:val="1"/>
+      <w:numFmt w:val="bullet"/>
+      <w:lvlText w:val=""/>
+      <w:lvlJc w:val="left"/>
+      <w:pPr>
+        <w:ind w:left="6480" w:hanging="360"/>
+      </w:pPr>
+      <w:rPr>
+        <w:rFonts w:ascii="Wingdings" w:hAnsi="Wingdings" w:hint="default"/>
+      </w:rPr>
+    </w:lvl>
+  </w:abstractNum>
+  <w:abstractNum w:abstractNumId="21" w15:restartNumberingAfterBreak="0">
+    <w:nsid w:val="64206174"/>
+    <w:multiLevelType w:val="hybridMultilevel"/>
+    <w:tmpl w:val="131A2A26"/>
+    <w:lvl w:ilvl="0" w:tplc="040E000F">
+      <w:start w:val="1"/>
+      <w:numFmt w:val="decimal"/>
+      <w:lvlText w:val="%1."/>
+      <w:lvlJc w:val="left"/>
+      <w:pPr>
+        <w:ind w:left="720" w:hanging="360"/>
+      </w:pPr>
+      <w:rPr>
+        <w:rFonts w:hint="default"/>
+      </w:rPr>
+    </w:lvl>
+    <w:lvl w:ilvl="1" w:tplc="040E0019" w:tentative="1">
+      <w:start w:val="1"/>
+      <w:numFmt w:val="lowerLetter"/>
+      <w:lvlText w:val="%2."/>
+      <w:lvlJc w:val="left"/>
+      <w:pPr>
+        <w:ind w:left="1440" w:hanging="360"/>
+      </w:pPr>
+    </w:lvl>
+    <w:lvl w:ilvl="2" w:tplc="040E001B" w:tentative="1">
+      <w:start w:val="1"/>
+      <w:numFmt w:val="lowerRoman"/>
+      <w:lvlText w:val="%3."/>
+      <w:lvlJc w:val="right"/>
+      <w:pPr>
+        <w:ind w:left="2160" w:hanging="180"/>
+      </w:pPr>
+    </w:lvl>
+    <w:lvl w:ilvl="3" w:tplc="040E000F" w:tentative="1">
+      <w:start w:val="1"/>
+      <w:numFmt w:val="decimal"/>
+      <w:lvlText w:val="%4."/>
+      <w:lvlJc w:val="left"/>
+      <w:pPr>
         <w:ind w:left="2880" w:hanging="360"/>
       </w:pPr>
-      <w:rPr>
-        <w:rFonts w:ascii="Symbol" w:hAnsi="Symbol" w:hint="default"/>
-      </w:rPr>
-    </w:lvl>
-    <w:lvl w:ilvl="4" w:tplc="040E0003" w:tentative="1">
-      <w:start w:val="1"/>
-      <w:numFmt w:val="bullet"/>
-      <w:lvlText w:val="o"/>
+    </w:lvl>
+    <w:lvl w:ilvl="4" w:tplc="040E0019" w:tentative="1">
+      <w:start w:val="1"/>
+      <w:numFmt w:val="lowerLetter"/>
+      <w:lvlText w:val="%5."/>
       <w:lvlJc w:val="left"/>
       <w:pPr>
         <w:ind w:left="3600" w:hanging="360"/>
       </w:pPr>
-      <w:rPr>
-        <w:rFonts w:ascii="Courier New" w:hAnsi="Courier New" w:cs="Courier New" w:hint="default"/>
-      </w:rPr>
-    </w:lvl>
-    <w:lvl w:ilvl="5" w:tplc="040E0005" w:tentative="1">
-      <w:start w:val="1"/>
-      <w:numFmt w:val="bullet"/>
-      <w:lvlText w:val=""/>
-      <w:lvlJc w:val="left"/>
-      <w:pPr>
-        <w:ind w:left="4320" w:hanging="360"/>
-      </w:pPr>
-      <w:rPr>
-        <w:rFonts w:ascii="Wingdings" w:hAnsi="Wingdings" w:hint="default"/>
-      </w:rPr>
-    </w:lvl>
-    <w:lvl w:ilvl="6" w:tplc="040E0001" w:tentative="1">
-      <w:start w:val="1"/>
-      <w:numFmt w:val="bullet"/>
-      <w:lvlText w:val=""/>
+    </w:lvl>
+    <w:lvl w:ilvl="5" w:tplc="040E001B" w:tentative="1">
+      <w:start w:val="1"/>
+      <w:numFmt w:val="lowerRoman"/>
+      <w:lvlText w:val="%6."/>
+      <w:lvlJc w:val="right"/>
+      <w:pPr>
+        <w:ind w:left="4320" w:hanging="180"/>
+      </w:pPr>
+    </w:lvl>
+    <w:lvl w:ilvl="6" w:tplc="040E000F" w:tentative="1">
+      <w:start w:val="1"/>
+      <w:numFmt w:val="decimal"/>
+      <w:lvlText w:val="%7."/>
       <w:lvlJc w:val="left"/>
       <w:pPr>
         <w:ind w:left="5040" w:hanging="360"/>
       </w:pPr>
-      <w:rPr>
-        <w:rFonts w:ascii="Symbol" w:hAnsi="Symbol" w:hint="default"/>
-      </w:rPr>
-    </w:lvl>
-    <w:lvl w:ilvl="7" w:tplc="040E0003" w:tentative="1">
-      <w:start w:val="1"/>
-      <w:numFmt w:val="bullet"/>
-      <w:lvlText w:val="o"/>
+    </w:lvl>
+    <w:lvl w:ilvl="7" w:tplc="040E0019" w:tentative="1">
+      <w:start w:val="1"/>
+      <w:numFmt w:val="lowerLetter"/>
+      <w:lvlText w:val="%8."/>
       <w:lvlJc w:val="left"/>
       <w:pPr>
         <w:ind w:left="5760" w:hanging="360"/>
       </w:pPr>
-      <w:rPr>
-        <w:rFonts w:ascii="Courier New" w:hAnsi="Courier New" w:cs="Courier New" w:hint="default"/>
-      </w:rPr>
-    </w:lvl>
-    <w:lvl w:ilvl="8" w:tplc="040E0005" w:tentative="1">
-      <w:start w:val="1"/>
-      <w:numFmt w:val="bullet"/>
-      <w:lvlText w:val=""/>
-      <w:lvlJc w:val="left"/>
-      <w:pPr>
-        <w:ind w:left="6480" w:hanging="360"/>
-      </w:pPr>
-      <w:rPr>
-        <w:rFonts w:ascii="Wingdings" w:hAnsi="Wingdings" w:hint="default"/>
-      </w:rPr>
+    </w:lvl>
+    <w:lvl w:ilvl="8" w:tplc="040E001B" w:tentative="1">
+      <w:start w:val="1"/>
+      <w:numFmt w:val="lowerRoman"/>
+      <w:lvlText w:val="%9."/>
+      <w:lvlJc w:val="right"/>
+      <w:pPr>
+        <w:ind w:left="6480" w:hanging="180"/>
+      </w:pPr>
     </w:lvl>
   </w:abstractNum>
-  <w:abstractNum w:abstractNumId="8" w15:restartNumberingAfterBreak="0">
+  <w:abstractNum w:abstractNumId="22" w15:restartNumberingAfterBreak="0">
     <w:nsid w:val="65320995"/>
     <w:multiLevelType w:val="hybridMultilevel"/>
     <w:tmpl w:val="938E34DC"/>
@@ -2209,32 +7810,306 @@
       </w:rPr>
     </w:lvl>
   </w:abstractNum>
+  <w:abstractNum w:abstractNumId="23" w15:restartNumberingAfterBreak="0">
+    <w:nsid w:val="6F4041F0"/>
+    <w:multiLevelType w:val="hybridMultilevel"/>
+    <w:tmpl w:val="73644B7C"/>
+    <w:lvl w:ilvl="0" w:tplc="040E0001">
+      <w:start w:val="1"/>
+      <w:numFmt w:val="bullet"/>
+      <w:lvlText w:val=""/>
+      <w:lvlJc w:val="left"/>
+      <w:pPr>
+        <w:ind w:left="786" w:hanging="360"/>
+      </w:pPr>
+      <w:rPr>
+        <w:rFonts w:ascii="Symbol" w:hAnsi="Symbol" w:hint="default"/>
+      </w:rPr>
+    </w:lvl>
+    <w:lvl w:ilvl="1" w:tplc="040E0003" w:tentative="1">
+      <w:start w:val="1"/>
+      <w:numFmt w:val="bullet"/>
+      <w:lvlText w:val="o"/>
+      <w:lvlJc w:val="left"/>
+      <w:pPr>
+        <w:ind w:left="1506" w:hanging="360"/>
+      </w:pPr>
+      <w:rPr>
+        <w:rFonts w:ascii="Courier New" w:hAnsi="Courier New" w:cs="Courier New" w:hint="default"/>
+      </w:rPr>
+    </w:lvl>
+    <w:lvl w:ilvl="2" w:tplc="040E0005" w:tentative="1">
+      <w:start w:val="1"/>
+      <w:numFmt w:val="bullet"/>
+      <w:lvlText w:val=""/>
+      <w:lvlJc w:val="left"/>
+      <w:pPr>
+        <w:ind w:left="2226" w:hanging="360"/>
+      </w:pPr>
+      <w:rPr>
+        <w:rFonts w:ascii="Wingdings" w:hAnsi="Wingdings" w:hint="default"/>
+      </w:rPr>
+    </w:lvl>
+    <w:lvl w:ilvl="3" w:tplc="040E0001" w:tentative="1">
+      <w:start w:val="1"/>
+      <w:numFmt w:val="bullet"/>
+      <w:lvlText w:val=""/>
+      <w:lvlJc w:val="left"/>
+      <w:pPr>
+        <w:ind w:left="2946" w:hanging="360"/>
+      </w:pPr>
+      <w:rPr>
+        <w:rFonts w:ascii="Symbol" w:hAnsi="Symbol" w:hint="default"/>
+      </w:rPr>
+    </w:lvl>
+    <w:lvl w:ilvl="4" w:tplc="040E0003" w:tentative="1">
+      <w:start w:val="1"/>
+      <w:numFmt w:val="bullet"/>
+      <w:lvlText w:val="o"/>
+      <w:lvlJc w:val="left"/>
+      <w:pPr>
+        <w:ind w:left="3666" w:hanging="360"/>
+      </w:pPr>
+      <w:rPr>
+        <w:rFonts w:ascii="Courier New" w:hAnsi="Courier New" w:cs="Courier New" w:hint="default"/>
+      </w:rPr>
+    </w:lvl>
+    <w:lvl w:ilvl="5" w:tplc="040E0005" w:tentative="1">
+      <w:start w:val="1"/>
+      <w:numFmt w:val="bullet"/>
+      <w:lvlText w:val=""/>
+      <w:lvlJc w:val="left"/>
+      <w:pPr>
+        <w:ind w:left="4386" w:hanging="360"/>
+      </w:pPr>
+      <w:rPr>
+        <w:rFonts w:ascii="Wingdings" w:hAnsi="Wingdings" w:hint="default"/>
+      </w:rPr>
+    </w:lvl>
+    <w:lvl w:ilvl="6" w:tplc="040E0001" w:tentative="1">
+      <w:start w:val="1"/>
+      <w:numFmt w:val="bullet"/>
+      <w:lvlText w:val=""/>
+      <w:lvlJc w:val="left"/>
+      <w:pPr>
+        <w:ind w:left="5106" w:hanging="360"/>
+      </w:pPr>
+      <w:rPr>
+        <w:rFonts w:ascii="Symbol" w:hAnsi="Symbol" w:hint="default"/>
+      </w:rPr>
+    </w:lvl>
+    <w:lvl w:ilvl="7" w:tplc="040E0003" w:tentative="1">
+      <w:start w:val="1"/>
+      <w:numFmt w:val="bullet"/>
+      <w:lvlText w:val="o"/>
+      <w:lvlJc w:val="left"/>
+      <w:pPr>
+        <w:ind w:left="5826" w:hanging="360"/>
+      </w:pPr>
+      <w:rPr>
+        <w:rFonts w:ascii="Courier New" w:hAnsi="Courier New" w:cs="Courier New" w:hint="default"/>
+      </w:rPr>
+    </w:lvl>
+    <w:lvl w:ilvl="8" w:tplc="040E0005" w:tentative="1">
+      <w:start w:val="1"/>
+      <w:numFmt w:val="bullet"/>
+      <w:lvlText w:val=""/>
+      <w:lvlJc w:val="left"/>
+      <w:pPr>
+        <w:ind w:left="6546" w:hanging="360"/>
+      </w:pPr>
+      <w:rPr>
+        <w:rFonts w:ascii="Wingdings" w:hAnsi="Wingdings" w:hint="default"/>
+      </w:rPr>
+    </w:lvl>
+  </w:abstractNum>
+  <w:abstractNum w:abstractNumId="24" w15:restartNumberingAfterBreak="0">
+    <w:nsid w:val="72CF3A3F"/>
+    <w:multiLevelType w:val="hybridMultilevel"/>
+    <w:tmpl w:val="A35A21EA"/>
+    <w:lvl w:ilvl="0" w:tplc="040E0001">
+      <w:start w:val="1"/>
+      <w:numFmt w:val="bullet"/>
+      <w:lvlText w:val=""/>
+      <w:lvlJc w:val="left"/>
+      <w:pPr>
+        <w:ind w:left="786" w:hanging="360"/>
+      </w:pPr>
+      <w:rPr>
+        <w:rFonts w:ascii="Symbol" w:hAnsi="Symbol" w:hint="default"/>
+      </w:rPr>
+    </w:lvl>
+    <w:lvl w:ilvl="1" w:tplc="040E0003" w:tentative="1">
+      <w:start w:val="1"/>
+      <w:numFmt w:val="bullet"/>
+      <w:lvlText w:val="o"/>
+      <w:lvlJc w:val="left"/>
+      <w:pPr>
+        <w:ind w:left="1506" w:hanging="360"/>
+      </w:pPr>
+      <w:rPr>
+        <w:rFonts w:ascii="Courier New" w:hAnsi="Courier New" w:cs="Courier New" w:hint="default"/>
+      </w:rPr>
+    </w:lvl>
+    <w:lvl w:ilvl="2" w:tplc="040E0005" w:tentative="1">
+      <w:start w:val="1"/>
+      <w:numFmt w:val="bullet"/>
+      <w:lvlText w:val=""/>
+      <w:lvlJc w:val="left"/>
+      <w:pPr>
+        <w:ind w:left="2226" w:hanging="360"/>
+      </w:pPr>
+      <w:rPr>
+        <w:rFonts w:ascii="Wingdings" w:hAnsi="Wingdings" w:hint="default"/>
+      </w:rPr>
+    </w:lvl>
+    <w:lvl w:ilvl="3" w:tplc="040E0001" w:tentative="1">
+      <w:start w:val="1"/>
+      <w:numFmt w:val="bullet"/>
+      <w:lvlText w:val=""/>
+      <w:lvlJc w:val="left"/>
+      <w:pPr>
+        <w:ind w:left="2946" w:hanging="360"/>
+      </w:pPr>
+      <w:rPr>
+        <w:rFonts w:ascii="Symbol" w:hAnsi="Symbol" w:hint="default"/>
+      </w:rPr>
+    </w:lvl>
+    <w:lvl w:ilvl="4" w:tplc="040E0003" w:tentative="1">
+      <w:start w:val="1"/>
+      <w:numFmt w:val="bullet"/>
+      <w:lvlText w:val="o"/>
+      <w:lvlJc w:val="left"/>
+      <w:pPr>
+        <w:ind w:left="3666" w:hanging="360"/>
+      </w:pPr>
+      <w:rPr>
+        <w:rFonts w:ascii="Courier New" w:hAnsi="Courier New" w:cs="Courier New" w:hint="default"/>
+      </w:rPr>
+    </w:lvl>
+    <w:lvl w:ilvl="5" w:tplc="040E0005" w:tentative="1">
+      <w:start w:val="1"/>
+      <w:numFmt w:val="bullet"/>
+      <w:lvlText w:val=""/>
+      <w:lvlJc w:val="left"/>
+      <w:pPr>
+        <w:ind w:left="4386" w:hanging="360"/>
+      </w:pPr>
+      <w:rPr>
+        <w:rFonts w:ascii="Wingdings" w:hAnsi="Wingdings" w:hint="default"/>
+      </w:rPr>
+    </w:lvl>
+    <w:lvl w:ilvl="6" w:tplc="040E0001" w:tentative="1">
+      <w:start w:val="1"/>
+      <w:numFmt w:val="bullet"/>
+      <w:lvlText w:val=""/>
+      <w:lvlJc w:val="left"/>
+      <w:pPr>
+        <w:ind w:left="5106" w:hanging="360"/>
+      </w:pPr>
+      <w:rPr>
+        <w:rFonts w:ascii="Symbol" w:hAnsi="Symbol" w:hint="default"/>
+      </w:rPr>
+    </w:lvl>
+    <w:lvl w:ilvl="7" w:tplc="040E0003" w:tentative="1">
+      <w:start w:val="1"/>
+      <w:numFmt w:val="bullet"/>
+      <w:lvlText w:val="o"/>
+      <w:lvlJc w:val="left"/>
+      <w:pPr>
+        <w:ind w:left="5826" w:hanging="360"/>
+      </w:pPr>
+      <w:rPr>
+        <w:rFonts w:ascii="Courier New" w:hAnsi="Courier New" w:cs="Courier New" w:hint="default"/>
+      </w:rPr>
+    </w:lvl>
+    <w:lvl w:ilvl="8" w:tplc="040E0005" w:tentative="1">
+      <w:start w:val="1"/>
+      <w:numFmt w:val="bullet"/>
+      <w:lvlText w:val=""/>
+      <w:lvlJc w:val="left"/>
+      <w:pPr>
+        <w:ind w:left="6546" w:hanging="360"/>
+      </w:pPr>
+      <w:rPr>
+        <w:rFonts w:ascii="Wingdings" w:hAnsi="Wingdings" w:hint="default"/>
+      </w:rPr>
+    </w:lvl>
+  </w:abstractNum>
   <w:num w:numId="1" w16cid:durableId="539710615">
+    <w:abstractNumId w:val="19"/>
+  </w:num>
+  <w:num w:numId="2" w16cid:durableId="515075086">
     <w:abstractNumId w:val="6"/>
   </w:num>
-  <w:num w:numId="2" w16cid:durableId="515075086">
-    <w:abstractNumId w:val="1"/>
+  <w:num w:numId="3" w16cid:durableId="588663071">
+    <w:abstractNumId w:val="22"/>
   </w:num>
-  <w:num w:numId="3" w16cid:durableId="588663071">
+  <w:num w:numId="4" w16cid:durableId="1680505815">
     <w:abstractNumId w:val="8"/>
   </w:num>
-  <w:num w:numId="4" w16cid:durableId="1680505815">
+  <w:num w:numId="5" w16cid:durableId="1165363249">
+    <w:abstractNumId w:val="20"/>
+  </w:num>
+  <w:num w:numId="6" w16cid:durableId="856577515">
+    <w:abstractNumId w:val="18"/>
+  </w:num>
+  <w:num w:numId="7" w16cid:durableId="181288758">
+    <w:abstractNumId w:val="16"/>
+  </w:num>
+  <w:num w:numId="8" w16cid:durableId="2009014370">
+    <w:abstractNumId w:val="5"/>
+  </w:num>
+  <w:num w:numId="9" w16cid:durableId="369763454">
+    <w:abstractNumId w:val="12"/>
+  </w:num>
+  <w:num w:numId="10" w16cid:durableId="1799378748">
+    <w:abstractNumId w:val="7"/>
+  </w:num>
+  <w:num w:numId="11" w16cid:durableId="1721514843">
+    <w:abstractNumId w:val="13"/>
+  </w:num>
+  <w:num w:numId="12" w16cid:durableId="1687174975">
+    <w:abstractNumId w:val="17"/>
+  </w:num>
+  <w:num w:numId="13" w16cid:durableId="1865245554">
+    <w:abstractNumId w:val="15"/>
+  </w:num>
+  <w:num w:numId="14" w16cid:durableId="1744570429">
+    <w:abstractNumId w:val="21"/>
+  </w:num>
+  <w:num w:numId="15" w16cid:durableId="369262465">
+    <w:abstractNumId w:val="14"/>
+  </w:num>
+  <w:num w:numId="16" w16cid:durableId="1540236596">
+    <w:abstractNumId w:val="4"/>
+  </w:num>
+  <w:num w:numId="17" w16cid:durableId="929042416">
+    <w:abstractNumId w:val="23"/>
+  </w:num>
+  <w:num w:numId="18" w16cid:durableId="1862821714">
+    <w:abstractNumId w:val="24"/>
+  </w:num>
+  <w:num w:numId="19" w16cid:durableId="109397915">
+    <w:abstractNumId w:val="10"/>
+  </w:num>
+  <w:num w:numId="20" w16cid:durableId="575670453">
+    <w:abstractNumId w:val="3"/>
+  </w:num>
+  <w:num w:numId="21" w16cid:durableId="1568681957">
+    <w:abstractNumId w:val="9"/>
+  </w:num>
+  <w:num w:numId="22" w16cid:durableId="854618148">
+    <w:abstractNumId w:val="0"/>
+  </w:num>
+  <w:num w:numId="23" w16cid:durableId="237903583">
     <w:abstractNumId w:val="2"/>
   </w:num>
-  <w:num w:numId="5" w16cid:durableId="1165363249">
-    <w:abstractNumId w:val="7"/>
+  <w:num w:numId="24" w16cid:durableId="660280449">
+    <w:abstractNumId w:val="11"/>
   </w:num>
-  <w:num w:numId="6" w16cid:durableId="856577515">
-    <w:abstractNumId w:val="5"/>
-  </w:num>
-  <w:num w:numId="7" w16cid:durableId="181288758">
-    <w:abstractNumId w:val="4"/>
-  </w:num>
-  <w:num w:numId="8" w16cid:durableId="2009014370">
-    <w:abstractNumId w:val="0"/>
-  </w:num>
-  <w:num w:numId="9" w16cid:durableId="369763454">
-    <w:abstractNumId w:val="3"/>
+  <w:num w:numId="25" w16cid:durableId="263077919">
+    <w:abstractNumId w:val="1"/>
   </w:num>
 </w:numbering>
 </file>
@@ -2838,7 +8713,6 @@
   <w:style w:type="character" w:default="1" w:styleId="Bekezdsalapbettpusa">
     <w:name w:val="Default Paragraph Font"/>
     <w:uiPriority w:val="1"/>
-    <w:semiHidden/>
     <w:unhideWhenUsed/>
   </w:style>
   <w:style w:type="table" w:default="1" w:styleId="Normltblzat">
@@ -3209,6 +9083,483 @@
       <w:ind w:firstLine="426"/>
     </w:pPr>
   </w:style>
+  <w:style w:type="table" w:styleId="Rcsostblzat">
+    <w:name w:val="Table Grid"/>
+    <w:basedOn w:val="Normltblzat"/>
+    <w:uiPriority w:val="39"/>
+    <w:rsid w:val="00015D4D"/>
+    <w:pPr>
+      <w:spacing w:after="0" w:line="240" w:lineRule="auto"/>
+    </w:pPr>
+    <w:tblPr>
+      <w:tblBorders>
+        <w:top w:val="single" w:sz="4" w:space="0" w:color="auto"/>
+        <w:left w:val="single" w:sz="4" w:space="0" w:color="auto"/>
+        <w:bottom w:val="single" w:sz="4" w:space="0" w:color="auto"/>
+        <w:right w:val="single" w:sz="4" w:space="0" w:color="auto"/>
+        <w:insideH w:val="single" w:sz="4" w:space="0" w:color="auto"/>
+        <w:insideV w:val="single" w:sz="4" w:space="0" w:color="auto"/>
+      </w:tblBorders>
+    </w:tblPr>
+  </w:style>
+  <w:style w:type="table" w:styleId="Listatblzat4">
+    <w:name w:val="List Table 4"/>
+    <w:basedOn w:val="Normltblzat"/>
+    <w:uiPriority w:val="49"/>
+    <w:rsid w:val="00385E75"/>
+    <w:pPr>
+      <w:spacing w:after="0" w:line="240" w:lineRule="auto"/>
+    </w:pPr>
+    <w:tblPr>
+      <w:tblStyleRowBandSize w:val="1"/>
+      <w:tblStyleColBandSize w:val="1"/>
+      <w:tblBorders>
+        <w:top w:val="single" w:sz="4" w:space="0" w:color="666666" w:themeColor="text1" w:themeTint="99"/>
+        <w:left w:val="single" w:sz="4" w:space="0" w:color="666666" w:themeColor="text1" w:themeTint="99"/>
+        <w:bottom w:val="single" w:sz="4" w:space="0" w:color="666666" w:themeColor="text1" w:themeTint="99"/>
+        <w:right w:val="single" w:sz="4" w:space="0" w:color="666666" w:themeColor="text1" w:themeTint="99"/>
+        <w:insideH w:val="single" w:sz="4" w:space="0" w:color="666666" w:themeColor="text1" w:themeTint="99"/>
+      </w:tblBorders>
+    </w:tblPr>
+    <w:tblStylePr w:type="firstRow">
+      <w:rPr>
+        <w:b/>
+        <w:bCs/>
+        <w:color w:val="FFFFFF" w:themeColor="background1"/>
+      </w:rPr>
+      <w:tblPr/>
+      <w:tcPr>
+        <w:tcBorders>
+          <w:top w:val="single" w:sz="4" w:space="0" w:color="000000" w:themeColor="text1"/>
+          <w:left w:val="single" w:sz="4" w:space="0" w:color="000000" w:themeColor="text1"/>
+          <w:bottom w:val="single" w:sz="4" w:space="0" w:color="000000" w:themeColor="text1"/>
+          <w:right w:val="single" w:sz="4" w:space="0" w:color="000000" w:themeColor="text1"/>
+          <w:insideH w:val="nil"/>
+        </w:tcBorders>
+        <w:shd w:val="clear" w:color="auto" w:fill="000000" w:themeFill="text1"/>
+      </w:tcPr>
+    </w:tblStylePr>
+    <w:tblStylePr w:type="lastRow">
+      <w:rPr>
+        <w:b/>
+        <w:bCs/>
+      </w:rPr>
+      <w:tblPr/>
+      <w:tcPr>
+        <w:tcBorders>
+          <w:top w:val="double" w:sz="4" w:space="0" w:color="666666" w:themeColor="text1" w:themeTint="99"/>
+        </w:tcBorders>
+      </w:tcPr>
+    </w:tblStylePr>
+    <w:tblStylePr w:type="firstCol">
+      <w:rPr>
+        <w:b/>
+        <w:bCs/>
+      </w:rPr>
+    </w:tblStylePr>
+    <w:tblStylePr w:type="lastCol">
+      <w:rPr>
+        <w:b/>
+        <w:bCs/>
+      </w:rPr>
+    </w:tblStylePr>
+    <w:tblStylePr w:type="band1Vert">
+      <w:tblPr/>
+      <w:tcPr>
+        <w:shd w:val="clear" w:color="auto" w:fill="CCCCCC" w:themeFill="text1" w:themeFillTint="33"/>
+      </w:tcPr>
+    </w:tblStylePr>
+    <w:tblStylePr w:type="band1Horz">
+      <w:tblPr/>
+      <w:tcPr>
+        <w:shd w:val="clear" w:color="auto" w:fill="CCCCCC" w:themeFill="text1" w:themeFillTint="33"/>
+      </w:tcPr>
+    </w:tblStylePr>
+  </w:style>
+  <w:style w:type="table" w:styleId="Listatblzat3">
+    <w:name w:val="List Table 3"/>
+    <w:basedOn w:val="Normltblzat"/>
+    <w:uiPriority w:val="48"/>
+    <w:rsid w:val="00385E75"/>
+    <w:pPr>
+      <w:spacing w:after="0" w:line="240" w:lineRule="auto"/>
+    </w:pPr>
+    <w:tblPr>
+      <w:tblStyleRowBandSize w:val="1"/>
+      <w:tblStyleColBandSize w:val="1"/>
+      <w:tblBorders>
+        <w:top w:val="single" w:sz="4" w:space="0" w:color="000000" w:themeColor="text1"/>
+        <w:left w:val="single" w:sz="4" w:space="0" w:color="000000" w:themeColor="text1"/>
+        <w:bottom w:val="single" w:sz="4" w:space="0" w:color="000000" w:themeColor="text1"/>
+        <w:right w:val="single" w:sz="4" w:space="0" w:color="000000" w:themeColor="text1"/>
+      </w:tblBorders>
+    </w:tblPr>
+    <w:tblStylePr w:type="firstRow">
+      <w:rPr>
+        <w:b/>
+        <w:bCs/>
+        <w:color w:val="FFFFFF" w:themeColor="background1"/>
+      </w:rPr>
+      <w:tblPr/>
+      <w:tcPr>
+        <w:shd w:val="clear" w:color="auto" w:fill="000000" w:themeFill="text1"/>
+      </w:tcPr>
+    </w:tblStylePr>
+    <w:tblStylePr w:type="lastRow">
+      <w:rPr>
+        <w:b/>
+        <w:bCs/>
+      </w:rPr>
+      <w:tblPr/>
+      <w:tcPr>
+        <w:tcBorders>
+          <w:top w:val="double" w:sz="4" w:space="0" w:color="000000" w:themeColor="text1"/>
+        </w:tcBorders>
+        <w:shd w:val="clear" w:color="auto" w:fill="FFFFFF" w:themeFill="background1"/>
+      </w:tcPr>
+    </w:tblStylePr>
+    <w:tblStylePr w:type="firstCol">
+      <w:rPr>
+        <w:b/>
+        <w:bCs/>
+      </w:rPr>
+      <w:tblPr/>
+      <w:tcPr>
+        <w:tcBorders>
+          <w:right w:val="nil"/>
+        </w:tcBorders>
+        <w:shd w:val="clear" w:color="auto" w:fill="FFFFFF" w:themeFill="background1"/>
+      </w:tcPr>
+    </w:tblStylePr>
+    <w:tblStylePr w:type="lastCol">
+      <w:rPr>
+        <w:b/>
+        <w:bCs/>
+      </w:rPr>
+      <w:tblPr/>
+      <w:tcPr>
+        <w:tcBorders>
+          <w:left w:val="nil"/>
+        </w:tcBorders>
+        <w:shd w:val="clear" w:color="auto" w:fill="FFFFFF" w:themeFill="background1"/>
+      </w:tcPr>
+    </w:tblStylePr>
+    <w:tblStylePr w:type="band1Vert">
+      <w:tblPr/>
+      <w:tcPr>
+        <w:tcBorders>
+          <w:left w:val="single" w:sz="4" w:space="0" w:color="000000" w:themeColor="text1"/>
+          <w:right w:val="single" w:sz="4" w:space="0" w:color="000000" w:themeColor="text1"/>
+        </w:tcBorders>
+      </w:tcPr>
+    </w:tblStylePr>
+    <w:tblStylePr w:type="band1Horz">
+      <w:tblPr/>
+      <w:tcPr>
+        <w:tcBorders>
+          <w:top w:val="single" w:sz="4" w:space="0" w:color="000000" w:themeColor="text1"/>
+          <w:bottom w:val="single" w:sz="4" w:space="0" w:color="000000" w:themeColor="text1"/>
+          <w:insideH w:val="nil"/>
+        </w:tcBorders>
+      </w:tcPr>
+    </w:tblStylePr>
+    <w:tblStylePr w:type="neCell">
+      <w:tblPr/>
+      <w:tcPr>
+        <w:tcBorders>
+          <w:left w:val="nil"/>
+          <w:bottom w:val="nil"/>
+        </w:tcBorders>
+      </w:tcPr>
+    </w:tblStylePr>
+    <w:tblStylePr w:type="nwCell">
+      <w:tblPr/>
+      <w:tcPr>
+        <w:tcBorders>
+          <w:bottom w:val="nil"/>
+          <w:right w:val="nil"/>
+        </w:tcBorders>
+      </w:tcPr>
+    </w:tblStylePr>
+    <w:tblStylePr w:type="seCell">
+      <w:tblPr/>
+      <w:tcPr>
+        <w:tcBorders>
+          <w:top w:val="double" w:sz="4" w:space="0" w:color="000000" w:themeColor="text1"/>
+          <w:left w:val="nil"/>
+        </w:tcBorders>
+      </w:tcPr>
+    </w:tblStylePr>
+    <w:tblStylePr w:type="swCell">
+      <w:tblPr/>
+      <w:tcPr>
+        <w:tcBorders>
+          <w:top w:val="double" w:sz="4" w:space="0" w:color="000000" w:themeColor="text1"/>
+          <w:right w:val="nil"/>
+        </w:tcBorders>
+      </w:tcPr>
+    </w:tblStylePr>
+  </w:style>
+  <w:style w:type="table" w:styleId="Tblzatrcsos1vilgos">
+    <w:name w:val="Grid Table 1 Light"/>
+    <w:basedOn w:val="Normltblzat"/>
+    <w:uiPriority w:val="46"/>
+    <w:rsid w:val="00385E75"/>
+    <w:pPr>
+      <w:spacing w:after="0" w:line="240" w:lineRule="auto"/>
+    </w:pPr>
+    <w:tblPr>
+      <w:tblStyleRowBandSize w:val="1"/>
+      <w:tblStyleColBandSize w:val="1"/>
+      <w:tblBorders>
+        <w:top w:val="single" w:sz="4" w:space="0" w:color="999999" w:themeColor="text1" w:themeTint="66"/>
+        <w:left w:val="single" w:sz="4" w:space="0" w:color="999999" w:themeColor="text1" w:themeTint="66"/>
+        <w:bottom w:val="single" w:sz="4" w:space="0" w:color="999999" w:themeColor="text1" w:themeTint="66"/>
+        <w:right w:val="single" w:sz="4" w:space="0" w:color="999999" w:themeColor="text1" w:themeTint="66"/>
+        <w:insideH w:val="single" w:sz="4" w:space="0" w:color="999999" w:themeColor="text1" w:themeTint="66"/>
+        <w:insideV w:val="single" w:sz="4" w:space="0" w:color="999999" w:themeColor="text1" w:themeTint="66"/>
+      </w:tblBorders>
+    </w:tblPr>
+    <w:tblStylePr w:type="firstRow">
+      <w:rPr>
+        <w:b/>
+        <w:bCs/>
+      </w:rPr>
+      <w:tblPr/>
+      <w:tcPr>
+        <w:tcBorders>
+          <w:bottom w:val="single" w:sz="12" w:space="0" w:color="666666" w:themeColor="text1" w:themeTint="99"/>
+        </w:tcBorders>
+      </w:tcPr>
+    </w:tblStylePr>
+    <w:tblStylePr w:type="lastRow">
+      <w:rPr>
+        <w:b/>
+        <w:bCs/>
+      </w:rPr>
+      <w:tblPr/>
+      <w:tcPr>
+        <w:tcBorders>
+          <w:top w:val="double" w:sz="2" w:space="0" w:color="666666" w:themeColor="text1" w:themeTint="99"/>
+        </w:tcBorders>
+      </w:tcPr>
+    </w:tblStylePr>
+    <w:tblStylePr w:type="firstCol">
+      <w:rPr>
+        <w:b/>
+        <w:bCs/>
+      </w:rPr>
+    </w:tblStylePr>
+    <w:tblStylePr w:type="lastCol">
+      <w:rPr>
+        <w:b/>
+        <w:bCs/>
+      </w:rPr>
+    </w:tblStylePr>
+  </w:style>
+  <w:style w:type="paragraph" w:styleId="Nincstrkz">
+    <w:name w:val="No Spacing"/>
+    <w:uiPriority w:val="1"/>
+    <w:qFormat/>
+    <w:rsid w:val="001455E5"/>
+    <w:pPr>
+      <w:spacing w:after="0" w:line="240" w:lineRule="auto"/>
+    </w:pPr>
+  </w:style>
+  <w:style w:type="paragraph" w:styleId="brajegyzk">
+    <w:name w:val="table of figures"/>
+    <w:basedOn w:val="Norml"/>
+    <w:next w:val="Norml"/>
+    <w:uiPriority w:val="99"/>
+    <w:semiHidden/>
+    <w:unhideWhenUsed/>
+    <w:rsid w:val="005305B4"/>
+    <w:pPr>
+      <w:spacing w:after="0"/>
+    </w:pPr>
+  </w:style>
+  <w:style w:type="table" w:styleId="Tblzatrcsos4">
+    <w:name w:val="Grid Table 4"/>
+    <w:basedOn w:val="Normltblzat"/>
+    <w:uiPriority w:val="49"/>
+    <w:rsid w:val="000F3E28"/>
+    <w:pPr>
+      <w:spacing w:after="0" w:line="240" w:lineRule="auto"/>
+    </w:pPr>
+    <w:tblPr>
+      <w:tblStyleRowBandSize w:val="1"/>
+      <w:tblStyleColBandSize w:val="1"/>
+      <w:tblBorders>
+        <w:top w:val="single" w:sz="4" w:space="0" w:color="666666" w:themeColor="text1" w:themeTint="99"/>
+        <w:left w:val="single" w:sz="4" w:space="0" w:color="666666" w:themeColor="text1" w:themeTint="99"/>
+        <w:bottom w:val="single" w:sz="4" w:space="0" w:color="666666" w:themeColor="text1" w:themeTint="99"/>
+        <w:right w:val="single" w:sz="4" w:space="0" w:color="666666" w:themeColor="text1" w:themeTint="99"/>
+        <w:insideH w:val="single" w:sz="4" w:space="0" w:color="666666" w:themeColor="text1" w:themeTint="99"/>
+        <w:insideV w:val="single" w:sz="4" w:space="0" w:color="666666" w:themeColor="text1" w:themeTint="99"/>
+      </w:tblBorders>
+    </w:tblPr>
+    <w:tblStylePr w:type="firstRow">
+      <w:rPr>
+        <w:b/>
+        <w:bCs/>
+        <w:color w:val="FFFFFF" w:themeColor="background1"/>
+      </w:rPr>
+      <w:tblPr/>
+      <w:tcPr>
+        <w:tcBorders>
+          <w:top w:val="single" w:sz="4" w:space="0" w:color="000000" w:themeColor="text1"/>
+          <w:left w:val="single" w:sz="4" w:space="0" w:color="000000" w:themeColor="text1"/>
+          <w:bottom w:val="single" w:sz="4" w:space="0" w:color="000000" w:themeColor="text1"/>
+          <w:right w:val="single" w:sz="4" w:space="0" w:color="000000" w:themeColor="text1"/>
+          <w:insideH w:val="nil"/>
+          <w:insideV w:val="nil"/>
+        </w:tcBorders>
+        <w:shd w:val="clear" w:color="auto" w:fill="000000" w:themeFill="text1"/>
+      </w:tcPr>
+    </w:tblStylePr>
+    <w:tblStylePr w:type="lastRow">
+      <w:rPr>
+        <w:b/>
+        <w:bCs/>
+      </w:rPr>
+      <w:tblPr/>
+      <w:tcPr>
+        <w:tcBorders>
+          <w:top w:val="double" w:sz="4" w:space="0" w:color="000000" w:themeColor="text1"/>
+        </w:tcBorders>
+      </w:tcPr>
+    </w:tblStylePr>
+    <w:tblStylePr w:type="firstCol">
+      <w:rPr>
+        <w:b/>
+        <w:bCs/>
+      </w:rPr>
+    </w:tblStylePr>
+    <w:tblStylePr w:type="lastCol">
+      <w:rPr>
+        <w:b/>
+        <w:bCs/>
+      </w:rPr>
+    </w:tblStylePr>
+    <w:tblStylePr w:type="band1Vert">
+      <w:tblPr/>
+      <w:tcPr>
+        <w:shd w:val="clear" w:color="auto" w:fill="CCCCCC" w:themeFill="text1" w:themeFillTint="33"/>
+      </w:tcPr>
+    </w:tblStylePr>
+    <w:tblStylePr w:type="band1Horz">
+      <w:tblPr/>
+      <w:tcPr>
+        <w:shd w:val="clear" w:color="auto" w:fill="CCCCCC" w:themeFill="text1" w:themeFillTint="33"/>
+      </w:tcPr>
+    </w:tblStylePr>
+  </w:style>
+  <w:style w:type="table" w:styleId="Tblzatrcsos5stt">
+    <w:name w:val="Grid Table 5 Dark"/>
+    <w:basedOn w:val="Normltblzat"/>
+    <w:uiPriority w:val="50"/>
+    <w:rsid w:val="000F3E28"/>
+    <w:pPr>
+      <w:spacing w:after="0" w:line="240" w:lineRule="auto"/>
+    </w:pPr>
+    <w:tblPr>
+      <w:tblStyleRowBandSize w:val="1"/>
+      <w:tblStyleColBandSize w:val="1"/>
+      <w:tblBorders>
+        <w:top w:val="single" w:sz="4" w:space="0" w:color="FFFFFF" w:themeColor="background1"/>
+        <w:left w:val="single" w:sz="4" w:space="0" w:color="FFFFFF" w:themeColor="background1"/>
+        <w:bottom w:val="single" w:sz="4" w:space="0" w:color="FFFFFF" w:themeColor="background1"/>
+        <w:right w:val="single" w:sz="4" w:space="0" w:color="FFFFFF" w:themeColor="background1"/>
+        <w:insideH w:val="single" w:sz="4" w:space="0" w:color="FFFFFF" w:themeColor="background1"/>
+        <w:insideV w:val="single" w:sz="4" w:space="0" w:color="FFFFFF" w:themeColor="background1"/>
+      </w:tblBorders>
+    </w:tblPr>
+    <w:tcPr>
+      <w:shd w:val="clear" w:color="auto" w:fill="CCCCCC" w:themeFill="text1" w:themeFillTint="33"/>
+    </w:tcPr>
+    <w:tblStylePr w:type="firstRow">
+      <w:rPr>
+        <w:b/>
+        <w:bCs/>
+        <w:color w:val="FFFFFF" w:themeColor="background1"/>
+      </w:rPr>
+      <w:tblPr/>
+      <w:tcPr>
+        <w:tcBorders>
+          <w:top w:val="single" w:sz="4" w:space="0" w:color="FFFFFF" w:themeColor="background1"/>
+          <w:left w:val="single" w:sz="4" w:space="0" w:color="FFFFFF" w:themeColor="background1"/>
+          <w:right w:val="single" w:sz="4" w:space="0" w:color="FFFFFF" w:themeColor="background1"/>
+          <w:insideH w:val="nil"/>
+          <w:insideV w:val="nil"/>
+        </w:tcBorders>
+        <w:shd w:val="clear" w:color="auto" w:fill="000000" w:themeFill="text1"/>
+      </w:tcPr>
+    </w:tblStylePr>
+    <w:tblStylePr w:type="lastRow">
+      <w:rPr>
+        <w:b/>
+        <w:bCs/>
+        <w:color w:val="FFFFFF" w:themeColor="background1"/>
+      </w:rPr>
+      <w:tblPr/>
+      <w:tcPr>
+        <w:tcBorders>
+          <w:left w:val="single" w:sz="4" w:space="0" w:color="FFFFFF" w:themeColor="background1"/>
+          <w:bottom w:val="single" w:sz="4" w:space="0" w:color="FFFFFF" w:themeColor="background1"/>
+          <w:right w:val="single" w:sz="4" w:space="0" w:color="FFFFFF" w:themeColor="background1"/>
+          <w:insideH w:val="nil"/>
+          <w:insideV w:val="nil"/>
+        </w:tcBorders>
+        <w:shd w:val="clear" w:color="auto" w:fill="000000" w:themeFill="text1"/>
+      </w:tcPr>
+    </w:tblStylePr>
+    <w:tblStylePr w:type="firstCol">
+      <w:rPr>
+        <w:b/>
+        <w:bCs/>
+        <w:color w:val="FFFFFF" w:themeColor="background1"/>
+      </w:rPr>
+      <w:tblPr/>
+      <w:tcPr>
+        <w:tcBorders>
+          <w:top w:val="single" w:sz="4" w:space="0" w:color="FFFFFF" w:themeColor="background1"/>
+          <w:left w:val="single" w:sz="4" w:space="0" w:color="FFFFFF" w:themeColor="background1"/>
+          <w:bottom w:val="single" w:sz="4" w:space="0" w:color="FFFFFF" w:themeColor="background1"/>
+          <w:insideV w:val="nil"/>
+        </w:tcBorders>
+        <w:shd w:val="clear" w:color="auto" w:fill="000000" w:themeFill="text1"/>
+      </w:tcPr>
+    </w:tblStylePr>
+    <w:tblStylePr w:type="lastCol">
+      <w:rPr>
+        <w:b/>
+        <w:bCs/>
+        <w:color w:val="FFFFFF" w:themeColor="background1"/>
+      </w:rPr>
+      <w:tblPr/>
+      <w:tcPr>
+        <w:tcBorders>
+          <w:top w:val="single" w:sz="4" w:space="0" w:color="FFFFFF" w:themeColor="background1"/>
+          <w:bottom w:val="single" w:sz="4" w:space="0" w:color="FFFFFF" w:themeColor="background1"/>
+          <w:right w:val="single" w:sz="4" w:space="0" w:color="FFFFFF" w:themeColor="background1"/>
+          <w:insideV w:val="nil"/>
+        </w:tcBorders>
+        <w:shd w:val="clear" w:color="auto" w:fill="000000" w:themeFill="text1"/>
+      </w:tcPr>
+    </w:tblStylePr>
+    <w:tblStylePr w:type="band1Vert">
+      <w:tblPr/>
+      <w:tcPr>
+        <w:shd w:val="clear" w:color="auto" w:fill="999999" w:themeFill="text1" w:themeFillTint="66"/>
+      </w:tcPr>
+    </w:tblStylePr>
+    <w:tblStylePr w:type="band1Horz">
+      <w:tblPr/>
+      <w:tcPr>
+        <w:shd w:val="clear" w:color="auto" w:fill="999999" w:themeFill="text1" w:themeFillTint="66"/>
+      </w:tcPr>
+    </w:tblStylePr>
+  </w:style>
 </w:styles>
 </file>
 

--- a/Documentation/Frontend Dokumentáció.docx
+++ b/Documentation/Frontend Dokumentáció.docx
@@ -1,6 +1,6 @@
 
 <file path=word/document.xml><?xml version="1.0" encoding="utf-8"?>
-<w:document xmlns:wpc="http://schemas.microsoft.com/office/word/2010/wordprocessingCanvas" xmlns:cx="http://schemas.microsoft.com/office/drawing/2014/chartex" xmlns:cx1="http://schemas.microsoft.com/office/drawing/2015/9/8/chartex" xmlns:cx2="http://schemas.microsoft.com/office/drawing/2015/10/21/chartex" xmlns:cx3="http://schemas.microsoft.com/office/drawing/2016/5/9/chartex" xmlns:cx4="http://schemas.microsoft.com/office/drawing/2016/5/10/chartex" xmlns:cx5="http://schemas.microsoft.com/office/drawing/2016/5/11/chartex" xmlns:cx6="http://schemas.microsoft.com/office/drawing/2016/5/12/chartex" xmlns:cx7="http://schemas.microsoft.com/office/drawing/2016/5/13/chartex" xmlns:cx8="http://schemas.microsoft.com/office/drawing/2016/5/14/chartex" xmlns:mc="http://schemas.openxmlformats.org/markup-compatibility/2006" xmlns:aink="http://schemas.microsoft.com/office/drawing/2016/ink" xmlns:am3d="http://schemas.microsoft.com/office/drawing/2017/model3d" xmlns:o="urn:schemas-microsoft-com:office:office" xmlns:oel="http://schemas.microsoft.com/office/2019/extlst" xmlns:r="http://schemas.openxmlformats.org/officeDocument/2006/relationships" xmlns:m="http://schemas.openxmlformats.org/officeDocument/2006/math" xmlns:v="urn:schemas-microsoft-com:vml" xmlns:wp14="http://schemas.microsoft.com/office/word/2010/wordprocessingDrawing" xmlns:wp="http://schemas.openxmlformats.org/drawingml/2006/wordprocessingDrawing" xmlns:w10="urn:schemas-microsoft-com:office:word" xmlns:w="http://schemas.openxmlformats.org/wordprocessingml/2006/main" xmlns:w14="http://schemas.microsoft.com/office/word/2010/wordml" xmlns:w15="http://schemas.microsoft.com/office/word/2012/wordml" xmlns:w16cex="http://schemas.microsoft.com/office/word/2018/wordml/cex" xmlns:w16cid="http://schemas.microsoft.com/office/word/2016/wordml/cid" xmlns:w16="http://schemas.microsoft.com/office/word/2018/wordml" xmlns:w16du="http://schemas.microsoft.com/office/word/2023/wordml/word16du" xmlns:w16sdtdh="http://schemas.microsoft.com/office/word/2020/wordml/sdtdatahash" xmlns:w16sdtfl="http://schemas.microsoft.com/office/word/2024/wordml/sdtformatlock" xmlns:w16se="http://schemas.microsoft.com/office/word/2015/wordml/symex" xmlns:wpg="http://schemas.microsoft.com/office/word/2010/wordprocessingGroup" xmlns:wpi="http://schemas.microsoft.com/office/word/2010/wordprocessingInk" xmlns:wne="http://schemas.microsoft.com/office/word/2006/wordml" xmlns:wps="http://schemas.microsoft.com/office/word/2010/wordprocessingShape" mc:Ignorable="w14 w15 w16se w16cid w16 w16cex w16sdtdh w16sdtfl w16du wp14">
+<w:document xmlns:wpc="http://schemas.microsoft.com/office/word/2010/wordprocessingCanvas" xmlns:cx="http://schemas.microsoft.com/office/drawing/2014/chartex" xmlns:cx1="http://schemas.microsoft.com/office/drawing/2015/9/8/chartex" xmlns:cx2="http://schemas.microsoft.com/office/drawing/2015/10/21/chartex" xmlns:cx3="http://schemas.microsoft.com/office/drawing/2016/5/9/chartex" xmlns:cx4="http://schemas.microsoft.com/office/drawing/2016/5/10/chartex" xmlns:cx5="http://schemas.microsoft.com/office/drawing/2016/5/11/chartex" xmlns:cx6="http://schemas.microsoft.com/office/drawing/2016/5/12/chartex" xmlns:cx7="http://schemas.microsoft.com/office/drawing/2016/5/13/chartex" xmlns:cx8="http://schemas.microsoft.com/office/drawing/2016/5/14/chartex" xmlns:mc="http://schemas.openxmlformats.org/markup-compatibility/2006" xmlns:aink="http://schemas.microsoft.com/office/drawing/2016/ink" xmlns:am3d="http://schemas.microsoft.com/office/drawing/2017/model3d" xmlns:o="urn:schemas-microsoft-com:office:office" xmlns:r="http://schemas.openxmlformats.org/officeDocument/2006/relationships" xmlns:m="http://schemas.openxmlformats.org/officeDocument/2006/math" xmlns:v="urn:schemas-microsoft-com:vml" xmlns:wp14="http://schemas.microsoft.com/office/word/2010/wordprocessingDrawing" xmlns:wp="http://schemas.openxmlformats.org/drawingml/2006/wordprocessingDrawing" xmlns:w10="urn:schemas-microsoft-com:office:word" xmlns:w="http://schemas.openxmlformats.org/wordprocessingml/2006/main" xmlns:w14="http://schemas.microsoft.com/office/word/2010/wordml" xmlns:w15="http://schemas.microsoft.com/office/word/2012/wordml" xmlns:w16cex="http://schemas.microsoft.com/office/word/2018/wordml/cex" xmlns:w16cid="http://schemas.microsoft.com/office/word/2016/wordml/cid" xmlns:w16="http://schemas.microsoft.com/office/word/2018/wordml" xmlns:w16sdtdh="http://schemas.microsoft.com/office/word/2020/wordml/sdtdatahash" xmlns:w16se="http://schemas.microsoft.com/office/word/2015/wordml/symex" xmlns:wpg="http://schemas.microsoft.com/office/word/2010/wordprocessingGroup" xmlns:wpi="http://schemas.microsoft.com/office/word/2010/wordprocessingInk" xmlns:wne="http://schemas.microsoft.com/office/word/2006/wordml" xmlns:wps="http://schemas.microsoft.com/office/word/2010/wordprocessingShape" mc:Ignorable="w14 w15 w16se w16cid w16 w16cex w16sdtdh wp14">
   <w:body>
     <w:sdt>
       <w:sdtPr>
@@ -27,7 +27,7 @@
       <w:sdtContent>
         <w:p>
           <w:pPr>
-            <w:pStyle w:val="Tartalomjegyzkcmsora"/>
+            <w:pStyle w:val="TOCHeading"/>
             <w:rPr>
               <w:rFonts w:cs="Times New Roman"/>
             </w:rPr>
@@ -41,7 +41,7 @@
         </w:p>
         <w:p>
           <w:pPr>
-            <w:pStyle w:val="TJ2"/>
+            <w:pStyle w:val="TOC2"/>
             <w:tabs>
               <w:tab w:val="right" w:leader="dot" w:pos="9062"/>
             </w:tabs>
@@ -73,7 +73,7 @@
           <w:hyperlink w:anchor="_Toc196598324" w:history="1">
             <w:r>
               <w:rPr>
-                <w:rStyle w:val="Hiperhivatkozs"/>
+                <w:rStyle w:val="Hyperlink"/>
                 <w:rFonts w:cs="Times New Roman"/>
                 <w:noProof/>
               </w:rPr>
@@ -131,7 +131,7 @@
         </w:p>
         <w:p>
           <w:pPr>
-            <w:pStyle w:val="TJ2"/>
+            <w:pStyle w:val="TOC2"/>
             <w:tabs>
               <w:tab w:val="right" w:leader="dot" w:pos="9062"/>
             </w:tabs>
@@ -145,7 +145,7 @@
           <w:hyperlink w:anchor="_Toc196598325" w:history="1">
             <w:r>
               <w:rPr>
-                <w:rStyle w:val="Hiperhivatkozs"/>
+                <w:rStyle w:val="Hyperlink"/>
                 <w:rFonts w:cs="Times New Roman"/>
                 <w:noProof/>
               </w:rPr>
@@ -203,7 +203,7 @@
         </w:p>
         <w:p>
           <w:pPr>
-            <w:pStyle w:val="TJ2"/>
+            <w:pStyle w:val="TOC2"/>
             <w:tabs>
               <w:tab w:val="right" w:leader="dot" w:pos="9062"/>
             </w:tabs>
@@ -217,7 +217,7 @@
           <w:hyperlink w:anchor="_Toc196598326" w:history="1">
             <w:r>
               <w:rPr>
-                <w:rStyle w:val="Hiperhivatkozs"/>
+                <w:rStyle w:val="Hyperlink"/>
                 <w:rFonts w:cs="Times New Roman"/>
                 <w:noProof/>
               </w:rPr>
@@ -275,7 +275,7 @@
         </w:p>
         <w:p>
           <w:pPr>
-            <w:pStyle w:val="TJ2"/>
+            <w:pStyle w:val="TOC2"/>
             <w:tabs>
               <w:tab w:val="right" w:leader="dot" w:pos="9062"/>
             </w:tabs>
@@ -289,7 +289,7 @@
           <w:hyperlink w:anchor="_Toc196598327" w:history="1">
             <w:r>
               <w:rPr>
-                <w:rStyle w:val="Hiperhivatkozs"/>
+                <w:rStyle w:val="Hyperlink"/>
                 <w:rFonts w:cs="Times New Roman"/>
                 <w:noProof/>
               </w:rPr>
@@ -347,7 +347,7 @@
         </w:p>
         <w:p>
           <w:pPr>
-            <w:pStyle w:val="TJ1"/>
+            <w:pStyle w:val="TOC1"/>
             <w:rPr>
               <w:rFonts w:asciiTheme="minorHAnsi" w:eastAsiaTheme="minorEastAsia" w:hAnsiTheme="minorHAnsi" w:cstheme="minorBidi"/>
               <w:noProof/>
@@ -358,7 +358,7 @@
           <w:hyperlink w:anchor="_Toc196598328" w:history="1">
             <w:r>
               <w:rPr>
-                <w:rStyle w:val="Hiperhivatkozs"/>
+                <w:rStyle w:val="Hyperlink"/>
                 <w:rFonts w:cs="Times New Roman"/>
                 <w:noProof/>
               </w:rPr>
@@ -375,7 +375,7 @@
             </w:r>
             <w:r>
               <w:rPr>
-                <w:rStyle w:val="Hiperhivatkozs"/>
+                <w:rStyle w:val="Hyperlink"/>
                 <w:rFonts w:cs="Times New Roman"/>
                 <w:noProof/>
               </w:rPr>
@@ -433,7 +433,7 @@
         </w:p>
         <w:p>
           <w:pPr>
-            <w:pStyle w:val="TJ1"/>
+            <w:pStyle w:val="TOC1"/>
             <w:rPr>
               <w:rFonts w:asciiTheme="minorHAnsi" w:eastAsiaTheme="minorEastAsia" w:hAnsiTheme="minorHAnsi" w:cstheme="minorBidi"/>
               <w:noProof/>
@@ -444,7 +444,7 @@
           <w:hyperlink w:anchor="_Toc196598329" w:history="1">
             <w:r>
               <w:rPr>
-                <w:rStyle w:val="Hiperhivatkozs"/>
+                <w:rStyle w:val="Hyperlink"/>
                 <w:rFonts w:cs="Times New Roman"/>
                 <w:noProof/>
               </w:rPr>
@@ -461,7 +461,7 @@
             </w:r>
             <w:r>
               <w:rPr>
-                <w:rStyle w:val="Hiperhivatkozs"/>
+                <w:rStyle w:val="Hyperlink"/>
                 <w:rFonts w:cs="Times New Roman"/>
                 <w:noProof/>
               </w:rPr>
@@ -519,7 +519,7 @@
         </w:p>
         <w:p>
           <w:pPr>
-            <w:pStyle w:val="TJ1"/>
+            <w:pStyle w:val="TOC1"/>
             <w:rPr>
               <w:rFonts w:asciiTheme="minorHAnsi" w:eastAsiaTheme="minorEastAsia" w:hAnsiTheme="minorHAnsi" w:cstheme="minorBidi"/>
               <w:noProof/>
@@ -530,7 +530,7 @@
           <w:hyperlink w:anchor="_Toc196598330" w:history="1">
             <w:r>
               <w:rPr>
-                <w:rStyle w:val="Hiperhivatkozs"/>
+                <w:rStyle w:val="Hyperlink"/>
                 <w:rFonts w:cs="Times New Roman"/>
                 <w:noProof/>
               </w:rPr>
@@ -547,7 +547,7 @@
             </w:r>
             <w:r>
               <w:rPr>
-                <w:rStyle w:val="Hiperhivatkozs"/>
+                <w:rStyle w:val="Hyperlink"/>
                 <w:rFonts w:cs="Times New Roman"/>
                 <w:noProof/>
               </w:rPr>
@@ -605,7 +605,7 @@
         </w:p>
         <w:p>
           <w:pPr>
-            <w:pStyle w:val="TJ1"/>
+            <w:pStyle w:val="TOC1"/>
             <w:rPr>
               <w:rFonts w:asciiTheme="minorHAnsi" w:eastAsiaTheme="minorEastAsia" w:hAnsiTheme="minorHAnsi" w:cstheme="minorBidi"/>
               <w:noProof/>
@@ -616,7 +616,7 @@
           <w:hyperlink w:anchor="_Toc196598331" w:history="1">
             <w:r>
               <w:rPr>
-                <w:rStyle w:val="Hiperhivatkozs"/>
+                <w:rStyle w:val="Hyperlink"/>
                 <w:rFonts w:cs="Times New Roman"/>
                 <w:noProof/>
               </w:rPr>
@@ -633,7 +633,7 @@
             </w:r>
             <w:r>
               <w:rPr>
-                <w:rStyle w:val="Hiperhivatkozs"/>
+                <w:rStyle w:val="Hyperlink"/>
                 <w:rFonts w:cs="Times New Roman"/>
                 <w:noProof/>
               </w:rPr>
@@ -691,7 +691,7 @@
         </w:p>
         <w:p>
           <w:pPr>
-            <w:pStyle w:val="TJ1"/>
+            <w:pStyle w:val="TOC1"/>
             <w:rPr>
               <w:rFonts w:asciiTheme="minorHAnsi" w:eastAsiaTheme="minorEastAsia" w:hAnsiTheme="minorHAnsi" w:cstheme="minorBidi"/>
               <w:noProof/>
@@ -702,7 +702,7 @@
           <w:hyperlink w:anchor="_Toc196598332" w:history="1">
             <w:r>
               <w:rPr>
-                <w:rStyle w:val="Hiperhivatkozs"/>
+                <w:rStyle w:val="Hyperlink"/>
                 <w:rFonts w:cs="Times New Roman"/>
                 <w:noProof/>
               </w:rPr>
@@ -719,7 +719,7 @@
             </w:r>
             <w:r>
               <w:rPr>
-                <w:rStyle w:val="Hiperhivatkozs"/>
+                <w:rStyle w:val="Hyperlink"/>
                 <w:rFonts w:cs="Times New Roman"/>
                 <w:noProof/>
               </w:rPr>
@@ -777,7 +777,7 @@
         </w:p>
         <w:p>
           <w:pPr>
-            <w:pStyle w:val="TJ2"/>
+            <w:pStyle w:val="TOC2"/>
             <w:tabs>
               <w:tab w:val="right" w:leader="dot" w:pos="9062"/>
             </w:tabs>
@@ -791,7 +791,7 @@
           <w:hyperlink w:anchor="_Toc196598333" w:history="1">
             <w:r>
               <w:rPr>
-                <w:rStyle w:val="Hiperhivatkozs"/>
+                <w:rStyle w:val="Hyperlink"/>
                 <w:rFonts w:cs="Times New Roman"/>
                 <w:noProof/>
               </w:rPr>
@@ -849,7 +849,7 @@
         </w:p>
         <w:p>
           <w:pPr>
-            <w:pStyle w:val="TJ2"/>
+            <w:pStyle w:val="TOC2"/>
             <w:tabs>
               <w:tab w:val="left" w:pos="720"/>
               <w:tab w:val="right" w:leader="dot" w:pos="9062"/>
@@ -864,7 +864,7 @@
           <w:hyperlink w:anchor="_Toc196598334" w:history="1">
             <w:r>
               <w:rPr>
-                <w:rStyle w:val="Hiperhivatkozs"/>
+                <w:rStyle w:val="Hyperlink"/>
                 <w:rFonts w:cs="Times New Roman"/>
                 <w:noProof/>
               </w:rPr>
@@ -881,7 +881,7 @@
             </w:r>
             <w:r>
               <w:rPr>
-                <w:rStyle w:val="Hiperhivatkozs"/>
+                <w:rStyle w:val="Hyperlink"/>
                 <w:rFonts w:cs="Times New Roman"/>
                 <w:noProof/>
               </w:rPr>
@@ -939,7 +939,7 @@
         </w:p>
         <w:p>
           <w:pPr>
-            <w:pStyle w:val="TJ1"/>
+            <w:pStyle w:val="TOC1"/>
             <w:rPr>
               <w:rFonts w:asciiTheme="minorHAnsi" w:eastAsiaTheme="minorEastAsia" w:hAnsiTheme="minorHAnsi" w:cstheme="minorBidi"/>
               <w:noProof/>
@@ -950,7 +950,7 @@
           <w:hyperlink w:anchor="_Toc196598335" w:history="1">
             <w:r>
               <w:rPr>
-                <w:rStyle w:val="Hiperhivatkozs"/>
+                <w:rStyle w:val="Hyperlink"/>
                 <w:rFonts w:cs="Times New Roman"/>
                 <w:noProof/>
               </w:rPr>
@@ -1008,7 +1008,7 @@
         </w:p>
         <w:p>
           <w:pPr>
-            <w:pStyle w:val="TJ1"/>
+            <w:pStyle w:val="TOC1"/>
             <w:rPr>
               <w:rFonts w:asciiTheme="minorHAnsi" w:eastAsiaTheme="minorEastAsia" w:hAnsiTheme="minorHAnsi" w:cstheme="minorBidi"/>
               <w:noProof/>
@@ -1019,7 +1019,7 @@
           <w:hyperlink w:anchor="_Toc196598336" w:history="1">
             <w:r>
               <w:rPr>
-                <w:rStyle w:val="Hiperhivatkozs"/>
+                <w:rStyle w:val="Hyperlink"/>
                 <w:rFonts w:cs="Times New Roman"/>
                 <w:noProof/>
               </w:rPr>
@@ -1077,7 +1077,7 @@
         </w:p>
         <w:p>
           <w:pPr>
-            <w:pStyle w:val="TJ2"/>
+            <w:pStyle w:val="TOC2"/>
             <w:tabs>
               <w:tab w:val="left" w:pos="720"/>
               <w:tab w:val="right" w:leader="dot" w:pos="9062"/>
@@ -1092,7 +1092,7 @@
           <w:hyperlink w:anchor="_Toc196598337" w:history="1">
             <w:r>
               <w:rPr>
-                <w:rStyle w:val="Hiperhivatkozs"/>
+                <w:rStyle w:val="Hyperlink"/>
                 <w:rFonts w:cs="Times New Roman"/>
                 <w:noProof/>
               </w:rPr>
@@ -1109,7 +1109,7 @@
             </w:r>
             <w:r>
               <w:rPr>
-                <w:rStyle w:val="Hiperhivatkozs"/>
+                <w:rStyle w:val="Hyperlink"/>
                 <w:rFonts w:cs="Times New Roman"/>
                 <w:noProof/>
               </w:rPr>
@@ -1167,7 +1167,7 @@
         </w:p>
         <w:p>
           <w:pPr>
-            <w:pStyle w:val="TJ1"/>
+            <w:pStyle w:val="TOC1"/>
             <w:rPr>
               <w:rFonts w:asciiTheme="minorHAnsi" w:eastAsiaTheme="minorEastAsia" w:hAnsiTheme="minorHAnsi" w:cstheme="minorBidi"/>
               <w:noProof/>
@@ -1178,7 +1178,7 @@
           <w:hyperlink w:anchor="_Toc196598338" w:history="1">
             <w:r>
               <w:rPr>
-                <w:rStyle w:val="Hiperhivatkozs"/>
+                <w:rStyle w:val="Hyperlink"/>
                 <w:rFonts w:cs="Times New Roman"/>
                 <w:noProof/>
               </w:rPr>
@@ -1236,7 +1236,7 @@
         </w:p>
         <w:p>
           <w:pPr>
-            <w:pStyle w:val="TJ1"/>
+            <w:pStyle w:val="TOC1"/>
             <w:rPr>
               <w:rFonts w:asciiTheme="minorHAnsi" w:eastAsiaTheme="minorEastAsia" w:hAnsiTheme="minorHAnsi" w:cstheme="minorBidi"/>
               <w:noProof/>
@@ -1247,7 +1247,7 @@
           <w:hyperlink w:anchor="_Toc196598339" w:history="1">
             <w:r>
               <w:rPr>
-                <w:rStyle w:val="Hiperhivatkozs"/>
+                <w:rStyle w:val="Hyperlink"/>
                 <w:rFonts w:cs="Times New Roman"/>
                 <w:noProof/>
               </w:rPr>
@@ -1305,7 +1305,7 @@
         </w:p>
         <w:p>
           <w:pPr>
-            <w:pStyle w:val="TJ2"/>
+            <w:pStyle w:val="TOC2"/>
             <w:tabs>
               <w:tab w:val="left" w:pos="720"/>
               <w:tab w:val="right" w:leader="dot" w:pos="9062"/>
@@ -1320,7 +1320,7 @@
           <w:hyperlink w:anchor="_Toc196598340" w:history="1">
             <w:r>
               <w:rPr>
-                <w:rStyle w:val="Hiperhivatkozs"/>
+                <w:rStyle w:val="Hyperlink"/>
                 <w:rFonts w:cs="Times New Roman"/>
                 <w:noProof/>
               </w:rPr>
@@ -1337,7 +1337,7 @@
             </w:r>
             <w:r>
               <w:rPr>
-                <w:rStyle w:val="Hiperhivatkozs"/>
+                <w:rStyle w:val="Hyperlink"/>
                 <w:rFonts w:cs="Times New Roman"/>
                 <w:noProof/>
               </w:rPr>
@@ -1395,7 +1395,7 @@
         </w:p>
         <w:p>
           <w:pPr>
-            <w:pStyle w:val="TJ2"/>
+            <w:pStyle w:val="TOC2"/>
             <w:tabs>
               <w:tab w:val="left" w:pos="720"/>
               <w:tab w:val="right" w:leader="dot" w:pos="9062"/>
@@ -1410,7 +1410,7 @@
           <w:hyperlink w:anchor="_Toc196598341" w:history="1">
             <w:r>
               <w:rPr>
-                <w:rStyle w:val="Hiperhivatkozs"/>
+                <w:rStyle w:val="Hyperlink"/>
                 <w:rFonts w:cs="Times New Roman"/>
                 <w:noProof/>
               </w:rPr>
@@ -1427,7 +1427,7 @@
             </w:r>
             <w:r>
               <w:rPr>
-                <w:rStyle w:val="Hiperhivatkozs"/>
+                <w:rStyle w:val="Hyperlink"/>
                 <w:rFonts w:cs="Times New Roman"/>
                 <w:noProof/>
               </w:rPr>
@@ -1485,7 +1485,7 @@
         </w:p>
         <w:p>
           <w:pPr>
-            <w:pStyle w:val="TJ2"/>
+            <w:pStyle w:val="TOC2"/>
             <w:tabs>
               <w:tab w:val="left" w:pos="720"/>
               <w:tab w:val="right" w:leader="dot" w:pos="9062"/>
@@ -1500,7 +1500,7 @@
           <w:hyperlink w:anchor="_Toc196598342" w:history="1">
             <w:r>
               <w:rPr>
-                <w:rStyle w:val="Hiperhivatkozs"/>
+                <w:rStyle w:val="Hyperlink"/>
                 <w:rFonts w:cs="Times New Roman"/>
                 <w:noProof/>
               </w:rPr>
@@ -1517,7 +1517,7 @@
             </w:r>
             <w:r>
               <w:rPr>
-                <w:rStyle w:val="Hiperhivatkozs"/>
+                <w:rStyle w:val="Hyperlink"/>
                 <w:rFonts w:cs="Times New Roman"/>
                 <w:noProof/>
               </w:rPr>
@@ -1575,7 +1575,7 @@
         </w:p>
         <w:p>
           <w:pPr>
-            <w:pStyle w:val="TJ1"/>
+            <w:pStyle w:val="TOC1"/>
             <w:rPr>
               <w:rFonts w:asciiTheme="minorHAnsi" w:eastAsiaTheme="minorEastAsia" w:hAnsiTheme="minorHAnsi" w:cstheme="minorBidi"/>
               <w:noProof/>
@@ -1586,7 +1586,7 @@
           <w:hyperlink w:anchor="_Toc196598343" w:history="1">
             <w:r>
               <w:rPr>
-                <w:rStyle w:val="Hiperhivatkozs"/>
+                <w:rStyle w:val="Hyperlink"/>
                 <w:rFonts w:cs="Times New Roman"/>
                 <w:noProof/>
               </w:rPr>
@@ -1644,7 +1644,7 @@
         </w:p>
         <w:p>
           <w:pPr>
-            <w:pStyle w:val="TJ2"/>
+            <w:pStyle w:val="TOC2"/>
             <w:tabs>
               <w:tab w:val="left" w:pos="720"/>
               <w:tab w:val="right" w:leader="dot" w:pos="9062"/>
@@ -1659,7 +1659,7 @@
           <w:hyperlink w:anchor="_Toc196598344" w:history="1">
             <w:r>
               <w:rPr>
-                <w:rStyle w:val="Hiperhivatkozs"/>
+                <w:rStyle w:val="Hyperlink"/>
                 <w:rFonts w:cs="Times New Roman"/>
                 <w:noProof/>
               </w:rPr>
@@ -1676,7 +1676,7 @@
             </w:r>
             <w:r>
               <w:rPr>
-                <w:rStyle w:val="Hiperhivatkozs"/>
+                <w:rStyle w:val="Hyperlink"/>
                 <w:rFonts w:cs="Times New Roman"/>
                 <w:noProof/>
               </w:rPr>
@@ -1734,7 +1734,7 @@
         </w:p>
         <w:p>
           <w:pPr>
-            <w:pStyle w:val="TJ2"/>
+            <w:pStyle w:val="TOC2"/>
             <w:tabs>
               <w:tab w:val="left" w:pos="720"/>
               <w:tab w:val="right" w:leader="dot" w:pos="9062"/>
@@ -1749,7 +1749,7 @@
           <w:hyperlink w:anchor="_Toc196598345" w:history="1">
             <w:r>
               <w:rPr>
-                <w:rStyle w:val="Hiperhivatkozs"/>
+                <w:rStyle w:val="Hyperlink"/>
                 <w:rFonts w:cs="Times New Roman"/>
                 <w:noProof/>
               </w:rPr>
@@ -1766,7 +1766,7 @@
             </w:r>
             <w:r>
               <w:rPr>
-                <w:rStyle w:val="Hiperhivatkozs"/>
+                <w:rStyle w:val="Hyperlink"/>
                 <w:rFonts w:cs="Times New Roman"/>
                 <w:noProof/>
               </w:rPr>
@@ -1824,7 +1824,7 @@
         </w:p>
         <w:p>
           <w:pPr>
-            <w:pStyle w:val="TJ2"/>
+            <w:pStyle w:val="TOC2"/>
             <w:tabs>
               <w:tab w:val="left" w:pos="720"/>
               <w:tab w:val="right" w:leader="dot" w:pos="9062"/>
@@ -1839,7 +1839,7 @@
           <w:hyperlink w:anchor="_Toc196598346" w:history="1">
             <w:r>
               <w:rPr>
-                <w:rStyle w:val="Hiperhivatkozs"/>
+                <w:rStyle w:val="Hyperlink"/>
                 <w:rFonts w:cs="Times New Roman"/>
                 <w:noProof/>
               </w:rPr>
@@ -1856,7 +1856,7 @@
             </w:r>
             <w:r>
               <w:rPr>
-                <w:rStyle w:val="Hiperhivatkozs"/>
+                <w:rStyle w:val="Hyperlink"/>
                 <w:rFonts w:cs="Times New Roman"/>
                 <w:noProof/>
               </w:rPr>
@@ -1914,7 +1914,7 @@
         </w:p>
         <w:p>
           <w:pPr>
-            <w:pStyle w:val="TJ2"/>
+            <w:pStyle w:val="TOC2"/>
             <w:tabs>
               <w:tab w:val="left" w:pos="720"/>
               <w:tab w:val="right" w:leader="dot" w:pos="9062"/>
@@ -1929,7 +1929,7 @@
           <w:hyperlink w:anchor="_Toc196598347" w:history="1">
             <w:r>
               <w:rPr>
-                <w:rStyle w:val="Hiperhivatkozs"/>
+                <w:rStyle w:val="Hyperlink"/>
                 <w:rFonts w:cs="Times New Roman"/>
                 <w:noProof/>
               </w:rPr>
@@ -1946,7 +1946,7 @@
             </w:r>
             <w:r>
               <w:rPr>
-                <w:rStyle w:val="Hiperhivatkozs"/>
+                <w:rStyle w:val="Hyperlink"/>
                 <w:rFonts w:cs="Times New Roman"/>
                 <w:noProof/>
               </w:rPr>
@@ -2004,7 +2004,7 @@
         </w:p>
         <w:p>
           <w:pPr>
-            <w:pStyle w:val="TJ2"/>
+            <w:pStyle w:val="TOC2"/>
             <w:tabs>
               <w:tab w:val="left" w:pos="960"/>
               <w:tab w:val="right" w:leader="dot" w:pos="9062"/>
@@ -2019,7 +2019,7 @@
           <w:hyperlink w:anchor="_Toc196598348" w:history="1">
             <w:r>
               <w:rPr>
-                <w:rStyle w:val="Hiperhivatkozs"/>
+                <w:rStyle w:val="Hyperlink"/>
                 <w:rFonts w:cs="Times New Roman"/>
                 <w:noProof/>
               </w:rPr>
@@ -2036,7 +2036,7 @@
             </w:r>
             <w:r>
               <w:rPr>
-                <w:rStyle w:val="Hiperhivatkozs"/>
+                <w:rStyle w:val="Hyperlink"/>
                 <w:rFonts w:cs="Times New Roman"/>
                 <w:noProof/>
               </w:rPr>
@@ -2094,7 +2094,7 @@
         </w:p>
         <w:p>
           <w:pPr>
-            <w:pStyle w:val="TJ2"/>
+            <w:pStyle w:val="TOC2"/>
             <w:tabs>
               <w:tab w:val="left" w:pos="960"/>
               <w:tab w:val="right" w:leader="dot" w:pos="9062"/>
@@ -2109,7 +2109,7 @@
           <w:hyperlink w:anchor="_Toc196598349" w:history="1">
             <w:r>
               <w:rPr>
-                <w:rStyle w:val="Hiperhivatkozs"/>
+                <w:rStyle w:val="Hyperlink"/>
                 <w:rFonts w:cs="Times New Roman"/>
                 <w:noProof/>
               </w:rPr>
@@ -2126,7 +2126,7 @@
             </w:r>
             <w:r>
               <w:rPr>
-                <w:rStyle w:val="Hiperhivatkozs"/>
+                <w:rStyle w:val="Hyperlink"/>
                 <w:rFonts w:cs="Times New Roman"/>
                 <w:noProof/>
               </w:rPr>
@@ -2184,7 +2184,7 @@
         </w:p>
         <w:p>
           <w:pPr>
-            <w:pStyle w:val="TJ2"/>
+            <w:pStyle w:val="TOC2"/>
             <w:tabs>
               <w:tab w:val="left" w:pos="960"/>
               <w:tab w:val="right" w:leader="dot" w:pos="9062"/>
@@ -2199,7 +2199,7 @@
           <w:hyperlink w:anchor="_Toc196598350" w:history="1">
             <w:r>
               <w:rPr>
-                <w:rStyle w:val="Hiperhivatkozs"/>
+                <w:rStyle w:val="Hyperlink"/>
                 <w:rFonts w:cs="Times New Roman"/>
                 <w:noProof/>
               </w:rPr>
@@ -2216,7 +2216,7 @@
             </w:r>
             <w:r>
               <w:rPr>
-                <w:rStyle w:val="Hiperhivatkozs"/>
+                <w:rStyle w:val="Hyperlink"/>
                 <w:rFonts w:cs="Times New Roman"/>
                 <w:noProof/>
               </w:rPr>
@@ -2274,7 +2274,7 @@
         </w:p>
         <w:p>
           <w:pPr>
-            <w:pStyle w:val="TJ1"/>
+            <w:pStyle w:val="TOC1"/>
             <w:rPr>
               <w:rFonts w:asciiTheme="minorHAnsi" w:eastAsiaTheme="minorEastAsia" w:hAnsiTheme="minorHAnsi" w:cstheme="minorBidi"/>
               <w:noProof/>
@@ -2285,7 +2285,7 @@
           <w:hyperlink w:anchor="_Toc196598351" w:history="1">
             <w:r>
               <w:rPr>
-                <w:rStyle w:val="Hiperhivatkozs"/>
+                <w:rStyle w:val="Hyperlink"/>
                 <w:rFonts w:cs="Times New Roman"/>
                 <w:noProof/>
               </w:rPr>
@@ -2343,7 +2343,7 @@
         </w:p>
         <w:p>
           <w:pPr>
-            <w:pStyle w:val="TJ2"/>
+            <w:pStyle w:val="TOC2"/>
             <w:tabs>
               <w:tab w:val="left" w:pos="960"/>
               <w:tab w:val="right" w:leader="dot" w:pos="9062"/>
@@ -2358,7 +2358,7 @@
           <w:hyperlink w:anchor="_Toc196598352" w:history="1">
             <w:r>
               <w:rPr>
-                <w:rStyle w:val="Hiperhivatkozs"/>
+                <w:rStyle w:val="Hyperlink"/>
                 <w:rFonts w:cs="Times New Roman"/>
                 <w:noProof/>
               </w:rPr>
@@ -2375,7 +2375,7 @@
             </w:r>
             <w:r>
               <w:rPr>
-                <w:rStyle w:val="Hiperhivatkozs"/>
+                <w:rStyle w:val="Hyperlink"/>
                 <w:rFonts w:cs="Times New Roman"/>
                 <w:noProof/>
               </w:rPr>
@@ -2433,7 +2433,7 @@
         </w:p>
         <w:p>
           <w:pPr>
-            <w:pStyle w:val="TJ2"/>
+            <w:pStyle w:val="TOC2"/>
             <w:tabs>
               <w:tab w:val="left" w:pos="960"/>
               <w:tab w:val="right" w:leader="dot" w:pos="9062"/>
@@ -2448,7 +2448,7 @@
           <w:hyperlink w:anchor="_Toc196598353" w:history="1">
             <w:r>
               <w:rPr>
-                <w:rStyle w:val="Hiperhivatkozs"/>
+                <w:rStyle w:val="Hyperlink"/>
                 <w:rFonts w:cs="Times New Roman"/>
                 <w:noProof/>
               </w:rPr>
@@ -2465,7 +2465,7 @@
             </w:r>
             <w:r>
               <w:rPr>
-                <w:rStyle w:val="Hiperhivatkozs"/>
+                <w:rStyle w:val="Hyperlink"/>
                 <w:rFonts w:cs="Times New Roman"/>
                 <w:noProof/>
               </w:rPr>
@@ -2523,7 +2523,7 @@
         </w:p>
         <w:p>
           <w:pPr>
-            <w:pStyle w:val="TJ2"/>
+            <w:pStyle w:val="TOC2"/>
             <w:tabs>
               <w:tab w:val="left" w:pos="960"/>
               <w:tab w:val="right" w:leader="dot" w:pos="9062"/>
@@ -2538,7 +2538,7 @@
           <w:hyperlink w:anchor="_Toc196598354" w:history="1">
             <w:r>
               <w:rPr>
-                <w:rStyle w:val="Hiperhivatkozs"/>
+                <w:rStyle w:val="Hyperlink"/>
                 <w:rFonts w:cs="Times New Roman"/>
                 <w:noProof/>
               </w:rPr>
@@ -2555,7 +2555,7 @@
             </w:r>
             <w:r>
               <w:rPr>
-                <w:rStyle w:val="Hiperhivatkozs"/>
+                <w:rStyle w:val="Hyperlink"/>
                 <w:rFonts w:cs="Times New Roman"/>
                 <w:noProof/>
               </w:rPr>
@@ -2613,7 +2613,7 @@
         </w:p>
         <w:p>
           <w:pPr>
-            <w:pStyle w:val="TJ2"/>
+            <w:pStyle w:val="TOC2"/>
             <w:tabs>
               <w:tab w:val="left" w:pos="960"/>
               <w:tab w:val="right" w:leader="dot" w:pos="9062"/>
@@ -2628,7 +2628,7 @@
           <w:hyperlink w:anchor="_Toc196598355" w:history="1">
             <w:r>
               <w:rPr>
-                <w:rStyle w:val="Hiperhivatkozs"/>
+                <w:rStyle w:val="Hyperlink"/>
                 <w:rFonts w:cs="Times New Roman"/>
                 <w:noProof/>
               </w:rPr>
@@ -2645,7 +2645,7 @@
             </w:r>
             <w:r>
               <w:rPr>
-                <w:rStyle w:val="Hiperhivatkozs"/>
+                <w:rStyle w:val="Hyperlink"/>
                 <w:rFonts w:cs="Times New Roman"/>
                 <w:noProof/>
               </w:rPr>
@@ -2703,7 +2703,7 @@
         </w:p>
         <w:p>
           <w:pPr>
-            <w:pStyle w:val="TJ2"/>
+            <w:pStyle w:val="TOC2"/>
             <w:tabs>
               <w:tab w:val="left" w:pos="960"/>
               <w:tab w:val="right" w:leader="dot" w:pos="9062"/>
@@ -2718,7 +2718,7 @@
           <w:hyperlink w:anchor="_Toc196598356" w:history="1">
             <w:r>
               <w:rPr>
-                <w:rStyle w:val="Hiperhivatkozs"/>
+                <w:rStyle w:val="Hyperlink"/>
                 <w:rFonts w:cs="Times New Roman"/>
                 <w:noProof/>
               </w:rPr>
@@ -2735,7 +2735,7 @@
             </w:r>
             <w:r>
               <w:rPr>
-                <w:rStyle w:val="Hiperhivatkozs"/>
+                <w:rStyle w:val="Hyperlink"/>
                 <w:rFonts w:cs="Times New Roman"/>
                 <w:noProof/>
               </w:rPr>
@@ -2793,7 +2793,7 @@
         </w:p>
         <w:p>
           <w:pPr>
-            <w:pStyle w:val="TJ2"/>
+            <w:pStyle w:val="TOC2"/>
             <w:tabs>
               <w:tab w:val="left" w:pos="960"/>
               <w:tab w:val="right" w:leader="dot" w:pos="9062"/>
@@ -2808,7 +2808,7 @@
           <w:hyperlink w:anchor="_Toc196598357" w:history="1">
             <w:r>
               <w:rPr>
-                <w:rStyle w:val="Hiperhivatkozs"/>
+                <w:rStyle w:val="Hyperlink"/>
                 <w:rFonts w:cs="Times New Roman"/>
                 <w:noProof/>
               </w:rPr>
@@ -2825,7 +2825,7 @@
             </w:r>
             <w:r>
               <w:rPr>
-                <w:rStyle w:val="Hiperhivatkozs"/>
+                <w:rStyle w:val="Hyperlink"/>
                 <w:rFonts w:cs="Times New Roman"/>
                 <w:noProof/>
               </w:rPr>
@@ -2883,7 +2883,7 @@
         </w:p>
         <w:p>
           <w:pPr>
-            <w:pStyle w:val="TJ2"/>
+            <w:pStyle w:val="TOC2"/>
             <w:tabs>
               <w:tab w:val="left" w:pos="960"/>
               <w:tab w:val="right" w:leader="dot" w:pos="9062"/>
@@ -2898,7 +2898,7 @@
           <w:hyperlink w:anchor="_Toc196598358" w:history="1">
             <w:r>
               <w:rPr>
-                <w:rStyle w:val="Hiperhivatkozs"/>
+                <w:rStyle w:val="Hyperlink"/>
                 <w:rFonts w:cs="Times New Roman"/>
                 <w:noProof/>
               </w:rPr>
@@ -2915,7 +2915,7 @@
             </w:r>
             <w:r>
               <w:rPr>
-                <w:rStyle w:val="Hiperhivatkozs"/>
+                <w:rStyle w:val="Hyperlink"/>
                 <w:rFonts w:cs="Times New Roman"/>
                 <w:noProof/>
               </w:rPr>
@@ -2973,7 +2973,7 @@
         </w:p>
         <w:p>
           <w:pPr>
-            <w:pStyle w:val="TJ1"/>
+            <w:pStyle w:val="TOC1"/>
             <w:rPr>
               <w:rFonts w:asciiTheme="minorHAnsi" w:eastAsiaTheme="minorEastAsia" w:hAnsiTheme="minorHAnsi" w:cstheme="minorBidi"/>
               <w:noProof/>
@@ -2984,7 +2984,7 @@
           <w:hyperlink w:anchor="_Toc196598359" w:history="1">
             <w:r>
               <w:rPr>
-                <w:rStyle w:val="Hiperhivatkozs"/>
+                <w:rStyle w:val="Hyperlink"/>
                 <w:rFonts w:cs="Times New Roman"/>
                 <w:noProof/>
               </w:rPr>
@@ -3042,7 +3042,7 @@
         </w:p>
         <w:p>
           <w:pPr>
-            <w:pStyle w:val="TJ1"/>
+            <w:pStyle w:val="TOC1"/>
             <w:rPr>
               <w:rFonts w:asciiTheme="minorHAnsi" w:eastAsiaTheme="minorEastAsia" w:hAnsiTheme="minorHAnsi" w:cstheme="minorBidi"/>
               <w:noProof/>
@@ -3053,7 +3053,7 @@
           <w:hyperlink w:anchor="_Toc196598360" w:history="1">
             <w:r>
               <w:rPr>
-                <w:rStyle w:val="Hiperhivatkozs"/>
+                <w:rStyle w:val="Hyperlink"/>
                 <w:rFonts w:cs="Times New Roman"/>
                 <w:noProof/>
               </w:rPr>
@@ -3111,7 +3111,7 @@
         </w:p>
         <w:p>
           <w:pPr>
-            <w:pStyle w:val="TJ2"/>
+            <w:pStyle w:val="TOC2"/>
             <w:tabs>
               <w:tab w:val="left" w:pos="960"/>
               <w:tab w:val="right" w:leader="dot" w:pos="9062"/>
@@ -3126,7 +3126,7 @@
           <w:hyperlink w:anchor="_Toc196598361" w:history="1">
             <w:r>
               <w:rPr>
-                <w:rStyle w:val="Hiperhivatkozs"/>
+                <w:rStyle w:val="Hyperlink"/>
                 <w:rFonts w:cs="Times New Roman"/>
                 <w:noProof/>
               </w:rPr>
@@ -3143,7 +3143,7 @@
             </w:r>
             <w:r>
               <w:rPr>
-                <w:rStyle w:val="Hiperhivatkozs"/>
+                <w:rStyle w:val="Hyperlink"/>
                 <w:rFonts w:cs="Times New Roman"/>
                 <w:noProof/>
               </w:rPr>
@@ -3201,7 +3201,7 @@
         </w:p>
         <w:p>
           <w:pPr>
-            <w:pStyle w:val="TJ2"/>
+            <w:pStyle w:val="TOC2"/>
             <w:tabs>
               <w:tab w:val="left" w:pos="960"/>
               <w:tab w:val="right" w:leader="dot" w:pos="9062"/>
@@ -3216,7 +3216,7 @@
           <w:hyperlink w:anchor="_Toc196598362" w:history="1">
             <w:r>
               <w:rPr>
-                <w:rStyle w:val="Hiperhivatkozs"/>
+                <w:rStyle w:val="Hyperlink"/>
                 <w:rFonts w:cs="Times New Roman"/>
                 <w:noProof/>
               </w:rPr>
@@ -3233,7 +3233,7 @@
             </w:r>
             <w:r>
               <w:rPr>
-                <w:rStyle w:val="Hiperhivatkozs"/>
+                <w:rStyle w:val="Hyperlink"/>
                 <w:rFonts w:cs="Times New Roman"/>
                 <w:noProof/>
               </w:rPr>
@@ -3291,7 +3291,7 @@
         </w:p>
         <w:p>
           <w:pPr>
-            <w:pStyle w:val="TJ2"/>
+            <w:pStyle w:val="TOC2"/>
             <w:tabs>
               <w:tab w:val="left" w:pos="960"/>
               <w:tab w:val="right" w:leader="dot" w:pos="9062"/>
@@ -3306,7 +3306,7 @@
           <w:hyperlink w:anchor="_Toc196598363" w:history="1">
             <w:r>
               <w:rPr>
-                <w:rStyle w:val="Hiperhivatkozs"/>
+                <w:rStyle w:val="Hyperlink"/>
                 <w:rFonts w:cs="Times New Roman"/>
                 <w:noProof/>
               </w:rPr>
@@ -3323,7 +3323,7 @@
             </w:r>
             <w:r>
               <w:rPr>
-                <w:rStyle w:val="Hiperhivatkozs"/>
+                <w:rStyle w:val="Hyperlink"/>
                 <w:rFonts w:cs="Times New Roman"/>
                 <w:noProof/>
               </w:rPr>
@@ -3381,7 +3381,7 @@
         </w:p>
         <w:p>
           <w:pPr>
-            <w:pStyle w:val="TJ1"/>
+            <w:pStyle w:val="TOC1"/>
             <w:rPr>
               <w:rFonts w:asciiTheme="minorHAnsi" w:eastAsiaTheme="minorEastAsia" w:hAnsiTheme="minorHAnsi" w:cstheme="minorBidi"/>
               <w:noProof/>
@@ -3392,7 +3392,7 @@
           <w:hyperlink w:anchor="_Toc196598364" w:history="1">
             <w:r>
               <w:rPr>
-                <w:rStyle w:val="Hiperhivatkozs"/>
+                <w:rStyle w:val="Hyperlink"/>
                 <w:rFonts w:cs="Times New Roman"/>
                 <w:noProof/>
               </w:rPr>
@@ -3450,7 +3450,7 @@
         </w:p>
         <w:p>
           <w:pPr>
-            <w:pStyle w:val="TJ1"/>
+            <w:pStyle w:val="TOC1"/>
             <w:rPr>
               <w:rFonts w:asciiTheme="minorHAnsi" w:eastAsiaTheme="minorEastAsia" w:hAnsiTheme="minorHAnsi" w:cstheme="minorBidi"/>
               <w:noProof/>
@@ -3461,7 +3461,7 @@
           <w:hyperlink w:anchor="_Toc196598365" w:history="1">
             <w:r>
               <w:rPr>
-                <w:rStyle w:val="Hiperhivatkozs"/>
+                <w:rStyle w:val="Hyperlink"/>
                 <w:rFonts w:cs="Times New Roman"/>
                 <w:noProof/>
               </w:rPr>
@@ -3519,7 +3519,7 @@
         </w:p>
         <w:p>
           <w:pPr>
-            <w:pStyle w:val="TJ2"/>
+            <w:pStyle w:val="TOC2"/>
             <w:tabs>
               <w:tab w:val="left" w:pos="960"/>
               <w:tab w:val="right" w:leader="dot" w:pos="9062"/>
@@ -3534,7 +3534,7 @@
           <w:hyperlink w:anchor="_Toc196598366" w:history="1">
             <w:r>
               <w:rPr>
-                <w:rStyle w:val="Hiperhivatkozs"/>
+                <w:rStyle w:val="Hyperlink"/>
                 <w:rFonts w:cs="Times New Roman"/>
                 <w:noProof/>
               </w:rPr>
@@ -3551,7 +3551,7 @@
             </w:r>
             <w:r>
               <w:rPr>
-                <w:rStyle w:val="Hiperhivatkozs"/>
+                <w:rStyle w:val="Hyperlink"/>
                 <w:rFonts w:cs="Times New Roman"/>
                 <w:noProof/>
               </w:rPr>
@@ -3609,7 +3609,7 @@
         </w:p>
         <w:p>
           <w:pPr>
-            <w:pStyle w:val="TJ1"/>
+            <w:pStyle w:val="TOC1"/>
             <w:rPr>
               <w:rFonts w:asciiTheme="minorHAnsi" w:eastAsiaTheme="minorEastAsia" w:hAnsiTheme="minorHAnsi" w:cstheme="minorBidi"/>
               <w:noProof/>
@@ -3620,7 +3620,7 @@
           <w:hyperlink w:anchor="_Toc196598367" w:history="1">
             <w:r>
               <w:rPr>
-                <w:rStyle w:val="Hiperhivatkozs"/>
+                <w:rStyle w:val="Hyperlink"/>
                 <w:rFonts w:cs="Times New Roman"/>
                 <w:noProof/>
               </w:rPr>
@@ -3678,7 +3678,7 @@
         </w:p>
         <w:p>
           <w:pPr>
-            <w:pStyle w:val="TJ2"/>
+            <w:pStyle w:val="TOC2"/>
             <w:tabs>
               <w:tab w:val="left" w:pos="960"/>
               <w:tab w:val="right" w:leader="dot" w:pos="9062"/>
@@ -3693,7 +3693,7 @@
           <w:hyperlink w:anchor="_Toc196598368" w:history="1">
             <w:r>
               <w:rPr>
-                <w:rStyle w:val="Hiperhivatkozs"/>
+                <w:rStyle w:val="Hyperlink"/>
                 <w:rFonts w:cs="Times New Roman"/>
                 <w:noProof/>
               </w:rPr>
@@ -3710,7 +3710,7 @@
             </w:r>
             <w:r>
               <w:rPr>
-                <w:rStyle w:val="Hiperhivatkozs"/>
+                <w:rStyle w:val="Hyperlink"/>
                 <w:rFonts w:cs="Times New Roman"/>
                 <w:noProof/>
               </w:rPr>
@@ -3768,7 +3768,7 @@
         </w:p>
         <w:p>
           <w:pPr>
-            <w:pStyle w:val="TJ1"/>
+            <w:pStyle w:val="TOC1"/>
             <w:rPr>
               <w:rFonts w:asciiTheme="minorHAnsi" w:eastAsiaTheme="minorEastAsia" w:hAnsiTheme="minorHAnsi" w:cstheme="minorBidi"/>
               <w:noProof/>
@@ -3779,7 +3779,7 @@
           <w:hyperlink w:anchor="_Toc196598369" w:history="1">
             <w:r>
               <w:rPr>
-                <w:rStyle w:val="Hiperhivatkozs"/>
+                <w:rStyle w:val="Hyperlink"/>
                 <w:rFonts w:cs="Times New Roman"/>
                 <w:noProof/>
               </w:rPr>
@@ -3837,7 +3837,7 @@
         </w:p>
         <w:p>
           <w:pPr>
-            <w:pStyle w:val="TJ2"/>
+            <w:pStyle w:val="TOC2"/>
             <w:tabs>
               <w:tab w:val="right" w:leader="dot" w:pos="9062"/>
             </w:tabs>
@@ -3851,7 +3851,7 @@
           <w:hyperlink w:anchor="_Toc196598370" w:history="1">
             <w:r>
               <w:rPr>
-                <w:rStyle w:val="Hiperhivatkozs"/>
+                <w:rStyle w:val="Hyperlink"/>
                 <w:rFonts w:cs="Times New Roman"/>
                 <w:noProof/>
               </w:rPr>
@@ -3909,7 +3909,7 @@
         </w:p>
         <w:p>
           <w:pPr>
-            <w:pStyle w:val="TJ1"/>
+            <w:pStyle w:val="TOC1"/>
             <w:rPr>
               <w:rFonts w:asciiTheme="minorHAnsi" w:eastAsiaTheme="minorEastAsia" w:hAnsiTheme="minorHAnsi" w:cstheme="minorBidi"/>
               <w:noProof/>
@@ -3920,7 +3920,7 @@
           <w:hyperlink w:anchor="_Toc196598371" w:history="1">
             <w:r>
               <w:rPr>
-                <w:rStyle w:val="Hiperhivatkozs"/>
+                <w:rStyle w:val="Hyperlink"/>
                 <w:rFonts w:cs="Times New Roman"/>
                 <w:noProof/>
               </w:rPr>
@@ -3978,7 +3978,7 @@
         </w:p>
         <w:p>
           <w:pPr>
-            <w:pStyle w:val="TJ1"/>
+            <w:pStyle w:val="TOC1"/>
             <w:rPr>
               <w:rFonts w:asciiTheme="minorHAnsi" w:eastAsiaTheme="minorEastAsia" w:hAnsiTheme="minorHAnsi" w:cstheme="minorBidi"/>
               <w:noProof/>
@@ -3989,7 +3989,7 @@
           <w:hyperlink w:anchor="_Toc196598372" w:history="1">
             <w:r>
               <w:rPr>
-                <w:rStyle w:val="Hiperhivatkozs"/>
+                <w:rStyle w:val="Hyperlink"/>
                 <w:rFonts w:cs="Times New Roman"/>
                 <w:noProof/>
               </w:rPr>
@@ -4047,7 +4047,7 @@
         </w:p>
         <w:p>
           <w:pPr>
-            <w:pStyle w:val="TJ1"/>
+            <w:pStyle w:val="TOC1"/>
             <w:rPr>
               <w:rFonts w:asciiTheme="minorHAnsi" w:eastAsiaTheme="minorEastAsia" w:hAnsiTheme="minorHAnsi" w:cstheme="minorBidi"/>
               <w:noProof/>
@@ -4058,7 +4058,7 @@
           <w:hyperlink w:anchor="_Toc196598373" w:history="1">
             <w:r>
               <w:rPr>
-                <w:rStyle w:val="Hiperhivatkozs"/>
+                <w:rStyle w:val="Hyperlink"/>
                 <w:rFonts w:cs="Times New Roman"/>
                 <w:noProof/>
               </w:rPr>
@@ -4116,7 +4116,7 @@
         </w:p>
         <w:p>
           <w:pPr>
-            <w:pStyle w:val="TJ1"/>
+            <w:pStyle w:val="TOC1"/>
             <w:rPr>
               <w:rFonts w:asciiTheme="minorHAnsi" w:eastAsiaTheme="minorEastAsia" w:hAnsiTheme="minorHAnsi" w:cstheme="minorBidi"/>
               <w:noProof/>
@@ -4127,7 +4127,7 @@
           <w:hyperlink w:anchor="_Toc196598374" w:history="1">
             <w:r>
               <w:rPr>
-                <w:rStyle w:val="Hiperhivatkozs"/>
+                <w:rStyle w:val="Hyperlink"/>
                 <w:rFonts w:cs="Times New Roman"/>
                 <w:noProof/>
               </w:rPr>
@@ -4202,7 +4202,7 @@
     </w:sdt>
     <w:p>
       <w:pPr>
-        <w:pStyle w:val="Cm"/>
+        <w:pStyle w:val="Title"/>
         <w:rPr>
           <w:rFonts w:cs="Times New Roman"/>
         </w:rPr>
@@ -4217,7 +4217,7 @@
     </w:p>
     <w:p>
       <w:pPr>
-        <w:pStyle w:val="Cmsor2"/>
+        <w:pStyle w:val="Heading2"/>
         <w:rPr>
           <w:rFonts w:cs="Times New Roman"/>
         </w:rPr>
@@ -4284,7 +4284,7 @@
     </w:p>
     <w:p>
       <w:pPr>
-        <w:pStyle w:val="Cmsor2"/>
+        <w:pStyle w:val="Heading2"/>
         <w:rPr>
           <w:rFonts w:cs="Times New Roman"/>
         </w:rPr>
@@ -4300,7 +4300,7 @@
     </w:p>
     <w:p>
       <w:pPr>
-        <w:pStyle w:val="Listaszerbekezds"/>
+        <w:pStyle w:val="ListParagraph"/>
         <w:numPr>
           <w:ilvl w:val="0"/>
           <w:numId w:val="1"/>
@@ -4340,7 +4340,7 @@
     </w:p>
     <w:p>
       <w:pPr>
-        <w:pStyle w:val="Listaszerbekezds"/>
+        <w:pStyle w:val="ListParagraph"/>
         <w:numPr>
           <w:ilvl w:val="0"/>
           <w:numId w:val="1"/>
@@ -4358,7 +4358,7 @@
     </w:p>
     <w:p>
       <w:pPr>
-        <w:pStyle w:val="Cmsor2"/>
+        <w:pStyle w:val="Heading2"/>
         <w:rPr>
           <w:rFonts w:cs="Times New Roman"/>
         </w:rPr>
@@ -4555,7 +4555,7 @@
     </w:p>
     <w:p>
       <w:pPr>
-        <w:pStyle w:val="Cmsor2"/>
+        <w:pStyle w:val="Heading2"/>
         <w:rPr>
           <w:rFonts w:cs="Times New Roman"/>
         </w:rPr>
@@ -4571,7 +4571,7 @@
     </w:p>
     <w:p>
       <w:pPr>
-        <w:pStyle w:val="Cmsor1"/>
+        <w:pStyle w:val="Heading1"/>
         <w:numPr>
           <w:ilvl w:val="0"/>
           <w:numId w:val="2"/>
@@ -4605,7 +4605,7 @@
     </w:p>
     <w:p>
       <w:pPr>
-        <w:pStyle w:val="Listaszerbekezds"/>
+        <w:pStyle w:val="ListParagraph"/>
         <w:numPr>
           <w:ilvl w:val="0"/>
           <w:numId w:val="8"/>
@@ -4629,7 +4629,7 @@
     </w:p>
     <w:p>
       <w:pPr>
-        <w:pStyle w:val="Listaszerbekezds"/>
+        <w:pStyle w:val="ListParagraph"/>
         <w:numPr>
           <w:ilvl w:val="0"/>
           <w:numId w:val="8"/>
@@ -4653,7 +4653,7 @@
     </w:p>
     <w:p>
       <w:pPr>
-        <w:pStyle w:val="Listaszerbekezds"/>
+        <w:pStyle w:val="ListParagraph"/>
         <w:numPr>
           <w:ilvl w:val="0"/>
           <w:numId w:val="8"/>
@@ -4677,7 +4677,7 @@
     </w:p>
     <w:p>
       <w:pPr>
-        <w:pStyle w:val="Listaszerbekezds"/>
+        <w:pStyle w:val="ListParagraph"/>
         <w:numPr>
           <w:ilvl w:val="0"/>
           <w:numId w:val="8"/>
@@ -4701,7 +4701,7 @@
     </w:p>
     <w:p>
       <w:pPr>
-        <w:pStyle w:val="Listaszerbekezds"/>
+        <w:pStyle w:val="ListParagraph"/>
         <w:numPr>
           <w:ilvl w:val="0"/>
           <w:numId w:val="4"/>
@@ -4732,7 +4732,7 @@
     </w:p>
     <w:p>
       <w:pPr>
-        <w:pStyle w:val="Cmsor1"/>
+        <w:pStyle w:val="Heading1"/>
         <w:numPr>
           <w:ilvl w:val="0"/>
           <w:numId w:val="2"/>
@@ -4766,7 +4766,7 @@
     </w:p>
     <w:p>
       <w:pPr>
-        <w:pStyle w:val="Listaszerbekezds"/>
+        <w:pStyle w:val="ListParagraph"/>
         <w:numPr>
           <w:ilvl w:val="0"/>
           <w:numId w:val="3"/>
@@ -4784,7 +4784,7 @@
     </w:p>
     <w:p>
       <w:pPr>
-        <w:pStyle w:val="Listaszerbekezds"/>
+        <w:pStyle w:val="ListParagraph"/>
         <w:numPr>
           <w:ilvl w:val="0"/>
           <w:numId w:val="3"/>
@@ -4803,7 +4803,7 @@
     </w:p>
     <w:p>
       <w:pPr>
-        <w:pStyle w:val="Listaszerbekezds"/>
+        <w:pStyle w:val="ListParagraph"/>
         <w:numPr>
           <w:ilvl w:val="1"/>
           <w:numId w:val="3"/>
@@ -4821,7 +4821,7 @@
     </w:p>
     <w:p>
       <w:pPr>
-        <w:pStyle w:val="Listaszerbekezds"/>
+        <w:pStyle w:val="ListParagraph"/>
         <w:numPr>
           <w:ilvl w:val="2"/>
           <w:numId w:val="3"/>
@@ -4839,7 +4839,7 @@
     </w:p>
     <w:p>
       <w:pPr>
-        <w:pStyle w:val="Listaszerbekezds"/>
+        <w:pStyle w:val="ListParagraph"/>
         <w:numPr>
           <w:ilvl w:val="2"/>
           <w:numId w:val="3"/>
@@ -4857,7 +4857,7 @@
     </w:p>
     <w:p>
       <w:pPr>
-        <w:pStyle w:val="Listaszerbekezds"/>
+        <w:pStyle w:val="ListParagraph"/>
         <w:numPr>
           <w:ilvl w:val="2"/>
           <w:numId w:val="3"/>
@@ -4875,7 +4875,7 @@
     </w:p>
     <w:p>
       <w:pPr>
-        <w:pStyle w:val="Listaszerbekezds"/>
+        <w:pStyle w:val="ListParagraph"/>
         <w:numPr>
           <w:ilvl w:val="2"/>
           <w:numId w:val="3"/>
@@ -4893,7 +4893,7 @@
     </w:p>
     <w:p>
       <w:pPr>
-        <w:pStyle w:val="Listaszerbekezds"/>
+        <w:pStyle w:val="ListParagraph"/>
         <w:numPr>
           <w:ilvl w:val="2"/>
           <w:numId w:val="3"/>
@@ -4911,7 +4911,7 @@
     </w:p>
     <w:p>
       <w:pPr>
-        <w:pStyle w:val="Listaszerbekezds"/>
+        <w:pStyle w:val="ListParagraph"/>
         <w:numPr>
           <w:ilvl w:val="2"/>
           <w:numId w:val="3"/>
@@ -4967,7 +4967,7 @@
     </w:p>
     <w:p>
       <w:pPr>
-        <w:pStyle w:val="Listaszerbekezds"/>
+        <w:pStyle w:val="ListParagraph"/>
         <w:numPr>
           <w:ilvl w:val="0"/>
           <w:numId w:val="3"/>
@@ -5003,7 +5003,7 @@
     </w:p>
     <w:p>
       <w:pPr>
-        <w:pStyle w:val="Listaszerbekezds"/>
+        <w:pStyle w:val="ListParagraph"/>
         <w:numPr>
           <w:ilvl w:val="0"/>
           <w:numId w:val="3"/>
@@ -5021,7 +5021,7 @@
     </w:p>
     <w:p>
       <w:pPr>
-        <w:pStyle w:val="Listaszerbekezds"/>
+        <w:pStyle w:val="ListParagraph"/>
         <w:numPr>
           <w:ilvl w:val="0"/>
           <w:numId w:val="3"/>
@@ -5039,7 +5039,7 @@
     </w:p>
     <w:p>
       <w:pPr>
-        <w:pStyle w:val="Listaszerbekezds"/>
+        <w:pStyle w:val="ListParagraph"/>
         <w:numPr>
           <w:ilvl w:val="1"/>
           <w:numId w:val="3"/>
@@ -5057,7 +5057,7 @@
     </w:p>
     <w:p>
       <w:pPr>
-        <w:pStyle w:val="Listaszerbekezds"/>
+        <w:pStyle w:val="ListParagraph"/>
         <w:numPr>
           <w:ilvl w:val="2"/>
           <w:numId w:val="3"/>
@@ -5075,7 +5075,7 @@
     </w:p>
     <w:p>
       <w:pPr>
-        <w:pStyle w:val="Listaszerbekezds"/>
+        <w:pStyle w:val="ListParagraph"/>
         <w:numPr>
           <w:ilvl w:val="1"/>
           <w:numId w:val="3"/>
@@ -5093,7 +5093,7 @@
     </w:p>
     <w:p>
       <w:pPr>
-        <w:pStyle w:val="Listaszerbekezds"/>
+        <w:pStyle w:val="ListParagraph"/>
         <w:numPr>
           <w:ilvl w:val="2"/>
           <w:numId w:val="3"/>
@@ -5111,7 +5111,7 @@
     </w:p>
     <w:p>
       <w:pPr>
-        <w:pStyle w:val="Cmsor1"/>
+        <w:pStyle w:val="Heading1"/>
         <w:numPr>
           <w:ilvl w:val="0"/>
           <w:numId w:val="2"/>
@@ -5132,7 +5132,7 @@
     </w:p>
     <w:p>
       <w:pPr>
-        <w:pStyle w:val="Listaszerbekezds"/>
+        <w:pStyle w:val="ListParagraph"/>
         <w:numPr>
           <w:ilvl w:val="0"/>
           <w:numId w:val="5"/>
@@ -5150,7 +5150,7 @@
     </w:p>
     <w:p>
       <w:pPr>
-        <w:pStyle w:val="Listaszerbekezds"/>
+        <w:pStyle w:val="ListParagraph"/>
         <w:numPr>
           <w:ilvl w:val="1"/>
           <w:numId w:val="5"/>
@@ -5168,7 +5168,7 @@
     </w:p>
     <w:p>
       <w:pPr>
-        <w:pStyle w:val="Listaszerbekezds"/>
+        <w:pStyle w:val="ListParagraph"/>
         <w:numPr>
           <w:ilvl w:val="1"/>
           <w:numId w:val="5"/>
@@ -5186,7 +5186,7 @@
     </w:p>
     <w:p>
       <w:pPr>
-        <w:pStyle w:val="Listaszerbekezds"/>
+        <w:pStyle w:val="ListParagraph"/>
         <w:numPr>
           <w:ilvl w:val="1"/>
           <w:numId w:val="5"/>
@@ -5204,7 +5204,7 @@
     </w:p>
     <w:p>
       <w:pPr>
-        <w:pStyle w:val="Listaszerbekezds"/>
+        <w:pStyle w:val="ListParagraph"/>
         <w:numPr>
           <w:ilvl w:val="1"/>
           <w:numId w:val="5"/>
@@ -5222,7 +5222,7 @@
     </w:p>
     <w:p>
       <w:pPr>
-        <w:pStyle w:val="Listaszerbekezds"/>
+        <w:pStyle w:val="ListParagraph"/>
         <w:numPr>
           <w:ilvl w:val="0"/>
           <w:numId w:val="5"/>
@@ -5258,7 +5258,7 @@
     </w:p>
     <w:p>
       <w:pPr>
-        <w:pStyle w:val="Listaszerbekezds"/>
+        <w:pStyle w:val="ListParagraph"/>
         <w:numPr>
           <w:ilvl w:val="0"/>
           <w:numId w:val="5"/>
@@ -5291,7 +5291,7 @@
     </w:p>
     <w:p>
       <w:pPr>
-        <w:pStyle w:val="Listaszerbekezds"/>
+        <w:pStyle w:val="ListParagraph"/>
         <w:numPr>
           <w:ilvl w:val="1"/>
           <w:numId w:val="5"/>
@@ -5309,7 +5309,7 @@
     </w:p>
     <w:p>
       <w:pPr>
-        <w:pStyle w:val="Listaszerbekezds"/>
+        <w:pStyle w:val="ListParagraph"/>
         <w:numPr>
           <w:ilvl w:val="1"/>
           <w:numId w:val="5"/>
@@ -5327,7 +5327,7 @@
     </w:p>
     <w:p>
       <w:pPr>
-        <w:pStyle w:val="Cmsor1"/>
+        <w:pStyle w:val="Heading1"/>
         <w:numPr>
           <w:ilvl w:val="0"/>
           <w:numId w:val="2"/>
@@ -5361,7 +5361,7 @@
     </w:p>
     <w:p>
       <w:pPr>
-        <w:pStyle w:val="Listaszerbekezds"/>
+        <w:pStyle w:val="ListParagraph"/>
         <w:numPr>
           <w:ilvl w:val="0"/>
           <w:numId w:val="6"/>
@@ -5391,7 +5391,7 @@
     </w:p>
     <w:p>
       <w:pPr>
-        <w:pStyle w:val="Listaszerbekezds"/>
+        <w:pStyle w:val="ListParagraph"/>
         <w:numPr>
           <w:ilvl w:val="0"/>
           <w:numId w:val="6"/>
@@ -5409,7 +5409,7 @@
     </w:p>
     <w:p>
       <w:pPr>
-        <w:pStyle w:val="Listaszerbekezds"/>
+        <w:pStyle w:val="ListParagraph"/>
         <w:numPr>
           <w:ilvl w:val="1"/>
           <w:numId w:val="6"/>
@@ -5441,7 +5441,7 @@
     </w:p>
     <w:p>
       <w:pPr>
-        <w:pStyle w:val="Listaszerbekezds"/>
+        <w:pStyle w:val="ListParagraph"/>
         <w:numPr>
           <w:ilvl w:val="0"/>
           <w:numId w:val="6"/>
@@ -5486,7 +5486,7 @@
     </w:p>
     <w:p>
       <w:pPr>
-        <w:pStyle w:val="Cmsor1"/>
+        <w:pStyle w:val="Heading1"/>
         <w:numPr>
           <w:ilvl w:val="0"/>
           <w:numId w:val="2"/>
@@ -5507,7 +5507,7 @@
     </w:p>
     <w:p>
       <w:pPr>
-        <w:pStyle w:val="Listaszerbekezds"/>
+        <w:pStyle w:val="ListParagraph"/>
         <w:numPr>
           <w:ilvl w:val="0"/>
           <w:numId w:val="7"/>
@@ -5525,7 +5525,7 @@
     </w:p>
     <w:p>
       <w:pPr>
-        <w:pStyle w:val="Cmsor2"/>
+        <w:pStyle w:val="Heading2"/>
         <w:rPr>
           <w:rFonts w:cs="Times New Roman"/>
         </w:rPr>
@@ -5608,7 +5608,7 @@
     </w:p>
     <w:p>
       <w:pPr>
-        <w:pStyle w:val="Cmsor2"/>
+        <w:pStyle w:val="Heading2"/>
         <w:numPr>
           <w:ilvl w:val="0"/>
           <w:numId w:val="10"/>
@@ -5725,7 +5725,21 @@
         <w:rPr>
           <w:rFonts w:cs="Times New Roman"/>
         </w:rPr>
-        <w:t>) és az autentikációt (</w:t>
+        <w:t xml:space="preserve">) és az </w:t>
+      </w:r>
+      <w:proofErr w:type="spellStart"/>
+      <w:r>
+        <w:rPr>
+          <w:rFonts w:cs="Times New Roman"/>
+        </w:rPr>
+        <w:t>autentikációt</w:t>
+      </w:r>
+      <w:proofErr w:type="spellEnd"/>
+      <w:r>
+        <w:rPr>
+          <w:rFonts w:cs="Times New Roman"/>
+        </w:rPr>
+        <w:t xml:space="preserve"> (</w:t>
       </w:r>
       <w:proofErr w:type="spellStart"/>
       <w:r>
@@ -5869,7 +5883,7 @@
     </w:p>
     <w:tbl>
       <w:tblPr>
-        <w:tblStyle w:val="Listatblzat3"/>
+        <w:tblStyle w:val="ListTable3"/>
         <w:tblW w:w="0" w:type="auto"/>
         <w:tblLook w:val="04A0" w:firstRow="1" w:lastRow="0" w:firstColumn="1" w:lastColumn="0" w:noHBand="0" w:noVBand="1"/>
       </w:tblPr>
@@ -7011,7 +7025,7 @@
     </w:p>
     <w:p>
       <w:pPr>
-        <w:pStyle w:val="Cmsor1"/>
+        <w:pStyle w:val="Heading1"/>
         <w:rPr>
           <w:rFonts w:cs="Times New Roman"/>
         </w:rPr>
@@ -7072,6 +7086,7 @@
         </w:rPr>
         <w:t xml:space="preserve"> állapot: A </w:t>
       </w:r>
+      <w:proofErr w:type="spellStart"/>
       <w:r>
         <w:rPr>
           <w:rFonts w:cs="Times New Roman"/>
@@ -7080,6 +7095,7 @@
         </w:rPr>
         <w:t>Books</w:t>
       </w:r>
+      <w:proofErr w:type="spellEnd"/>
       <w:r>
         <w:rPr>
           <w:rFonts w:cs="Times New Roman"/>
@@ -7105,7 +7121,7 @@
     </w:p>
     <w:p>
       <w:pPr>
-        <w:pStyle w:val="Listaszerbekezds"/>
+        <w:pStyle w:val="ListParagraph"/>
         <w:numPr>
           <w:ilvl w:val="2"/>
           <w:numId w:val="5"/>
@@ -7233,7 +7249,7 @@
     </w:p>
     <w:p>
       <w:pPr>
-        <w:pStyle w:val="Cmsor1"/>
+        <w:pStyle w:val="Heading1"/>
         <w:rPr>
           <w:rFonts w:cs="Times New Roman"/>
         </w:rPr>
@@ -7249,7 +7265,7 @@
     </w:p>
     <w:p>
       <w:pPr>
-        <w:pStyle w:val="Listaszerbekezds"/>
+        <w:pStyle w:val="ListParagraph"/>
         <w:numPr>
           <w:ilvl w:val="0"/>
           <w:numId w:val="9"/>
@@ -7292,7 +7308,7 @@
     </w:p>
     <w:p>
       <w:pPr>
-        <w:pStyle w:val="Listaszerbekezds"/>
+        <w:pStyle w:val="ListParagraph"/>
         <w:numPr>
           <w:ilvl w:val="0"/>
           <w:numId w:val="9"/>
@@ -7384,7 +7400,7 @@
     </w:p>
     <w:p>
       <w:pPr>
-        <w:pStyle w:val="Cmsor2"/>
+        <w:pStyle w:val="Heading2"/>
         <w:numPr>
           <w:ilvl w:val="0"/>
           <w:numId w:val="10"/>
@@ -7436,7 +7452,7 @@
     </w:p>
     <w:p>
       <w:pPr>
-        <w:pStyle w:val="Listaszerbekezds"/>
+        <w:pStyle w:val="ListParagraph"/>
         <w:numPr>
           <w:ilvl w:val="3"/>
           <w:numId w:val="3"/>
@@ -7483,7 +7499,7 @@
     </w:p>
     <w:p>
       <w:pPr>
-        <w:pStyle w:val="Listaszerbekezds"/>
+        <w:pStyle w:val="ListParagraph"/>
         <w:numPr>
           <w:ilvl w:val="3"/>
           <w:numId w:val="3"/>
@@ -7508,7 +7524,7 @@
     </w:p>
     <w:p>
       <w:pPr>
-        <w:pStyle w:val="Listaszerbekezds"/>
+        <w:pStyle w:val="ListParagraph"/>
         <w:numPr>
           <w:ilvl w:val="3"/>
           <w:numId w:val="3"/>
@@ -7547,7 +7563,7 @@
     </w:p>
     <w:p>
       <w:pPr>
-        <w:pStyle w:val="Cmsor1"/>
+        <w:pStyle w:val="Heading1"/>
         <w:rPr>
           <w:rFonts w:cs="Times New Roman"/>
         </w:rPr>
@@ -7644,7 +7660,7 @@
     </w:p>
     <w:p>
       <w:pPr>
-        <w:pStyle w:val="Cmsor1"/>
+        <w:pStyle w:val="Heading1"/>
         <w:rPr>
           <w:rFonts w:cs="Times New Roman"/>
         </w:rPr>
@@ -7660,7 +7676,7 @@
     </w:p>
     <w:p>
       <w:pPr>
-        <w:pStyle w:val="Listaszerbekezds"/>
+        <w:pStyle w:val="ListParagraph"/>
         <w:numPr>
           <w:ilvl w:val="0"/>
           <w:numId w:val="11"/>
@@ -7701,7 +7717,7 @@
     </w:p>
     <w:p>
       <w:pPr>
-        <w:pStyle w:val="Listaszerbekezds"/>
+        <w:pStyle w:val="ListParagraph"/>
         <w:numPr>
           <w:ilvl w:val="0"/>
           <w:numId w:val="12"/>
@@ -7731,7 +7747,6 @@
         </w:rPr>
         <w:t xml:space="preserve"> a </w:t>
       </w:r>
-      <w:proofErr w:type="spellStart"/>
       <w:r>
         <w:rPr>
           <w:rFonts w:cs="Times New Roman"/>
@@ -7740,37 +7755,36 @@
         </w:rPr>
         <w:t>sessionStorage</w:t>
       </w:r>
+      <w:r>
+        <w:rPr>
+          <w:rFonts w:cs="Times New Roman"/>
+        </w:rPr>
+        <w:t xml:space="preserve">-ban tárolt </w:t>
+      </w:r>
+      <w:r>
+        <w:rPr>
+          <w:rFonts w:cs="Times New Roman"/>
+        </w:rPr>
+        <w:t xml:space="preserve">JSON Web </w:t>
+      </w:r>
+      <w:proofErr w:type="spellStart"/>
+      <w:r>
+        <w:rPr>
+          <w:rFonts w:cs="Times New Roman"/>
+        </w:rPr>
+        <w:t>Token</w:t>
+      </w:r>
       <w:proofErr w:type="spellEnd"/>
       <w:r>
         <w:rPr>
           <w:rFonts w:cs="Times New Roman"/>
         </w:rPr>
-        <w:t xml:space="preserve">-ban tárolt </w:t>
-      </w:r>
-      <w:r>
-        <w:rPr>
-          <w:rFonts w:cs="Times New Roman"/>
-        </w:rPr>
-        <w:t xml:space="preserve">JSON Web </w:t>
-      </w:r>
-      <w:proofErr w:type="spellStart"/>
-      <w:r>
-        <w:rPr>
-          <w:rFonts w:cs="Times New Roman"/>
-        </w:rPr>
-        <w:t>Token</w:t>
-      </w:r>
-      <w:proofErr w:type="spellEnd"/>
-      <w:r>
-        <w:rPr>
-          <w:rFonts w:cs="Times New Roman"/>
-        </w:rPr>
         <w:t xml:space="preserve"> érvényességét.</w:t>
       </w:r>
     </w:p>
     <w:p>
       <w:pPr>
-        <w:pStyle w:val="Listaszerbekezds"/>
+        <w:pStyle w:val="ListParagraph"/>
         <w:numPr>
           <w:ilvl w:val="0"/>
           <w:numId w:val="12"/>
@@ -7829,7 +7843,7 @@
     </w:p>
     <w:p>
       <w:pPr>
-        <w:pStyle w:val="Listaszerbekezds"/>
+        <w:pStyle w:val="ListParagraph"/>
         <w:numPr>
           <w:ilvl w:val="0"/>
           <w:numId w:val="12"/>
@@ -7862,6 +7876,7 @@
     </w:p>
     <w:p>
       <w:pPr>
+        <w:jc w:val="center"/>
         <w:rPr>
           <w:rFonts w:cs="Times New Roman"/>
         </w:rPr>
@@ -7921,7 +7936,7 @@
     </w:p>
     <w:p>
       <w:pPr>
-        <w:pStyle w:val="Listaszerbekezds"/>
+        <w:pStyle w:val="ListParagraph"/>
         <w:numPr>
           <w:ilvl w:val="0"/>
           <w:numId w:val="11"/>
@@ -7954,7 +7969,7 @@
     </w:p>
     <w:p>
       <w:pPr>
-        <w:pStyle w:val="Listaszerbekezds"/>
+        <w:pStyle w:val="ListParagraph"/>
         <w:numPr>
           <w:ilvl w:val="0"/>
           <w:numId w:val="13"/>
@@ -7987,7 +8002,7 @@
     </w:p>
     <w:p>
       <w:pPr>
-        <w:pStyle w:val="Listaszerbekezds"/>
+        <w:pStyle w:val="ListParagraph"/>
         <w:numPr>
           <w:ilvl w:val="0"/>
           <w:numId w:val="13"/>
@@ -8017,7 +8032,6 @@
         </w:rPr>
         <w:t xml:space="preserve"> a </w:t>
       </w:r>
-      <w:proofErr w:type="spellStart"/>
       <w:r>
         <w:rPr>
           <w:rFonts w:cs="Times New Roman"/>
@@ -8030,7 +8044,14 @@
         <w:rPr>
           <w:rFonts w:cs="Times New Roman"/>
         </w:rPr>
-        <w:t>-ba</w:t>
+        <w:t>-</w:t>
+      </w:r>
+      <w:proofErr w:type="spellStart"/>
+      <w:r>
+        <w:rPr>
+          <w:rFonts w:cs="Times New Roman"/>
+        </w:rPr>
+        <w:t>ba</w:t>
       </w:r>
       <w:proofErr w:type="spellEnd"/>
       <w:r>
@@ -8042,7 +8063,7 @@
     </w:p>
     <w:p>
       <w:pPr>
-        <w:pStyle w:val="Listaszerbekezds"/>
+        <w:pStyle w:val="ListParagraph"/>
         <w:numPr>
           <w:ilvl w:val="0"/>
           <w:numId w:val="13"/>
@@ -8165,7 +8186,7 @@
     </w:p>
     <w:p>
       <w:pPr>
-        <w:pStyle w:val="Listaszerbekezds"/>
+        <w:pStyle w:val="ListParagraph"/>
         <w:numPr>
           <w:ilvl w:val="0"/>
           <w:numId w:val="11"/>
@@ -8192,7 +8213,7 @@
     </w:p>
     <w:p>
       <w:pPr>
-        <w:pStyle w:val="Listaszerbekezds"/>
+        <w:pStyle w:val="ListParagraph"/>
         <w:numPr>
           <w:ilvl w:val="0"/>
           <w:numId w:val="14"/>
@@ -8222,7 +8243,6 @@
         </w:rPr>
         <w:t xml:space="preserve"> </w:t>
       </w:r>
-      <w:proofErr w:type="spellStart"/>
       <w:r>
         <w:rPr>
           <w:rFonts w:cs="Times New Roman"/>
@@ -8235,7 +8255,14 @@
         <w:rPr>
           <w:rFonts w:cs="Times New Roman"/>
         </w:rPr>
-        <w:t>-ból</w:t>
+        <w:t>-</w:t>
+      </w:r>
+      <w:proofErr w:type="spellStart"/>
+      <w:r>
+        <w:rPr>
+          <w:rFonts w:cs="Times New Roman"/>
+        </w:rPr>
+        <w:t>ból</w:t>
       </w:r>
       <w:proofErr w:type="spellEnd"/>
       <w:r>
@@ -8247,7 +8274,7 @@
     </w:p>
     <w:p>
       <w:pPr>
-        <w:pStyle w:val="Listaszerbekezds"/>
+        <w:pStyle w:val="ListParagraph"/>
         <w:numPr>
           <w:ilvl w:val="0"/>
           <w:numId w:val="14"/>
@@ -8266,7 +8293,7 @@
     </w:p>
     <w:p>
       <w:pPr>
-        <w:pStyle w:val="Listaszerbekezds"/>
+        <w:pStyle w:val="ListParagraph"/>
         <w:numPr>
           <w:ilvl w:val="0"/>
           <w:numId w:val="14"/>
@@ -8388,7 +8415,7 @@
     </w:p>
     <w:p>
       <w:pPr>
-        <w:pStyle w:val="Cmsor2"/>
+        <w:pStyle w:val="Heading2"/>
         <w:numPr>
           <w:ilvl w:val="0"/>
           <w:numId w:val="10"/>
@@ -8478,7 +8505,7 @@
     </w:p>
     <w:p>
       <w:pPr>
-        <w:pStyle w:val="Listaszerbekezds"/>
+        <w:pStyle w:val="ListParagraph"/>
         <w:numPr>
           <w:ilvl w:val="0"/>
           <w:numId w:val="15"/>
@@ -8529,7 +8556,7 @@
     </w:p>
     <w:p>
       <w:pPr>
-        <w:pStyle w:val="Listaszerbekezds"/>
+        <w:pStyle w:val="ListParagraph"/>
         <w:numPr>
           <w:ilvl w:val="0"/>
           <w:numId w:val="15"/>
@@ -8562,7 +8589,7 @@
     </w:p>
     <w:p>
       <w:pPr>
-        <w:pStyle w:val="Cmsor2"/>
+        <w:pStyle w:val="Heading2"/>
         <w:numPr>
           <w:ilvl w:val="0"/>
           <w:numId w:val="10"/>
@@ -8624,7 +8651,7 @@
     </w:p>
     <w:p>
       <w:pPr>
-        <w:pStyle w:val="Listaszerbekezds"/>
+        <w:pStyle w:val="ListParagraph"/>
         <w:numPr>
           <w:ilvl w:val="0"/>
           <w:numId w:val="16"/>
@@ -8654,7 +8681,6 @@
         </w:rPr>
         <w:t xml:space="preserve">-je a </w:t>
       </w:r>
-      <w:proofErr w:type="spellStart"/>
       <w:r>
         <w:rPr>
           <w:rFonts w:cs="Times New Roman"/>
@@ -8663,7 +8689,6 @@
         </w:rPr>
         <w:t>sessionStorage</w:t>
       </w:r>
-      <w:proofErr w:type="spellEnd"/>
       <w:r>
         <w:rPr>
           <w:rFonts w:cs="Times New Roman"/>
@@ -8697,7 +8722,7 @@
     </w:p>
     <w:p>
       <w:pPr>
-        <w:pStyle w:val="Listaszerbekezds"/>
+        <w:pStyle w:val="ListParagraph"/>
         <w:numPr>
           <w:ilvl w:val="0"/>
           <w:numId w:val="16"/>
@@ -8808,7 +8833,7 @@
     </w:p>
     <w:p>
       <w:pPr>
-        <w:pStyle w:val="Cmsor2"/>
+        <w:pStyle w:val="Heading2"/>
         <w:numPr>
           <w:ilvl w:val="0"/>
           <w:numId w:val="10"/>
@@ -8860,7 +8885,7 @@
     </w:p>
     <w:p>
       <w:pPr>
-        <w:pStyle w:val="Listaszerbekezds"/>
+        <w:pStyle w:val="ListParagraph"/>
         <w:numPr>
           <w:ilvl w:val="0"/>
           <w:numId w:val="17"/>
@@ -8879,7 +8904,7 @@
     </w:p>
     <w:p>
       <w:pPr>
-        <w:pStyle w:val="Listaszerbekezds"/>
+        <w:pStyle w:val="ListParagraph"/>
         <w:numPr>
           <w:ilvl w:val="0"/>
           <w:numId w:val="17"/>
@@ -8944,7 +8969,7 @@
     </w:p>
     <w:p>
       <w:pPr>
-        <w:pStyle w:val="Listaszerbekezds"/>
+        <w:pStyle w:val="ListParagraph"/>
         <w:numPr>
           <w:ilvl w:val="0"/>
           <w:numId w:val="17"/>
@@ -8964,7 +8989,7 @@
     </w:p>
     <w:p>
       <w:pPr>
-        <w:pStyle w:val="Listaszerbekezds"/>
+        <w:pStyle w:val="ListParagraph"/>
         <w:numPr>
           <w:ilvl w:val="0"/>
           <w:numId w:val="17"/>
@@ -8983,7 +9008,7 @@
     </w:p>
     <w:p>
       <w:pPr>
-        <w:pStyle w:val="Cmsor1"/>
+        <w:pStyle w:val="Heading1"/>
         <w:rPr>
           <w:rFonts w:cs="Times New Roman"/>
         </w:rPr>
@@ -9012,7 +9037,7 @@
     </w:p>
     <w:p>
       <w:pPr>
-        <w:pStyle w:val="Listaszerbekezds"/>
+        <w:pStyle w:val="ListParagraph"/>
         <w:numPr>
           <w:ilvl w:val="0"/>
           <w:numId w:val="18"/>
@@ -9055,7 +9080,7 @@
     </w:p>
     <w:p>
       <w:pPr>
-        <w:pStyle w:val="Listaszerbekezds"/>
+        <w:pStyle w:val="ListParagraph"/>
         <w:numPr>
           <w:ilvl w:val="0"/>
           <w:numId w:val="18"/>
@@ -9124,7 +9149,7 @@
     </w:p>
     <w:p>
       <w:pPr>
-        <w:pStyle w:val="Listaszerbekezds"/>
+        <w:pStyle w:val="ListParagraph"/>
         <w:numPr>
           <w:ilvl w:val="0"/>
           <w:numId w:val="18"/>
@@ -9289,7 +9314,7 @@
     </w:p>
     <w:p>
       <w:pPr>
-        <w:pStyle w:val="Listaszerbekezds"/>
+        <w:pStyle w:val="ListParagraph"/>
         <w:numPr>
           <w:ilvl w:val="0"/>
           <w:numId w:val="19"/>
@@ -9366,7 +9391,7 @@
     </w:p>
     <w:p>
       <w:pPr>
-        <w:pStyle w:val="Listaszerbekezds"/>
+        <w:pStyle w:val="ListParagraph"/>
         <w:numPr>
           <w:ilvl w:val="0"/>
           <w:numId w:val="20"/>
@@ -9443,7 +9468,7 @@
     </w:p>
     <w:p>
       <w:pPr>
-        <w:pStyle w:val="Listaszerbekezds"/>
+        <w:pStyle w:val="ListParagraph"/>
         <w:numPr>
           <w:ilvl w:val="0"/>
           <w:numId w:val="22"/>
@@ -9505,7 +9530,7 @@
     </w:p>
     <w:p>
       <w:pPr>
-        <w:pStyle w:val="Listaszerbekezds"/>
+        <w:pStyle w:val="ListParagraph"/>
         <w:numPr>
           <w:ilvl w:val="0"/>
           <w:numId w:val="21"/>
@@ -9571,7 +9596,6 @@
         </w:rPr>
         <w:t xml:space="preserve"> a </w:t>
       </w:r>
-      <w:proofErr w:type="spellStart"/>
       <w:r>
         <w:rPr>
           <w:rFonts w:cs="Times New Roman"/>
@@ -9580,6 +9604,7 @@
         </w:rPr>
         <w:t>sessionStorage-</w:t>
       </w:r>
+      <w:proofErr w:type="spellStart"/>
       <w:r>
         <w:rPr>
           <w:rFonts w:cs="Times New Roman"/>
@@ -9596,7 +9621,7 @@
     </w:p>
     <w:p>
       <w:pPr>
-        <w:pStyle w:val="Listaszerbekezds"/>
+        <w:pStyle w:val="ListParagraph"/>
         <w:numPr>
           <w:ilvl w:val="0"/>
           <w:numId w:val="21"/>
@@ -9629,7 +9654,6 @@
         </w:rPr>
         <w:t xml:space="preserve"> a </w:t>
       </w:r>
-      <w:proofErr w:type="spellStart"/>
       <w:r>
         <w:rPr>
           <w:rFonts w:cs="Times New Roman"/>
@@ -9638,7 +9662,6 @@
         </w:rPr>
         <w:t>sessionStorage</w:t>
       </w:r>
-      <w:proofErr w:type="spellEnd"/>
       <w:r>
         <w:rPr>
           <w:rFonts w:cs="Times New Roman"/>
@@ -9720,7 +9743,7 @@
     </w:p>
     <w:p>
       <w:pPr>
-        <w:pStyle w:val="Cmsor2"/>
+        <w:pStyle w:val="Heading2"/>
         <w:numPr>
           <w:ilvl w:val="0"/>
           <w:numId w:val="10"/>
@@ -9943,7 +9966,7 @@
     </w:p>
     <w:p>
       <w:pPr>
-        <w:pStyle w:val="Listaszerbekezds"/>
+        <w:pStyle w:val="ListParagraph"/>
         <w:numPr>
           <w:ilvl w:val="0"/>
           <w:numId w:val="23"/>
@@ -9971,12 +9994,26 @@
         <w:rPr>
           <w:rFonts w:cs="Times New Roman"/>
         </w:rPr>
-        <w:t xml:space="preserve"> Books”.</w:t>
-      </w:r>
-    </w:p>
-    <w:p>
-      <w:pPr>
-        <w:pStyle w:val="Listaszerbekezds"/>
+        <w:t xml:space="preserve"> </w:t>
+      </w:r>
+      <w:proofErr w:type="spellStart"/>
+      <w:r>
+        <w:rPr>
+          <w:rFonts w:cs="Times New Roman"/>
+        </w:rPr>
+        <w:t>Books</w:t>
+      </w:r>
+      <w:proofErr w:type="spellEnd"/>
+      <w:r>
+        <w:rPr>
+          <w:rFonts w:cs="Times New Roman"/>
+        </w:rPr>
+        <w:t>”.</w:t>
+      </w:r>
+    </w:p>
+    <w:p>
+      <w:pPr>
+        <w:pStyle w:val="ListParagraph"/>
         <w:numPr>
           <w:ilvl w:val="0"/>
           <w:numId w:val="23"/>
@@ -9995,7 +10032,7 @@
     </w:p>
     <w:p>
       <w:pPr>
-        <w:pStyle w:val="Listaszerbekezds"/>
+        <w:pStyle w:val="ListParagraph"/>
         <w:numPr>
           <w:ilvl w:val="0"/>
           <w:numId w:val="23"/>
@@ -10042,7 +10079,7 @@
     </w:p>
     <w:p>
       <w:pPr>
-        <w:pStyle w:val="Listaszerbekezds"/>
+        <w:pStyle w:val="ListParagraph"/>
         <w:numPr>
           <w:ilvl w:val="0"/>
           <w:numId w:val="23"/>
@@ -10152,7 +10189,7 @@
     </w:p>
     <w:p>
       <w:pPr>
-        <w:pStyle w:val="Cmsor2"/>
+        <w:pStyle w:val="Heading2"/>
         <w:numPr>
           <w:ilvl w:val="0"/>
           <w:numId w:val="10"/>
@@ -10204,7 +10241,7 @@
     </w:p>
     <w:p>
       <w:pPr>
-        <w:pStyle w:val="Cmsor2"/>
+        <w:pStyle w:val="Heading2"/>
         <w:numPr>
           <w:ilvl w:val="0"/>
           <w:numId w:val="10"/>
@@ -10256,7 +10293,7 @@
     </w:p>
     <w:p>
       <w:pPr>
-        <w:pStyle w:val="Listaszerbekezds"/>
+        <w:pStyle w:val="ListParagraph"/>
         <w:numPr>
           <w:ilvl w:val="0"/>
           <w:numId w:val="24"/>
@@ -10317,7 +10354,7 @@
     </w:p>
     <w:p>
       <w:pPr>
-        <w:pStyle w:val="Listaszerbekezds"/>
+        <w:pStyle w:val="ListParagraph"/>
         <w:numPr>
           <w:ilvl w:val="0"/>
           <w:numId w:val="24"/>
@@ -10378,7 +10415,7 @@
     </w:p>
     <w:p>
       <w:pPr>
-        <w:pStyle w:val="Listaszerbekezds"/>
+        <w:pStyle w:val="ListParagraph"/>
         <w:numPr>
           <w:ilvl w:val="0"/>
           <w:numId w:val="24"/>
@@ -10564,7 +10601,7 @@
     </w:p>
     <w:p>
       <w:pPr>
-        <w:pStyle w:val="Cmsor2"/>
+        <w:pStyle w:val="Heading2"/>
         <w:numPr>
           <w:ilvl w:val="0"/>
           <w:numId w:val="10"/>
@@ -10646,7 +10683,7 @@
     </w:p>
     <w:p>
       <w:pPr>
-        <w:pStyle w:val="Cmsor2"/>
+        <w:pStyle w:val="Heading2"/>
         <w:numPr>
           <w:ilvl w:val="0"/>
           <w:numId w:val="10"/>
@@ -10698,7 +10735,7 @@
     </w:p>
     <w:p>
       <w:pPr>
-        <w:pStyle w:val="Cmsor2"/>
+        <w:pStyle w:val="Heading2"/>
         <w:numPr>
           <w:ilvl w:val="0"/>
           <w:numId w:val="10"/>
@@ -10750,7 +10787,7 @@
     </w:p>
     <w:p>
       <w:pPr>
-        <w:pStyle w:val="Listaszerbekezds"/>
+        <w:pStyle w:val="ListParagraph"/>
         <w:numPr>
           <w:ilvl w:val="0"/>
           <w:numId w:val="25"/>
@@ -10769,7 +10806,7 @@
     </w:p>
     <w:p>
       <w:pPr>
-        <w:pStyle w:val="Listaszerbekezds"/>
+        <w:pStyle w:val="ListParagraph"/>
         <w:numPr>
           <w:ilvl w:val="0"/>
           <w:numId w:val="25"/>
@@ -10798,7 +10835,6 @@
         </w:rPr>
         <w:t xml:space="preserve">A komponens a </w:t>
       </w:r>
-      <w:proofErr w:type="spellStart"/>
       <w:r>
         <w:rPr>
           <w:rFonts w:cs="Times New Roman"/>
@@ -10807,7 +10843,6 @@
         </w:rPr>
         <w:t>sessionStorage</w:t>
       </w:r>
-      <w:proofErr w:type="spellEnd"/>
       <w:r>
         <w:rPr>
           <w:rFonts w:cs="Times New Roman"/>
@@ -10961,7 +10996,7 @@
     </w:p>
     <w:p>
       <w:pPr>
-        <w:pStyle w:val="Cmsor2"/>
+        <w:pStyle w:val="Heading2"/>
         <w:numPr>
           <w:ilvl w:val="0"/>
           <w:numId w:val="10"/>
@@ -11013,7 +11048,7 @@
     </w:p>
     <w:p>
       <w:pPr>
-        <w:pStyle w:val="Listaszerbekezds"/>
+        <w:pStyle w:val="ListParagraph"/>
         <w:numPr>
           <w:ilvl w:val="0"/>
           <w:numId w:val="26"/>
@@ -11032,7 +11067,7 @@
     </w:p>
     <w:p>
       <w:pPr>
-        <w:pStyle w:val="Listaszerbekezds"/>
+        <w:pStyle w:val="ListParagraph"/>
         <w:numPr>
           <w:ilvl w:val="0"/>
           <w:numId w:val="26"/>
@@ -11051,7 +11086,7 @@
     </w:p>
     <w:p>
       <w:pPr>
-        <w:pStyle w:val="Listaszerbekezds"/>
+        <w:pStyle w:val="ListParagraph"/>
         <w:numPr>
           <w:ilvl w:val="0"/>
           <w:numId w:val="26"/>
@@ -11070,7 +11105,7 @@
     </w:p>
     <w:p>
       <w:pPr>
-        <w:pStyle w:val="Listaszerbekezds"/>
+        <w:pStyle w:val="ListParagraph"/>
         <w:numPr>
           <w:ilvl w:val="0"/>
           <w:numId w:val="26"/>
@@ -11089,7 +11124,7 @@
     </w:p>
     <w:p>
       <w:pPr>
-        <w:pStyle w:val="Listaszerbekezds"/>
+        <w:pStyle w:val="ListParagraph"/>
         <w:numPr>
           <w:ilvl w:val="0"/>
           <w:numId w:val="26"/>
@@ -11149,7 +11184,7 @@
     </w:p>
     <w:p>
       <w:pPr>
-        <w:pStyle w:val="Cmsor1"/>
+        <w:pStyle w:val="Heading1"/>
         <w:rPr>
           <w:rFonts w:cs="Times New Roman"/>
         </w:rPr>
@@ -11348,7 +11383,7 @@
     </w:p>
     <w:p>
       <w:pPr>
-        <w:pStyle w:val="Cmsor2"/>
+        <w:pStyle w:val="Heading2"/>
         <w:numPr>
           <w:ilvl w:val="0"/>
           <w:numId w:val="10"/>
@@ -11412,7 +11447,7 @@
     </w:p>
     <w:p>
       <w:pPr>
-        <w:pStyle w:val="Listaszerbekezds"/>
+        <w:pStyle w:val="ListParagraph"/>
         <w:numPr>
           <w:ilvl w:val="0"/>
           <w:numId w:val="28"/>
@@ -11473,7 +11508,7 @@
     </w:p>
     <w:p>
       <w:pPr>
-        <w:pStyle w:val="Listaszerbekezds"/>
+        <w:pStyle w:val="ListParagraph"/>
         <w:numPr>
           <w:ilvl w:val="0"/>
           <w:numId w:val="28"/>
@@ -11492,7 +11527,7 @@
     </w:p>
     <w:p>
       <w:pPr>
-        <w:pStyle w:val="Listaszerbekezds"/>
+        <w:pStyle w:val="ListParagraph"/>
         <w:numPr>
           <w:ilvl w:val="0"/>
           <w:numId w:val="28"/>
@@ -11533,7 +11568,7 @@
     </w:p>
     <w:p>
       <w:pPr>
-        <w:pStyle w:val="Cmsor2"/>
+        <w:pStyle w:val="Heading2"/>
         <w:numPr>
           <w:ilvl w:val="0"/>
           <w:numId w:val="10"/>
@@ -11599,7 +11634,7 @@
     </w:p>
     <w:p>
       <w:pPr>
-        <w:pStyle w:val="Listaszerbekezds"/>
+        <w:pStyle w:val="ListParagraph"/>
         <w:numPr>
           <w:ilvl w:val="0"/>
           <w:numId w:val="27"/>
@@ -11626,7 +11661,7 @@
     </w:p>
     <w:p>
       <w:pPr>
-        <w:pStyle w:val="Listaszerbekezds"/>
+        <w:pStyle w:val="ListParagraph"/>
         <w:numPr>
           <w:ilvl w:val="0"/>
           <w:numId w:val="27"/>
@@ -11645,7 +11680,7 @@
     </w:p>
     <w:p>
       <w:pPr>
-        <w:pStyle w:val="Listaszerbekezds"/>
+        <w:pStyle w:val="ListParagraph"/>
         <w:numPr>
           <w:ilvl w:val="0"/>
           <w:numId w:val="27"/>
@@ -11704,7 +11739,7 @@
     </w:p>
     <w:p>
       <w:pPr>
-        <w:pStyle w:val="Listaszerbekezds"/>
+        <w:pStyle w:val="ListParagraph"/>
         <w:numPr>
           <w:ilvl w:val="0"/>
           <w:numId w:val="27"/>
@@ -11723,7 +11758,7 @@
     </w:p>
     <w:p>
       <w:pPr>
-        <w:pStyle w:val="Listaszerbekezds"/>
+        <w:pStyle w:val="ListParagraph"/>
         <w:numPr>
           <w:ilvl w:val="0"/>
           <w:numId w:val="27"/>
@@ -11742,7 +11777,7 @@
     </w:p>
     <w:p>
       <w:pPr>
-        <w:pStyle w:val="Cmsor2"/>
+        <w:pStyle w:val="Heading2"/>
         <w:numPr>
           <w:ilvl w:val="0"/>
           <w:numId w:val="10"/>
@@ -11794,7 +11829,7 @@
     </w:p>
     <w:p>
       <w:pPr>
-        <w:pStyle w:val="Listaszerbekezds"/>
+        <w:pStyle w:val="ListParagraph"/>
         <w:numPr>
           <w:ilvl w:val="0"/>
           <w:numId w:val="29"/>
@@ -11821,7 +11856,7 @@
     </w:p>
     <w:p>
       <w:pPr>
-        <w:pStyle w:val="Listaszerbekezds"/>
+        <w:pStyle w:val="ListParagraph"/>
         <w:numPr>
           <w:ilvl w:val="0"/>
           <w:numId w:val="29"/>
@@ -11840,7 +11875,7 @@
     </w:p>
     <w:p>
       <w:pPr>
-        <w:pStyle w:val="Listaszerbekezds"/>
+        <w:pStyle w:val="ListParagraph"/>
         <w:numPr>
           <w:ilvl w:val="0"/>
           <w:numId w:val="29"/>
@@ -11859,7 +11894,7 @@
     </w:p>
     <w:p>
       <w:pPr>
-        <w:pStyle w:val="Listaszerbekezds"/>
+        <w:pStyle w:val="ListParagraph"/>
         <w:numPr>
           <w:ilvl w:val="0"/>
           <w:numId w:val="29"/>
@@ -11878,7 +11913,7 @@
     </w:p>
     <w:p>
       <w:pPr>
-        <w:pStyle w:val="Cmsor2"/>
+        <w:pStyle w:val="Heading2"/>
         <w:numPr>
           <w:ilvl w:val="0"/>
           <w:numId w:val="10"/>
@@ -11943,7 +11978,7 @@
     </w:p>
     <w:p>
       <w:pPr>
-        <w:pStyle w:val="Listaszerbekezds"/>
+        <w:pStyle w:val="ListParagraph"/>
         <w:numPr>
           <w:ilvl w:val="0"/>
           <w:numId w:val="30"/>
@@ -11962,7 +11997,7 @@
     </w:p>
     <w:p>
       <w:pPr>
-        <w:pStyle w:val="Listaszerbekezds"/>
+        <w:pStyle w:val="ListParagraph"/>
         <w:numPr>
           <w:ilvl w:val="0"/>
           <w:numId w:val="30"/>
@@ -11981,7 +12016,7 @@
     </w:p>
     <w:p>
       <w:pPr>
-        <w:pStyle w:val="Listaszerbekezds"/>
+        <w:pStyle w:val="ListParagraph"/>
         <w:numPr>
           <w:ilvl w:val="0"/>
           <w:numId w:val="30"/>
@@ -12028,7 +12063,7 @@
     </w:p>
     <w:p>
       <w:pPr>
-        <w:pStyle w:val="Listaszerbekezds"/>
+        <w:pStyle w:val="ListParagraph"/>
         <w:numPr>
           <w:ilvl w:val="0"/>
           <w:numId w:val="30"/>
@@ -12047,7 +12082,7 @@
     </w:p>
     <w:p>
       <w:pPr>
-        <w:pStyle w:val="Listaszerbekezds"/>
+        <w:pStyle w:val="ListParagraph"/>
         <w:numPr>
           <w:ilvl w:val="0"/>
           <w:numId w:val="30"/>
@@ -12066,7 +12101,7 @@
     </w:p>
     <w:p>
       <w:pPr>
-        <w:pStyle w:val="Cmsor2"/>
+        <w:pStyle w:val="Heading2"/>
         <w:numPr>
           <w:ilvl w:val="0"/>
           <w:numId w:val="10"/>
@@ -12132,7 +12167,7 @@
     </w:p>
     <w:p>
       <w:pPr>
-        <w:pStyle w:val="Listaszerbekezds"/>
+        <w:pStyle w:val="ListParagraph"/>
         <w:numPr>
           <w:ilvl w:val="0"/>
           <w:numId w:val="31"/>
@@ -12151,7 +12186,7 @@
     </w:p>
     <w:p>
       <w:pPr>
-        <w:pStyle w:val="Listaszerbekezds"/>
+        <w:pStyle w:val="ListParagraph"/>
         <w:numPr>
           <w:ilvl w:val="0"/>
           <w:numId w:val="31"/>
@@ -12170,7 +12205,7 @@
     </w:p>
     <w:p>
       <w:pPr>
-        <w:pStyle w:val="Listaszerbekezds"/>
+        <w:pStyle w:val="ListParagraph"/>
         <w:numPr>
           <w:ilvl w:val="0"/>
           <w:numId w:val="31"/>
@@ -12189,7 +12224,7 @@
     </w:p>
     <w:p>
       <w:pPr>
-        <w:pStyle w:val="Listaszerbekezds"/>
+        <w:pStyle w:val="ListParagraph"/>
         <w:numPr>
           <w:ilvl w:val="0"/>
           <w:numId w:val="31"/>
@@ -12208,7 +12243,7 @@
     </w:p>
     <w:p>
       <w:pPr>
-        <w:pStyle w:val="Listaszerbekezds"/>
+        <w:pStyle w:val="ListParagraph"/>
         <w:numPr>
           <w:ilvl w:val="0"/>
           <w:numId w:val="31"/>
@@ -12255,7 +12290,7 @@
     </w:p>
     <w:p>
       <w:pPr>
-        <w:pStyle w:val="Cmsor2"/>
+        <w:pStyle w:val="Heading2"/>
         <w:numPr>
           <w:ilvl w:val="0"/>
           <w:numId w:val="10"/>
@@ -12359,7 +12394,7 @@
     </w:p>
     <w:p>
       <w:pPr>
-        <w:pStyle w:val="Cmsor2"/>
+        <w:pStyle w:val="Heading2"/>
         <w:numPr>
           <w:ilvl w:val="0"/>
           <w:numId w:val="10"/>
@@ -12411,7 +12446,7 @@
     </w:p>
     <w:p>
       <w:pPr>
-        <w:pStyle w:val="Listaszerbekezds"/>
+        <w:pStyle w:val="ListParagraph"/>
         <w:numPr>
           <w:ilvl w:val="0"/>
           <w:numId w:val="32"/>
@@ -12430,7 +12465,7 @@
     </w:p>
     <w:p>
       <w:pPr>
-        <w:pStyle w:val="Listaszerbekezds"/>
+        <w:pStyle w:val="ListParagraph"/>
         <w:numPr>
           <w:ilvl w:val="0"/>
           <w:numId w:val="32"/>
@@ -12449,7 +12484,7 @@
     </w:p>
     <w:p>
       <w:pPr>
-        <w:pStyle w:val="Listaszerbekezds"/>
+        <w:pStyle w:val="ListParagraph"/>
         <w:numPr>
           <w:ilvl w:val="0"/>
           <w:numId w:val="32"/>
@@ -12468,7 +12503,7 @@
     </w:p>
     <w:p>
       <w:pPr>
-        <w:pStyle w:val="Listaszerbekezds"/>
+        <w:pStyle w:val="ListParagraph"/>
         <w:numPr>
           <w:ilvl w:val="0"/>
           <w:numId w:val="32"/>
@@ -12492,7 +12527,6 @@
         </w:rPr>
         <w:t xml:space="preserve"> mentése </w:t>
       </w:r>
-      <w:proofErr w:type="spellStart"/>
       <w:r>
         <w:rPr>
           <w:rFonts w:cs="Times New Roman"/>
@@ -12505,13 +12539,20 @@
         <w:rPr>
           <w:rFonts w:cs="Times New Roman"/>
         </w:rPr>
-        <w:t>-ba</w:t>
+        <w:t>-</w:t>
+      </w:r>
+      <w:proofErr w:type="spellStart"/>
+      <w:r>
+        <w:rPr>
+          <w:rFonts w:cs="Times New Roman"/>
+        </w:rPr>
+        <w:t>ba</w:t>
       </w:r>
       <w:proofErr w:type="spellEnd"/>
     </w:p>
     <w:p>
       <w:pPr>
-        <w:pStyle w:val="Listaszerbekezds"/>
+        <w:pStyle w:val="ListParagraph"/>
         <w:numPr>
           <w:ilvl w:val="0"/>
           <w:numId w:val="32"/>
@@ -12539,7 +12580,7 @@
     </w:p>
     <w:p>
       <w:pPr>
-        <w:pStyle w:val="Cmsor1"/>
+        <w:pStyle w:val="Heading1"/>
         <w:rPr>
           <w:rFonts w:cs="Times New Roman"/>
         </w:rPr>
@@ -12555,7 +12596,7 @@
     </w:p>
     <w:p>
       <w:pPr>
-        <w:pStyle w:val="Listaszerbekezds"/>
+        <w:pStyle w:val="ListParagraph"/>
         <w:numPr>
           <w:ilvl w:val="0"/>
           <w:numId w:val="35"/>
@@ -12574,7 +12615,7 @@
     </w:p>
     <w:p>
       <w:pPr>
-        <w:pStyle w:val="Listaszerbekezds"/>
+        <w:pStyle w:val="ListParagraph"/>
         <w:numPr>
           <w:ilvl w:val="0"/>
           <w:numId w:val="35"/>
@@ -12625,7 +12666,7 @@
     </w:p>
     <w:p>
       <w:pPr>
-        <w:pStyle w:val="Listaszerbekezds"/>
+        <w:pStyle w:val="ListParagraph"/>
         <w:numPr>
           <w:ilvl w:val="0"/>
           <w:numId w:val="35"/>
@@ -12644,7 +12685,7 @@
     </w:p>
     <w:p>
       <w:pPr>
-        <w:pStyle w:val="Cmsor1"/>
+        <w:pStyle w:val="Heading1"/>
         <w:rPr>
           <w:rFonts w:cs="Times New Roman"/>
         </w:rPr>
@@ -12660,7 +12701,7 @@
     </w:p>
     <w:p>
       <w:pPr>
-        <w:pStyle w:val="Listaszerbekezds"/>
+        <w:pStyle w:val="ListParagraph"/>
         <w:numPr>
           <w:ilvl w:val="0"/>
           <w:numId w:val="40"/>
@@ -12725,7 +12766,7 @@
     </w:p>
     <w:p>
       <w:pPr>
-        <w:pStyle w:val="Listaszerbekezds"/>
+        <w:pStyle w:val="ListParagraph"/>
         <w:numPr>
           <w:ilvl w:val="0"/>
           <w:numId w:val="40"/>
@@ -12744,7 +12785,7 @@
     </w:p>
     <w:p>
       <w:pPr>
-        <w:pStyle w:val="Listaszerbekezds"/>
+        <w:pStyle w:val="ListParagraph"/>
         <w:numPr>
           <w:ilvl w:val="0"/>
           <w:numId w:val="40"/>
@@ -12763,7 +12804,7 @@
     </w:p>
     <w:p>
       <w:pPr>
-        <w:pStyle w:val="Listaszerbekezds"/>
+        <w:pStyle w:val="ListParagraph"/>
         <w:numPr>
           <w:ilvl w:val="1"/>
           <w:numId w:val="40"/>
@@ -12781,7 +12822,7 @@
     </w:p>
     <w:p>
       <w:pPr>
-        <w:pStyle w:val="Listaszerbekezds"/>
+        <w:pStyle w:val="ListParagraph"/>
         <w:numPr>
           <w:ilvl w:val="2"/>
           <w:numId w:val="40"/>
@@ -12821,7 +12862,7 @@
     </w:p>
     <w:p>
       <w:pPr>
-        <w:pStyle w:val="Listaszerbekezds"/>
+        <w:pStyle w:val="ListParagraph"/>
         <w:numPr>
           <w:ilvl w:val="2"/>
           <w:numId w:val="40"/>
@@ -12850,7 +12891,6 @@
         </w:rPr>
         <w:t xml:space="preserve"> a </w:t>
       </w:r>
-      <w:proofErr w:type="spellStart"/>
       <w:r>
         <w:rPr>
           <w:rFonts w:cs="Times New Roman"/>
@@ -12863,13 +12903,20 @@
         <w:rPr>
           <w:rFonts w:cs="Times New Roman"/>
         </w:rPr>
-        <w:t>-ba</w:t>
+        <w:t>-</w:t>
+      </w:r>
+      <w:proofErr w:type="spellStart"/>
+      <w:r>
+        <w:rPr>
+          <w:rFonts w:cs="Times New Roman"/>
+        </w:rPr>
+        <w:t>ba</w:t>
       </w:r>
       <w:proofErr w:type="spellEnd"/>
     </w:p>
     <w:p>
       <w:pPr>
-        <w:pStyle w:val="Listaszerbekezds"/>
+        <w:pStyle w:val="ListParagraph"/>
         <w:numPr>
           <w:ilvl w:val="2"/>
           <w:numId w:val="40"/>
@@ -12911,7 +12958,7 @@
     </w:p>
     <w:p>
       <w:pPr>
-        <w:pStyle w:val="Cmsor2"/>
+        <w:pStyle w:val="Heading2"/>
         <w:numPr>
           <w:ilvl w:val="0"/>
           <w:numId w:val="10"/>
@@ -12963,7 +13010,7 @@
     </w:p>
     <w:p>
       <w:pPr>
-        <w:pStyle w:val="Listaszerbekezds"/>
+        <w:pStyle w:val="ListParagraph"/>
         <w:numPr>
           <w:ilvl w:val="0"/>
           <w:numId w:val="33"/>
@@ -12982,7 +13029,7 @@
     </w:p>
     <w:p>
       <w:pPr>
-        <w:pStyle w:val="Listaszerbekezds"/>
+        <w:pStyle w:val="ListParagraph"/>
         <w:numPr>
           <w:ilvl w:val="0"/>
           <w:numId w:val="33"/>
@@ -13001,7 +13048,7 @@
     </w:p>
     <w:p>
       <w:pPr>
-        <w:pStyle w:val="Listaszerbekezds"/>
+        <w:pStyle w:val="ListParagraph"/>
         <w:numPr>
           <w:ilvl w:val="0"/>
           <w:numId w:val="33"/>
@@ -13020,7 +13067,7 @@
     </w:p>
     <w:p>
       <w:pPr>
-        <w:pStyle w:val="Listaszerbekezds"/>
+        <w:pStyle w:val="ListParagraph"/>
         <w:numPr>
           <w:ilvl w:val="0"/>
           <w:numId w:val="33"/>
@@ -13039,7 +13086,7 @@
     </w:p>
     <w:p>
       <w:pPr>
-        <w:pStyle w:val="Cmsor2"/>
+        <w:pStyle w:val="Heading2"/>
         <w:numPr>
           <w:ilvl w:val="0"/>
           <w:numId w:val="10"/>
@@ -13091,7 +13138,7 @@
     </w:p>
     <w:p>
       <w:pPr>
-        <w:pStyle w:val="Listaszerbekezds"/>
+        <w:pStyle w:val="ListParagraph"/>
         <w:numPr>
           <w:ilvl w:val="0"/>
           <w:numId w:val="34"/>
@@ -13110,7 +13157,7 @@
     </w:p>
     <w:p>
       <w:pPr>
-        <w:pStyle w:val="Listaszerbekezds"/>
+        <w:pStyle w:val="ListParagraph"/>
         <w:numPr>
           <w:ilvl w:val="0"/>
           <w:numId w:val="34"/>
@@ -13129,7 +13176,7 @@
     </w:p>
     <w:p>
       <w:pPr>
-        <w:pStyle w:val="Listaszerbekezds"/>
+        <w:pStyle w:val="ListParagraph"/>
         <w:numPr>
           <w:ilvl w:val="0"/>
           <w:numId w:val="34"/>
@@ -13156,7 +13203,7 @@
     </w:p>
     <w:p>
       <w:pPr>
-        <w:pStyle w:val="Listaszerbekezds"/>
+        <w:pStyle w:val="ListParagraph"/>
         <w:numPr>
           <w:ilvl w:val="0"/>
           <w:numId w:val="34"/>
@@ -13244,7 +13291,7 @@
     </w:p>
     <w:p>
       <w:pPr>
-        <w:pStyle w:val="Cmsor2"/>
+        <w:pStyle w:val="Heading2"/>
         <w:numPr>
           <w:ilvl w:val="0"/>
           <w:numId w:val="10"/>
@@ -13311,7 +13358,7 @@
     </w:p>
     <w:p>
       <w:pPr>
-        <w:pStyle w:val="Cmsor1"/>
+        <w:pStyle w:val="Heading1"/>
         <w:rPr>
           <w:rFonts w:cs="Times New Roman"/>
         </w:rPr>
@@ -13327,7 +13374,7 @@
     </w:p>
     <w:p>
       <w:pPr>
-        <w:pStyle w:val="Listaszerbekezds"/>
+        <w:pStyle w:val="ListParagraph"/>
         <w:numPr>
           <w:ilvl w:val="0"/>
           <w:numId w:val="35"/>
@@ -13346,7 +13393,7 @@
     </w:p>
     <w:p>
       <w:pPr>
-        <w:pStyle w:val="Listaszerbekezds"/>
+        <w:pStyle w:val="ListParagraph"/>
         <w:numPr>
           <w:ilvl w:val="0"/>
           <w:numId w:val="35"/>
@@ -13397,7 +13444,7 @@
     </w:p>
     <w:p>
       <w:pPr>
-        <w:pStyle w:val="Listaszerbekezds"/>
+        <w:pStyle w:val="ListParagraph"/>
         <w:numPr>
           <w:ilvl w:val="0"/>
           <w:numId w:val="35"/>
@@ -13416,7 +13463,7 @@
     </w:p>
     <w:p>
       <w:pPr>
-        <w:pStyle w:val="Cmsor1"/>
+        <w:pStyle w:val="Heading1"/>
         <w:rPr>
           <w:rFonts w:cs="Times New Roman"/>
         </w:rPr>
@@ -13432,7 +13479,7 @@
     </w:p>
     <w:p>
       <w:pPr>
-        <w:pStyle w:val="Listaszerbekezds"/>
+        <w:pStyle w:val="ListParagraph"/>
         <w:numPr>
           <w:ilvl w:val="0"/>
           <w:numId w:val="36"/>
@@ -13507,7 +13554,7 @@
     </w:p>
     <w:p>
       <w:pPr>
-        <w:pStyle w:val="Listaszerbekezds"/>
+        <w:pStyle w:val="ListParagraph"/>
         <w:numPr>
           <w:ilvl w:val="0"/>
           <w:numId w:val="36"/>
@@ -13526,7 +13573,7 @@
     </w:p>
     <w:p>
       <w:pPr>
-        <w:pStyle w:val="Listaszerbekezds"/>
+        <w:pStyle w:val="ListParagraph"/>
         <w:numPr>
           <w:ilvl w:val="0"/>
           <w:numId w:val="36"/>
@@ -13545,7 +13592,7 @@
     </w:p>
     <w:p>
       <w:pPr>
-        <w:pStyle w:val="Listaszerbekezds"/>
+        <w:pStyle w:val="ListParagraph"/>
         <w:numPr>
           <w:ilvl w:val="1"/>
           <w:numId w:val="36"/>
@@ -13587,7 +13634,7 @@
     </w:p>
     <w:p>
       <w:pPr>
-        <w:pStyle w:val="Listaszerbekezds"/>
+        <w:pStyle w:val="ListParagraph"/>
         <w:numPr>
           <w:ilvl w:val="1"/>
           <w:numId w:val="36"/>
@@ -13618,7 +13665,7 @@
     </w:p>
     <w:p>
       <w:pPr>
-        <w:pStyle w:val="Cmsor2"/>
+        <w:pStyle w:val="Heading2"/>
         <w:numPr>
           <w:ilvl w:val="0"/>
           <w:numId w:val="10"/>
@@ -13688,7 +13735,7 @@
     </w:p>
     <w:p>
       <w:pPr>
-        <w:pStyle w:val="Cmsor1"/>
+        <w:pStyle w:val="Heading1"/>
         <w:rPr>
           <w:rFonts w:cs="Times New Roman"/>
         </w:rPr>
@@ -13704,7 +13751,7 @@
     </w:p>
     <w:p>
       <w:pPr>
-        <w:pStyle w:val="Listaszerbekezds"/>
+        <w:pStyle w:val="ListParagraph"/>
         <w:numPr>
           <w:ilvl w:val="0"/>
           <w:numId w:val="37"/>
@@ -13781,7 +13828,7 @@
     </w:p>
     <w:p>
       <w:pPr>
-        <w:pStyle w:val="Listaszerbekezds"/>
+        <w:pStyle w:val="ListParagraph"/>
         <w:numPr>
           <w:ilvl w:val="0"/>
           <w:numId w:val="37"/>
@@ -13840,7 +13887,7 @@
     </w:p>
     <w:p>
       <w:pPr>
-        <w:pStyle w:val="Cmsor2"/>
+        <w:pStyle w:val="Heading2"/>
         <w:numPr>
           <w:ilvl w:val="0"/>
           <w:numId w:val="10"/>
@@ -13912,7 +13959,7 @@
     </w:p>
     <w:p>
       <w:pPr>
-        <w:pStyle w:val="Cmsor1"/>
+        <w:pStyle w:val="Heading1"/>
         <w:rPr>
           <w:rFonts w:cs="Times New Roman"/>
         </w:rPr>
@@ -13929,7 +13976,7 @@
     </w:p>
     <w:p>
       <w:pPr>
-        <w:pStyle w:val="Listaszerbekezds"/>
+        <w:pStyle w:val="ListParagraph"/>
         <w:numPr>
           <w:ilvl w:val="0"/>
           <w:numId w:val="38"/>
@@ -13948,7 +13995,7 @@
     </w:p>
     <w:p>
       <w:pPr>
-        <w:pStyle w:val="Listaszerbekezds"/>
+        <w:pStyle w:val="ListParagraph"/>
         <w:numPr>
           <w:ilvl w:val="0"/>
           <w:numId w:val="35"/>
@@ -13999,7 +14046,7 @@
     </w:p>
     <w:p>
       <w:pPr>
-        <w:pStyle w:val="Listaszerbekezds"/>
+        <w:pStyle w:val="ListParagraph"/>
         <w:numPr>
           <w:ilvl w:val="0"/>
           <w:numId w:val="35"/>
@@ -14031,7 +14078,7 @@
     </w:p>
     <w:p>
       <w:pPr>
-        <w:pStyle w:val="Listaszerbekezds"/>
+        <w:pStyle w:val="ListParagraph"/>
         <w:numPr>
           <w:ilvl w:val="0"/>
           <w:numId w:val="39"/>
@@ -14106,7 +14153,7 @@
     </w:p>
     <w:p>
       <w:pPr>
-        <w:pStyle w:val="Listaszerbekezds"/>
+        <w:pStyle w:val="ListParagraph"/>
         <w:numPr>
           <w:ilvl w:val="0"/>
           <w:numId w:val="39"/>
@@ -14125,7 +14172,7 @@
     </w:p>
     <w:p>
       <w:pPr>
-        <w:pStyle w:val="Listaszerbekezds"/>
+        <w:pStyle w:val="ListParagraph"/>
         <w:numPr>
           <w:ilvl w:val="0"/>
           <w:numId w:val="39"/>
@@ -14144,7 +14191,7 @@
     </w:p>
     <w:p>
       <w:pPr>
-        <w:pStyle w:val="Listaszerbekezds"/>
+        <w:pStyle w:val="ListParagraph"/>
         <w:numPr>
           <w:ilvl w:val="1"/>
           <w:numId w:val="39"/>
@@ -14176,7 +14223,7 @@
     </w:p>
     <w:p>
       <w:pPr>
-        <w:pStyle w:val="Listaszerbekezds"/>
+        <w:pStyle w:val="ListParagraph"/>
         <w:numPr>
           <w:ilvl w:val="1"/>
           <w:numId w:val="39"/>
@@ -14194,7 +14241,7 @@
     </w:p>
     <w:p>
       <w:pPr>
-        <w:pStyle w:val="Cmsor2"/>
+        <w:pStyle w:val="Heading2"/>
         <w:rPr>
           <w:rFonts w:cs="Times New Roman"/>
         </w:rPr>
@@ -14225,7 +14272,7 @@
     </w:p>
     <w:p>
       <w:pPr>
-        <w:pStyle w:val="Listaszerbekezds"/>
+        <w:pStyle w:val="ListParagraph"/>
         <w:numPr>
           <w:ilvl w:val="0"/>
           <w:numId w:val="41"/>
@@ -14244,7 +14291,7 @@
     </w:p>
     <w:p>
       <w:pPr>
-        <w:pStyle w:val="Listaszerbekezds"/>
+        <w:pStyle w:val="ListParagraph"/>
         <w:numPr>
           <w:ilvl w:val="0"/>
           <w:numId w:val="41"/>
@@ -14263,7 +14310,7 @@
     </w:p>
     <w:p>
       <w:pPr>
-        <w:pStyle w:val="Listaszerbekezds"/>
+        <w:pStyle w:val="ListParagraph"/>
         <w:numPr>
           <w:ilvl w:val="0"/>
           <w:numId w:val="41"/>
@@ -14282,7 +14329,7 @@
     </w:p>
     <w:p>
       <w:pPr>
-        <w:pStyle w:val="Listaszerbekezds"/>
+        <w:pStyle w:val="ListParagraph"/>
         <w:numPr>
           <w:ilvl w:val="0"/>
           <w:numId w:val="41"/>
@@ -14314,7 +14361,7 @@
     </w:p>
     <w:p>
       <w:pPr>
-        <w:pStyle w:val="Cmsor1"/>
+        <w:pStyle w:val="Heading1"/>
         <w:rPr>
           <w:rFonts w:cs="Times New Roman"/>
         </w:rPr>
@@ -14330,7 +14377,7 @@
     </w:p>
     <w:tbl>
       <w:tblPr>
-        <w:tblStyle w:val="Listatblzat3"/>
+        <w:tblStyle w:val="ListTable3"/>
         <w:tblW w:w="0" w:type="auto"/>
         <w:tblLook w:val="04A0" w:firstRow="1" w:lastRow="0" w:firstColumn="1" w:lastColumn="0" w:noHBand="0" w:noVBand="1"/>
       </w:tblPr>
@@ -14743,7 +14790,7 @@
     </w:tbl>
     <w:p>
       <w:pPr>
-        <w:pStyle w:val="Cmsor1"/>
+        <w:pStyle w:val="Heading1"/>
         <w:rPr>
           <w:rFonts w:cs="Times New Roman"/>
         </w:rPr>
@@ -14759,7 +14806,7 @@
     </w:p>
     <w:p>
       <w:pPr>
-        <w:pStyle w:val="Listaszerbekezds"/>
+        <w:pStyle w:val="ListParagraph"/>
         <w:numPr>
           <w:ilvl w:val="0"/>
           <w:numId w:val="42"/>
@@ -14792,7 +14839,7 @@
     </w:p>
     <w:p>
       <w:pPr>
-        <w:pStyle w:val="Listaszerbekezds"/>
+        <w:pStyle w:val="ListParagraph"/>
         <w:numPr>
           <w:ilvl w:val="0"/>
           <w:numId w:val="42"/>
@@ -14811,7 +14858,7 @@
     </w:p>
     <w:p>
       <w:pPr>
-        <w:pStyle w:val="Listaszerbekezds"/>
+        <w:pStyle w:val="ListParagraph"/>
         <w:numPr>
           <w:ilvl w:val="1"/>
           <w:numId w:val="42"/>
@@ -14837,7 +14884,7 @@
     </w:p>
     <w:p>
       <w:pPr>
-        <w:pStyle w:val="Listaszerbekezds"/>
+        <w:pStyle w:val="ListParagraph"/>
         <w:numPr>
           <w:ilvl w:val="1"/>
           <w:numId w:val="42"/>
@@ -14863,7 +14910,7 @@
     </w:p>
     <w:p>
       <w:pPr>
-        <w:pStyle w:val="Listaszerbekezds"/>
+        <w:pStyle w:val="ListParagraph"/>
         <w:numPr>
           <w:ilvl w:val="1"/>
           <w:numId w:val="42"/>
@@ -14890,7 +14937,7 @@
     </w:p>
     <w:p>
       <w:pPr>
-        <w:pStyle w:val="Cmsor1"/>
+        <w:pStyle w:val="Heading1"/>
         <w:rPr>
           <w:rFonts w:cs="Times New Roman"/>
         </w:rPr>
@@ -14925,7 +14972,7 @@
     </w:p>
     <w:p>
       <w:pPr>
-        <w:pStyle w:val="Listaszerbekezds"/>
+        <w:pStyle w:val="ListParagraph"/>
         <w:numPr>
           <w:ilvl w:val="0"/>
           <w:numId w:val="43"/>
@@ -14944,7 +14991,7 @@
     </w:p>
     <w:p>
       <w:pPr>
-        <w:pStyle w:val="Listaszerbekezds"/>
+        <w:pStyle w:val="ListParagraph"/>
         <w:numPr>
           <w:ilvl w:val="0"/>
           <w:numId w:val="43"/>
@@ -14963,7 +15010,7 @@
     </w:p>
     <w:p>
       <w:pPr>
-        <w:pStyle w:val="Listaszerbekezds"/>
+        <w:pStyle w:val="ListParagraph"/>
         <w:numPr>
           <w:ilvl w:val="0"/>
           <w:numId w:val="43"/>
@@ -14982,7 +15029,7 @@
     </w:p>
     <w:p>
       <w:pPr>
-        <w:pStyle w:val="Listaszerbekezds"/>
+        <w:pStyle w:val="ListParagraph"/>
         <w:numPr>
           <w:ilvl w:val="0"/>
           <w:numId w:val="43"/>
@@ -15013,7 +15060,7 @@
     </w:p>
     <w:p>
       <w:pPr>
-        <w:pStyle w:val="Listaszerbekezds"/>
+        <w:pStyle w:val="ListParagraph"/>
         <w:numPr>
           <w:ilvl w:val="0"/>
           <w:numId w:val="43"/>
@@ -15032,7 +15079,7 @@
     </w:p>
     <w:p>
       <w:pPr>
-        <w:pStyle w:val="Cmsor1"/>
+        <w:pStyle w:val="Heading1"/>
         <w:rPr>
           <w:rFonts w:cs="Times New Roman"/>
         </w:rPr>
@@ -15054,7 +15101,7 @@
     </w:p>
     <w:tbl>
       <w:tblPr>
-        <w:tblStyle w:val="Listatblzat3"/>
+        <w:tblStyle w:val="ListTable3"/>
         <w:tblW w:w="0" w:type="auto"/>
         <w:tblLook w:val="04A0" w:firstRow="1" w:lastRow="0" w:firstColumn="1" w:lastColumn="0" w:noHBand="0" w:noVBand="1"/>
       </w:tblPr>
@@ -15377,7 +15424,7 @@
 </file>
 
 <file path=word/numbering.xml><?xml version="1.0" encoding="utf-8"?>
-<w:numbering xmlns:wpc="http://schemas.microsoft.com/office/word/2010/wordprocessingCanvas" xmlns:cx="http://schemas.microsoft.com/office/drawing/2014/chartex" xmlns:cx1="http://schemas.microsoft.com/office/drawing/2015/9/8/chartex" xmlns:cx2="http://schemas.microsoft.com/office/drawing/2015/10/21/chartex" xmlns:cx3="http://schemas.microsoft.com/office/drawing/2016/5/9/chartex" xmlns:cx4="http://schemas.microsoft.com/office/drawing/2016/5/10/chartex" xmlns:cx5="http://schemas.microsoft.com/office/drawing/2016/5/11/chartex" xmlns:cx6="http://schemas.microsoft.com/office/drawing/2016/5/12/chartex" xmlns:cx7="http://schemas.microsoft.com/office/drawing/2016/5/13/chartex" xmlns:cx8="http://schemas.microsoft.com/office/drawing/2016/5/14/chartex" xmlns:mc="http://schemas.openxmlformats.org/markup-compatibility/2006" xmlns:aink="http://schemas.microsoft.com/office/drawing/2016/ink" xmlns:am3d="http://schemas.microsoft.com/office/drawing/2017/model3d" xmlns:o="urn:schemas-microsoft-com:office:office" xmlns:oel="http://schemas.microsoft.com/office/2019/extlst" xmlns:r="http://schemas.openxmlformats.org/officeDocument/2006/relationships" xmlns:m="http://schemas.openxmlformats.org/officeDocument/2006/math" xmlns:v="urn:schemas-microsoft-com:vml" xmlns:wp14="http://schemas.microsoft.com/office/word/2010/wordprocessingDrawing" xmlns:wp="http://schemas.openxmlformats.org/drawingml/2006/wordprocessingDrawing" xmlns:w10="urn:schemas-microsoft-com:office:word" xmlns:w="http://schemas.openxmlformats.org/wordprocessingml/2006/main" xmlns:w14="http://schemas.microsoft.com/office/word/2010/wordml" xmlns:w15="http://schemas.microsoft.com/office/word/2012/wordml" xmlns:w16cex="http://schemas.microsoft.com/office/word/2018/wordml/cex" xmlns:w16cid="http://schemas.microsoft.com/office/word/2016/wordml/cid" xmlns:w16="http://schemas.microsoft.com/office/word/2018/wordml" xmlns:w16du="http://schemas.microsoft.com/office/word/2023/wordml/word16du" xmlns:w16sdtdh="http://schemas.microsoft.com/office/word/2020/wordml/sdtdatahash" xmlns:w16sdtfl="http://schemas.microsoft.com/office/word/2024/wordml/sdtformatlock" xmlns:w16se="http://schemas.microsoft.com/office/word/2015/wordml/symex" xmlns:wpg="http://schemas.microsoft.com/office/word/2010/wordprocessingGroup" xmlns:wpi="http://schemas.microsoft.com/office/word/2010/wordprocessingInk" xmlns:wne="http://schemas.microsoft.com/office/word/2006/wordml" xmlns:wps="http://schemas.microsoft.com/office/word/2010/wordprocessingShape" mc:Ignorable="w14 w15 w16se w16cid w16 w16cex w16sdtdh w16sdtfl w16du wp14">
+<w:numbering xmlns:wpc="http://schemas.microsoft.com/office/word/2010/wordprocessingCanvas" xmlns:cx="http://schemas.microsoft.com/office/drawing/2014/chartex" xmlns:cx1="http://schemas.microsoft.com/office/drawing/2015/9/8/chartex" xmlns:cx2="http://schemas.microsoft.com/office/drawing/2015/10/21/chartex" xmlns:cx3="http://schemas.microsoft.com/office/drawing/2016/5/9/chartex" xmlns:cx4="http://schemas.microsoft.com/office/drawing/2016/5/10/chartex" xmlns:cx5="http://schemas.microsoft.com/office/drawing/2016/5/11/chartex" xmlns:cx6="http://schemas.microsoft.com/office/drawing/2016/5/12/chartex" xmlns:cx7="http://schemas.microsoft.com/office/drawing/2016/5/13/chartex" xmlns:cx8="http://schemas.microsoft.com/office/drawing/2016/5/14/chartex" xmlns:mc="http://schemas.openxmlformats.org/markup-compatibility/2006" xmlns:aink="http://schemas.microsoft.com/office/drawing/2016/ink" xmlns:am3d="http://schemas.microsoft.com/office/drawing/2017/model3d" xmlns:o="urn:schemas-microsoft-com:office:office" xmlns:r="http://schemas.openxmlformats.org/officeDocument/2006/relationships" xmlns:m="http://schemas.openxmlformats.org/officeDocument/2006/math" xmlns:v="urn:schemas-microsoft-com:vml" xmlns:wp14="http://schemas.microsoft.com/office/word/2010/wordprocessingDrawing" xmlns:wp="http://schemas.openxmlformats.org/drawingml/2006/wordprocessingDrawing" xmlns:w10="urn:schemas-microsoft-com:office:word" xmlns:w="http://schemas.openxmlformats.org/wordprocessingml/2006/main" xmlns:w14="http://schemas.microsoft.com/office/word/2010/wordml" xmlns:w15="http://schemas.microsoft.com/office/word/2012/wordml" xmlns:w16cex="http://schemas.microsoft.com/office/word/2018/wordml/cex" xmlns:w16cid="http://schemas.microsoft.com/office/word/2016/wordml/cid" xmlns:w16="http://schemas.microsoft.com/office/word/2018/wordml" xmlns:w16sdtdh="http://schemas.microsoft.com/office/word/2020/wordml/sdtdatahash" xmlns:w16se="http://schemas.microsoft.com/office/word/2015/wordml/symex" xmlns:wpg="http://schemas.microsoft.com/office/word/2010/wordprocessingGroup" xmlns:wpi="http://schemas.microsoft.com/office/word/2010/wordprocessingInk" xmlns:wne="http://schemas.microsoft.com/office/word/2006/wordml" xmlns:wps="http://schemas.microsoft.com/office/word/2010/wordprocessingShape" mc:Ignorable="w14 w15 w16se w16cid w16 w16cex w16sdtdh wp14">
   <w:abstractNum w:abstractNumId="0" w15:restartNumberingAfterBreak="0">
     <w:nsid w:val="023271BE"/>
     <w:multiLevelType w:val="hybridMultilevel"/>
@@ -20162,133 +20209,133 @@
       </w:rPr>
     </w:lvl>
   </w:abstractNum>
-  <w:num w:numId="1" w16cid:durableId="539710615">
+  <w:num w:numId="1">
     <w:abstractNumId w:val="35"/>
   </w:num>
-  <w:num w:numId="2" w16cid:durableId="515075086">
+  <w:num w:numId="2">
     <w:abstractNumId w:val="10"/>
   </w:num>
-  <w:num w:numId="3" w16cid:durableId="1165363249">
+  <w:num w:numId="3">
     <w:abstractNumId w:val="36"/>
   </w:num>
-  <w:num w:numId="4" w16cid:durableId="856577515">
+  <w:num w:numId="4">
     <w:abstractNumId w:val="33"/>
   </w:num>
-  <w:num w:numId="5" w16cid:durableId="181288758">
+  <w:num w:numId="5">
     <w:abstractNumId w:val="28"/>
   </w:num>
-  <w:num w:numId="6" w16cid:durableId="2009014370">
+  <w:num w:numId="6">
     <w:abstractNumId w:val="9"/>
   </w:num>
-  <w:num w:numId="7" w16cid:durableId="369763454">
+  <w:num w:numId="7">
     <w:abstractNumId w:val="20"/>
   </w:num>
-  <w:num w:numId="8" w16cid:durableId="1721514843">
+  <w:num w:numId="8">
     <w:abstractNumId w:val="25"/>
   </w:num>
-  <w:num w:numId="9" w16cid:durableId="1865245554">
+  <w:num w:numId="9">
     <w:abstractNumId w:val="27"/>
   </w:num>
-  <w:num w:numId="10" w16cid:durableId="1744570429">
+  <w:num w:numId="10">
     <w:abstractNumId w:val="37"/>
   </w:num>
-  <w:num w:numId="11" w16cid:durableId="369262465">
+  <w:num w:numId="11">
     <w:abstractNumId w:val="26"/>
   </w:num>
-  <w:num w:numId="12" w16cid:durableId="1540236596">
+  <w:num w:numId="12">
     <w:abstractNumId w:val="8"/>
   </w:num>
-  <w:num w:numId="13" w16cid:durableId="929042416">
+  <w:num w:numId="13">
     <w:abstractNumId w:val="38"/>
   </w:num>
-  <w:num w:numId="14" w16cid:durableId="1862821714">
+  <w:num w:numId="14">
     <w:abstractNumId w:val="39"/>
   </w:num>
-  <w:num w:numId="15" w16cid:durableId="109397915">
+  <w:num w:numId="15">
     <w:abstractNumId w:val="16"/>
   </w:num>
-  <w:num w:numId="16" w16cid:durableId="575670453">
+  <w:num w:numId="16">
     <w:abstractNumId w:val="5"/>
   </w:num>
-  <w:num w:numId="17" w16cid:durableId="1568681957">
+  <w:num w:numId="17">
     <w:abstractNumId w:val="15"/>
   </w:num>
-  <w:num w:numId="18" w16cid:durableId="237903583">
+  <w:num w:numId="18">
     <w:abstractNumId w:val="3"/>
   </w:num>
-  <w:num w:numId="19" w16cid:durableId="660280449">
+  <w:num w:numId="19">
     <w:abstractNumId w:val="17"/>
   </w:num>
-  <w:num w:numId="20" w16cid:durableId="263077919">
+  <w:num w:numId="20">
     <w:abstractNumId w:val="2"/>
   </w:num>
-  <w:num w:numId="21" w16cid:durableId="1855266178">
+  <w:num w:numId="21">
     <w:abstractNumId w:val="32"/>
   </w:num>
-  <w:num w:numId="22" w16cid:durableId="932665785">
+  <w:num w:numId="22">
     <w:abstractNumId w:val="0"/>
   </w:num>
-  <w:num w:numId="23" w16cid:durableId="1855264521">
+  <w:num w:numId="23">
     <w:abstractNumId w:val="24"/>
   </w:num>
-  <w:num w:numId="24" w16cid:durableId="1934246276">
+  <w:num w:numId="24">
     <w:abstractNumId w:val="1"/>
   </w:num>
-  <w:num w:numId="25" w16cid:durableId="1746297672">
+  <w:num w:numId="25">
     <w:abstractNumId w:val="11"/>
   </w:num>
-  <w:num w:numId="26" w16cid:durableId="1724403425">
+  <w:num w:numId="26">
     <w:abstractNumId w:val="41"/>
   </w:num>
-  <w:num w:numId="27" w16cid:durableId="1813208685">
+  <w:num w:numId="27">
     <w:abstractNumId w:val="30"/>
   </w:num>
-  <w:num w:numId="28" w16cid:durableId="1390885295">
+  <w:num w:numId="28">
     <w:abstractNumId w:val="13"/>
   </w:num>
-  <w:num w:numId="29" w16cid:durableId="1844516707">
+  <w:num w:numId="29">
     <w:abstractNumId w:val="31"/>
   </w:num>
-  <w:num w:numId="30" w16cid:durableId="459803665">
+  <w:num w:numId="30">
     <w:abstractNumId w:val="14"/>
   </w:num>
-  <w:num w:numId="31" w16cid:durableId="152914202">
+  <w:num w:numId="31">
     <w:abstractNumId w:val="21"/>
   </w:num>
-  <w:num w:numId="32" w16cid:durableId="1585918408">
+  <w:num w:numId="32">
     <w:abstractNumId w:val="7"/>
   </w:num>
-  <w:num w:numId="33" w16cid:durableId="1938443907">
+  <w:num w:numId="33">
     <w:abstractNumId w:val="29"/>
   </w:num>
-  <w:num w:numId="34" w16cid:durableId="541862345">
+  <w:num w:numId="34">
     <w:abstractNumId w:val="22"/>
   </w:num>
-  <w:num w:numId="35" w16cid:durableId="207648188">
+  <w:num w:numId="35">
     <w:abstractNumId w:val="4"/>
   </w:num>
-  <w:num w:numId="36" w16cid:durableId="1853257433">
+  <w:num w:numId="36">
     <w:abstractNumId w:val="19"/>
   </w:num>
-  <w:num w:numId="37" w16cid:durableId="1024942412">
+  <w:num w:numId="37">
     <w:abstractNumId w:val="40"/>
   </w:num>
-  <w:num w:numId="38" w16cid:durableId="300306238">
+  <w:num w:numId="38">
     <w:abstractNumId w:val="23"/>
   </w:num>
-  <w:num w:numId="39" w16cid:durableId="1137795995">
+  <w:num w:numId="39">
     <w:abstractNumId w:val="6"/>
   </w:num>
-  <w:num w:numId="40" w16cid:durableId="677271785">
+  <w:num w:numId="40">
     <w:abstractNumId w:val="18"/>
   </w:num>
-  <w:num w:numId="41" w16cid:durableId="1218475631">
+  <w:num w:numId="41">
     <w:abstractNumId w:val="34"/>
   </w:num>
-  <w:num w:numId="42" w16cid:durableId="403142134">
+  <w:num w:numId="42">
     <w:abstractNumId w:val="12"/>
   </w:num>
-  <w:num w:numId="43" w16cid:durableId="889999975">
+  <w:num w:numId="43">
     <w:abstractNumId w:val="42"/>
   </w:num>
   <w:numIdMacAtCleanup w:val="43"/>
@@ -20296,7 +20343,7 @@
 </file>
 
 <file path=word/styles.xml><?xml version="1.0" encoding="utf-8"?>
-<w:styles xmlns:mc="http://schemas.openxmlformats.org/markup-compatibility/2006" xmlns:r="http://schemas.openxmlformats.org/officeDocument/2006/relationships" xmlns:w="http://schemas.openxmlformats.org/wordprocessingml/2006/main" xmlns:w14="http://schemas.microsoft.com/office/word/2010/wordml" xmlns:w15="http://schemas.microsoft.com/office/word/2012/wordml" xmlns:w16cex="http://schemas.microsoft.com/office/word/2018/wordml/cex" xmlns:w16cid="http://schemas.microsoft.com/office/word/2016/wordml/cid" xmlns:w16="http://schemas.microsoft.com/office/word/2018/wordml" xmlns:w16du="http://schemas.microsoft.com/office/word/2023/wordml/word16du" xmlns:w16sdtdh="http://schemas.microsoft.com/office/word/2020/wordml/sdtdatahash" xmlns:w16sdtfl="http://schemas.microsoft.com/office/word/2024/wordml/sdtformatlock" xmlns:w16se="http://schemas.microsoft.com/office/word/2015/wordml/symex" mc:Ignorable="w14 w15 w16se w16cid w16 w16cex w16sdtdh w16sdtfl w16du">
+<w:styles xmlns:mc="http://schemas.openxmlformats.org/markup-compatibility/2006" xmlns:r="http://schemas.openxmlformats.org/officeDocument/2006/relationships" xmlns:w="http://schemas.openxmlformats.org/wordprocessingml/2006/main" xmlns:w14="http://schemas.microsoft.com/office/word/2010/wordml" xmlns:w15="http://schemas.microsoft.com/office/word/2012/wordml" xmlns:w16cex="http://schemas.microsoft.com/office/word/2018/wordml/cex" xmlns:w16cid="http://schemas.microsoft.com/office/word/2016/wordml/cid" xmlns:w16="http://schemas.microsoft.com/office/word/2018/wordml" xmlns:w16sdtdh="http://schemas.microsoft.com/office/word/2020/wordml/sdtdatahash" xmlns:w16se="http://schemas.microsoft.com/office/word/2015/wordml/symex" mc:Ignorable="w14 w15 w16se w16cid w16 w16cex w16sdtdh">
   <w:docDefaults>
     <w:rPrDefault>
       <w:rPr>
@@ -20692,15 +20739,15 @@
     <w:lsdException w:name="Unresolved Mention" w:semiHidden="1" w:unhideWhenUsed="1"/>
     <w:lsdException w:name="Smart Link" w:semiHidden="1" w:unhideWhenUsed="1"/>
   </w:latentStyles>
-  <w:style w:type="paragraph" w:default="1" w:styleId="Norml">
+  <w:style w:type="paragraph" w:default="1" w:styleId="Normal">
     <w:name w:val="Normal"/>
     <w:qFormat/>
   </w:style>
-  <w:style w:type="paragraph" w:styleId="Cmsor1">
+  <w:style w:type="paragraph" w:styleId="Heading1">
     <w:name w:val="heading 1"/>
-    <w:basedOn w:val="Norml"/>
-    <w:next w:val="Norml"/>
-    <w:link w:val="Cmsor1Char"/>
+    <w:basedOn w:val="Normal"/>
+    <w:next w:val="Normal"/>
+    <w:link w:val="Heading1Char"/>
     <w:uiPriority w:val="9"/>
     <w:qFormat/>
     <w:rsid w:val="004F0D99"/>
@@ -20715,11 +20762,11 @@
       <w:szCs w:val="40"/>
     </w:rPr>
   </w:style>
-  <w:style w:type="paragraph" w:styleId="Cmsor2">
+  <w:style w:type="paragraph" w:styleId="Heading2">
     <w:name w:val="heading 2"/>
-    <w:basedOn w:val="Norml"/>
-    <w:next w:val="Norml"/>
-    <w:link w:val="Cmsor2Char"/>
+    <w:basedOn w:val="Normal"/>
+    <w:next w:val="Normal"/>
+    <w:link w:val="Heading2Char"/>
     <w:uiPriority w:val="9"/>
     <w:unhideWhenUsed/>
     <w:qFormat/>
@@ -20736,11 +20783,11 @@
       <w:szCs w:val="32"/>
     </w:rPr>
   </w:style>
-  <w:style w:type="paragraph" w:styleId="Cmsor3">
+  <w:style w:type="paragraph" w:styleId="Heading3">
     <w:name w:val="heading 3"/>
-    <w:basedOn w:val="Norml"/>
-    <w:next w:val="Norml"/>
-    <w:link w:val="Cmsor3Char"/>
+    <w:basedOn w:val="Normal"/>
+    <w:next w:val="Normal"/>
+    <w:link w:val="Heading3Char"/>
     <w:uiPriority w:val="9"/>
     <w:semiHidden/>
     <w:unhideWhenUsed/>
@@ -20759,11 +20806,11 @@
       <w:szCs w:val="28"/>
     </w:rPr>
   </w:style>
-  <w:style w:type="paragraph" w:styleId="Cmsor4">
+  <w:style w:type="paragraph" w:styleId="Heading4">
     <w:name w:val="heading 4"/>
-    <w:basedOn w:val="Norml"/>
-    <w:next w:val="Norml"/>
-    <w:link w:val="Cmsor4Char"/>
+    <w:basedOn w:val="Normal"/>
+    <w:next w:val="Normal"/>
+    <w:link w:val="Heading4Char"/>
     <w:uiPriority w:val="9"/>
     <w:semiHidden/>
     <w:unhideWhenUsed/>
@@ -20782,11 +20829,11 @@
       <w:color w:val="2F5496" w:themeColor="accent1" w:themeShade="BF"/>
     </w:rPr>
   </w:style>
-  <w:style w:type="paragraph" w:styleId="Cmsor5">
+  <w:style w:type="paragraph" w:styleId="Heading5">
     <w:name w:val="heading 5"/>
-    <w:basedOn w:val="Norml"/>
-    <w:next w:val="Norml"/>
-    <w:link w:val="Cmsor5Char"/>
+    <w:basedOn w:val="Normal"/>
+    <w:next w:val="Normal"/>
+    <w:link w:val="Heading5Char"/>
     <w:uiPriority w:val="9"/>
     <w:semiHidden/>
     <w:unhideWhenUsed/>
@@ -20803,11 +20850,11 @@
       <w:color w:val="2F5496" w:themeColor="accent1" w:themeShade="BF"/>
     </w:rPr>
   </w:style>
-  <w:style w:type="paragraph" w:styleId="Cmsor6">
+  <w:style w:type="paragraph" w:styleId="Heading6">
     <w:name w:val="heading 6"/>
-    <w:basedOn w:val="Norml"/>
-    <w:next w:val="Norml"/>
-    <w:link w:val="Cmsor6Char"/>
+    <w:basedOn w:val="Normal"/>
+    <w:next w:val="Normal"/>
+    <w:link w:val="Heading6Char"/>
     <w:uiPriority w:val="9"/>
     <w:semiHidden/>
     <w:unhideWhenUsed/>
@@ -20826,11 +20873,11 @@
       <w:color w:val="595959" w:themeColor="text1" w:themeTint="A6"/>
     </w:rPr>
   </w:style>
-  <w:style w:type="paragraph" w:styleId="Cmsor7">
+  <w:style w:type="paragraph" w:styleId="Heading7">
     <w:name w:val="heading 7"/>
-    <w:basedOn w:val="Norml"/>
-    <w:next w:val="Norml"/>
-    <w:link w:val="Cmsor7Char"/>
+    <w:basedOn w:val="Normal"/>
+    <w:next w:val="Normal"/>
+    <w:link w:val="Heading7Char"/>
     <w:uiPriority w:val="9"/>
     <w:semiHidden/>
     <w:unhideWhenUsed/>
@@ -20847,11 +20894,11 @@
       <w:color w:val="595959" w:themeColor="text1" w:themeTint="A6"/>
     </w:rPr>
   </w:style>
-  <w:style w:type="paragraph" w:styleId="Cmsor8">
+  <w:style w:type="paragraph" w:styleId="Heading8">
     <w:name w:val="heading 8"/>
-    <w:basedOn w:val="Norml"/>
-    <w:next w:val="Norml"/>
-    <w:link w:val="Cmsor8Char"/>
+    <w:basedOn w:val="Normal"/>
+    <w:next w:val="Normal"/>
+    <w:link w:val="Heading8Char"/>
     <w:uiPriority w:val="9"/>
     <w:semiHidden/>
     <w:unhideWhenUsed/>
@@ -20870,11 +20917,11 @@
       <w:color w:val="272727" w:themeColor="text1" w:themeTint="D8"/>
     </w:rPr>
   </w:style>
-  <w:style w:type="paragraph" w:styleId="Cmsor9">
+  <w:style w:type="paragraph" w:styleId="Heading9">
     <w:name w:val="heading 9"/>
-    <w:basedOn w:val="Norml"/>
-    <w:next w:val="Norml"/>
-    <w:link w:val="Cmsor9Char"/>
+    <w:basedOn w:val="Normal"/>
+    <w:next w:val="Normal"/>
+    <w:link w:val="Heading9Char"/>
     <w:uiPriority w:val="9"/>
     <w:semiHidden/>
     <w:unhideWhenUsed/>
@@ -20891,12 +20938,13 @@
       <w:color w:val="272727" w:themeColor="text1" w:themeTint="D8"/>
     </w:rPr>
   </w:style>
-  <w:style w:type="character" w:default="1" w:styleId="Bekezdsalapbettpusa">
+  <w:style w:type="character" w:default="1" w:styleId="DefaultParagraphFont">
     <w:name w:val="Default Paragraph Font"/>
     <w:uiPriority w:val="1"/>
+    <w:semiHidden/>
     <w:unhideWhenUsed/>
   </w:style>
-  <w:style w:type="table" w:default="1" w:styleId="Normltblzat">
+  <w:style w:type="table" w:default="1" w:styleId="TableNormal">
     <w:name w:val="Normal Table"/>
     <w:uiPriority w:val="99"/>
     <w:semiHidden/>
@@ -20911,16 +20959,16 @@
       </w:tblCellMar>
     </w:tblPr>
   </w:style>
-  <w:style w:type="numbering" w:default="1" w:styleId="Nemlista">
+  <w:style w:type="numbering" w:default="1" w:styleId="NoList">
     <w:name w:val="No List"/>
     <w:uiPriority w:val="99"/>
     <w:semiHidden/>
     <w:unhideWhenUsed/>
   </w:style>
-  <w:style w:type="character" w:customStyle="1" w:styleId="Cmsor1Char">
-    <w:name w:val="Címsor 1 Char"/>
-    <w:basedOn w:val="Bekezdsalapbettpusa"/>
-    <w:link w:val="Cmsor1"/>
+  <w:style w:type="character" w:customStyle="1" w:styleId="Heading1Char">
+    <w:name w:val="Heading 1 Char"/>
+    <w:basedOn w:val="DefaultParagraphFont"/>
+    <w:link w:val="Heading1"/>
     <w:uiPriority w:val="9"/>
     <w:rsid w:val="004F0D99"/>
     <w:rPr>
@@ -20928,10 +20976,10 @@
       <w:szCs w:val="40"/>
     </w:rPr>
   </w:style>
-  <w:style w:type="character" w:customStyle="1" w:styleId="Cmsor2Char">
-    <w:name w:val="Címsor 2 Char"/>
-    <w:basedOn w:val="Bekezdsalapbettpusa"/>
-    <w:link w:val="Cmsor2"/>
+  <w:style w:type="character" w:customStyle="1" w:styleId="Heading2Char">
+    <w:name w:val="Heading 2 Char"/>
+    <w:basedOn w:val="DefaultParagraphFont"/>
+    <w:link w:val="Heading2"/>
     <w:uiPriority w:val="9"/>
     <w:rsid w:val="00D32021"/>
     <w:rPr>
@@ -20940,10 +20988,10 @@
       <w:szCs w:val="32"/>
     </w:rPr>
   </w:style>
-  <w:style w:type="character" w:customStyle="1" w:styleId="Cmsor3Char">
-    <w:name w:val="Címsor 3 Char"/>
-    <w:basedOn w:val="Bekezdsalapbettpusa"/>
-    <w:link w:val="Cmsor3"/>
+  <w:style w:type="character" w:customStyle="1" w:styleId="Heading3Char">
+    <w:name w:val="Heading 3 Char"/>
+    <w:basedOn w:val="DefaultParagraphFont"/>
+    <w:link w:val="Heading3"/>
     <w:uiPriority w:val="9"/>
     <w:semiHidden/>
     <w:rsid w:val="006067D7"/>
@@ -20954,10 +21002,10 @@
       <w:szCs w:val="28"/>
     </w:rPr>
   </w:style>
-  <w:style w:type="character" w:customStyle="1" w:styleId="Cmsor4Char">
-    <w:name w:val="Címsor 4 Char"/>
-    <w:basedOn w:val="Bekezdsalapbettpusa"/>
-    <w:link w:val="Cmsor4"/>
+  <w:style w:type="character" w:customStyle="1" w:styleId="Heading4Char">
+    <w:name w:val="Heading 4 Char"/>
+    <w:basedOn w:val="DefaultParagraphFont"/>
+    <w:link w:val="Heading4"/>
     <w:uiPriority w:val="9"/>
     <w:semiHidden/>
     <w:rsid w:val="006067D7"/>
@@ -20968,10 +21016,10 @@
       <w:color w:val="2F5496" w:themeColor="accent1" w:themeShade="BF"/>
     </w:rPr>
   </w:style>
-  <w:style w:type="character" w:customStyle="1" w:styleId="Cmsor5Char">
-    <w:name w:val="Címsor 5 Char"/>
-    <w:basedOn w:val="Bekezdsalapbettpusa"/>
-    <w:link w:val="Cmsor5"/>
+  <w:style w:type="character" w:customStyle="1" w:styleId="Heading5Char">
+    <w:name w:val="Heading 5 Char"/>
+    <w:basedOn w:val="DefaultParagraphFont"/>
+    <w:link w:val="Heading5"/>
     <w:uiPriority w:val="9"/>
     <w:semiHidden/>
     <w:rsid w:val="006067D7"/>
@@ -20980,10 +21028,10 @@
       <w:color w:val="2F5496" w:themeColor="accent1" w:themeShade="BF"/>
     </w:rPr>
   </w:style>
-  <w:style w:type="character" w:customStyle="1" w:styleId="Cmsor6Char">
-    <w:name w:val="Címsor 6 Char"/>
-    <w:basedOn w:val="Bekezdsalapbettpusa"/>
-    <w:link w:val="Cmsor6"/>
+  <w:style w:type="character" w:customStyle="1" w:styleId="Heading6Char">
+    <w:name w:val="Heading 6 Char"/>
+    <w:basedOn w:val="DefaultParagraphFont"/>
+    <w:link w:val="Heading6"/>
     <w:uiPriority w:val="9"/>
     <w:semiHidden/>
     <w:rsid w:val="006067D7"/>
@@ -20994,10 +21042,10 @@
       <w:color w:val="595959" w:themeColor="text1" w:themeTint="A6"/>
     </w:rPr>
   </w:style>
-  <w:style w:type="character" w:customStyle="1" w:styleId="Cmsor7Char">
-    <w:name w:val="Címsor 7 Char"/>
-    <w:basedOn w:val="Bekezdsalapbettpusa"/>
-    <w:link w:val="Cmsor7"/>
+  <w:style w:type="character" w:customStyle="1" w:styleId="Heading7Char">
+    <w:name w:val="Heading 7 Char"/>
+    <w:basedOn w:val="DefaultParagraphFont"/>
+    <w:link w:val="Heading7"/>
     <w:uiPriority w:val="9"/>
     <w:semiHidden/>
     <w:rsid w:val="006067D7"/>
@@ -21006,10 +21054,10 @@
       <w:color w:val="595959" w:themeColor="text1" w:themeTint="A6"/>
     </w:rPr>
   </w:style>
-  <w:style w:type="character" w:customStyle="1" w:styleId="Cmsor8Char">
-    <w:name w:val="Címsor 8 Char"/>
-    <w:basedOn w:val="Bekezdsalapbettpusa"/>
-    <w:link w:val="Cmsor8"/>
+  <w:style w:type="character" w:customStyle="1" w:styleId="Heading8Char">
+    <w:name w:val="Heading 8 Char"/>
+    <w:basedOn w:val="DefaultParagraphFont"/>
+    <w:link w:val="Heading8"/>
     <w:uiPriority w:val="9"/>
     <w:semiHidden/>
     <w:rsid w:val="006067D7"/>
@@ -21020,10 +21068,10 @@
       <w:color w:val="272727" w:themeColor="text1" w:themeTint="D8"/>
     </w:rPr>
   </w:style>
-  <w:style w:type="character" w:customStyle="1" w:styleId="Cmsor9Char">
-    <w:name w:val="Címsor 9 Char"/>
-    <w:basedOn w:val="Bekezdsalapbettpusa"/>
-    <w:link w:val="Cmsor9"/>
+  <w:style w:type="character" w:customStyle="1" w:styleId="Heading9Char">
+    <w:name w:val="Heading 9 Char"/>
+    <w:basedOn w:val="DefaultParagraphFont"/>
+    <w:link w:val="Heading9"/>
     <w:uiPriority w:val="9"/>
     <w:semiHidden/>
     <w:rsid w:val="006067D7"/>
@@ -21032,11 +21080,11 @@
       <w:color w:val="272727" w:themeColor="text1" w:themeTint="D8"/>
     </w:rPr>
   </w:style>
-  <w:style w:type="paragraph" w:styleId="Cm">
+  <w:style w:type="paragraph" w:styleId="Title">
     <w:name w:val="Title"/>
-    <w:basedOn w:val="Norml"/>
-    <w:next w:val="Norml"/>
-    <w:link w:val="CmChar"/>
+    <w:basedOn w:val="Normal"/>
+    <w:next w:val="Normal"/>
+    <w:link w:val="TitleChar"/>
     <w:uiPriority w:val="10"/>
     <w:qFormat/>
     <w:rsid w:val="003C7A5D"/>
@@ -21052,10 +21100,10 @@
       <w:szCs w:val="56"/>
     </w:rPr>
   </w:style>
-  <w:style w:type="character" w:customStyle="1" w:styleId="CmChar">
-    <w:name w:val="Cím Char"/>
-    <w:basedOn w:val="Bekezdsalapbettpusa"/>
-    <w:link w:val="Cm"/>
+  <w:style w:type="character" w:customStyle="1" w:styleId="TitleChar">
+    <w:name w:val="Title Char"/>
+    <w:basedOn w:val="DefaultParagraphFont"/>
+    <w:link w:val="Title"/>
     <w:uiPriority w:val="10"/>
     <w:rsid w:val="003C7A5D"/>
     <w:rPr>
@@ -21066,11 +21114,11 @@
       <w:szCs w:val="56"/>
     </w:rPr>
   </w:style>
-  <w:style w:type="paragraph" w:styleId="Alcm">
+  <w:style w:type="paragraph" w:styleId="Subtitle">
     <w:name w:val="Subtitle"/>
-    <w:basedOn w:val="Norml"/>
-    <w:next w:val="Norml"/>
-    <w:link w:val="AlcmChar"/>
+    <w:basedOn w:val="Normal"/>
+    <w:next w:val="Normal"/>
+    <w:link w:val="SubtitleChar"/>
     <w:uiPriority w:val="11"/>
     <w:qFormat/>
     <w:rsid w:val="006067D7"/>
@@ -21087,10 +21135,10 @@
       <w:szCs w:val="28"/>
     </w:rPr>
   </w:style>
-  <w:style w:type="character" w:customStyle="1" w:styleId="AlcmChar">
-    <w:name w:val="Alcím Char"/>
-    <w:basedOn w:val="Bekezdsalapbettpusa"/>
-    <w:link w:val="Alcm"/>
+  <w:style w:type="character" w:customStyle="1" w:styleId="SubtitleChar">
+    <w:name w:val="Subtitle Char"/>
+    <w:basedOn w:val="DefaultParagraphFont"/>
+    <w:link w:val="Subtitle"/>
     <w:uiPriority w:val="11"/>
     <w:rsid w:val="006067D7"/>
     <w:rPr>
@@ -21101,11 +21149,11 @@
       <w:szCs w:val="28"/>
     </w:rPr>
   </w:style>
-  <w:style w:type="paragraph" w:styleId="Idzet">
+  <w:style w:type="paragraph" w:styleId="Quote">
     <w:name w:val="Quote"/>
-    <w:basedOn w:val="Norml"/>
-    <w:next w:val="Norml"/>
-    <w:link w:val="IdzetChar"/>
+    <w:basedOn w:val="Normal"/>
+    <w:next w:val="Normal"/>
+    <w:link w:val="QuoteChar"/>
     <w:uiPriority w:val="29"/>
     <w:qFormat/>
     <w:rsid w:val="006067D7"/>
@@ -21119,10 +21167,10 @@
       <w:color w:val="404040" w:themeColor="text1" w:themeTint="BF"/>
     </w:rPr>
   </w:style>
-  <w:style w:type="character" w:customStyle="1" w:styleId="IdzetChar">
-    <w:name w:val="Idézet Char"/>
-    <w:basedOn w:val="Bekezdsalapbettpusa"/>
-    <w:link w:val="Idzet"/>
+  <w:style w:type="character" w:customStyle="1" w:styleId="QuoteChar">
+    <w:name w:val="Quote Char"/>
+    <w:basedOn w:val="DefaultParagraphFont"/>
+    <w:link w:val="Quote"/>
     <w:uiPriority w:val="29"/>
     <w:rsid w:val="006067D7"/>
     <w:rPr>
@@ -21131,9 +21179,9 @@
       <w:color w:val="404040" w:themeColor="text1" w:themeTint="BF"/>
     </w:rPr>
   </w:style>
-  <w:style w:type="paragraph" w:styleId="Listaszerbekezds">
+  <w:style w:type="paragraph" w:styleId="ListParagraph">
     <w:name w:val="List Paragraph"/>
-    <w:basedOn w:val="Norml"/>
+    <w:basedOn w:val="Normal"/>
     <w:uiPriority w:val="34"/>
     <w:qFormat/>
     <w:rsid w:val="006067D7"/>
@@ -21142,9 +21190,9 @@
       <w:contextualSpacing/>
     </w:pPr>
   </w:style>
-  <w:style w:type="character" w:styleId="Erskiemels">
+  <w:style w:type="character" w:styleId="IntenseEmphasis">
     <w:name w:val="Intense Emphasis"/>
-    <w:basedOn w:val="Bekezdsalapbettpusa"/>
+    <w:basedOn w:val="DefaultParagraphFont"/>
     <w:uiPriority w:val="21"/>
     <w:qFormat/>
     <w:rsid w:val="006067D7"/>
@@ -21154,11 +21202,11 @@
       <w:color w:val="2F5496" w:themeColor="accent1" w:themeShade="BF"/>
     </w:rPr>
   </w:style>
-  <w:style w:type="paragraph" w:styleId="Kiemeltidzet">
+  <w:style w:type="paragraph" w:styleId="IntenseQuote">
     <w:name w:val="Intense Quote"/>
-    <w:basedOn w:val="Norml"/>
-    <w:next w:val="Norml"/>
-    <w:link w:val="KiemeltidzetChar"/>
+    <w:basedOn w:val="Normal"/>
+    <w:next w:val="Normal"/>
+    <w:link w:val="IntenseQuoteChar"/>
     <w:uiPriority w:val="30"/>
     <w:qFormat/>
     <w:rsid w:val="006067D7"/>
@@ -21177,10 +21225,10 @@
       <w:color w:val="2F5496" w:themeColor="accent1" w:themeShade="BF"/>
     </w:rPr>
   </w:style>
-  <w:style w:type="character" w:customStyle="1" w:styleId="KiemeltidzetChar">
-    <w:name w:val="Kiemelt idézet Char"/>
-    <w:basedOn w:val="Bekezdsalapbettpusa"/>
-    <w:link w:val="Kiemeltidzet"/>
+  <w:style w:type="character" w:customStyle="1" w:styleId="IntenseQuoteChar">
+    <w:name w:val="Intense Quote Char"/>
+    <w:basedOn w:val="DefaultParagraphFont"/>
+    <w:link w:val="IntenseQuote"/>
     <w:uiPriority w:val="30"/>
     <w:rsid w:val="006067D7"/>
     <w:rPr>
@@ -21189,9 +21237,9 @@
       <w:color w:val="2F5496" w:themeColor="accent1" w:themeShade="BF"/>
     </w:rPr>
   </w:style>
-  <w:style w:type="character" w:styleId="Ershivatkozs">
+  <w:style w:type="character" w:styleId="IntenseReference">
     <w:name w:val="Intense Reference"/>
-    <w:basedOn w:val="Bekezdsalapbettpusa"/>
+    <w:basedOn w:val="DefaultParagraphFont"/>
     <w:uiPriority w:val="32"/>
     <w:qFormat/>
     <w:rsid w:val="006067D7"/>
@@ -21203,10 +21251,10 @@
       <w:spacing w:val="5"/>
     </w:rPr>
   </w:style>
-  <w:style w:type="paragraph" w:styleId="Tartalomjegyzkcmsora">
+  <w:style w:type="paragraph" w:styleId="TOCHeading">
     <w:name w:val="TOC Heading"/>
-    <w:basedOn w:val="Cmsor1"/>
-    <w:next w:val="Norml"/>
+    <w:basedOn w:val="Heading1"/>
+    <w:next w:val="Normal"/>
     <w:uiPriority w:val="39"/>
     <w:unhideWhenUsed/>
     <w:qFormat/>
@@ -21223,10 +21271,10 @@
       <w14:ligatures w14:val="none"/>
     </w:rPr>
   </w:style>
-  <w:style w:type="paragraph" w:styleId="TJ2">
+  <w:style w:type="paragraph" w:styleId="TOC2">
     <w:name w:val="toc 2"/>
-    <w:basedOn w:val="Norml"/>
-    <w:next w:val="Norml"/>
+    <w:basedOn w:val="Normal"/>
+    <w:next w:val="Normal"/>
     <w:autoRedefine/>
     <w:uiPriority w:val="39"/>
     <w:unhideWhenUsed/>
@@ -21236,9 +21284,9 @@
       <w:ind w:left="240"/>
     </w:pPr>
   </w:style>
-  <w:style w:type="character" w:styleId="Hiperhivatkozs">
+  <w:style w:type="character" w:styleId="Hyperlink">
     <w:name w:val="Hyperlink"/>
-    <w:basedOn w:val="Bekezdsalapbettpusa"/>
+    <w:basedOn w:val="DefaultParagraphFont"/>
     <w:uiPriority w:val="99"/>
     <w:unhideWhenUsed/>
     <w:rsid w:val="00D32021"/>
@@ -21247,10 +21295,10 @@
       <w:u w:val="single"/>
     </w:rPr>
   </w:style>
-  <w:style w:type="paragraph" w:styleId="TJ1">
+  <w:style w:type="paragraph" w:styleId="TOC1">
     <w:name w:val="toc 1"/>
-    <w:basedOn w:val="Norml"/>
-    <w:next w:val="Norml"/>
+    <w:basedOn w:val="Normal"/>
+    <w:next w:val="Normal"/>
     <w:autoRedefine/>
     <w:uiPriority w:val="39"/>
     <w:unhideWhenUsed/>
@@ -21264,9 +21312,9 @@
       <w:ind w:firstLine="426"/>
     </w:pPr>
   </w:style>
-  <w:style w:type="table" w:styleId="Rcsostblzat">
+  <w:style w:type="table" w:styleId="TableGrid">
     <w:name w:val="Table Grid"/>
-    <w:basedOn w:val="Normltblzat"/>
+    <w:basedOn w:val="TableNormal"/>
     <w:uiPriority w:val="39"/>
     <w:rsid w:val="00015D4D"/>
     <w:pPr>
@@ -21283,9 +21331,9 @@
       </w:tblBorders>
     </w:tblPr>
   </w:style>
-  <w:style w:type="table" w:styleId="Listatblzat4">
+  <w:style w:type="table" w:styleId="ListTable4">
     <w:name w:val="List Table 4"/>
-    <w:basedOn w:val="Normltblzat"/>
+    <w:basedOn w:val="TableNormal"/>
     <w:uiPriority w:val="49"/>
     <w:rsid w:val="00385E75"/>
     <w:pPr>
@@ -21357,9 +21405,9 @@
       </w:tcPr>
     </w:tblStylePr>
   </w:style>
-  <w:style w:type="table" w:styleId="Listatblzat3">
+  <w:style w:type="table" w:styleId="ListTable3">
     <w:name w:val="List Table 3"/>
-    <w:basedOn w:val="Normltblzat"/>
+    <w:basedOn w:val="TableNormal"/>
     <w:uiPriority w:val="48"/>
     <w:rsid w:val="00385E75"/>
     <w:pPr>
@@ -21481,9 +21529,9 @@
       </w:tcPr>
     </w:tblStylePr>
   </w:style>
-  <w:style w:type="table" w:styleId="Tblzatrcsos1vilgos">
+  <w:style w:type="table" w:styleId="GridTable1Light">
     <w:name w:val="Grid Table 1 Light"/>
-    <w:basedOn w:val="Normltblzat"/>
+    <w:basedOn w:val="TableNormal"/>
     <w:uiPriority w:val="46"/>
     <w:rsid w:val="00385E75"/>
     <w:pPr>
@@ -21538,7 +21586,7 @@
       </w:rPr>
     </w:tblStylePr>
   </w:style>
-  <w:style w:type="paragraph" w:styleId="Nincstrkz">
+  <w:style w:type="paragraph" w:styleId="NoSpacing">
     <w:name w:val="No Spacing"/>
     <w:uiPriority w:val="1"/>
     <w:qFormat/>
@@ -21547,10 +21595,10 @@
       <w:spacing w:after="0" w:line="240" w:lineRule="auto"/>
     </w:pPr>
   </w:style>
-  <w:style w:type="paragraph" w:styleId="brajegyzk">
+  <w:style w:type="paragraph" w:styleId="TableofFigures">
     <w:name w:val="table of figures"/>
-    <w:basedOn w:val="Norml"/>
-    <w:next w:val="Norml"/>
+    <w:basedOn w:val="Normal"/>
+    <w:next w:val="Normal"/>
     <w:uiPriority w:val="99"/>
     <w:semiHidden/>
     <w:unhideWhenUsed/>
@@ -21559,9 +21607,9 @@
       <w:spacing w:after="0"/>
     </w:pPr>
   </w:style>
-  <w:style w:type="table" w:styleId="Tblzatrcsos4">
+  <w:style w:type="table" w:styleId="GridTable4">
     <w:name w:val="Grid Table 4"/>
-    <w:basedOn w:val="Normltblzat"/>
+    <w:basedOn w:val="TableNormal"/>
     <w:uiPriority w:val="49"/>
     <w:rsid w:val="000F3E28"/>
     <w:pPr>
@@ -21635,9 +21683,9 @@
       </w:tcPr>
     </w:tblStylePr>
   </w:style>
-  <w:style w:type="table" w:styleId="Tblzatrcsos5stt">
+  <w:style w:type="table" w:styleId="GridTable5Dark">
     <w:name w:val="Grid Table 5 Dark"/>
-    <w:basedOn w:val="Normltblzat"/>
+    <w:basedOn w:val="TableNormal"/>
     <w:uiPriority w:val="50"/>
     <w:rsid w:val="000F3E28"/>
     <w:pPr>

--- a/Documentation/Frontend Dokumentáció.docx
+++ b/Documentation/Frontend Dokumentáció.docx
@@ -1,6 +1,6 @@
 
 <file path=word/document.xml><?xml version="1.0" encoding="utf-8"?>
-<w:document xmlns:wpc="http://schemas.microsoft.com/office/word/2010/wordprocessingCanvas" xmlns:cx="http://schemas.microsoft.com/office/drawing/2014/chartex" xmlns:cx1="http://schemas.microsoft.com/office/drawing/2015/9/8/chartex" xmlns:cx2="http://schemas.microsoft.com/office/drawing/2015/10/21/chartex" xmlns:cx3="http://schemas.microsoft.com/office/drawing/2016/5/9/chartex" xmlns:cx4="http://schemas.microsoft.com/office/drawing/2016/5/10/chartex" xmlns:cx5="http://schemas.microsoft.com/office/drawing/2016/5/11/chartex" xmlns:cx6="http://schemas.microsoft.com/office/drawing/2016/5/12/chartex" xmlns:cx7="http://schemas.microsoft.com/office/drawing/2016/5/13/chartex" xmlns:cx8="http://schemas.microsoft.com/office/drawing/2016/5/14/chartex" xmlns:mc="http://schemas.openxmlformats.org/markup-compatibility/2006" xmlns:aink="http://schemas.microsoft.com/office/drawing/2016/ink" xmlns:am3d="http://schemas.microsoft.com/office/drawing/2017/model3d" xmlns:o="urn:schemas-microsoft-com:office:office" xmlns:oel="http://schemas.microsoft.com/office/2019/extlst" xmlns:r="http://schemas.openxmlformats.org/officeDocument/2006/relationships" xmlns:m="http://schemas.openxmlformats.org/officeDocument/2006/math" xmlns:v="urn:schemas-microsoft-com:vml" xmlns:wp14="http://schemas.microsoft.com/office/word/2010/wordprocessingDrawing" xmlns:wp="http://schemas.openxmlformats.org/drawingml/2006/wordprocessingDrawing" xmlns:w10="urn:schemas-microsoft-com:office:word" xmlns:w="http://schemas.openxmlformats.org/wordprocessingml/2006/main" xmlns:w14="http://schemas.microsoft.com/office/word/2010/wordml" xmlns:w15="http://schemas.microsoft.com/office/word/2012/wordml" xmlns:w16cex="http://schemas.microsoft.com/office/word/2018/wordml/cex" xmlns:w16cid="http://schemas.microsoft.com/office/word/2016/wordml/cid" xmlns:w16="http://schemas.microsoft.com/office/word/2018/wordml" xmlns:w16du="http://schemas.microsoft.com/office/word/2023/wordml/word16du" xmlns:w16sdtdh="http://schemas.microsoft.com/office/word/2020/wordml/sdtdatahash" xmlns:w16sdtfl="http://schemas.microsoft.com/office/word/2024/wordml/sdtformatlock" xmlns:w16se="http://schemas.microsoft.com/office/word/2015/wordml/symex" xmlns:wpg="http://schemas.microsoft.com/office/word/2010/wordprocessingGroup" xmlns:wpi="http://schemas.microsoft.com/office/word/2010/wordprocessingInk" xmlns:wne="http://schemas.microsoft.com/office/word/2006/wordml" xmlns:wps="http://schemas.microsoft.com/office/word/2010/wordprocessingShape" mc:Ignorable="w14 w15 w16se w16cid w16 w16cex w16sdtdh w16sdtfl w16du wp14">
+<w:document xmlns:wpc="http://schemas.microsoft.com/office/word/2010/wordprocessingCanvas" xmlns:cx="http://schemas.microsoft.com/office/drawing/2014/chartex" xmlns:cx1="http://schemas.microsoft.com/office/drawing/2015/9/8/chartex" xmlns:cx2="http://schemas.microsoft.com/office/drawing/2015/10/21/chartex" xmlns:cx3="http://schemas.microsoft.com/office/drawing/2016/5/9/chartex" xmlns:cx4="http://schemas.microsoft.com/office/drawing/2016/5/10/chartex" xmlns:cx5="http://schemas.microsoft.com/office/drawing/2016/5/11/chartex" xmlns:cx6="http://schemas.microsoft.com/office/drawing/2016/5/12/chartex" xmlns:cx7="http://schemas.microsoft.com/office/drawing/2016/5/13/chartex" xmlns:cx8="http://schemas.microsoft.com/office/drawing/2016/5/14/chartex" xmlns:mc="http://schemas.openxmlformats.org/markup-compatibility/2006" xmlns:aink="http://schemas.microsoft.com/office/drawing/2016/ink" xmlns:am3d="http://schemas.microsoft.com/office/drawing/2017/model3d" xmlns:o="urn:schemas-microsoft-com:office:office" xmlns:r="http://schemas.openxmlformats.org/officeDocument/2006/relationships" xmlns:m="http://schemas.openxmlformats.org/officeDocument/2006/math" xmlns:v="urn:schemas-microsoft-com:vml" xmlns:wp14="http://schemas.microsoft.com/office/word/2010/wordprocessingDrawing" xmlns:wp="http://schemas.openxmlformats.org/drawingml/2006/wordprocessingDrawing" xmlns:w10="urn:schemas-microsoft-com:office:word" xmlns:w="http://schemas.openxmlformats.org/wordprocessingml/2006/main" xmlns:w14="http://schemas.microsoft.com/office/word/2010/wordml" xmlns:w15="http://schemas.microsoft.com/office/word/2012/wordml" xmlns:w16cex="http://schemas.microsoft.com/office/word/2018/wordml/cex" xmlns:w16cid="http://schemas.microsoft.com/office/word/2016/wordml/cid" xmlns:w16="http://schemas.microsoft.com/office/word/2018/wordml" xmlns:w16sdtdh="http://schemas.microsoft.com/office/word/2020/wordml/sdtdatahash" xmlns:w16se="http://schemas.microsoft.com/office/word/2015/wordml/symex" xmlns:wpg="http://schemas.microsoft.com/office/word/2010/wordprocessingGroup" xmlns:wpi="http://schemas.microsoft.com/office/word/2010/wordprocessingInk" xmlns:wne="http://schemas.microsoft.com/office/word/2006/wordml" xmlns:wps="http://schemas.microsoft.com/office/word/2010/wordprocessingShape" mc:Ignorable="w14 w15 w16se w16cid w16 w16cex w16sdtdh wp14">
   <w:body>
     <w:sdt>
       <w:sdtPr>
@@ -5525,6 +5525,603 @@
     </w:p>
     <w:p>
       <w:pPr>
+        <w:pStyle w:val="Cmsor1"/>
+      </w:pPr>
+      <w:r>
+        <w:t>Regisztráció folyamata:</w:t>
+      </w:r>
+    </w:p>
+    <w:p>
+      <w:r>
+        <w:t xml:space="preserve">A főoldalon a felhasználó a </w:t>
+      </w:r>
+      <w:proofErr w:type="spellStart"/>
+      <w:r>
+        <w:rPr>
+          <w:i/>
+          <w:iCs/>
+        </w:rPr>
+        <w:t>Register</w:t>
+      </w:r>
+      <w:proofErr w:type="spellEnd"/>
+      <w:r>
+        <w:t xml:space="preserve"> gombra kattintva egy űrlapot talál, ahova saját adatait megadva tud regisztrálni. Az űrlap kitöltése után egy email verifikációs oldalon fogja találni magát a felhasználó, ahova az email-</w:t>
+      </w:r>
+      <w:proofErr w:type="spellStart"/>
+      <w:r>
+        <w:t>jévhez</w:t>
+      </w:r>
+      <w:proofErr w:type="spellEnd"/>
+      <w:r>
+        <w:t xml:space="preserve"> kapott kóddal tud aktiválni.</w:t>
+      </w:r>
+    </w:p>
+    <w:p>
+      <w:r>
+        <w:lastRenderedPageBreak/>
+        <w:drawing>
+          <wp:inline distT="0" distB="0" distL="0" distR="0" wp14:anchorId="3C3B5817" wp14:editId="758509BA">
+            <wp:extent cx="5760720" cy="2769235"/>
+            <wp:effectExtent l="190500" t="190500" r="182880" b="183515"/>
+            <wp:docPr id="1" name="Kép 1"/>
+            <wp:cNvGraphicFramePr>
+              <a:graphicFrameLocks xmlns:a="http://schemas.openxmlformats.org/drawingml/2006/main" noChangeAspect="1"/>
+            </wp:cNvGraphicFramePr>
+            <a:graphic xmlns:a="http://schemas.openxmlformats.org/drawingml/2006/main">
+              <a:graphicData uri="http://schemas.openxmlformats.org/drawingml/2006/picture">
+                <pic:pic xmlns:pic="http://schemas.openxmlformats.org/drawingml/2006/picture">
+                  <pic:nvPicPr>
+                    <pic:cNvPr id="1" name=""/>
+                    <pic:cNvPicPr/>
+                  </pic:nvPicPr>
+                  <pic:blipFill>
+                    <a:blip r:embed="rId6"/>
+                    <a:stretch>
+                      <a:fillRect/>
+                    </a:stretch>
+                  </pic:blipFill>
+                  <pic:spPr>
+                    <a:xfrm>
+                      <a:off x="0" y="0"/>
+                      <a:ext cx="5760720" cy="2769235"/>
+                    </a:xfrm>
+                    <a:prstGeom prst="rect">
+                      <a:avLst/>
+                    </a:prstGeom>
+                    <a:ln>
+                      <a:noFill/>
+                    </a:ln>
+                    <a:effectLst>
+                      <a:outerShdw blurRad="190500" algn="tl" rotWithShape="0">
+                        <a:srgbClr val="000000">
+                          <a:alpha val="70000"/>
+                        </a:srgbClr>
+                      </a:outerShdw>
+                    </a:effectLst>
+                  </pic:spPr>
+                </pic:pic>
+              </a:graphicData>
+            </a:graphic>
+          </wp:inline>
+        </w:drawing>
+      </w:r>
+    </w:p>
+    <w:p>
+      <w:r>
+        <w:t>Töltés közbeni animáció:</w:t>
+      </w:r>
+    </w:p>
+    <w:p>
+      <w:r>
+        <w:drawing>
+          <wp:inline distT="0" distB="0" distL="0" distR="0" wp14:anchorId="6EF5E8CB" wp14:editId="1CECD584">
+            <wp:extent cx="3200847" cy="647790"/>
+            <wp:effectExtent l="190500" t="190500" r="190500" b="190500"/>
+            <wp:docPr id="2" name="Kép 2"/>
+            <wp:cNvGraphicFramePr>
+              <a:graphicFrameLocks xmlns:a="http://schemas.openxmlformats.org/drawingml/2006/main" noChangeAspect="1"/>
+            </wp:cNvGraphicFramePr>
+            <a:graphic xmlns:a="http://schemas.openxmlformats.org/drawingml/2006/main">
+              <a:graphicData uri="http://schemas.openxmlformats.org/drawingml/2006/picture">
+                <pic:pic xmlns:pic="http://schemas.openxmlformats.org/drawingml/2006/picture">
+                  <pic:nvPicPr>
+                    <pic:cNvPr id="1" name=""/>
+                    <pic:cNvPicPr/>
+                  </pic:nvPicPr>
+                  <pic:blipFill>
+                    <a:blip r:embed="rId7"/>
+                    <a:stretch>
+                      <a:fillRect/>
+                    </a:stretch>
+                  </pic:blipFill>
+                  <pic:spPr>
+                    <a:xfrm>
+                      <a:off x="0" y="0"/>
+                      <a:ext cx="3200847" cy="647790"/>
+                    </a:xfrm>
+                    <a:prstGeom prst="rect">
+                      <a:avLst/>
+                    </a:prstGeom>
+                    <a:ln>
+                      <a:noFill/>
+                    </a:ln>
+                    <a:effectLst>
+                      <a:outerShdw blurRad="190500" algn="tl" rotWithShape="0">
+                        <a:srgbClr val="000000">
+                          <a:alpha val="70000"/>
+                        </a:srgbClr>
+                      </a:outerShdw>
+                    </a:effectLst>
+                  </pic:spPr>
+                </pic:pic>
+              </a:graphicData>
+            </a:graphic>
+          </wp:inline>
+        </w:drawing>
+      </w:r>
+    </w:p>
+    <w:p>
+      <w:r>
+        <w:t>Verifikációs kód:</w:t>
+      </w:r>
+    </w:p>
+    <w:p>
+      <w:r>
+        <w:drawing>
+          <wp:inline distT="0" distB="0" distL="0" distR="0" wp14:anchorId="3490687D" wp14:editId="329AEC48">
+            <wp:extent cx="5760720" cy="1870710"/>
+            <wp:effectExtent l="190500" t="190500" r="182880" b="186690"/>
+            <wp:docPr id="3" name="Kép 3"/>
+            <wp:cNvGraphicFramePr>
+              <a:graphicFrameLocks xmlns:a="http://schemas.openxmlformats.org/drawingml/2006/main" noChangeAspect="1"/>
+            </wp:cNvGraphicFramePr>
+            <a:graphic xmlns:a="http://schemas.openxmlformats.org/drawingml/2006/main">
+              <a:graphicData uri="http://schemas.openxmlformats.org/drawingml/2006/picture">
+                <pic:pic xmlns:pic="http://schemas.openxmlformats.org/drawingml/2006/picture">
+                  <pic:nvPicPr>
+                    <pic:cNvPr id="1" name=""/>
+                    <pic:cNvPicPr/>
+                  </pic:nvPicPr>
+                  <pic:blipFill>
+                    <a:blip r:embed="rId8"/>
+                    <a:stretch>
+                      <a:fillRect/>
+                    </a:stretch>
+                  </pic:blipFill>
+                  <pic:spPr>
+                    <a:xfrm>
+                      <a:off x="0" y="0"/>
+                      <a:ext cx="5760720" cy="1870710"/>
+                    </a:xfrm>
+                    <a:prstGeom prst="rect">
+                      <a:avLst/>
+                    </a:prstGeom>
+                    <a:ln>
+                      <a:noFill/>
+                    </a:ln>
+                    <a:effectLst>
+                      <a:outerShdw blurRad="190500" algn="tl" rotWithShape="0">
+                        <a:srgbClr val="000000">
+                          <a:alpha val="70000"/>
+                        </a:srgbClr>
+                      </a:outerShdw>
+                    </a:effectLst>
+                  </pic:spPr>
+                </pic:pic>
+              </a:graphicData>
+            </a:graphic>
+          </wp:inline>
+        </w:drawing>
+      </w:r>
+    </w:p>
+    <w:p>
+      <w:r>
+        <w:lastRenderedPageBreak/>
+        <w:drawing>
+          <wp:inline distT="0" distB="0" distL="0" distR="0" wp14:anchorId="17F536B7" wp14:editId="22973C88">
+            <wp:extent cx="5760720" cy="2757170"/>
+            <wp:effectExtent l="190500" t="190500" r="182880" b="195580"/>
+            <wp:docPr id="4" name="Kép 4"/>
+            <wp:cNvGraphicFramePr>
+              <a:graphicFrameLocks xmlns:a="http://schemas.openxmlformats.org/drawingml/2006/main" noChangeAspect="1"/>
+            </wp:cNvGraphicFramePr>
+            <a:graphic xmlns:a="http://schemas.openxmlformats.org/drawingml/2006/main">
+              <a:graphicData uri="http://schemas.openxmlformats.org/drawingml/2006/picture">
+                <pic:pic xmlns:pic="http://schemas.openxmlformats.org/drawingml/2006/picture">
+                  <pic:nvPicPr>
+                    <pic:cNvPr id="1" name=""/>
+                    <pic:cNvPicPr/>
+                  </pic:nvPicPr>
+                  <pic:blipFill>
+                    <a:blip r:embed="rId9"/>
+                    <a:stretch>
+                      <a:fillRect/>
+                    </a:stretch>
+                  </pic:blipFill>
+                  <pic:spPr>
+                    <a:xfrm>
+                      <a:off x="0" y="0"/>
+                      <a:ext cx="5760720" cy="2757170"/>
+                    </a:xfrm>
+                    <a:prstGeom prst="rect">
+                      <a:avLst/>
+                    </a:prstGeom>
+                    <a:ln>
+                      <a:noFill/>
+                    </a:ln>
+                    <a:effectLst>
+                      <a:outerShdw blurRad="190500" algn="tl" rotWithShape="0">
+                        <a:srgbClr val="000000">
+                          <a:alpha val="70000"/>
+                        </a:srgbClr>
+                      </a:outerShdw>
+                    </a:effectLst>
+                  </pic:spPr>
+                </pic:pic>
+              </a:graphicData>
+            </a:graphic>
+          </wp:inline>
+        </w:drawing>
+      </w:r>
+    </w:p>
+    <w:p>
+      <w:r>
+        <w:t xml:space="preserve">A sikeres regisztráció után átirányít a </w:t>
+      </w:r>
+      <w:r>
+        <w:rPr>
+          <w:i/>
+          <w:iCs/>
+        </w:rPr>
+        <w:t>Login</w:t>
+      </w:r>
+      <w:r>
+        <w:t xml:space="preserve"> oldalra, ahol a felhasználó be tud jelentkezni a fiókjába.</w:t>
+      </w:r>
+    </w:p>
+    <w:p>
+      <w:r>
+        <w:drawing>
+          <wp:inline distT="0" distB="0" distL="0" distR="0" wp14:anchorId="37CCEE4F" wp14:editId="0A5760D3">
+            <wp:extent cx="5760720" cy="2772410"/>
+            <wp:effectExtent l="190500" t="190500" r="182880" b="199390"/>
+            <wp:docPr id="5" name="Kép 5"/>
+            <wp:cNvGraphicFramePr>
+              <a:graphicFrameLocks xmlns:a="http://schemas.openxmlformats.org/drawingml/2006/main" noChangeAspect="1"/>
+            </wp:cNvGraphicFramePr>
+            <a:graphic xmlns:a="http://schemas.openxmlformats.org/drawingml/2006/main">
+              <a:graphicData uri="http://schemas.openxmlformats.org/drawingml/2006/picture">
+                <pic:pic xmlns:pic="http://schemas.openxmlformats.org/drawingml/2006/picture">
+                  <pic:nvPicPr>
+                    <pic:cNvPr id="1" name=""/>
+                    <pic:cNvPicPr/>
+                  </pic:nvPicPr>
+                  <pic:blipFill>
+                    <a:blip r:embed="rId10"/>
+                    <a:stretch>
+                      <a:fillRect/>
+                    </a:stretch>
+                  </pic:blipFill>
+                  <pic:spPr>
+                    <a:xfrm>
+                      <a:off x="0" y="0"/>
+                      <a:ext cx="5760720" cy="2772410"/>
+                    </a:xfrm>
+                    <a:prstGeom prst="rect">
+                      <a:avLst/>
+                    </a:prstGeom>
+                    <a:ln>
+                      <a:noFill/>
+                    </a:ln>
+                    <a:effectLst>
+                      <a:outerShdw blurRad="190500" algn="tl" rotWithShape="0">
+                        <a:srgbClr val="000000">
+                          <a:alpha val="70000"/>
+                        </a:srgbClr>
+                      </a:outerShdw>
+                    </a:effectLst>
+                  </pic:spPr>
+                </pic:pic>
+              </a:graphicData>
+            </a:graphic>
+          </wp:inline>
+        </w:drawing>
+      </w:r>
+    </w:p>
+    <w:p>
+      <w:r>
+        <w:t>Bejelentkezés után a felhasználó az irányítópulton találja magát, ahol kölcsönzéseit, lefoglalt könyveit és a profil adatait tudja megtekinteni.</w:t>
+      </w:r>
+    </w:p>
+    <w:p>
+      <w:r>
+        <w:lastRenderedPageBreak/>
+        <w:drawing>
+          <wp:inline distT="0" distB="0" distL="0" distR="0" wp14:anchorId="6E55302B" wp14:editId="521F07A3">
+            <wp:extent cx="5760720" cy="2751455"/>
+            <wp:effectExtent l="190500" t="190500" r="182880" b="182245"/>
+            <wp:docPr id="6" name="Kép 6"/>
+            <wp:cNvGraphicFramePr>
+              <a:graphicFrameLocks xmlns:a="http://schemas.openxmlformats.org/drawingml/2006/main" noChangeAspect="1"/>
+            </wp:cNvGraphicFramePr>
+            <a:graphic xmlns:a="http://schemas.openxmlformats.org/drawingml/2006/main">
+              <a:graphicData uri="http://schemas.openxmlformats.org/drawingml/2006/picture">
+                <pic:pic xmlns:pic="http://schemas.openxmlformats.org/drawingml/2006/picture">
+                  <pic:nvPicPr>
+                    <pic:cNvPr id="1" name=""/>
+                    <pic:cNvPicPr/>
+                  </pic:nvPicPr>
+                  <pic:blipFill>
+                    <a:blip r:embed="rId11"/>
+                    <a:stretch>
+                      <a:fillRect/>
+                    </a:stretch>
+                  </pic:blipFill>
+                  <pic:spPr>
+                    <a:xfrm>
+                      <a:off x="0" y="0"/>
+                      <a:ext cx="5760720" cy="2751455"/>
+                    </a:xfrm>
+                    <a:prstGeom prst="rect">
+                      <a:avLst/>
+                    </a:prstGeom>
+                    <a:ln>
+                      <a:noFill/>
+                    </a:ln>
+                    <a:effectLst>
+                      <a:outerShdw blurRad="190500" algn="tl" rotWithShape="0">
+                        <a:srgbClr val="000000">
+                          <a:alpha val="70000"/>
+                        </a:srgbClr>
+                      </a:outerShdw>
+                    </a:effectLst>
+                  </pic:spPr>
+                </pic:pic>
+              </a:graphicData>
+            </a:graphic>
+          </wp:inline>
+        </w:drawing>
+      </w:r>
+    </w:p>
+    <w:p>
+      <w:r>
+        <w:drawing>
+          <wp:inline distT="0" distB="0" distL="0" distR="0" wp14:anchorId="4368EE0A" wp14:editId="1E0119DC">
+            <wp:extent cx="5760720" cy="2760345"/>
+            <wp:effectExtent l="190500" t="190500" r="182880" b="192405"/>
+            <wp:docPr id="7" name="Kép 7"/>
+            <wp:cNvGraphicFramePr>
+              <a:graphicFrameLocks xmlns:a="http://schemas.openxmlformats.org/drawingml/2006/main" noChangeAspect="1"/>
+            </wp:cNvGraphicFramePr>
+            <a:graphic xmlns:a="http://schemas.openxmlformats.org/drawingml/2006/main">
+              <a:graphicData uri="http://schemas.openxmlformats.org/drawingml/2006/picture">
+                <pic:pic xmlns:pic="http://schemas.openxmlformats.org/drawingml/2006/picture">
+                  <pic:nvPicPr>
+                    <pic:cNvPr id="1" name=""/>
+                    <pic:cNvPicPr/>
+                  </pic:nvPicPr>
+                  <pic:blipFill>
+                    <a:blip r:embed="rId12"/>
+                    <a:stretch>
+                      <a:fillRect/>
+                    </a:stretch>
+                  </pic:blipFill>
+                  <pic:spPr>
+                    <a:xfrm>
+                      <a:off x="0" y="0"/>
+                      <a:ext cx="5760720" cy="2760345"/>
+                    </a:xfrm>
+                    <a:prstGeom prst="rect">
+                      <a:avLst/>
+                    </a:prstGeom>
+                    <a:ln>
+                      <a:noFill/>
+                    </a:ln>
+                    <a:effectLst>
+                      <a:outerShdw blurRad="190500" algn="tl" rotWithShape="0">
+                        <a:srgbClr val="000000">
+                          <a:alpha val="70000"/>
+                        </a:srgbClr>
+                      </a:outerShdw>
+                    </a:effectLst>
+                  </pic:spPr>
+                </pic:pic>
+              </a:graphicData>
+            </a:graphic>
+          </wp:inline>
+        </w:drawing>
+      </w:r>
+    </w:p>
+    <w:p>
+      <w:r>
+        <w:t>A felhasználó a profilját mind frissíteni, mind törölni is tudja.</w:t>
+      </w:r>
+    </w:p>
+    <w:p>
+      <w:r>
+        <w:lastRenderedPageBreak/>
+        <w:drawing>
+          <wp:inline distT="0" distB="0" distL="0" distR="0" wp14:anchorId="56457714" wp14:editId="4B1B700C">
+            <wp:extent cx="5760720" cy="2745105"/>
+            <wp:effectExtent l="190500" t="190500" r="182880" b="188595"/>
+            <wp:docPr id="8" name="Kép 8"/>
+            <wp:cNvGraphicFramePr>
+              <a:graphicFrameLocks xmlns:a="http://schemas.openxmlformats.org/drawingml/2006/main" noChangeAspect="1"/>
+            </wp:cNvGraphicFramePr>
+            <a:graphic xmlns:a="http://schemas.openxmlformats.org/drawingml/2006/main">
+              <a:graphicData uri="http://schemas.openxmlformats.org/drawingml/2006/picture">
+                <pic:pic xmlns:pic="http://schemas.openxmlformats.org/drawingml/2006/picture">
+                  <pic:nvPicPr>
+                    <pic:cNvPr id="1" name=""/>
+                    <pic:cNvPicPr/>
+                  </pic:nvPicPr>
+                  <pic:blipFill>
+                    <a:blip r:embed="rId13"/>
+                    <a:stretch>
+                      <a:fillRect/>
+                    </a:stretch>
+                  </pic:blipFill>
+                  <pic:spPr>
+                    <a:xfrm>
+                      <a:off x="0" y="0"/>
+                      <a:ext cx="5760720" cy="2745105"/>
+                    </a:xfrm>
+                    <a:prstGeom prst="rect">
+                      <a:avLst/>
+                    </a:prstGeom>
+                    <a:ln>
+                      <a:noFill/>
+                    </a:ln>
+                    <a:effectLst>
+                      <a:outerShdw blurRad="190500" algn="tl" rotWithShape="0">
+                        <a:srgbClr val="000000">
+                          <a:alpha val="70000"/>
+                        </a:srgbClr>
+                      </a:outerShdw>
+                    </a:effectLst>
+                  </pic:spPr>
+                </pic:pic>
+              </a:graphicData>
+            </a:graphic>
+          </wp:inline>
+        </w:drawing>
+      </w:r>
+    </w:p>
+    <w:p>
+      <w:r>
+        <w:t>A bejelentkezett felhasználó a /</w:t>
+      </w:r>
+      <w:proofErr w:type="spellStart"/>
+      <w:r>
+        <w:t>books</w:t>
+      </w:r>
+      <w:proofErr w:type="spellEnd"/>
+      <w:r>
+        <w:t xml:space="preserve"> oldalon tud lefoglalni könyvet. Maximum 3 a megengedett könyv lefoglalás.</w:t>
+      </w:r>
+    </w:p>
+    <w:p>
+      <w:r>
+        <w:drawing>
+          <wp:inline distT="0" distB="0" distL="0" distR="0" wp14:anchorId="42C0AC80" wp14:editId="695F1081">
+            <wp:extent cx="5760720" cy="2808605"/>
+            <wp:effectExtent l="190500" t="190500" r="182880" b="182245"/>
+            <wp:docPr id="9" name="Kép 9"/>
+            <wp:cNvGraphicFramePr>
+              <a:graphicFrameLocks xmlns:a="http://schemas.openxmlformats.org/drawingml/2006/main" noChangeAspect="1"/>
+            </wp:cNvGraphicFramePr>
+            <a:graphic xmlns:a="http://schemas.openxmlformats.org/drawingml/2006/main">
+              <a:graphicData uri="http://schemas.openxmlformats.org/drawingml/2006/picture">
+                <pic:pic xmlns:pic="http://schemas.openxmlformats.org/drawingml/2006/picture">
+                  <pic:nvPicPr>
+                    <pic:cNvPr id="1" name=""/>
+                    <pic:cNvPicPr/>
+                  </pic:nvPicPr>
+                  <pic:blipFill>
+                    <a:blip r:embed="rId14"/>
+                    <a:stretch>
+                      <a:fillRect/>
+                    </a:stretch>
+                  </pic:blipFill>
+                  <pic:spPr>
+                    <a:xfrm>
+                      <a:off x="0" y="0"/>
+                      <a:ext cx="5760720" cy="2808605"/>
+                    </a:xfrm>
+                    <a:prstGeom prst="rect">
+                      <a:avLst/>
+                    </a:prstGeom>
+                    <a:ln>
+                      <a:noFill/>
+                    </a:ln>
+                    <a:effectLst>
+                      <a:outerShdw blurRad="190500" algn="tl" rotWithShape="0">
+                        <a:srgbClr val="000000">
+                          <a:alpha val="70000"/>
+                        </a:srgbClr>
+                      </a:outerShdw>
+                    </a:effectLst>
+                  </pic:spPr>
+                </pic:pic>
+              </a:graphicData>
+            </a:graphic>
+          </wp:inline>
+        </w:drawing>
+      </w:r>
+    </w:p>
+    <w:p>
+      <w:r>
+        <w:t xml:space="preserve">Ha több könyvet szeretne kikölcsönözni, ez az </w:t>
+      </w:r>
+      <w:proofErr w:type="spellStart"/>
+      <w:r>
+        <w:t>alert</w:t>
+      </w:r>
+      <w:proofErr w:type="spellEnd"/>
+      <w:r>
+        <w:t xml:space="preserve"> </w:t>
+      </w:r>
+      <w:proofErr w:type="spellStart"/>
+      <w:r>
+        <w:t>box</w:t>
+      </w:r>
+      <w:proofErr w:type="spellEnd"/>
+      <w:r>
+        <w:t>-ot kapja:</w:t>
+      </w:r>
+    </w:p>
+    <w:p>
+      <w:r>
+        <w:lastRenderedPageBreak/>
+        <w:drawing>
+          <wp:inline distT="0" distB="0" distL="0" distR="0" wp14:anchorId="37D0981D" wp14:editId="1919FA4E">
+            <wp:extent cx="4220164" cy="1352739"/>
+            <wp:effectExtent l="190500" t="190500" r="180975" b="190500"/>
+            <wp:docPr id="10" name="Kép 10"/>
+            <wp:cNvGraphicFramePr>
+              <a:graphicFrameLocks xmlns:a="http://schemas.openxmlformats.org/drawingml/2006/main" noChangeAspect="1"/>
+            </wp:cNvGraphicFramePr>
+            <a:graphic xmlns:a="http://schemas.openxmlformats.org/drawingml/2006/main">
+              <a:graphicData uri="http://schemas.openxmlformats.org/drawingml/2006/picture">
+                <pic:pic xmlns:pic="http://schemas.openxmlformats.org/drawingml/2006/picture">
+                  <pic:nvPicPr>
+                    <pic:cNvPr id="1" name=""/>
+                    <pic:cNvPicPr/>
+                  </pic:nvPicPr>
+                  <pic:blipFill>
+                    <a:blip r:embed="rId15"/>
+                    <a:stretch>
+                      <a:fillRect/>
+                    </a:stretch>
+                  </pic:blipFill>
+                  <pic:spPr>
+                    <a:xfrm>
+                      <a:off x="0" y="0"/>
+                      <a:ext cx="4220164" cy="1352739"/>
+                    </a:xfrm>
+                    <a:prstGeom prst="rect">
+                      <a:avLst/>
+                    </a:prstGeom>
+                    <a:ln>
+                      <a:noFill/>
+                    </a:ln>
+                    <a:effectLst>
+                      <a:outerShdw blurRad="190500" algn="tl" rotWithShape="0">
+                        <a:srgbClr val="000000">
+                          <a:alpha val="70000"/>
+                        </a:srgbClr>
+                      </a:outerShdw>
+                    </a:effectLst>
+                  </pic:spPr>
+                </pic:pic>
+              </a:graphicData>
+            </a:graphic>
+          </wp:inline>
+        </w:drawing>
+      </w:r>
+    </w:p>
+    <w:p>
+      <w:pPr>
         <w:pStyle w:val="Cmsor2"/>
         <w:rPr>
           <w:rFonts w:cs="Times New Roman"/>
@@ -5725,7 +6322,21 @@
         <w:rPr>
           <w:rFonts w:cs="Times New Roman"/>
         </w:rPr>
-        <w:t>) és az autentikációt (</w:t>
+        <w:t xml:space="preserve">) és az </w:t>
+      </w:r>
+      <w:proofErr w:type="spellStart"/>
+      <w:r>
+        <w:rPr>
+          <w:rFonts w:cs="Times New Roman"/>
+        </w:rPr>
+        <w:t>autentikációt</w:t>
+      </w:r>
+      <w:proofErr w:type="spellEnd"/>
+      <w:r>
+        <w:rPr>
+          <w:rFonts w:cs="Times New Roman"/>
+        </w:rPr>
+        <w:t xml:space="preserve"> (</w:t>
       </w:r>
       <w:proofErr w:type="spellStart"/>
       <w:r>
@@ -5981,7 +6592,6 @@
                 <w:i/>
                 <w:iCs/>
               </w:rPr>
-              <w:lastRenderedPageBreak/>
               <w:t>/</w:t>
             </w:r>
           </w:p>
@@ -7021,6 +7631,7 @@
         <w:rPr>
           <w:rFonts w:cs="Times New Roman"/>
         </w:rPr>
+        <w:lastRenderedPageBreak/>
         <w:t>Állapotkezelés</w:t>
       </w:r>
       <w:r>
@@ -7072,6 +7683,7 @@
         </w:rPr>
         <w:t xml:space="preserve"> állapot: A </w:t>
       </w:r>
+      <w:proofErr w:type="spellStart"/>
       <w:r>
         <w:rPr>
           <w:rFonts w:cs="Times New Roman"/>
@@ -7080,6 +7692,7 @@
         </w:rPr>
         <w:t>Books</w:t>
       </w:r>
+      <w:proofErr w:type="spellEnd"/>
       <w:r>
         <w:rPr>
           <w:rFonts w:cs="Times New Roman"/>
@@ -7194,7 +7807,7 @@
                     <pic:cNvPicPr/>
                   </pic:nvPicPr>
                   <pic:blipFill>
-                    <a:blip r:embed="rId6">
+                    <a:blip r:embed="rId16">
                       <a:extLst>
                         <a:ext uri="{28A0092B-C50C-407E-A947-70E740481C1C}">
                           <a14:useLocalDpi xmlns:a14="http://schemas.microsoft.com/office/drawing/2010/main" val="0"/>
@@ -7334,7 +7947,6 @@
           <w:rFonts w:cs="Times New Roman"/>
           <w:noProof/>
         </w:rPr>
-        <w:lastRenderedPageBreak/>
         <w:drawing>
           <wp:inline distT="0" distB="0" distL="0" distR="0" wp14:anchorId="3D7D3335" wp14:editId="420CA6A3">
             <wp:extent cx="5760720" cy="1054100"/>
@@ -7351,7 +7963,7 @@
                     <pic:cNvPicPr/>
                   </pic:nvPicPr>
                   <pic:blipFill>
-                    <a:blip r:embed="rId7"/>
+                    <a:blip r:embed="rId17"/>
                     <a:stretch>
                       <a:fillRect/>
                     </a:stretch>
@@ -7557,6 +8169,7 @@
         <w:rPr>
           <w:rFonts w:cs="Times New Roman"/>
         </w:rPr>
+        <w:lastRenderedPageBreak/>
         <w:t>Állapotkezelés (</w:t>
       </w:r>
       <w:proofErr w:type="spellStart"/>
@@ -7731,7 +8344,6 @@
         </w:rPr>
         <w:t xml:space="preserve"> a </w:t>
       </w:r>
-      <w:proofErr w:type="spellStart"/>
       <w:r>
         <w:rPr>
           <w:rFonts w:cs="Times New Roman"/>
@@ -7740,7 +8352,6 @@
         </w:rPr>
         <w:t>sessionStorage</w:t>
       </w:r>
-      <w:proofErr w:type="spellEnd"/>
       <w:r>
         <w:rPr>
           <w:rFonts w:cs="Times New Roman"/>
@@ -7871,7 +8482,6 @@
           <w:rFonts w:cs="Times New Roman"/>
           <w:noProof/>
         </w:rPr>
-        <w:lastRenderedPageBreak/>
         <w:drawing>
           <wp:inline distT="0" distB="0" distL="0" distR="0" wp14:anchorId="1ECFC31C" wp14:editId="2686F760">
             <wp:extent cx="4677428" cy="3705742"/>
@@ -7888,7 +8498,7 @@
                     <pic:cNvPicPr/>
                   </pic:nvPicPr>
                   <pic:blipFill>
-                    <a:blip r:embed="rId8"/>
+                    <a:blip r:embed="rId18"/>
                     <a:stretch>
                       <a:fillRect/>
                     </a:stretch>
@@ -8017,7 +8627,6 @@
         </w:rPr>
         <w:t xml:space="preserve"> a </w:t>
       </w:r>
-      <w:proofErr w:type="spellStart"/>
       <w:r>
         <w:rPr>
           <w:rFonts w:cs="Times New Roman"/>
@@ -8030,7 +8639,14 @@
         <w:rPr>
           <w:rFonts w:cs="Times New Roman"/>
         </w:rPr>
-        <w:t>-ba</w:t>
+        <w:t>-</w:t>
+      </w:r>
+      <w:proofErr w:type="spellStart"/>
+      <w:r>
+        <w:rPr>
+          <w:rFonts w:cs="Times New Roman"/>
+        </w:rPr>
+        <w:t>ba</w:t>
       </w:r>
       <w:proofErr w:type="spellEnd"/>
       <w:r>
@@ -8116,6 +8732,7 @@
           <w:rFonts w:cs="Times New Roman"/>
           <w:noProof/>
         </w:rPr>
+        <w:lastRenderedPageBreak/>
         <w:drawing>
           <wp:inline distT="0" distB="0" distL="0" distR="0" wp14:anchorId="5BEC4015" wp14:editId="2FB0FF9E">
             <wp:extent cx="3296110" cy="971686"/>
@@ -8132,7 +8749,7 @@
                     <pic:cNvPicPr/>
                   </pic:nvPicPr>
                   <pic:blipFill>
-                    <a:blip r:embed="rId9"/>
+                    <a:blip r:embed="rId19"/>
                     <a:stretch>
                       <a:fillRect/>
                     </a:stretch>
@@ -8222,7 +8839,6 @@
         </w:rPr>
         <w:t xml:space="preserve"> </w:t>
       </w:r>
-      <w:proofErr w:type="spellStart"/>
       <w:r>
         <w:rPr>
           <w:rFonts w:cs="Times New Roman"/>
@@ -8235,7 +8851,14 @@
         <w:rPr>
           <w:rFonts w:cs="Times New Roman"/>
         </w:rPr>
-        <w:t>-ból</w:t>
+        <w:t>-</w:t>
+      </w:r>
+      <w:proofErr w:type="spellStart"/>
+      <w:r>
+        <w:rPr>
+          <w:rFonts w:cs="Times New Roman"/>
+        </w:rPr>
+        <w:t>ból</w:t>
       </w:r>
       <w:proofErr w:type="spellEnd"/>
       <w:r>
@@ -8338,7 +8961,6 @@
           <w:rFonts w:cs="Times New Roman"/>
           <w:noProof/>
         </w:rPr>
-        <w:lastRenderedPageBreak/>
         <w:drawing>
           <wp:inline distT="0" distB="0" distL="0" distR="0" wp14:anchorId="45DB769C" wp14:editId="327F4275">
             <wp:extent cx="3057952" cy="952633"/>
@@ -8355,7 +8977,7 @@
                     <pic:cNvPicPr/>
                   </pic:nvPicPr>
                   <pic:blipFill>
-                    <a:blip r:embed="rId10"/>
+                    <a:blip r:embed="rId20"/>
                     <a:stretch>
                       <a:fillRect/>
                     </a:stretch>
@@ -8654,7 +9276,6 @@
         </w:rPr>
         <w:t xml:space="preserve">-je a </w:t>
       </w:r>
-      <w:proofErr w:type="spellStart"/>
       <w:r>
         <w:rPr>
           <w:rFonts w:cs="Times New Roman"/>
@@ -8663,7 +9284,6 @@
         </w:rPr>
         <w:t>sessionStorage</w:t>
       </w:r>
-      <w:proofErr w:type="spellEnd"/>
       <w:r>
         <w:rPr>
           <w:rFonts w:cs="Times New Roman"/>
@@ -8759,6 +9379,7 @@
           <w:rFonts w:cs="Times New Roman"/>
           <w:noProof/>
         </w:rPr>
+        <w:lastRenderedPageBreak/>
         <w:drawing>
           <wp:inline distT="0" distB="0" distL="0" distR="0" wp14:anchorId="05AF8407" wp14:editId="34B2ADC5">
             <wp:extent cx="4715533" cy="1028844"/>
@@ -8775,7 +9396,7 @@
                     <pic:cNvPicPr/>
                   </pic:nvPicPr>
                   <pic:blipFill>
-                    <a:blip r:embed="rId11"/>
+                    <a:blip r:embed="rId21"/>
                     <a:stretch>
                       <a:fillRect/>
                     </a:stretch>
@@ -8958,7 +9579,6 @@
         <w:rPr>
           <w:rFonts w:cs="Times New Roman"/>
         </w:rPr>
-        <w:lastRenderedPageBreak/>
         <w:t>Autentikáció-érzékeny elemek (bejelentkezés/kijelentkezés, irányítópult elérés).</w:t>
       </w:r>
     </w:p>
@@ -9237,7 +9857,7 @@
                     <pic:cNvPicPr/>
                   </pic:nvPicPr>
                   <pic:blipFill>
-                    <a:blip r:embed="rId12"/>
+                    <a:blip r:embed="rId22"/>
                     <a:stretch>
                       <a:fillRect/>
                     </a:stretch>
@@ -9317,6 +9937,7 @@
           <w:rFonts w:cs="Times New Roman"/>
           <w:noProof/>
         </w:rPr>
+        <w:lastRenderedPageBreak/>
         <w:drawing>
           <wp:inline distT="0" distB="0" distL="0" distR="0" wp14:anchorId="5C81ABB8" wp14:editId="030FAD96">
             <wp:extent cx="5468113" cy="381053"/>
@@ -9333,7 +9954,7 @@
                     <pic:cNvPicPr/>
                   </pic:nvPicPr>
                   <pic:blipFill>
-                    <a:blip r:embed="rId13"/>
+                    <a:blip r:embed="rId23"/>
                     <a:stretch>
                       <a:fillRect/>
                     </a:stretch>
@@ -9410,7 +10031,7 @@
                     <pic:cNvPicPr/>
                   </pic:nvPicPr>
                   <pic:blipFill>
-                    <a:blip r:embed="rId14"/>
+                    <a:blip r:embed="rId24"/>
                     <a:stretch>
                       <a:fillRect/>
                     </a:stretch>
@@ -9571,7 +10192,6 @@
         </w:rPr>
         <w:t xml:space="preserve"> a </w:t>
       </w:r>
-      <w:proofErr w:type="spellStart"/>
       <w:r>
         <w:rPr>
           <w:rFonts w:cs="Times New Roman"/>
@@ -9580,6 +10200,7 @@
         </w:rPr>
         <w:t>sessionStorage-</w:t>
       </w:r>
+      <w:proofErr w:type="spellStart"/>
       <w:r>
         <w:rPr>
           <w:rFonts w:cs="Times New Roman"/>
@@ -9610,7 +10231,6 @@
         <w:rPr>
           <w:rFonts w:cs="Times New Roman"/>
         </w:rPr>
-        <w:lastRenderedPageBreak/>
         <w:t xml:space="preserve">Az </w:t>
       </w:r>
       <w:proofErr w:type="spellStart"/>
@@ -9629,7 +10249,6 @@
         </w:rPr>
         <w:t xml:space="preserve"> a </w:t>
       </w:r>
-      <w:proofErr w:type="spellStart"/>
       <w:r>
         <w:rPr>
           <w:rFonts w:cs="Times New Roman"/>
@@ -9638,7 +10257,6 @@
         </w:rPr>
         <w:t>sessionStorage</w:t>
       </w:r>
-      <w:proofErr w:type="spellEnd"/>
       <w:r>
         <w:rPr>
           <w:rFonts w:cs="Times New Roman"/>
@@ -9687,7 +10305,7 @@
                     <pic:cNvPicPr/>
                   </pic:nvPicPr>
                   <pic:blipFill>
-                    <a:blip r:embed="rId15"/>
+                    <a:blip r:embed="rId25"/>
                     <a:stretch>
                       <a:fillRect/>
                     </a:stretch>
@@ -9881,6 +10499,7 @@
           <w:rFonts w:cs="Times New Roman"/>
           <w:noProof/>
         </w:rPr>
+        <w:lastRenderedPageBreak/>
         <w:drawing>
           <wp:inline distT="0" distB="0" distL="0" distR="0" wp14:anchorId="286ACED7" wp14:editId="1E7EEBE0">
             <wp:extent cx="5249008" cy="2810267"/>
@@ -9897,7 +10516,7 @@
                     <pic:cNvPicPr/>
                   </pic:nvPicPr>
                   <pic:blipFill>
-                    <a:blip r:embed="rId16"/>
+                    <a:blip r:embed="rId26"/>
                     <a:stretch>
                       <a:fillRect/>
                     </a:stretch>
@@ -9971,7 +10590,21 @@
         <w:rPr>
           <w:rFonts w:cs="Times New Roman"/>
         </w:rPr>
-        <w:t xml:space="preserve"> Books”.</w:t>
+        <w:t xml:space="preserve"> </w:t>
+      </w:r>
+      <w:proofErr w:type="spellStart"/>
+      <w:r>
+        <w:rPr>
+          <w:rFonts w:cs="Times New Roman"/>
+        </w:rPr>
+        <w:t>Books</w:t>
+      </w:r>
+      <w:proofErr w:type="spellEnd"/>
+      <w:r>
+        <w:rPr>
+          <w:rFonts w:cs="Times New Roman"/>
+        </w:rPr>
+        <w:t>”.</w:t>
       </w:r>
     </w:p>
     <w:p>
@@ -10119,7 +10752,7 @@
                     <pic:cNvPicPr/>
                   </pic:nvPicPr>
                   <pic:blipFill>
-                    <a:blip r:embed="rId17"/>
+                    <a:blip r:embed="rId27"/>
                     <a:stretch>
                       <a:fillRect/>
                     </a:stretch>
@@ -10531,7 +11164,7 @@
                     <pic:cNvPicPr/>
                   </pic:nvPicPr>
                   <pic:blipFill>
-                    <a:blip r:embed="rId18"/>
+                    <a:blip r:embed="rId28"/>
                     <a:stretch>
                       <a:fillRect/>
                     </a:stretch>
@@ -10798,7 +11431,6 @@
         </w:rPr>
         <w:t xml:space="preserve">A komponens a </w:t>
       </w:r>
-      <w:proofErr w:type="spellStart"/>
       <w:r>
         <w:rPr>
           <w:rFonts w:cs="Times New Roman"/>
@@ -10807,7 +11439,6 @@
         </w:rPr>
         <w:t>sessionStorage</w:t>
       </w:r>
-      <w:proofErr w:type="spellEnd"/>
       <w:r>
         <w:rPr>
           <w:rFonts w:cs="Times New Roman"/>
@@ -10857,7 +11488,7 @@
                     <pic:cNvPicPr/>
                   </pic:nvPicPr>
                   <pic:blipFill>
-                    <a:blip r:embed="rId19"/>
+                    <a:blip r:embed="rId29"/>
                     <a:stretch>
                       <a:fillRect/>
                     </a:stretch>
@@ -10928,7 +11559,7 @@
                     <pic:cNvPicPr/>
                   </pic:nvPicPr>
                   <pic:blipFill>
-                    <a:blip r:embed="rId20"/>
+                    <a:blip r:embed="rId30"/>
                     <a:stretch>
                       <a:fillRect/>
                     </a:stretch>
@@ -12492,7 +13123,6 @@
         </w:rPr>
         <w:t xml:space="preserve"> mentése </w:t>
       </w:r>
-      <w:proofErr w:type="spellStart"/>
       <w:r>
         <w:rPr>
           <w:rFonts w:cs="Times New Roman"/>
@@ -12505,7 +13135,14 @@
         <w:rPr>
           <w:rFonts w:cs="Times New Roman"/>
         </w:rPr>
-        <w:t>-ba</w:t>
+        <w:t>-</w:t>
+      </w:r>
+      <w:proofErr w:type="spellStart"/>
+      <w:r>
+        <w:rPr>
+          <w:rFonts w:cs="Times New Roman"/>
+        </w:rPr>
+        <w:t>ba</w:t>
       </w:r>
       <w:proofErr w:type="spellEnd"/>
     </w:p>
@@ -12850,7 +13487,6 @@
         </w:rPr>
         <w:t xml:space="preserve"> a </w:t>
       </w:r>
-      <w:proofErr w:type="spellStart"/>
       <w:r>
         <w:rPr>
           <w:rFonts w:cs="Times New Roman"/>
@@ -12863,7 +13499,14 @@
         <w:rPr>
           <w:rFonts w:cs="Times New Roman"/>
         </w:rPr>
-        <w:t>-ba</w:t>
+        <w:t>-</w:t>
+      </w:r>
+      <w:proofErr w:type="spellStart"/>
+      <w:r>
+        <w:rPr>
+          <w:rFonts w:cs="Times New Roman"/>
+        </w:rPr>
+        <w:t>ba</w:t>
       </w:r>
       <w:proofErr w:type="spellEnd"/>
     </w:p>
@@ -15377,7 +16020,7 @@
 </file>
 
 <file path=word/numbering.xml><?xml version="1.0" encoding="utf-8"?>
-<w:numbering xmlns:wpc="http://schemas.microsoft.com/office/word/2010/wordprocessingCanvas" xmlns:cx="http://schemas.microsoft.com/office/drawing/2014/chartex" xmlns:cx1="http://schemas.microsoft.com/office/drawing/2015/9/8/chartex" xmlns:cx2="http://schemas.microsoft.com/office/drawing/2015/10/21/chartex" xmlns:cx3="http://schemas.microsoft.com/office/drawing/2016/5/9/chartex" xmlns:cx4="http://schemas.microsoft.com/office/drawing/2016/5/10/chartex" xmlns:cx5="http://schemas.microsoft.com/office/drawing/2016/5/11/chartex" xmlns:cx6="http://schemas.microsoft.com/office/drawing/2016/5/12/chartex" xmlns:cx7="http://schemas.microsoft.com/office/drawing/2016/5/13/chartex" xmlns:cx8="http://schemas.microsoft.com/office/drawing/2016/5/14/chartex" xmlns:mc="http://schemas.openxmlformats.org/markup-compatibility/2006" xmlns:aink="http://schemas.microsoft.com/office/drawing/2016/ink" xmlns:am3d="http://schemas.microsoft.com/office/drawing/2017/model3d" xmlns:o="urn:schemas-microsoft-com:office:office" xmlns:oel="http://schemas.microsoft.com/office/2019/extlst" xmlns:r="http://schemas.openxmlformats.org/officeDocument/2006/relationships" xmlns:m="http://schemas.openxmlformats.org/officeDocument/2006/math" xmlns:v="urn:schemas-microsoft-com:vml" xmlns:wp14="http://schemas.microsoft.com/office/word/2010/wordprocessingDrawing" xmlns:wp="http://schemas.openxmlformats.org/drawingml/2006/wordprocessingDrawing" xmlns:w10="urn:schemas-microsoft-com:office:word" xmlns:w="http://schemas.openxmlformats.org/wordprocessingml/2006/main" xmlns:w14="http://schemas.microsoft.com/office/word/2010/wordml" xmlns:w15="http://schemas.microsoft.com/office/word/2012/wordml" xmlns:w16cex="http://schemas.microsoft.com/office/word/2018/wordml/cex" xmlns:w16cid="http://schemas.microsoft.com/office/word/2016/wordml/cid" xmlns:w16="http://schemas.microsoft.com/office/word/2018/wordml" xmlns:w16du="http://schemas.microsoft.com/office/word/2023/wordml/word16du" xmlns:w16sdtdh="http://schemas.microsoft.com/office/word/2020/wordml/sdtdatahash" xmlns:w16sdtfl="http://schemas.microsoft.com/office/word/2024/wordml/sdtformatlock" xmlns:w16se="http://schemas.microsoft.com/office/word/2015/wordml/symex" xmlns:wpg="http://schemas.microsoft.com/office/word/2010/wordprocessingGroup" xmlns:wpi="http://schemas.microsoft.com/office/word/2010/wordprocessingInk" xmlns:wne="http://schemas.microsoft.com/office/word/2006/wordml" xmlns:wps="http://schemas.microsoft.com/office/word/2010/wordprocessingShape" mc:Ignorable="w14 w15 w16se w16cid w16 w16cex w16sdtdh w16sdtfl w16du wp14">
+<w:numbering xmlns:wpc="http://schemas.microsoft.com/office/word/2010/wordprocessingCanvas" xmlns:cx="http://schemas.microsoft.com/office/drawing/2014/chartex" xmlns:cx1="http://schemas.microsoft.com/office/drawing/2015/9/8/chartex" xmlns:cx2="http://schemas.microsoft.com/office/drawing/2015/10/21/chartex" xmlns:cx3="http://schemas.microsoft.com/office/drawing/2016/5/9/chartex" xmlns:cx4="http://schemas.microsoft.com/office/drawing/2016/5/10/chartex" xmlns:cx5="http://schemas.microsoft.com/office/drawing/2016/5/11/chartex" xmlns:cx6="http://schemas.microsoft.com/office/drawing/2016/5/12/chartex" xmlns:cx7="http://schemas.microsoft.com/office/drawing/2016/5/13/chartex" xmlns:cx8="http://schemas.microsoft.com/office/drawing/2016/5/14/chartex" xmlns:mc="http://schemas.openxmlformats.org/markup-compatibility/2006" xmlns:aink="http://schemas.microsoft.com/office/drawing/2016/ink" xmlns:am3d="http://schemas.microsoft.com/office/drawing/2017/model3d" xmlns:o="urn:schemas-microsoft-com:office:office" xmlns:r="http://schemas.openxmlformats.org/officeDocument/2006/relationships" xmlns:m="http://schemas.openxmlformats.org/officeDocument/2006/math" xmlns:v="urn:schemas-microsoft-com:vml" xmlns:wp14="http://schemas.microsoft.com/office/word/2010/wordprocessingDrawing" xmlns:wp="http://schemas.openxmlformats.org/drawingml/2006/wordprocessingDrawing" xmlns:w10="urn:schemas-microsoft-com:office:word" xmlns:w="http://schemas.openxmlformats.org/wordprocessingml/2006/main" xmlns:w14="http://schemas.microsoft.com/office/word/2010/wordml" xmlns:w15="http://schemas.microsoft.com/office/word/2012/wordml" xmlns:w16cex="http://schemas.microsoft.com/office/word/2018/wordml/cex" xmlns:w16cid="http://schemas.microsoft.com/office/word/2016/wordml/cid" xmlns:w16="http://schemas.microsoft.com/office/word/2018/wordml" xmlns:w16sdtdh="http://schemas.microsoft.com/office/word/2020/wordml/sdtdatahash" xmlns:w16se="http://schemas.microsoft.com/office/word/2015/wordml/symex" xmlns:wpg="http://schemas.microsoft.com/office/word/2010/wordprocessingGroup" xmlns:wpi="http://schemas.microsoft.com/office/word/2010/wordprocessingInk" xmlns:wne="http://schemas.microsoft.com/office/word/2006/wordml" xmlns:wps="http://schemas.microsoft.com/office/word/2010/wordprocessingShape" mc:Ignorable="w14 w15 w16se w16cid w16 w16cex w16sdtdh wp14">
   <w:abstractNum w:abstractNumId="0" w15:restartNumberingAfterBreak="0">
     <w:nsid w:val="023271BE"/>
     <w:multiLevelType w:val="hybridMultilevel"/>
@@ -20162,133 +20805,133 @@
       </w:rPr>
     </w:lvl>
   </w:abstractNum>
-  <w:num w:numId="1" w16cid:durableId="539710615">
+  <w:num w:numId="1">
     <w:abstractNumId w:val="35"/>
   </w:num>
-  <w:num w:numId="2" w16cid:durableId="515075086">
+  <w:num w:numId="2">
     <w:abstractNumId w:val="10"/>
   </w:num>
-  <w:num w:numId="3" w16cid:durableId="1165363249">
+  <w:num w:numId="3">
     <w:abstractNumId w:val="36"/>
   </w:num>
-  <w:num w:numId="4" w16cid:durableId="856577515">
+  <w:num w:numId="4">
     <w:abstractNumId w:val="33"/>
   </w:num>
-  <w:num w:numId="5" w16cid:durableId="181288758">
+  <w:num w:numId="5">
     <w:abstractNumId w:val="28"/>
   </w:num>
-  <w:num w:numId="6" w16cid:durableId="2009014370">
+  <w:num w:numId="6">
     <w:abstractNumId w:val="9"/>
   </w:num>
-  <w:num w:numId="7" w16cid:durableId="369763454">
+  <w:num w:numId="7">
     <w:abstractNumId w:val="20"/>
   </w:num>
-  <w:num w:numId="8" w16cid:durableId="1721514843">
+  <w:num w:numId="8">
     <w:abstractNumId w:val="25"/>
   </w:num>
-  <w:num w:numId="9" w16cid:durableId="1865245554">
+  <w:num w:numId="9">
     <w:abstractNumId w:val="27"/>
   </w:num>
-  <w:num w:numId="10" w16cid:durableId="1744570429">
+  <w:num w:numId="10">
     <w:abstractNumId w:val="37"/>
   </w:num>
-  <w:num w:numId="11" w16cid:durableId="369262465">
+  <w:num w:numId="11">
     <w:abstractNumId w:val="26"/>
   </w:num>
-  <w:num w:numId="12" w16cid:durableId="1540236596">
+  <w:num w:numId="12">
     <w:abstractNumId w:val="8"/>
   </w:num>
-  <w:num w:numId="13" w16cid:durableId="929042416">
+  <w:num w:numId="13">
     <w:abstractNumId w:val="38"/>
   </w:num>
-  <w:num w:numId="14" w16cid:durableId="1862821714">
+  <w:num w:numId="14">
     <w:abstractNumId w:val="39"/>
   </w:num>
-  <w:num w:numId="15" w16cid:durableId="109397915">
+  <w:num w:numId="15">
     <w:abstractNumId w:val="16"/>
   </w:num>
-  <w:num w:numId="16" w16cid:durableId="575670453">
+  <w:num w:numId="16">
     <w:abstractNumId w:val="5"/>
   </w:num>
-  <w:num w:numId="17" w16cid:durableId="1568681957">
+  <w:num w:numId="17">
     <w:abstractNumId w:val="15"/>
   </w:num>
-  <w:num w:numId="18" w16cid:durableId="237903583">
+  <w:num w:numId="18">
     <w:abstractNumId w:val="3"/>
   </w:num>
-  <w:num w:numId="19" w16cid:durableId="660280449">
+  <w:num w:numId="19">
     <w:abstractNumId w:val="17"/>
   </w:num>
-  <w:num w:numId="20" w16cid:durableId="263077919">
+  <w:num w:numId="20">
     <w:abstractNumId w:val="2"/>
   </w:num>
-  <w:num w:numId="21" w16cid:durableId="1855266178">
+  <w:num w:numId="21">
     <w:abstractNumId w:val="32"/>
   </w:num>
-  <w:num w:numId="22" w16cid:durableId="932665785">
+  <w:num w:numId="22">
     <w:abstractNumId w:val="0"/>
   </w:num>
-  <w:num w:numId="23" w16cid:durableId="1855264521">
+  <w:num w:numId="23">
     <w:abstractNumId w:val="24"/>
   </w:num>
-  <w:num w:numId="24" w16cid:durableId="1934246276">
+  <w:num w:numId="24">
     <w:abstractNumId w:val="1"/>
   </w:num>
-  <w:num w:numId="25" w16cid:durableId="1746297672">
+  <w:num w:numId="25">
     <w:abstractNumId w:val="11"/>
   </w:num>
-  <w:num w:numId="26" w16cid:durableId="1724403425">
+  <w:num w:numId="26">
     <w:abstractNumId w:val="41"/>
   </w:num>
-  <w:num w:numId="27" w16cid:durableId="1813208685">
+  <w:num w:numId="27">
     <w:abstractNumId w:val="30"/>
   </w:num>
-  <w:num w:numId="28" w16cid:durableId="1390885295">
+  <w:num w:numId="28">
     <w:abstractNumId w:val="13"/>
   </w:num>
-  <w:num w:numId="29" w16cid:durableId="1844516707">
+  <w:num w:numId="29">
     <w:abstractNumId w:val="31"/>
   </w:num>
-  <w:num w:numId="30" w16cid:durableId="459803665">
+  <w:num w:numId="30">
     <w:abstractNumId w:val="14"/>
   </w:num>
-  <w:num w:numId="31" w16cid:durableId="152914202">
+  <w:num w:numId="31">
     <w:abstractNumId w:val="21"/>
   </w:num>
-  <w:num w:numId="32" w16cid:durableId="1585918408">
+  <w:num w:numId="32">
     <w:abstractNumId w:val="7"/>
   </w:num>
-  <w:num w:numId="33" w16cid:durableId="1938443907">
+  <w:num w:numId="33">
     <w:abstractNumId w:val="29"/>
   </w:num>
-  <w:num w:numId="34" w16cid:durableId="541862345">
+  <w:num w:numId="34">
     <w:abstractNumId w:val="22"/>
   </w:num>
-  <w:num w:numId="35" w16cid:durableId="207648188">
+  <w:num w:numId="35">
     <w:abstractNumId w:val="4"/>
   </w:num>
-  <w:num w:numId="36" w16cid:durableId="1853257433">
+  <w:num w:numId="36">
     <w:abstractNumId w:val="19"/>
   </w:num>
-  <w:num w:numId="37" w16cid:durableId="1024942412">
+  <w:num w:numId="37">
     <w:abstractNumId w:val="40"/>
   </w:num>
-  <w:num w:numId="38" w16cid:durableId="300306238">
+  <w:num w:numId="38">
     <w:abstractNumId w:val="23"/>
   </w:num>
-  <w:num w:numId="39" w16cid:durableId="1137795995">
+  <w:num w:numId="39">
     <w:abstractNumId w:val="6"/>
   </w:num>
-  <w:num w:numId="40" w16cid:durableId="677271785">
+  <w:num w:numId="40">
     <w:abstractNumId w:val="18"/>
   </w:num>
-  <w:num w:numId="41" w16cid:durableId="1218475631">
+  <w:num w:numId="41">
     <w:abstractNumId w:val="34"/>
   </w:num>
-  <w:num w:numId="42" w16cid:durableId="403142134">
+  <w:num w:numId="42">
     <w:abstractNumId w:val="12"/>
   </w:num>
-  <w:num w:numId="43" w16cid:durableId="889999975">
+  <w:num w:numId="43">
     <w:abstractNumId w:val="42"/>
   </w:num>
   <w:numIdMacAtCleanup w:val="43"/>
@@ -20296,7 +20939,7 @@
 </file>
 
 <file path=word/styles.xml><?xml version="1.0" encoding="utf-8"?>
-<w:styles xmlns:mc="http://schemas.openxmlformats.org/markup-compatibility/2006" xmlns:r="http://schemas.openxmlformats.org/officeDocument/2006/relationships" xmlns:w="http://schemas.openxmlformats.org/wordprocessingml/2006/main" xmlns:w14="http://schemas.microsoft.com/office/word/2010/wordml" xmlns:w15="http://schemas.microsoft.com/office/word/2012/wordml" xmlns:w16cex="http://schemas.microsoft.com/office/word/2018/wordml/cex" xmlns:w16cid="http://schemas.microsoft.com/office/word/2016/wordml/cid" xmlns:w16="http://schemas.microsoft.com/office/word/2018/wordml" xmlns:w16du="http://schemas.microsoft.com/office/word/2023/wordml/word16du" xmlns:w16sdtdh="http://schemas.microsoft.com/office/word/2020/wordml/sdtdatahash" xmlns:w16sdtfl="http://schemas.microsoft.com/office/word/2024/wordml/sdtformatlock" xmlns:w16se="http://schemas.microsoft.com/office/word/2015/wordml/symex" mc:Ignorable="w14 w15 w16se w16cid w16 w16cex w16sdtdh w16sdtfl w16du">
+<w:styles xmlns:mc="http://schemas.openxmlformats.org/markup-compatibility/2006" xmlns:r="http://schemas.openxmlformats.org/officeDocument/2006/relationships" xmlns:w="http://schemas.openxmlformats.org/wordprocessingml/2006/main" xmlns:w14="http://schemas.microsoft.com/office/word/2010/wordml" xmlns:w15="http://schemas.microsoft.com/office/word/2012/wordml" xmlns:w16cex="http://schemas.microsoft.com/office/word/2018/wordml/cex" xmlns:w16cid="http://schemas.microsoft.com/office/word/2016/wordml/cid" xmlns:w16="http://schemas.microsoft.com/office/word/2018/wordml" xmlns:w16sdtdh="http://schemas.microsoft.com/office/word/2020/wordml/sdtdatahash" xmlns:w16se="http://schemas.microsoft.com/office/word/2015/wordml/symex" mc:Ignorable="w14 w15 w16se w16cid w16 w16cex w16sdtdh">
   <w:docDefaults>
     <w:rPrDefault>
       <w:rPr>
@@ -20894,6 +21537,7 @@
   <w:style w:type="character" w:default="1" w:styleId="Bekezdsalapbettpusa">
     <w:name w:val="Default Paragraph Font"/>
     <w:uiPriority w:val="1"/>
+    <w:semiHidden/>
     <w:unhideWhenUsed/>
   </w:style>
   <w:style w:type="table" w:default="1" w:styleId="Normltblzat">
